--- a/flow/20230914_vu_template/01-Октоїх/Глас_1/1-НД.docx
+++ b/flow/20230914_vu_template/01-Октоїх/Глас_1/1-НД.docx
@@ -291,15 +291,18 @@
     </w:p>
     <w:p>
       <w:pPr>
-        <w:pStyle w:val="Normal"/>
-        <w:spacing w:after="120"/>
-      </w:pPr>
-      <w:r>
-        <w:rPr>
-          <w:rFonts w:ascii="Times New Roman" w:hAnsi="Times New Roman"/>
-          <w:i/>
-          <w:color w:val="FF0000"/>
-          <w:sz w:val="24"/>
+        <w:spacing w:after="120"/>
+        <w:rPr>
+          <w:lang w:val="ru-MD"/>
+        </w:rPr>
+      </w:pPr>
+      <w:r>
+        <w:rPr>
+          <w:rFonts w:ascii="Times New Roman" w:hAnsi="Times New Roman"/>
+          <w:i/>
+          <w:color w:val="FF0000"/>
+          <w:sz w:val="24"/>
+          <w:lang w:val="ru-MD"/>
         </w:rPr>
         <w:t>Вірні:</w:t>
       </w:r>
@@ -308,6 +311,7 @@
           <w:rFonts w:ascii="Times New Roman" w:hAnsi="Times New Roman"/>
           <w:color w:val="FF0000"/>
           <w:sz w:val="24"/>
+          <w:lang w:val="ru-MD"/>
         </w:rPr>
         <w:t xml:space="preserve"> </w:t>
       </w:r>
@@ -315,6 +319,7 @@
         <w:rPr>
           <w:rFonts w:ascii="Times New Roman" w:hAnsi="Times New Roman"/>
           <w:sz w:val="24"/>
+          <w:lang w:val="ru-MD"/>
         </w:rPr>
         <w:t xml:space="preserve">Амі́нь. Го́споди, поми́луй. </w:t>
       </w:r>
@@ -324,35 +329,25 @@
           <w:i/>
           <w:color w:val="FF0000"/>
           <w:sz w:val="24"/>
+          <w:lang w:val="ru-MD"/>
         </w:rPr>
         <w:t>(12 р.)</w:t>
       </w:r>
     </w:p>
     <w:p>
       <w:pPr>
-        <w:pStyle w:val="Normal"/>
-        <w:spacing w:after="120"/>
-      </w:pPr>
-      <w:r>
-        <w:rPr>
-          <w:rFonts w:ascii="Times New Roman" w:hAnsi="Times New Roman"/>
-          <w:sz w:val="24"/>
-        </w:rPr>
-        <w:t>Сла́ва Отцю́, і Си́ну, і Свято́му Ду́хові,</w:t>
-      </w:r>
-      <w:r>
-        <w:rPr>
-          <w:rFonts w:ascii="Times New Roman" w:hAnsi="Times New Roman"/>
-          <w:sz w:val="24"/>
-        </w:rPr>
-        <w:t>*</w:t>
-      </w:r>
-      <w:r>
-        <w:rPr>
-          <w:rFonts w:ascii="Times New Roman" w:hAnsi="Times New Roman"/>
-          <w:sz w:val="24"/>
-        </w:rPr>
-        <w:t xml:space="preserve"> і ни́ні, і повсякча́с, і на ві́ки вікі́в. Амі́нь.</w:t>
+        <w:spacing w:after="120"/>
+        <w:rPr>
+          <w:lang w:val="ru-MD"/>
+        </w:rPr>
+      </w:pPr>
+      <w:r>
+        <w:rPr>
+          <w:rFonts w:ascii="Times New Roman" w:hAnsi="Times New Roman"/>
+          <w:sz w:val="24"/>
+          <w:lang w:val="ru-MD"/>
+        </w:rPr>
+        <w:t>Сла́ва Отцю́, і Си́ну, і Свято́му Ду́хові,* і ни́ні, і повсякча́с, і на ві́ки вікі́в. Амі́нь.</w:t>
       </w:r>
     </w:p>
     <w:p>
@@ -509,11 +504,15 @@
     <w:p>
       <w:pPr>
         <w:spacing w:after="120"/>
-      </w:pPr>
-      <w:r>
-        <w:rPr>
-          <w:rFonts w:ascii="Times New Roman" w:hAnsi="Times New Roman"/>
-          <w:sz w:val="24"/>
+        <w:rPr>
+          <w:lang w:val="ru-MD"/>
+        </w:rPr>
+      </w:pPr>
+      <w:r>
+        <w:rPr>
+          <w:rFonts w:ascii="Times New Roman" w:hAnsi="Times New Roman"/>
+          <w:sz w:val="24"/>
+          <w:lang w:val="ru-MD"/>
         </w:rPr>
         <w:t>Вітри́ Свої́ми посланця́ми учиня́єш,* по́лум’я вогне́нне − слу́гами Свої́ми.</w:t>
       </w:r>
@@ -521,11 +520,15 @@
     <w:p>
       <w:pPr>
         <w:spacing w:after="120"/>
-      </w:pPr>
-      <w:r>
-        <w:rPr>
-          <w:rFonts w:ascii="Times New Roman" w:hAnsi="Times New Roman"/>
-          <w:sz w:val="24"/>
+        <w:rPr>
+          <w:lang w:val="ru-MD"/>
+        </w:rPr>
+      </w:pPr>
+      <w:r>
+        <w:rPr>
+          <w:rFonts w:ascii="Times New Roman" w:hAnsi="Times New Roman"/>
+          <w:sz w:val="24"/>
+          <w:lang w:val="ru-MD"/>
         </w:rPr>
         <w:t>Ти заснува́в зе́млю на її́ підва́линах,* не захита́ється по ві́ки вікі́в.</w:t>
       </w:r>
@@ -533,11 +536,15 @@
     <w:p>
       <w:pPr>
         <w:spacing w:after="120"/>
-      </w:pPr>
-      <w:r>
-        <w:rPr>
-          <w:rFonts w:ascii="Times New Roman" w:hAnsi="Times New Roman"/>
-          <w:sz w:val="24"/>
+        <w:rPr>
+          <w:lang w:val="ru-MD"/>
+        </w:rPr>
+      </w:pPr>
+      <w:r>
+        <w:rPr>
+          <w:rFonts w:ascii="Times New Roman" w:hAnsi="Times New Roman"/>
+          <w:sz w:val="24"/>
+          <w:lang w:val="ru-MD"/>
         </w:rPr>
         <w:t>Безо́днею, немо́в оде́жею, покри́в її́,* по́над го́рами ста́ли во́ди.</w:t>
       </w:r>
@@ -545,11 +552,15 @@
     <w:p>
       <w:pPr>
         <w:spacing w:after="120"/>
-      </w:pPr>
-      <w:r>
-        <w:rPr>
-          <w:rFonts w:ascii="Times New Roman" w:hAnsi="Times New Roman"/>
-          <w:sz w:val="24"/>
+        <w:rPr>
+          <w:lang w:val="ru-MD"/>
+        </w:rPr>
+      </w:pPr>
+      <w:r>
+        <w:rPr>
+          <w:rFonts w:ascii="Times New Roman" w:hAnsi="Times New Roman"/>
+          <w:sz w:val="24"/>
+          <w:lang w:val="ru-MD"/>
         </w:rPr>
         <w:t>Пе́ред погро́зою Твоє́ю вони́ тіка́ли,* пе́ред го́лосом гро́му Твого́ тремті́ли.</w:t>
       </w:r>
@@ -558,119 +569,1556 @@
       <w:pPr>
         <w:spacing w:after="120"/>
       </w:pPr>
-      <w:r>
-        <w:rPr>
-          <w:rFonts w:ascii="Times New Roman" w:hAnsi="Times New Roman"/>
-          <w:sz w:val="24"/>
-        </w:rPr>
-        <w:t>Підвели́ся го́ри, зійшли́ доли́ни до мі́сця,* що Ти їм призна́чив.</w:t>
-      </w:r>
-    </w:p>
-    <w:p>
-      <w:pPr>
-        <w:spacing w:after="120"/>
-      </w:pPr>
-      <w:r>
-        <w:rPr>
-          <w:rFonts w:ascii="Times New Roman" w:hAnsi="Times New Roman"/>
-          <w:sz w:val="24"/>
-        </w:rPr>
-        <w:t>Поста́вив їм грани́цю, яко́ї не пере́йдуть,* щоб зно́ву покри́ти зе́млю.</w:t>
-      </w:r>
-    </w:p>
-    <w:p>
-      <w:pPr>
-        <w:spacing w:after="120"/>
-      </w:pPr>
-      <w:r>
-        <w:rPr>
-          <w:rFonts w:ascii="Times New Roman" w:hAnsi="Times New Roman"/>
-          <w:sz w:val="24"/>
-        </w:rPr>
-        <w:t>Джере́ла посила́єш у рі́ки,* які́ течу́ть по́між го́рами.</w:t>
-      </w:r>
-    </w:p>
-    <w:p>
-      <w:pPr>
-        <w:spacing w:after="120"/>
-      </w:pPr>
+      <w:proofErr w:type="spellStart"/>
+      <w:r>
+        <w:rPr>
+          <w:rFonts w:ascii="Times New Roman" w:hAnsi="Times New Roman"/>
+          <w:sz w:val="24"/>
+        </w:rPr>
+        <w:t>Підвели́ся</w:t>
+      </w:r>
+      <w:proofErr w:type="spellEnd"/>
+      <w:r>
+        <w:rPr>
+          <w:rFonts w:ascii="Times New Roman" w:hAnsi="Times New Roman"/>
+          <w:sz w:val="24"/>
+        </w:rPr>
+        <w:t xml:space="preserve"> </w:t>
+      </w:r>
+      <w:proofErr w:type="spellStart"/>
+      <w:r>
+        <w:rPr>
+          <w:rFonts w:ascii="Times New Roman" w:hAnsi="Times New Roman"/>
+          <w:sz w:val="24"/>
+        </w:rPr>
+        <w:t>го́ри</w:t>
+      </w:r>
+      <w:proofErr w:type="spellEnd"/>
+      <w:r>
+        <w:rPr>
+          <w:rFonts w:ascii="Times New Roman" w:hAnsi="Times New Roman"/>
+          <w:sz w:val="24"/>
+        </w:rPr>
+        <w:t xml:space="preserve">, </w:t>
+      </w:r>
+      <w:proofErr w:type="spellStart"/>
+      <w:r>
+        <w:rPr>
+          <w:rFonts w:ascii="Times New Roman" w:hAnsi="Times New Roman"/>
+          <w:sz w:val="24"/>
+        </w:rPr>
+        <w:t>зійшли</w:t>
+      </w:r>
+      <w:proofErr w:type="spellEnd"/>
+      <w:r>
+        <w:rPr>
+          <w:rFonts w:ascii="Times New Roman" w:hAnsi="Times New Roman"/>
+          <w:sz w:val="24"/>
+        </w:rPr>
+        <w:t xml:space="preserve">́ </w:t>
+      </w:r>
+      <w:proofErr w:type="spellStart"/>
+      <w:r>
+        <w:rPr>
+          <w:rFonts w:ascii="Times New Roman" w:hAnsi="Times New Roman"/>
+          <w:sz w:val="24"/>
+        </w:rPr>
+        <w:t>доли́ни</w:t>
+      </w:r>
+      <w:proofErr w:type="spellEnd"/>
+      <w:r>
+        <w:rPr>
+          <w:rFonts w:ascii="Times New Roman" w:hAnsi="Times New Roman"/>
+          <w:sz w:val="24"/>
+        </w:rPr>
+        <w:t xml:space="preserve"> </w:t>
+      </w:r>
+      <w:proofErr w:type="spellStart"/>
+      <w:r>
+        <w:rPr>
+          <w:rFonts w:ascii="Times New Roman" w:hAnsi="Times New Roman"/>
+          <w:sz w:val="24"/>
+        </w:rPr>
+        <w:t>до</w:t>
+      </w:r>
+      <w:proofErr w:type="spellEnd"/>
+      <w:r>
+        <w:rPr>
+          <w:rFonts w:ascii="Times New Roman" w:hAnsi="Times New Roman"/>
+          <w:sz w:val="24"/>
+        </w:rPr>
+        <w:t xml:space="preserve"> </w:t>
+      </w:r>
+      <w:proofErr w:type="spellStart"/>
+      <w:proofErr w:type="gramStart"/>
+      <w:r>
+        <w:rPr>
+          <w:rFonts w:ascii="Times New Roman" w:hAnsi="Times New Roman"/>
+          <w:sz w:val="24"/>
+        </w:rPr>
+        <w:t>мі́сця</w:t>
+      </w:r>
+      <w:proofErr w:type="spellEnd"/>
+      <w:r>
+        <w:rPr>
+          <w:rFonts w:ascii="Times New Roman" w:hAnsi="Times New Roman"/>
+          <w:sz w:val="24"/>
+        </w:rPr>
+        <w:t>,*</w:t>
+      </w:r>
+      <w:proofErr w:type="gramEnd"/>
+      <w:r>
+        <w:rPr>
+          <w:rFonts w:ascii="Times New Roman" w:hAnsi="Times New Roman"/>
+          <w:sz w:val="24"/>
+        </w:rPr>
+        <w:t xml:space="preserve"> що Ти </w:t>
+      </w:r>
+      <w:proofErr w:type="spellStart"/>
+      <w:r>
+        <w:rPr>
+          <w:rFonts w:ascii="Times New Roman" w:hAnsi="Times New Roman"/>
+          <w:sz w:val="24"/>
+        </w:rPr>
+        <w:t>їм</w:t>
+      </w:r>
+      <w:proofErr w:type="spellEnd"/>
+      <w:r>
+        <w:rPr>
+          <w:rFonts w:ascii="Times New Roman" w:hAnsi="Times New Roman"/>
+          <w:sz w:val="24"/>
+        </w:rPr>
+        <w:t xml:space="preserve"> </w:t>
+      </w:r>
+      <w:proofErr w:type="spellStart"/>
+      <w:r>
+        <w:rPr>
+          <w:rFonts w:ascii="Times New Roman" w:hAnsi="Times New Roman"/>
+          <w:sz w:val="24"/>
+        </w:rPr>
+        <w:t>призна́чив</w:t>
+      </w:r>
+      <w:proofErr w:type="spellEnd"/>
+      <w:r>
+        <w:rPr>
+          <w:rFonts w:ascii="Times New Roman" w:hAnsi="Times New Roman"/>
+          <w:sz w:val="24"/>
+        </w:rPr>
+        <w:t>.</w:t>
+      </w:r>
+    </w:p>
+    <w:p>
+      <w:pPr>
+        <w:spacing w:after="120"/>
+      </w:pPr>
+      <w:proofErr w:type="spellStart"/>
+      <w:r>
+        <w:rPr>
+          <w:rFonts w:ascii="Times New Roman" w:hAnsi="Times New Roman"/>
+          <w:sz w:val="24"/>
+        </w:rPr>
+        <w:t>Поста́вив</w:t>
+      </w:r>
+      <w:proofErr w:type="spellEnd"/>
+      <w:r>
+        <w:rPr>
+          <w:rFonts w:ascii="Times New Roman" w:hAnsi="Times New Roman"/>
+          <w:sz w:val="24"/>
+        </w:rPr>
+        <w:t xml:space="preserve"> </w:t>
+      </w:r>
+      <w:proofErr w:type="spellStart"/>
+      <w:r>
+        <w:rPr>
+          <w:rFonts w:ascii="Times New Roman" w:hAnsi="Times New Roman"/>
+          <w:sz w:val="24"/>
+        </w:rPr>
+        <w:t>їм</w:t>
+      </w:r>
+      <w:proofErr w:type="spellEnd"/>
+      <w:r>
+        <w:rPr>
+          <w:rFonts w:ascii="Times New Roman" w:hAnsi="Times New Roman"/>
+          <w:sz w:val="24"/>
+        </w:rPr>
+        <w:t xml:space="preserve"> </w:t>
+      </w:r>
+      <w:proofErr w:type="spellStart"/>
+      <w:r>
+        <w:rPr>
+          <w:rFonts w:ascii="Times New Roman" w:hAnsi="Times New Roman"/>
+          <w:sz w:val="24"/>
+        </w:rPr>
+        <w:t>грани́цю</w:t>
+      </w:r>
+      <w:proofErr w:type="spellEnd"/>
+      <w:r>
+        <w:rPr>
+          <w:rFonts w:ascii="Times New Roman" w:hAnsi="Times New Roman"/>
+          <w:sz w:val="24"/>
+        </w:rPr>
+        <w:t xml:space="preserve">, </w:t>
+      </w:r>
+      <w:proofErr w:type="spellStart"/>
+      <w:r>
+        <w:rPr>
+          <w:rFonts w:ascii="Times New Roman" w:hAnsi="Times New Roman"/>
+          <w:sz w:val="24"/>
+        </w:rPr>
+        <w:t>яко́ї</w:t>
+      </w:r>
+      <w:proofErr w:type="spellEnd"/>
+      <w:r>
+        <w:rPr>
+          <w:rFonts w:ascii="Times New Roman" w:hAnsi="Times New Roman"/>
+          <w:sz w:val="24"/>
+        </w:rPr>
+        <w:t xml:space="preserve"> </w:t>
+      </w:r>
+      <w:proofErr w:type="spellStart"/>
+      <w:r>
+        <w:rPr>
+          <w:rFonts w:ascii="Times New Roman" w:hAnsi="Times New Roman"/>
+          <w:sz w:val="24"/>
+        </w:rPr>
+        <w:t>не</w:t>
+      </w:r>
+      <w:proofErr w:type="spellEnd"/>
+      <w:r>
+        <w:rPr>
+          <w:rFonts w:ascii="Times New Roman" w:hAnsi="Times New Roman"/>
+          <w:sz w:val="24"/>
+        </w:rPr>
+        <w:t xml:space="preserve"> </w:t>
+      </w:r>
+      <w:proofErr w:type="spellStart"/>
+      <w:proofErr w:type="gramStart"/>
+      <w:r>
+        <w:rPr>
+          <w:rFonts w:ascii="Times New Roman" w:hAnsi="Times New Roman"/>
+          <w:sz w:val="24"/>
+        </w:rPr>
+        <w:t>пере́йдуть</w:t>
+      </w:r>
+      <w:proofErr w:type="spellEnd"/>
+      <w:r>
+        <w:rPr>
+          <w:rFonts w:ascii="Times New Roman" w:hAnsi="Times New Roman"/>
+          <w:sz w:val="24"/>
+        </w:rPr>
+        <w:t>,*</w:t>
+      </w:r>
+      <w:proofErr w:type="gramEnd"/>
+      <w:r>
+        <w:rPr>
+          <w:rFonts w:ascii="Times New Roman" w:hAnsi="Times New Roman"/>
+          <w:sz w:val="24"/>
+        </w:rPr>
+        <w:t xml:space="preserve"> </w:t>
+      </w:r>
+      <w:proofErr w:type="spellStart"/>
+      <w:r>
+        <w:rPr>
+          <w:rFonts w:ascii="Times New Roman" w:hAnsi="Times New Roman"/>
+          <w:sz w:val="24"/>
+        </w:rPr>
+        <w:t>щоб</w:t>
+      </w:r>
+      <w:proofErr w:type="spellEnd"/>
+      <w:r>
+        <w:rPr>
+          <w:rFonts w:ascii="Times New Roman" w:hAnsi="Times New Roman"/>
+          <w:sz w:val="24"/>
+        </w:rPr>
+        <w:t xml:space="preserve"> </w:t>
+      </w:r>
+      <w:proofErr w:type="spellStart"/>
+      <w:r>
+        <w:rPr>
+          <w:rFonts w:ascii="Times New Roman" w:hAnsi="Times New Roman"/>
+          <w:sz w:val="24"/>
+        </w:rPr>
+        <w:t>зно́ву</w:t>
+      </w:r>
+      <w:proofErr w:type="spellEnd"/>
+      <w:r>
+        <w:rPr>
+          <w:rFonts w:ascii="Times New Roman" w:hAnsi="Times New Roman"/>
+          <w:sz w:val="24"/>
+        </w:rPr>
+        <w:t xml:space="preserve"> </w:t>
+      </w:r>
+      <w:proofErr w:type="spellStart"/>
+      <w:r>
+        <w:rPr>
+          <w:rFonts w:ascii="Times New Roman" w:hAnsi="Times New Roman"/>
+          <w:sz w:val="24"/>
+        </w:rPr>
+        <w:t>покри́ти</w:t>
+      </w:r>
+      <w:proofErr w:type="spellEnd"/>
+      <w:r>
+        <w:rPr>
+          <w:rFonts w:ascii="Times New Roman" w:hAnsi="Times New Roman"/>
+          <w:sz w:val="24"/>
+        </w:rPr>
+        <w:t xml:space="preserve"> </w:t>
+      </w:r>
+      <w:proofErr w:type="spellStart"/>
+      <w:r>
+        <w:rPr>
+          <w:rFonts w:ascii="Times New Roman" w:hAnsi="Times New Roman"/>
+          <w:sz w:val="24"/>
+        </w:rPr>
+        <w:t>зе́млю</w:t>
+      </w:r>
+      <w:proofErr w:type="spellEnd"/>
+      <w:r>
+        <w:rPr>
+          <w:rFonts w:ascii="Times New Roman" w:hAnsi="Times New Roman"/>
+          <w:sz w:val="24"/>
+        </w:rPr>
+        <w:t>.</w:t>
+      </w:r>
+    </w:p>
+    <w:p>
+      <w:pPr>
+        <w:spacing w:after="120"/>
+      </w:pPr>
+      <w:proofErr w:type="spellStart"/>
+      <w:r>
+        <w:rPr>
+          <w:rFonts w:ascii="Times New Roman" w:hAnsi="Times New Roman"/>
+          <w:sz w:val="24"/>
+        </w:rPr>
+        <w:t>Джере́ла</w:t>
+      </w:r>
+      <w:proofErr w:type="spellEnd"/>
+      <w:r>
+        <w:rPr>
+          <w:rFonts w:ascii="Times New Roman" w:hAnsi="Times New Roman"/>
+          <w:sz w:val="24"/>
+        </w:rPr>
+        <w:t xml:space="preserve"> </w:t>
+      </w:r>
+      <w:proofErr w:type="spellStart"/>
+      <w:r>
+        <w:rPr>
+          <w:rFonts w:ascii="Times New Roman" w:hAnsi="Times New Roman"/>
+          <w:sz w:val="24"/>
+        </w:rPr>
+        <w:t>посила́єш</w:t>
+      </w:r>
+      <w:proofErr w:type="spellEnd"/>
+      <w:r>
+        <w:rPr>
+          <w:rFonts w:ascii="Times New Roman" w:hAnsi="Times New Roman"/>
+          <w:sz w:val="24"/>
+        </w:rPr>
+        <w:t xml:space="preserve"> у </w:t>
+      </w:r>
+      <w:proofErr w:type="spellStart"/>
+      <w:proofErr w:type="gramStart"/>
+      <w:r>
+        <w:rPr>
+          <w:rFonts w:ascii="Times New Roman" w:hAnsi="Times New Roman"/>
+          <w:sz w:val="24"/>
+        </w:rPr>
+        <w:t>рі́ки</w:t>
+      </w:r>
+      <w:proofErr w:type="spellEnd"/>
+      <w:r>
+        <w:rPr>
+          <w:rFonts w:ascii="Times New Roman" w:hAnsi="Times New Roman"/>
+          <w:sz w:val="24"/>
+        </w:rPr>
+        <w:t>,*</w:t>
+      </w:r>
+      <w:proofErr w:type="gramEnd"/>
+      <w:r>
+        <w:rPr>
+          <w:rFonts w:ascii="Times New Roman" w:hAnsi="Times New Roman"/>
+          <w:sz w:val="24"/>
+        </w:rPr>
+        <w:t xml:space="preserve"> </w:t>
+      </w:r>
+      <w:proofErr w:type="spellStart"/>
+      <w:r>
+        <w:rPr>
+          <w:rFonts w:ascii="Times New Roman" w:hAnsi="Times New Roman"/>
+          <w:sz w:val="24"/>
+        </w:rPr>
+        <w:t>які</w:t>
+      </w:r>
+      <w:proofErr w:type="spellEnd"/>
+      <w:r>
+        <w:rPr>
+          <w:rFonts w:ascii="Times New Roman" w:hAnsi="Times New Roman"/>
+          <w:sz w:val="24"/>
+        </w:rPr>
+        <w:t xml:space="preserve">́ </w:t>
+      </w:r>
+      <w:proofErr w:type="spellStart"/>
+      <w:r>
+        <w:rPr>
+          <w:rFonts w:ascii="Times New Roman" w:hAnsi="Times New Roman"/>
+          <w:sz w:val="24"/>
+        </w:rPr>
+        <w:t>течу́ть</w:t>
+      </w:r>
+      <w:proofErr w:type="spellEnd"/>
+      <w:r>
+        <w:rPr>
+          <w:rFonts w:ascii="Times New Roman" w:hAnsi="Times New Roman"/>
+          <w:sz w:val="24"/>
+        </w:rPr>
+        <w:t xml:space="preserve"> </w:t>
+      </w:r>
+      <w:proofErr w:type="spellStart"/>
+      <w:r>
+        <w:rPr>
+          <w:rFonts w:ascii="Times New Roman" w:hAnsi="Times New Roman"/>
+          <w:sz w:val="24"/>
+        </w:rPr>
+        <w:t>по́між</w:t>
+      </w:r>
+      <w:proofErr w:type="spellEnd"/>
+      <w:r>
+        <w:rPr>
+          <w:rFonts w:ascii="Times New Roman" w:hAnsi="Times New Roman"/>
+          <w:sz w:val="24"/>
+        </w:rPr>
+        <w:t xml:space="preserve"> </w:t>
+      </w:r>
+      <w:proofErr w:type="spellStart"/>
+      <w:r>
+        <w:rPr>
+          <w:rFonts w:ascii="Times New Roman" w:hAnsi="Times New Roman"/>
+          <w:sz w:val="24"/>
+        </w:rPr>
+        <w:t>го́рами</w:t>
+      </w:r>
+      <w:proofErr w:type="spellEnd"/>
+      <w:r>
+        <w:rPr>
+          <w:rFonts w:ascii="Times New Roman" w:hAnsi="Times New Roman"/>
+          <w:sz w:val="24"/>
+        </w:rPr>
+        <w:t>.</w:t>
+      </w:r>
+    </w:p>
+    <w:p>
+      <w:pPr>
+        <w:spacing w:after="120"/>
+      </w:pPr>
+      <w:proofErr w:type="spellStart"/>
       <w:r>
         <w:rPr>
           <w:rFonts w:ascii="Times New Roman" w:hAnsi="Times New Roman"/>
           <w:sz w:val="24"/>
         </w:rPr>
         <w:lastRenderedPageBreak/>
-        <w:t>Усю́ звірину́, що в по́лі, вони́ напува́ють,* ди́кі осли́ там га́сять свою́ спра́гу.</w:t>
-      </w:r>
-    </w:p>
-    <w:p>
-      <w:pPr>
-        <w:spacing w:after="120"/>
-      </w:pPr>
-      <w:r>
-        <w:rPr>
-          <w:rFonts w:ascii="Times New Roman" w:hAnsi="Times New Roman"/>
-          <w:sz w:val="24"/>
-        </w:rPr>
-        <w:t>Над ни́ми ку́блиться небе́сне пта́ство,* з-по́між гілля́к дає́ свій го́лос.</w:t>
-      </w:r>
-    </w:p>
-    <w:p>
-      <w:pPr>
-        <w:spacing w:after="120"/>
-      </w:pPr>
-      <w:r>
-        <w:rPr>
-          <w:rFonts w:ascii="Times New Roman" w:hAnsi="Times New Roman"/>
-          <w:sz w:val="24"/>
-        </w:rPr>
-        <w:t>Ти напува́єш го́ри з Твої́х го́рниць,* земля́ наси́чується пло́дом діл Твої́х.</w:t>
-      </w:r>
-    </w:p>
-    <w:p>
-      <w:pPr>
-        <w:spacing w:after="120"/>
-      </w:pPr>
-      <w:r>
-        <w:rPr>
-          <w:rFonts w:ascii="Times New Roman" w:hAnsi="Times New Roman"/>
-          <w:sz w:val="24"/>
-        </w:rPr>
-        <w:t>Виро́щуєш траву́ для ско́ту, зе́ла – на вжи́ток лю́дям,* щоб хліб із землі́ добува́ли:</w:t>
-      </w:r>
-    </w:p>
-    <w:p>
-      <w:pPr>
-        <w:spacing w:after="120"/>
-      </w:pPr>
-      <w:r>
-        <w:rPr>
-          <w:rFonts w:ascii="Times New Roman" w:hAnsi="Times New Roman"/>
-          <w:sz w:val="24"/>
-        </w:rPr>
-        <w:t>Вино́, що се́рце лю́дське звеселя́є, олі́ю, щоб від не́ї ясні́ло обли́ччя,* і хліб, що скрі́плює се́рце лю́дське.</w:t>
-      </w:r>
-    </w:p>
-    <w:p>
-      <w:pPr>
-        <w:spacing w:after="120"/>
-      </w:pPr>
-      <w:r>
-        <w:rPr>
-          <w:rFonts w:ascii="Times New Roman" w:hAnsi="Times New Roman"/>
-          <w:sz w:val="24"/>
-        </w:rPr>
-        <w:t>Наси́чуються дере́ва Госпо́дні,* ке́дри лива́нські, що посади́в їх.</w:t>
-      </w:r>
-    </w:p>
-    <w:p>
-      <w:pPr>
-        <w:spacing w:after="120"/>
-      </w:pPr>
-      <w:r>
-        <w:rPr>
-          <w:rFonts w:ascii="Times New Roman" w:hAnsi="Times New Roman"/>
-          <w:sz w:val="24"/>
+        <w:t>Усю</w:t>
+      </w:r>
+      <w:proofErr w:type="spellEnd"/>
+      <w:r>
+        <w:rPr>
+          <w:rFonts w:ascii="Times New Roman" w:hAnsi="Times New Roman"/>
+          <w:sz w:val="24"/>
+        </w:rPr>
+        <w:t xml:space="preserve">́ </w:t>
+      </w:r>
+      <w:proofErr w:type="spellStart"/>
+      <w:r>
+        <w:rPr>
+          <w:rFonts w:ascii="Times New Roman" w:hAnsi="Times New Roman"/>
+          <w:sz w:val="24"/>
+        </w:rPr>
+        <w:t>звірину</w:t>
+      </w:r>
+      <w:proofErr w:type="spellEnd"/>
+      <w:r>
+        <w:rPr>
+          <w:rFonts w:ascii="Times New Roman" w:hAnsi="Times New Roman"/>
+          <w:sz w:val="24"/>
+        </w:rPr>
+        <w:t xml:space="preserve">́, що в </w:t>
+      </w:r>
+      <w:proofErr w:type="spellStart"/>
+      <w:r>
+        <w:rPr>
+          <w:rFonts w:ascii="Times New Roman" w:hAnsi="Times New Roman"/>
+          <w:sz w:val="24"/>
+        </w:rPr>
+        <w:t>по́лі</w:t>
+      </w:r>
+      <w:proofErr w:type="spellEnd"/>
+      <w:r>
+        <w:rPr>
+          <w:rFonts w:ascii="Times New Roman" w:hAnsi="Times New Roman"/>
+          <w:sz w:val="24"/>
+        </w:rPr>
+        <w:t xml:space="preserve">, </w:t>
+      </w:r>
+      <w:proofErr w:type="spellStart"/>
+      <w:r>
+        <w:rPr>
+          <w:rFonts w:ascii="Times New Roman" w:hAnsi="Times New Roman"/>
+          <w:sz w:val="24"/>
+        </w:rPr>
+        <w:t>вони</w:t>
+      </w:r>
+      <w:proofErr w:type="spellEnd"/>
+      <w:r>
+        <w:rPr>
+          <w:rFonts w:ascii="Times New Roman" w:hAnsi="Times New Roman"/>
+          <w:sz w:val="24"/>
+        </w:rPr>
+        <w:t xml:space="preserve">́ </w:t>
+      </w:r>
+      <w:proofErr w:type="spellStart"/>
+      <w:proofErr w:type="gramStart"/>
+      <w:r>
+        <w:rPr>
+          <w:rFonts w:ascii="Times New Roman" w:hAnsi="Times New Roman"/>
+          <w:sz w:val="24"/>
+        </w:rPr>
+        <w:t>напува́ють</w:t>
+      </w:r>
+      <w:proofErr w:type="spellEnd"/>
+      <w:r>
+        <w:rPr>
+          <w:rFonts w:ascii="Times New Roman" w:hAnsi="Times New Roman"/>
+          <w:sz w:val="24"/>
+        </w:rPr>
+        <w:t>,*</w:t>
+      </w:r>
+      <w:proofErr w:type="gramEnd"/>
+      <w:r>
+        <w:rPr>
+          <w:rFonts w:ascii="Times New Roman" w:hAnsi="Times New Roman"/>
+          <w:sz w:val="24"/>
+        </w:rPr>
+        <w:t xml:space="preserve"> </w:t>
+      </w:r>
+      <w:proofErr w:type="spellStart"/>
+      <w:r>
+        <w:rPr>
+          <w:rFonts w:ascii="Times New Roman" w:hAnsi="Times New Roman"/>
+          <w:sz w:val="24"/>
+        </w:rPr>
+        <w:t>ди́кі</w:t>
+      </w:r>
+      <w:proofErr w:type="spellEnd"/>
+      <w:r>
+        <w:rPr>
+          <w:rFonts w:ascii="Times New Roman" w:hAnsi="Times New Roman"/>
+          <w:sz w:val="24"/>
+        </w:rPr>
+        <w:t xml:space="preserve"> </w:t>
+      </w:r>
+      <w:proofErr w:type="spellStart"/>
+      <w:r>
+        <w:rPr>
+          <w:rFonts w:ascii="Times New Roman" w:hAnsi="Times New Roman"/>
+          <w:sz w:val="24"/>
+        </w:rPr>
+        <w:t>осли</w:t>
+      </w:r>
+      <w:proofErr w:type="spellEnd"/>
+      <w:r>
+        <w:rPr>
+          <w:rFonts w:ascii="Times New Roman" w:hAnsi="Times New Roman"/>
+          <w:sz w:val="24"/>
+        </w:rPr>
+        <w:t xml:space="preserve">́ </w:t>
+      </w:r>
+      <w:proofErr w:type="spellStart"/>
+      <w:r>
+        <w:rPr>
+          <w:rFonts w:ascii="Times New Roman" w:hAnsi="Times New Roman"/>
+          <w:sz w:val="24"/>
+        </w:rPr>
+        <w:t>там</w:t>
+      </w:r>
+      <w:proofErr w:type="spellEnd"/>
+      <w:r>
+        <w:rPr>
+          <w:rFonts w:ascii="Times New Roman" w:hAnsi="Times New Roman"/>
+          <w:sz w:val="24"/>
+        </w:rPr>
+        <w:t xml:space="preserve"> </w:t>
+      </w:r>
+      <w:proofErr w:type="spellStart"/>
+      <w:r>
+        <w:rPr>
+          <w:rFonts w:ascii="Times New Roman" w:hAnsi="Times New Roman"/>
+          <w:sz w:val="24"/>
+        </w:rPr>
+        <w:t>га́сять</w:t>
+      </w:r>
+      <w:proofErr w:type="spellEnd"/>
+      <w:r>
+        <w:rPr>
+          <w:rFonts w:ascii="Times New Roman" w:hAnsi="Times New Roman"/>
+          <w:sz w:val="24"/>
+        </w:rPr>
+        <w:t xml:space="preserve"> </w:t>
+      </w:r>
+      <w:proofErr w:type="spellStart"/>
+      <w:r>
+        <w:rPr>
+          <w:rFonts w:ascii="Times New Roman" w:hAnsi="Times New Roman"/>
+          <w:sz w:val="24"/>
+        </w:rPr>
+        <w:t>свою</w:t>
+      </w:r>
+      <w:proofErr w:type="spellEnd"/>
+      <w:r>
+        <w:rPr>
+          <w:rFonts w:ascii="Times New Roman" w:hAnsi="Times New Roman"/>
+          <w:sz w:val="24"/>
+        </w:rPr>
+        <w:t xml:space="preserve">́ </w:t>
+      </w:r>
+      <w:proofErr w:type="spellStart"/>
+      <w:r>
+        <w:rPr>
+          <w:rFonts w:ascii="Times New Roman" w:hAnsi="Times New Roman"/>
+          <w:sz w:val="24"/>
+        </w:rPr>
+        <w:t>спра́гу</w:t>
+      </w:r>
+      <w:proofErr w:type="spellEnd"/>
+      <w:r>
+        <w:rPr>
+          <w:rFonts w:ascii="Times New Roman" w:hAnsi="Times New Roman"/>
+          <w:sz w:val="24"/>
+        </w:rPr>
+        <w:t>.</w:t>
+      </w:r>
+    </w:p>
+    <w:p>
+      <w:pPr>
+        <w:spacing w:after="120"/>
+      </w:pPr>
+      <w:proofErr w:type="spellStart"/>
+      <w:r>
+        <w:rPr>
+          <w:rFonts w:ascii="Times New Roman" w:hAnsi="Times New Roman"/>
+          <w:sz w:val="24"/>
+        </w:rPr>
+        <w:t>Над</w:t>
+      </w:r>
+      <w:proofErr w:type="spellEnd"/>
+      <w:r>
+        <w:rPr>
+          <w:rFonts w:ascii="Times New Roman" w:hAnsi="Times New Roman"/>
+          <w:sz w:val="24"/>
+        </w:rPr>
+        <w:t xml:space="preserve"> </w:t>
+      </w:r>
+      <w:proofErr w:type="spellStart"/>
+      <w:r>
+        <w:rPr>
+          <w:rFonts w:ascii="Times New Roman" w:hAnsi="Times New Roman"/>
+          <w:sz w:val="24"/>
+        </w:rPr>
+        <w:t>ни́ми</w:t>
+      </w:r>
+      <w:proofErr w:type="spellEnd"/>
+      <w:r>
+        <w:rPr>
+          <w:rFonts w:ascii="Times New Roman" w:hAnsi="Times New Roman"/>
+          <w:sz w:val="24"/>
+        </w:rPr>
+        <w:t xml:space="preserve"> </w:t>
+      </w:r>
+      <w:proofErr w:type="spellStart"/>
+      <w:r>
+        <w:rPr>
+          <w:rFonts w:ascii="Times New Roman" w:hAnsi="Times New Roman"/>
+          <w:sz w:val="24"/>
+        </w:rPr>
+        <w:t>ку́блиться</w:t>
+      </w:r>
+      <w:proofErr w:type="spellEnd"/>
+      <w:r>
+        <w:rPr>
+          <w:rFonts w:ascii="Times New Roman" w:hAnsi="Times New Roman"/>
+          <w:sz w:val="24"/>
+        </w:rPr>
+        <w:t xml:space="preserve"> </w:t>
+      </w:r>
+      <w:proofErr w:type="spellStart"/>
+      <w:r>
+        <w:rPr>
+          <w:rFonts w:ascii="Times New Roman" w:hAnsi="Times New Roman"/>
+          <w:sz w:val="24"/>
+        </w:rPr>
+        <w:t>небе́сне</w:t>
+      </w:r>
+      <w:proofErr w:type="spellEnd"/>
+      <w:r>
+        <w:rPr>
+          <w:rFonts w:ascii="Times New Roman" w:hAnsi="Times New Roman"/>
+          <w:sz w:val="24"/>
+        </w:rPr>
+        <w:t xml:space="preserve"> </w:t>
+      </w:r>
+      <w:proofErr w:type="spellStart"/>
+      <w:proofErr w:type="gramStart"/>
+      <w:r>
+        <w:rPr>
+          <w:rFonts w:ascii="Times New Roman" w:hAnsi="Times New Roman"/>
+          <w:sz w:val="24"/>
+        </w:rPr>
+        <w:t>пта́ство</w:t>
+      </w:r>
+      <w:proofErr w:type="spellEnd"/>
+      <w:r>
+        <w:rPr>
+          <w:rFonts w:ascii="Times New Roman" w:hAnsi="Times New Roman"/>
+          <w:sz w:val="24"/>
+        </w:rPr>
+        <w:t>,*</w:t>
+      </w:r>
+      <w:proofErr w:type="gramEnd"/>
+      <w:r>
+        <w:rPr>
+          <w:rFonts w:ascii="Times New Roman" w:hAnsi="Times New Roman"/>
+          <w:sz w:val="24"/>
+        </w:rPr>
+        <w:t xml:space="preserve"> </w:t>
+      </w:r>
+      <w:proofErr w:type="spellStart"/>
+      <w:r>
+        <w:rPr>
+          <w:rFonts w:ascii="Times New Roman" w:hAnsi="Times New Roman"/>
+          <w:sz w:val="24"/>
+        </w:rPr>
+        <w:t>з-по́між</w:t>
+      </w:r>
+      <w:proofErr w:type="spellEnd"/>
+      <w:r>
+        <w:rPr>
+          <w:rFonts w:ascii="Times New Roman" w:hAnsi="Times New Roman"/>
+          <w:sz w:val="24"/>
+        </w:rPr>
+        <w:t xml:space="preserve"> </w:t>
+      </w:r>
+      <w:proofErr w:type="spellStart"/>
+      <w:r>
+        <w:rPr>
+          <w:rFonts w:ascii="Times New Roman" w:hAnsi="Times New Roman"/>
+          <w:sz w:val="24"/>
+        </w:rPr>
+        <w:t>гілля́к</w:t>
+      </w:r>
+      <w:proofErr w:type="spellEnd"/>
+      <w:r>
+        <w:rPr>
+          <w:rFonts w:ascii="Times New Roman" w:hAnsi="Times New Roman"/>
+          <w:sz w:val="24"/>
+        </w:rPr>
+        <w:t xml:space="preserve"> </w:t>
+      </w:r>
+      <w:proofErr w:type="spellStart"/>
+      <w:r>
+        <w:rPr>
+          <w:rFonts w:ascii="Times New Roman" w:hAnsi="Times New Roman"/>
+          <w:sz w:val="24"/>
+        </w:rPr>
+        <w:t>дає</w:t>
+      </w:r>
+      <w:proofErr w:type="spellEnd"/>
+      <w:r>
+        <w:rPr>
+          <w:rFonts w:ascii="Times New Roman" w:hAnsi="Times New Roman"/>
+          <w:sz w:val="24"/>
+        </w:rPr>
+        <w:t xml:space="preserve">́ </w:t>
+      </w:r>
+      <w:proofErr w:type="spellStart"/>
+      <w:r>
+        <w:rPr>
+          <w:rFonts w:ascii="Times New Roman" w:hAnsi="Times New Roman"/>
+          <w:sz w:val="24"/>
+        </w:rPr>
+        <w:t>свій</w:t>
+      </w:r>
+      <w:proofErr w:type="spellEnd"/>
+      <w:r>
+        <w:rPr>
+          <w:rFonts w:ascii="Times New Roman" w:hAnsi="Times New Roman"/>
+          <w:sz w:val="24"/>
+        </w:rPr>
+        <w:t xml:space="preserve"> </w:t>
+      </w:r>
+      <w:proofErr w:type="spellStart"/>
+      <w:r>
+        <w:rPr>
+          <w:rFonts w:ascii="Times New Roman" w:hAnsi="Times New Roman"/>
+          <w:sz w:val="24"/>
+        </w:rPr>
+        <w:t>го́лос</w:t>
+      </w:r>
+      <w:proofErr w:type="spellEnd"/>
+      <w:r>
+        <w:rPr>
+          <w:rFonts w:ascii="Times New Roman" w:hAnsi="Times New Roman"/>
+          <w:sz w:val="24"/>
+        </w:rPr>
+        <w:t>.</w:t>
+      </w:r>
+    </w:p>
+    <w:p>
+      <w:pPr>
+        <w:spacing w:after="120"/>
+      </w:pPr>
+      <w:r>
+        <w:rPr>
+          <w:rFonts w:ascii="Times New Roman" w:hAnsi="Times New Roman"/>
+          <w:sz w:val="24"/>
+        </w:rPr>
+        <w:t xml:space="preserve">Ти </w:t>
+      </w:r>
+      <w:proofErr w:type="spellStart"/>
+      <w:r>
+        <w:rPr>
+          <w:rFonts w:ascii="Times New Roman" w:hAnsi="Times New Roman"/>
+          <w:sz w:val="24"/>
+        </w:rPr>
+        <w:t>напува́єш</w:t>
+      </w:r>
+      <w:proofErr w:type="spellEnd"/>
+      <w:r>
+        <w:rPr>
+          <w:rFonts w:ascii="Times New Roman" w:hAnsi="Times New Roman"/>
+          <w:sz w:val="24"/>
+        </w:rPr>
+        <w:t xml:space="preserve"> </w:t>
+      </w:r>
+      <w:proofErr w:type="spellStart"/>
+      <w:r>
+        <w:rPr>
+          <w:rFonts w:ascii="Times New Roman" w:hAnsi="Times New Roman"/>
+          <w:sz w:val="24"/>
+        </w:rPr>
+        <w:t>го́ри</w:t>
+      </w:r>
+      <w:proofErr w:type="spellEnd"/>
+      <w:r>
+        <w:rPr>
+          <w:rFonts w:ascii="Times New Roman" w:hAnsi="Times New Roman"/>
+          <w:sz w:val="24"/>
+        </w:rPr>
+        <w:t xml:space="preserve"> з </w:t>
+      </w:r>
+      <w:proofErr w:type="spellStart"/>
+      <w:r>
+        <w:rPr>
+          <w:rFonts w:ascii="Times New Roman" w:hAnsi="Times New Roman"/>
+          <w:sz w:val="24"/>
+        </w:rPr>
+        <w:t>Твої́х</w:t>
+      </w:r>
+      <w:proofErr w:type="spellEnd"/>
+      <w:r>
+        <w:rPr>
+          <w:rFonts w:ascii="Times New Roman" w:hAnsi="Times New Roman"/>
+          <w:sz w:val="24"/>
+        </w:rPr>
+        <w:t xml:space="preserve"> </w:t>
+      </w:r>
+      <w:proofErr w:type="spellStart"/>
+      <w:proofErr w:type="gramStart"/>
+      <w:r>
+        <w:rPr>
+          <w:rFonts w:ascii="Times New Roman" w:hAnsi="Times New Roman"/>
+          <w:sz w:val="24"/>
+        </w:rPr>
+        <w:t>го́рниць</w:t>
+      </w:r>
+      <w:proofErr w:type="spellEnd"/>
+      <w:r>
+        <w:rPr>
+          <w:rFonts w:ascii="Times New Roman" w:hAnsi="Times New Roman"/>
+          <w:sz w:val="24"/>
+        </w:rPr>
+        <w:t>,*</w:t>
+      </w:r>
+      <w:proofErr w:type="gramEnd"/>
+      <w:r>
+        <w:rPr>
+          <w:rFonts w:ascii="Times New Roman" w:hAnsi="Times New Roman"/>
+          <w:sz w:val="24"/>
+        </w:rPr>
+        <w:t xml:space="preserve"> </w:t>
+      </w:r>
+      <w:proofErr w:type="spellStart"/>
+      <w:r>
+        <w:rPr>
+          <w:rFonts w:ascii="Times New Roman" w:hAnsi="Times New Roman"/>
+          <w:sz w:val="24"/>
+        </w:rPr>
+        <w:t>земля</w:t>
+      </w:r>
+      <w:proofErr w:type="spellEnd"/>
+      <w:r>
+        <w:rPr>
+          <w:rFonts w:ascii="Times New Roman" w:hAnsi="Times New Roman"/>
+          <w:sz w:val="24"/>
+        </w:rPr>
+        <w:t xml:space="preserve">́ </w:t>
+      </w:r>
+      <w:proofErr w:type="spellStart"/>
+      <w:r>
+        <w:rPr>
+          <w:rFonts w:ascii="Times New Roman" w:hAnsi="Times New Roman"/>
+          <w:sz w:val="24"/>
+        </w:rPr>
+        <w:t>наси́чується</w:t>
+      </w:r>
+      <w:proofErr w:type="spellEnd"/>
+      <w:r>
+        <w:rPr>
+          <w:rFonts w:ascii="Times New Roman" w:hAnsi="Times New Roman"/>
+          <w:sz w:val="24"/>
+        </w:rPr>
+        <w:t xml:space="preserve"> </w:t>
+      </w:r>
+      <w:proofErr w:type="spellStart"/>
+      <w:r>
+        <w:rPr>
+          <w:rFonts w:ascii="Times New Roman" w:hAnsi="Times New Roman"/>
+          <w:sz w:val="24"/>
+        </w:rPr>
+        <w:t>пло́дом</w:t>
+      </w:r>
+      <w:proofErr w:type="spellEnd"/>
+      <w:r>
+        <w:rPr>
+          <w:rFonts w:ascii="Times New Roman" w:hAnsi="Times New Roman"/>
+          <w:sz w:val="24"/>
+        </w:rPr>
+        <w:t xml:space="preserve"> </w:t>
+      </w:r>
+      <w:proofErr w:type="spellStart"/>
+      <w:r>
+        <w:rPr>
+          <w:rFonts w:ascii="Times New Roman" w:hAnsi="Times New Roman"/>
+          <w:sz w:val="24"/>
+        </w:rPr>
+        <w:t>діл</w:t>
+      </w:r>
+      <w:proofErr w:type="spellEnd"/>
+      <w:r>
+        <w:rPr>
+          <w:rFonts w:ascii="Times New Roman" w:hAnsi="Times New Roman"/>
+          <w:sz w:val="24"/>
+        </w:rPr>
+        <w:t xml:space="preserve"> </w:t>
+      </w:r>
+      <w:proofErr w:type="spellStart"/>
+      <w:r>
+        <w:rPr>
+          <w:rFonts w:ascii="Times New Roman" w:hAnsi="Times New Roman"/>
+          <w:sz w:val="24"/>
+        </w:rPr>
+        <w:t>Твої́х</w:t>
+      </w:r>
+      <w:proofErr w:type="spellEnd"/>
+      <w:r>
+        <w:rPr>
+          <w:rFonts w:ascii="Times New Roman" w:hAnsi="Times New Roman"/>
+          <w:sz w:val="24"/>
+        </w:rPr>
+        <w:t>.</w:t>
+      </w:r>
+    </w:p>
+    <w:p>
+      <w:pPr>
+        <w:spacing w:after="120"/>
+      </w:pPr>
+      <w:proofErr w:type="spellStart"/>
+      <w:r>
+        <w:rPr>
+          <w:rFonts w:ascii="Times New Roman" w:hAnsi="Times New Roman"/>
+          <w:sz w:val="24"/>
+        </w:rPr>
+        <w:t>Виро́щуєш</w:t>
+      </w:r>
+      <w:proofErr w:type="spellEnd"/>
+      <w:r>
+        <w:rPr>
+          <w:rFonts w:ascii="Times New Roman" w:hAnsi="Times New Roman"/>
+          <w:sz w:val="24"/>
+        </w:rPr>
+        <w:t xml:space="preserve"> </w:t>
+      </w:r>
+      <w:proofErr w:type="spellStart"/>
+      <w:r>
+        <w:rPr>
+          <w:rFonts w:ascii="Times New Roman" w:hAnsi="Times New Roman"/>
+          <w:sz w:val="24"/>
+        </w:rPr>
+        <w:t>траву</w:t>
+      </w:r>
+      <w:proofErr w:type="spellEnd"/>
+      <w:r>
+        <w:rPr>
+          <w:rFonts w:ascii="Times New Roman" w:hAnsi="Times New Roman"/>
+          <w:sz w:val="24"/>
+        </w:rPr>
+        <w:t xml:space="preserve">́ </w:t>
+      </w:r>
+      <w:proofErr w:type="spellStart"/>
+      <w:r>
+        <w:rPr>
+          <w:rFonts w:ascii="Times New Roman" w:hAnsi="Times New Roman"/>
+          <w:sz w:val="24"/>
+        </w:rPr>
+        <w:t>для</w:t>
+      </w:r>
+      <w:proofErr w:type="spellEnd"/>
+      <w:r>
+        <w:rPr>
+          <w:rFonts w:ascii="Times New Roman" w:hAnsi="Times New Roman"/>
+          <w:sz w:val="24"/>
+        </w:rPr>
+        <w:t xml:space="preserve"> </w:t>
+      </w:r>
+      <w:proofErr w:type="spellStart"/>
+      <w:r>
+        <w:rPr>
+          <w:rFonts w:ascii="Times New Roman" w:hAnsi="Times New Roman"/>
+          <w:sz w:val="24"/>
+        </w:rPr>
+        <w:t>ско́ту</w:t>
+      </w:r>
+      <w:proofErr w:type="spellEnd"/>
+      <w:r>
+        <w:rPr>
+          <w:rFonts w:ascii="Times New Roman" w:hAnsi="Times New Roman"/>
+          <w:sz w:val="24"/>
+        </w:rPr>
+        <w:t xml:space="preserve">, </w:t>
+      </w:r>
+      <w:proofErr w:type="spellStart"/>
+      <w:r>
+        <w:rPr>
+          <w:rFonts w:ascii="Times New Roman" w:hAnsi="Times New Roman"/>
+          <w:sz w:val="24"/>
+        </w:rPr>
+        <w:t>зе́ла</w:t>
+      </w:r>
+      <w:proofErr w:type="spellEnd"/>
+      <w:r>
+        <w:rPr>
+          <w:rFonts w:ascii="Times New Roman" w:hAnsi="Times New Roman"/>
+          <w:sz w:val="24"/>
+        </w:rPr>
+        <w:t xml:space="preserve"> – на </w:t>
+      </w:r>
+      <w:proofErr w:type="spellStart"/>
+      <w:r>
+        <w:rPr>
+          <w:rFonts w:ascii="Times New Roman" w:hAnsi="Times New Roman"/>
+          <w:sz w:val="24"/>
+        </w:rPr>
+        <w:t>вжи́ток</w:t>
+      </w:r>
+      <w:proofErr w:type="spellEnd"/>
+      <w:r>
+        <w:rPr>
+          <w:rFonts w:ascii="Times New Roman" w:hAnsi="Times New Roman"/>
+          <w:sz w:val="24"/>
+        </w:rPr>
+        <w:t xml:space="preserve"> </w:t>
+      </w:r>
+      <w:proofErr w:type="spellStart"/>
+      <w:proofErr w:type="gramStart"/>
+      <w:r>
+        <w:rPr>
+          <w:rFonts w:ascii="Times New Roman" w:hAnsi="Times New Roman"/>
+          <w:sz w:val="24"/>
+        </w:rPr>
+        <w:t>лю́дям</w:t>
+      </w:r>
+      <w:proofErr w:type="spellEnd"/>
+      <w:r>
+        <w:rPr>
+          <w:rFonts w:ascii="Times New Roman" w:hAnsi="Times New Roman"/>
+          <w:sz w:val="24"/>
+        </w:rPr>
+        <w:t>,*</w:t>
+      </w:r>
+      <w:proofErr w:type="gramEnd"/>
+      <w:r>
+        <w:rPr>
+          <w:rFonts w:ascii="Times New Roman" w:hAnsi="Times New Roman"/>
+          <w:sz w:val="24"/>
+        </w:rPr>
+        <w:t xml:space="preserve"> </w:t>
+      </w:r>
+      <w:proofErr w:type="spellStart"/>
+      <w:r>
+        <w:rPr>
+          <w:rFonts w:ascii="Times New Roman" w:hAnsi="Times New Roman"/>
+          <w:sz w:val="24"/>
+        </w:rPr>
+        <w:t>щоб</w:t>
+      </w:r>
+      <w:proofErr w:type="spellEnd"/>
+      <w:r>
+        <w:rPr>
+          <w:rFonts w:ascii="Times New Roman" w:hAnsi="Times New Roman"/>
+          <w:sz w:val="24"/>
+        </w:rPr>
+        <w:t xml:space="preserve"> </w:t>
+      </w:r>
+      <w:proofErr w:type="spellStart"/>
+      <w:r>
+        <w:rPr>
+          <w:rFonts w:ascii="Times New Roman" w:hAnsi="Times New Roman"/>
+          <w:sz w:val="24"/>
+        </w:rPr>
+        <w:t>хліб</w:t>
+      </w:r>
+      <w:proofErr w:type="spellEnd"/>
+      <w:r>
+        <w:rPr>
+          <w:rFonts w:ascii="Times New Roman" w:hAnsi="Times New Roman"/>
+          <w:sz w:val="24"/>
+        </w:rPr>
+        <w:t xml:space="preserve"> </w:t>
+      </w:r>
+      <w:proofErr w:type="spellStart"/>
+      <w:r>
+        <w:rPr>
+          <w:rFonts w:ascii="Times New Roman" w:hAnsi="Times New Roman"/>
+          <w:sz w:val="24"/>
+        </w:rPr>
+        <w:t>із</w:t>
+      </w:r>
+      <w:proofErr w:type="spellEnd"/>
+      <w:r>
+        <w:rPr>
+          <w:rFonts w:ascii="Times New Roman" w:hAnsi="Times New Roman"/>
+          <w:sz w:val="24"/>
+        </w:rPr>
+        <w:t xml:space="preserve"> </w:t>
+      </w:r>
+      <w:proofErr w:type="spellStart"/>
+      <w:r>
+        <w:rPr>
+          <w:rFonts w:ascii="Times New Roman" w:hAnsi="Times New Roman"/>
+          <w:sz w:val="24"/>
+        </w:rPr>
+        <w:t>землі</w:t>
+      </w:r>
+      <w:proofErr w:type="spellEnd"/>
+      <w:r>
+        <w:rPr>
+          <w:rFonts w:ascii="Times New Roman" w:hAnsi="Times New Roman"/>
+          <w:sz w:val="24"/>
+        </w:rPr>
+        <w:t xml:space="preserve">́ </w:t>
+      </w:r>
+      <w:proofErr w:type="spellStart"/>
+      <w:r>
+        <w:rPr>
+          <w:rFonts w:ascii="Times New Roman" w:hAnsi="Times New Roman"/>
+          <w:sz w:val="24"/>
+        </w:rPr>
+        <w:t>добува́ли</w:t>
+      </w:r>
+      <w:proofErr w:type="spellEnd"/>
+      <w:r>
+        <w:rPr>
+          <w:rFonts w:ascii="Times New Roman" w:hAnsi="Times New Roman"/>
+          <w:sz w:val="24"/>
+        </w:rPr>
+        <w:t>:</w:t>
+      </w:r>
+    </w:p>
+    <w:p>
+      <w:pPr>
+        <w:spacing w:after="120"/>
+      </w:pPr>
+      <w:proofErr w:type="spellStart"/>
+      <w:r>
+        <w:rPr>
+          <w:rFonts w:ascii="Times New Roman" w:hAnsi="Times New Roman"/>
+          <w:sz w:val="24"/>
+        </w:rPr>
+        <w:t>Вино</w:t>
+      </w:r>
+      <w:proofErr w:type="spellEnd"/>
+      <w:r>
+        <w:rPr>
+          <w:rFonts w:ascii="Times New Roman" w:hAnsi="Times New Roman"/>
+          <w:sz w:val="24"/>
+        </w:rPr>
+        <w:t xml:space="preserve">́, що </w:t>
+      </w:r>
+      <w:proofErr w:type="spellStart"/>
+      <w:r>
+        <w:rPr>
+          <w:rFonts w:ascii="Times New Roman" w:hAnsi="Times New Roman"/>
+          <w:sz w:val="24"/>
+        </w:rPr>
+        <w:t>се́рце</w:t>
+      </w:r>
+      <w:proofErr w:type="spellEnd"/>
+      <w:r>
+        <w:rPr>
+          <w:rFonts w:ascii="Times New Roman" w:hAnsi="Times New Roman"/>
+          <w:sz w:val="24"/>
+        </w:rPr>
+        <w:t xml:space="preserve"> </w:t>
+      </w:r>
+      <w:proofErr w:type="spellStart"/>
+      <w:r>
+        <w:rPr>
+          <w:rFonts w:ascii="Times New Roman" w:hAnsi="Times New Roman"/>
+          <w:sz w:val="24"/>
+        </w:rPr>
+        <w:t>лю́дське</w:t>
+      </w:r>
+      <w:proofErr w:type="spellEnd"/>
+      <w:r>
+        <w:rPr>
+          <w:rFonts w:ascii="Times New Roman" w:hAnsi="Times New Roman"/>
+          <w:sz w:val="24"/>
+        </w:rPr>
+        <w:t xml:space="preserve"> </w:t>
+      </w:r>
+      <w:proofErr w:type="spellStart"/>
+      <w:r>
+        <w:rPr>
+          <w:rFonts w:ascii="Times New Roman" w:hAnsi="Times New Roman"/>
+          <w:sz w:val="24"/>
+        </w:rPr>
+        <w:t>звеселя́є</w:t>
+      </w:r>
+      <w:proofErr w:type="spellEnd"/>
+      <w:r>
+        <w:rPr>
+          <w:rFonts w:ascii="Times New Roman" w:hAnsi="Times New Roman"/>
+          <w:sz w:val="24"/>
+        </w:rPr>
+        <w:t xml:space="preserve">, </w:t>
+      </w:r>
+      <w:proofErr w:type="spellStart"/>
+      <w:r>
+        <w:rPr>
+          <w:rFonts w:ascii="Times New Roman" w:hAnsi="Times New Roman"/>
+          <w:sz w:val="24"/>
+        </w:rPr>
+        <w:t>олі́ю</w:t>
+      </w:r>
+      <w:proofErr w:type="spellEnd"/>
+      <w:r>
+        <w:rPr>
+          <w:rFonts w:ascii="Times New Roman" w:hAnsi="Times New Roman"/>
+          <w:sz w:val="24"/>
+        </w:rPr>
+        <w:t xml:space="preserve">, </w:t>
+      </w:r>
+      <w:proofErr w:type="spellStart"/>
+      <w:r>
+        <w:rPr>
+          <w:rFonts w:ascii="Times New Roman" w:hAnsi="Times New Roman"/>
+          <w:sz w:val="24"/>
+        </w:rPr>
+        <w:t>щоб</w:t>
+      </w:r>
+      <w:proofErr w:type="spellEnd"/>
+      <w:r>
+        <w:rPr>
+          <w:rFonts w:ascii="Times New Roman" w:hAnsi="Times New Roman"/>
+          <w:sz w:val="24"/>
+        </w:rPr>
+        <w:t xml:space="preserve"> </w:t>
+      </w:r>
+      <w:proofErr w:type="spellStart"/>
+      <w:r>
+        <w:rPr>
+          <w:rFonts w:ascii="Times New Roman" w:hAnsi="Times New Roman"/>
+          <w:sz w:val="24"/>
+        </w:rPr>
+        <w:t>від</w:t>
+      </w:r>
+      <w:proofErr w:type="spellEnd"/>
+      <w:r>
+        <w:rPr>
+          <w:rFonts w:ascii="Times New Roman" w:hAnsi="Times New Roman"/>
+          <w:sz w:val="24"/>
+        </w:rPr>
+        <w:t xml:space="preserve"> </w:t>
+      </w:r>
+      <w:proofErr w:type="spellStart"/>
+      <w:r>
+        <w:rPr>
+          <w:rFonts w:ascii="Times New Roman" w:hAnsi="Times New Roman"/>
+          <w:sz w:val="24"/>
+        </w:rPr>
+        <w:t>не́ї</w:t>
+      </w:r>
+      <w:proofErr w:type="spellEnd"/>
+      <w:r>
+        <w:rPr>
+          <w:rFonts w:ascii="Times New Roman" w:hAnsi="Times New Roman"/>
+          <w:sz w:val="24"/>
+        </w:rPr>
+        <w:t xml:space="preserve"> </w:t>
+      </w:r>
+      <w:proofErr w:type="spellStart"/>
+      <w:r>
+        <w:rPr>
+          <w:rFonts w:ascii="Times New Roman" w:hAnsi="Times New Roman"/>
+          <w:sz w:val="24"/>
+        </w:rPr>
+        <w:t>ясні́ло</w:t>
+      </w:r>
+      <w:proofErr w:type="spellEnd"/>
+      <w:r>
+        <w:rPr>
+          <w:rFonts w:ascii="Times New Roman" w:hAnsi="Times New Roman"/>
+          <w:sz w:val="24"/>
+        </w:rPr>
+        <w:t xml:space="preserve"> </w:t>
+      </w:r>
+      <w:proofErr w:type="spellStart"/>
+      <w:proofErr w:type="gramStart"/>
+      <w:r>
+        <w:rPr>
+          <w:rFonts w:ascii="Times New Roman" w:hAnsi="Times New Roman"/>
+          <w:sz w:val="24"/>
+        </w:rPr>
+        <w:t>обли́ччя</w:t>
+      </w:r>
+      <w:proofErr w:type="spellEnd"/>
+      <w:r>
+        <w:rPr>
+          <w:rFonts w:ascii="Times New Roman" w:hAnsi="Times New Roman"/>
+          <w:sz w:val="24"/>
+        </w:rPr>
+        <w:t>,*</w:t>
+      </w:r>
+      <w:proofErr w:type="gramEnd"/>
+      <w:r>
+        <w:rPr>
+          <w:rFonts w:ascii="Times New Roman" w:hAnsi="Times New Roman"/>
+          <w:sz w:val="24"/>
+        </w:rPr>
+        <w:t xml:space="preserve"> і </w:t>
+      </w:r>
+      <w:proofErr w:type="spellStart"/>
+      <w:r>
+        <w:rPr>
+          <w:rFonts w:ascii="Times New Roman" w:hAnsi="Times New Roman"/>
+          <w:sz w:val="24"/>
+        </w:rPr>
+        <w:t>хліб</w:t>
+      </w:r>
+      <w:proofErr w:type="spellEnd"/>
+      <w:r>
+        <w:rPr>
+          <w:rFonts w:ascii="Times New Roman" w:hAnsi="Times New Roman"/>
+          <w:sz w:val="24"/>
+        </w:rPr>
+        <w:t xml:space="preserve">, що </w:t>
+      </w:r>
+      <w:proofErr w:type="spellStart"/>
+      <w:r>
+        <w:rPr>
+          <w:rFonts w:ascii="Times New Roman" w:hAnsi="Times New Roman"/>
+          <w:sz w:val="24"/>
+        </w:rPr>
+        <w:t>скрі́плює</w:t>
+      </w:r>
+      <w:proofErr w:type="spellEnd"/>
+      <w:r>
+        <w:rPr>
+          <w:rFonts w:ascii="Times New Roman" w:hAnsi="Times New Roman"/>
+          <w:sz w:val="24"/>
+        </w:rPr>
+        <w:t xml:space="preserve"> </w:t>
+      </w:r>
+      <w:proofErr w:type="spellStart"/>
+      <w:r>
+        <w:rPr>
+          <w:rFonts w:ascii="Times New Roman" w:hAnsi="Times New Roman"/>
+          <w:sz w:val="24"/>
+        </w:rPr>
+        <w:t>се́рце</w:t>
+      </w:r>
+      <w:proofErr w:type="spellEnd"/>
+      <w:r>
+        <w:rPr>
+          <w:rFonts w:ascii="Times New Roman" w:hAnsi="Times New Roman"/>
+          <w:sz w:val="24"/>
+        </w:rPr>
+        <w:t xml:space="preserve"> </w:t>
+      </w:r>
+      <w:proofErr w:type="spellStart"/>
+      <w:r>
+        <w:rPr>
+          <w:rFonts w:ascii="Times New Roman" w:hAnsi="Times New Roman"/>
+          <w:sz w:val="24"/>
+        </w:rPr>
+        <w:t>лю́дське</w:t>
+      </w:r>
+      <w:proofErr w:type="spellEnd"/>
+      <w:r>
+        <w:rPr>
+          <w:rFonts w:ascii="Times New Roman" w:hAnsi="Times New Roman"/>
+          <w:sz w:val="24"/>
+        </w:rPr>
+        <w:t>.</w:t>
+      </w:r>
+    </w:p>
+    <w:p>
+      <w:pPr>
+        <w:spacing w:after="120"/>
+      </w:pPr>
+      <w:proofErr w:type="spellStart"/>
+      <w:r>
+        <w:rPr>
+          <w:rFonts w:ascii="Times New Roman" w:hAnsi="Times New Roman"/>
+          <w:sz w:val="24"/>
+        </w:rPr>
+        <w:t>Наси́чуються</w:t>
+      </w:r>
+      <w:proofErr w:type="spellEnd"/>
+      <w:r>
+        <w:rPr>
+          <w:rFonts w:ascii="Times New Roman" w:hAnsi="Times New Roman"/>
+          <w:sz w:val="24"/>
+        </w:rPr>
+        <w:t xml:space="preserve"> </w:t>
+      </w:r>
+      <w:proofErr w:type="spellStart"/>
+      <w:r>
+        <w:rPr>
+          <w:rFonts w:ascii="Times New Roman" w:hAnsi="Times New Roman"/>
+          <w:sz w:val="24"/>
+        </w:rPr>
+        <w:t>дере́ва</w:t>
+      </w:r>
+      <w:proofErr w:type="spellEnd"/>
+      <w:r>
+        <w:rPr>
+          <w:rFonts w:ascii="Times New Roman" w:hAnsi="Times New Roman"/>
+          <w:sz w:val="24"/>
+        </w:rPr>
+        <w:t xml:space="preserve"> </w:t>
+      </w:r>
+      <w:proofErr w:type="spellStart"/>
+      <w:proofErr w:type="gramStart"/>
+      <w:r>
+        <w:rPr>
+          <w:rFonts w:ascii="Times New Roman" w:hAnsi="Times New Roman"/>
+          <w:sz w:val="24"/>
+        </w:rPr>
+        <w:t>Госпо́дні</w:t>
+      </w:r>
+      <w:proofErr w:type="spellEnd"/>
+      <w:r>
+        <w:rPr>
+          <w:rFonts w:ascii="Times New Roman" w:hAnsi="Times New Roman"/>
+          <w:sz w:val="24"/>
+        </w:rPr>
+        <w:t>,*</w:t>
+      </w:r>
+      <w:proofErr w:type="gramEnd"/>
+      <w:r>
+        <w:rPr>
+          <w:rFonts w:ascii="Times New Roman" w:hAnsi="Times New Roman"/>
+          <w:sz w:val="24"/>
+        </w:rPr>
+        <w:t xml:space="preserve"> </w:t>
+      </w:r>
+      <w:proofErr w:type="spellStart"/>
+      <w:r>
+        <w:rPr>
+          <w:rFonts w:ascii="Times New Roman" w:hAnsi="Times New Roman"/>
+          <w:sz w:val="24"/>
+        </w:rPr>
+        <w:t>ке́дри</w:t>
+      </w:r>
+      <w:proofErr w:type="spellEnd"/>
+      <w:r>
+        <w:rPr>
+          <w:rFonts w:ascii="Times New Roman" w:hAnsi="Times New Roman"/>
+          <w:sz w:val="24"/>
+        </w:rPr>
+        <w:t xml:space="preserve"> </w:t>
+      </w:r>
+      <w:proofErr w:type="spellStart"/>
+      <w:r>
+        <w:rPr>
+          <w:rFonts w:ascii="Times New Roman" w:hAnsi="Times New Roman"/>
+          <w:sz w:val="24"/>
+        </w:rPr>
+        <w:t>лива́нські</w:t>
+      </w:r>
+      <w:proofErr w:type="spellEnd"/>
+      <w:r>
+        <w:rPr>
+          <w:rFonts w:ascii="Times New Roman" w:hAnsi="Times New Roman"/>
+          <w:sz w:val="24"/>
+        </w:rPr>
+        <w:t xml:space="preserve">, що </w:t>
+      </w:r>
+      <w:proofErr w:type="spellStart"/>
+      <w:r>
+        <w:rPr>
+          <w:rFonts w:ascii="Times New Roman" w:hAnsi="Times New Roman"/>
+          <w:sz w:val="24"/>
+        </w:rPr>
+        <w:t>посади́в</w:t>
+      </w:r>
+      <w:proofErr w:type="spellEnd"/>
+      <w:r>
+        <w:rPr>
+          <w:rFonts w:ascii="Times New Roman" w:hAnsi="Times New Roman"/>
+          <w:sz w:val="24"/>
+        </w:rPr>
+        <w:t xml:space="preserve"> </w:t>
+      </w:r>
+      <w:proofErr w:type="spellStart"/>
+      <w:r>
+        <w:rPr>
+          <w:rFonts w:ascii="Times New Roman" w:hAnsi="Times New Roman"/>
+          <w:sz w:val="24"/>
+        </w:rPr>
+        <w:t>їх</w:t>
+      </w:r>
+      <w:proofErr w:type="spellEnd"/>
+      <w:r>
+        <w:rPr>
+          <w:rFonts w:ascii="Times New Roman" w:hAnsi="Times New Roman"/>
+          <w:sz w:val="24"/>
+        </w:rPr>
+        <w:t>.</w:t>
+      </w:r>
+    </w:p>
+    <w:p>
+      <w:pPr>
+        <w:spacing w:after="120"/>
+        <w:rPr>
+          <w:lang w:val="ru-MD"/>
+        </w:rPr>
+      </w:pPr>
+      <w:r>
+        <w:rPr>
+          <w:rFonts w:ascii="Times New Roman" w:hAnsi="Times New Roman"/>
+          <w:sz w:val="24"/>
+          <w:lang w:val="ru-MD"/>
         </w:rPr>
         <w:t>На них гніздя́ться пти́ці;* бу́сли – на кипари́сах ї́хнє житло́.</w:t>
       </w:r>
@@ -678,11 +2126,15 @@
     <w:p>
       <w:pPr>
         <w:spacing w:after="120"/>
-      </w:pPr>
-      <w:r>
-        <w:rPr>
-          <w:rFonts w:ascii="Times New Roman" w:hAnsi="Times New Roman"/>
-          <w:sz w:val="24"/>
+        <w:rPr>
+          <w:lang w:val="ru-MD"/>
+        </w:rPr>
+      </w:pPr>
+      <w:r>
+        <w:rPr>
+          <w:rFonts w:ascii="Times New Roman" w:hAnsi="Times New Roman"/>
+          <w:sz w:val="24"/>
+          <w:lang w:val="ru-MD"/>
         </w:rPr>
         <w:t>Висо́кі го́ри для о́ленів,* ске́лі − для за́йців приту́лок.</w:t>
       </w:r>
@@ -690,11 +2142,15 @@
     <w:p>
       <w:pPr>
         <w:spacing w:after="120"/>
-      </w:pPr>
-      <w:r>
-        <w:rPr>
-          <w:rFonts w:ascii="Times New Roman" w:hAnsi="Times New Roman"/>
-          <w:sz w:val="24"/>
+        <w:rPr>
+          <w:lang w:val="ru-MD"/>
+        </w:rPr>
+      </w:pPr>
+      <w:r>
+        <w:rPr>
+          <w:rFonts w:ascii="Times New Roman" w:hAnsi="Times New Roman"/>
+          <w:sz w:val="24"/>
+          <w:lang w:val="ru-MD"/>
         </w:rPr>
         <w:t>Ти створи́в мі́сяць, щоб значи́ти по́ри;* со́нце зна́є свій за́хід.</w:t>
       </w:r>
@@ -702,11 +2158,15 @@
     <w:p>
       <w:pPr>
         <w:spacing w:after="120"/>
-      </w:pPr>
-      <w:r>
-        <w:rPr>
-          <w:rFonts w:ascii="Times New Roman" w:hAnsi="Times New Roman"/>
-          <w:sz w:val="24"/>
+        <w:rPr>
+          <w:lang w:val="ru-MD"/>
+        </w:rPr>
+      </w:pPr>
+      <w:r>
+        <w:rPr>
+          <w:rFonts w:ascii="Times New Roman" w:hAnsi="Times New Roman"/>
+          <w:sz w:val="24"/>
+          <w:lang w:val="ru-MD"/>
         </w:rPr>
         <w:t>Наво́диш те́мряву, і ніч надхо́дить,* що в ній вору́шаться усі́ зві́рі дібро́вні.</w:t>
       </w:r>
@@ -714,11 +2174,15 @@
     <w:p>
       <w:pPr>
         <w:spacing w:after="120"/>
-      </w:pPr>
-      <w:r>
-        <w:rPr>
-          <w:rFonts w:ascii="Times New Roman" w:hAnsi="Times New Roman"/>
-          <w:sz w:val="24"/>
+        <w:rPr>
+          <w:lang w:val="ru-MD"/>
+        </w:rPr>
+      </w:pPr>
+      <w:r>
+        <w:rPr>
+          <w:rFonts w:ascii="Times New Roman" w:hAnsi="Times New Roman"/>
+          <w:sz w:val="24"/>
+          <w:lang w:val="ru-MD"/>
         </w:rPr>
         <w:t>Левеня́та рика́ють за здо́биччю своє́ю,* пожи́ви від Бо́га для се́бе про́сять.</w:t>
       </w:r>
@@ -726,11 +2190,15 @@
     <w:p>
       <w:pPr>
         <w:spacing w:after="120"/>
-      </w:pPr>
-      <w:r>
-        <w:rPr>
-          <w:rFonts w:ascii="Times New Roman" w:hAnsi="Times New Roman"/>
-          <w:sz w:val="24"/>
+        <w:rPr>
+          <w:lang w:val="ru-MD"/>
+        </w:rPr>
+      </w:pPr>
+      <w:r>
+        <w:rPr>
+          <w:rFonts w:ascii="Times New Roman" w:hAnsi="Times New Roman"/>
+          <w:sz w:val="24"/>
+          <w:lang w:val="ru-MD"/>
         </w:rPr>
         <w:t>Хова́ються, як ті́льки зі́йде со́нце,* ляга́ють у свої́х но́рах.</w:t>
       </w:r>
@@ -738,11 +2206,15 @@
     <w:p>
       <w:pPr>
         <w:spacing w:after="120"/>
-      </w:pPr>
-      <w:r>
-        <w:rPr>
-          <w:rFonts w:ascii="Times New Roman" w:hAnsi="Times New Roman"/>
-          <w:sz w:val="24"/>
+        <w:rPr>
+          <w:lang w:val="ru-MD"/>
+        </w:rPr>
+      </w:pPr>
+      <w:r>
+        <w:rPr>
+          <w:rFonts w:ascii="Times New Roman" w:hAnsi="Times New Roman"/>
+          <w:sz w:val="24"/>
+          <w:lang w:val="ru-MD"/>
         </w:rPr>
         <w:t>Вихо́дить люди́на до свого́ ді́ла,* і до своє́ї пра́ці аж до ве́чора.</w:t>
       </w:r>
@@ -750,11 +2222,15 @@
     <w:p>
       <w:pPr>
         <w:spacing w:after="120"/>
-      </w:pPr>
-      <w:r>
-        <w:rPr>
-          <w:rFonts w:ascii="Times New Roman" w:hAnsi="Times New Roman"/>
-          <w:sz w:val="24"/>
+        <w:rPr>
+          <w:lang w:val="ru-MD"/>
+        </w:rPr>
+      </w:pPr>
+      <w:r>
+        <w:rPr>
+          <w:rFonts w:ascii="Times New Roman" w:hAnsi="Times New Roman"/>
+          <w:sz w:val="24"/>
+          <w:lang w:val="ru-MD"/>
         </w:rPr>
         <w:t>Яка́ їх, Твої́х діл, Го́споди, си́ла!* У му́дрості все Ти створи́в, − по́вна земля́ Твої́х створі́нь.</w:t>
       </w:r>
@@ -762,11 +2238,15 @@
     <w:p>
       <w:pPr>
         <w:spacing w:after="120"/>
-      </w:pPr>
-      <w:r>
-        <w:rPr>
-          <w:rFonts w:ascii="Times New Roman" w:hAnsi="Times New Roman"/>
-          <w:sz w:val="24"/>
+        <w:rPr>
+          <w:lang w:val="ru-MD"/>
+        </w:rPr>
+      </w:pPr>
+      <w:r>
+        <w:rPr>
+          <w:rFonts w:ascii="Times New Roman" w:hAnsi="Times New Roman"/>
+          <w:sz w:val="24"/>
+          <w:lang w:val="ru-MD"/>
         </w:rPr>
         <w:t>Ось мо́ре вели́ке, преширо́ке,* у ньо́му плазуні́в без лі́ку, зві́рів мали́х і вели́ких.</w:t>
       </w:r>
@@ -774,11 +2254,15 @@
     <w:p>
       <w:pPr>
         <w:spacing w:after="120"/>
-      </w:pPr>
-      <w:r>
-        <w:rPr>
-          <w:rFonts w:ascii="Times New Roman" w:hAnsi="Times New Roman"/>
-          <w:sz w:val="24"/>
+        <w:rPr>
+          <w:lang w:val="ru-MD"/>
+        </w:rPr>
+      </w:pPr>
+      <w:r>
+        <w:rPr>
+          <w:rFonts w:ascii="Times New Roman" w:hAnsi="Times New Roman"/>
+          <w:sz w:val="24"/>
+          <w:lang w:val="ru-MD"/>
         </w:rPr>
         <w:t>Там кораблі́ прохо́дять,* є і левіята́н, яко́го Ти створи́в, щоб ним ба́витися.</w:t>
       </w:r>
@@ -786,11 +2270,15 @@
     <w:p>
       <w:pPr>
         <w:spacing w:after="120"/>
-      </w:pPr>
-      <w:r>
-        <w:rPr>
-          <w:rFonts w:ascii="Times New Roman" w:hAnsi="Times New Roman"/>
-          <w:sz w:val="24"/>
+        <w:rPr>
+          <w:lang w:val="ru-MD"/>
+        </w:rPr>
+      </w:pPr>
+      <w:r>
+        <w:rPr>
+          <w:rFonts w:ascii="Times New Roman" w:hAnsi="Times New Roman"/>
+          <w:sz w:val="24"/>
+          <w:lang w:val="ru-MD"/>
         </w:rPr>
         <w:t>Усі́ вони́ від Те́бе дожида́ють,* щоб дав їм у свій час пожи́ву.</w:t>
       </w:r>
@@ -798,11 +2286,15 @@
     <w:p>
       <w:pPr>
         <w:spacing w:after="120"/>
-      </w:pPr>
-      <w:r>
-        <w:rPr>
-          <w:rFonts w:ascii="Times New Roman" w:hAnsi="Times New Roman"/>
-          <w:sz w:val="24"/>
+        <w:rPr>
+          <w:lang w:val="ru-MD"/>
+        </w:rPr>
+      </w:pPr>
+      <w:r>
+        <w:rPr>
+          <w:rFonts w:ascii="Times New Roman" w:hAnsi="Times New Roman"/>
+          <w:sz w:val="24"/>
+          <w:lang w:val="ru-MD"/>
         </w:rPr>
         <w:t>Коли́ дає́ш їм, вони́ її́ збира́ють,* як розту́люєш Твою́ ру́ку, вони́ наси́чуються бла́гом.</w:t>
       </w:r>
@@ -810,11 +2302,15 @@
     <w:p>
       <w:pPr>
         <w:spacing w:after="120"/>
-      </w:pPr>
-      <w:r>
-        <w:rPr>
-          <w:rFonts w:ascii="Times New Roman" w:hAnsi="Times New Roman"/>
-          <w:sz w:val="24"/>
+        <w:rPr>
+          <w:lang w:val="ru-MD"/>
+        </w:rPr>
+      </w:pPr>
+      <w:r>
+        <w:rPr>
+          <w:rFonts w:ascii="Times New Roman" w:hAnsi="Times New Roman"/>
+          <w:sz w:val="24"/>
+          <w:lang w:val="ru-MD"/>
         </w:rPr>
         <w:t>Вони́ бенте́жаться, коли́ хова́єш вид Свій;* як забира́єш дух у них, вони́ ги́нуть і поверта́ються у свій по́рох.</w:t>
       </w:r>
@@ -822,11 +2318,15 @@
     <w:p>
       <w:pPr>
         <w:spacing w:after="120"/>
-      </w:pPr>
-      <w:r>
-        <w:rPr>
-          <w:rFonts w:ascii="Times New Roman" w:hAnsi="Times New Roman"/>
-          <w:sz w:val="24"/>
+        <w:rPr>
+          <w:lang w:val="ru-MD"/>
+        </w:rPr>
+      </w:pPr>
+      <w:r>
+        <w:rPr>
+          <w:rFonts w:ascii="Times New Roman" w:hAnsi="Times New Roman"/>
+          <w:sz w:val="24"/>
+          <w:lang w:val="ru-MD"/>
         </w:rPr>
         <w:t>Зішле́ш Свій дух, – вони́ ожива́ють,* і Ти відно́влюєш лице́ землі́.</w:t>
       </w:r>
@@ -834,11 +2334,15 @@
     <w:p>
       <w:pPr>
         <w:spacing w:after="120"/>
-      </w:pPr>
-      <w:r>
-        <w:rPr>
-          <w:rFonts w:ascii="Times New Roman" w:hAnsi="Times New Roman"/>
-          <w:sz w:val="24"/>
+        <w:rPr>
+          <w:lang w:val="ru-MD"/>
+        </w:rPr>
+      </w:pPr>
+      <w:r>
+        <w:rPr>
+          <w:rFonts w:ascii="Times New Roman" w:hAnsi="Times New Roman"/>
+          <w:sz w:val="24"/>
+          <w:lang w:val="ru-MD"/>
         </w:rPr>
         <w:t>Неха́й сла́ва Госпо́дня бу́де пові́ки,* неха́й Госпо́дь раді́є тво́рами Свої́ми.</w:t>
       </w:r>
@@ -846,11 +2350,15 @@
     <w:p>
       <w:pPr>
         <w:spacing w:after="120"/>
-      </w:pPr>
-      <w:r>
-        <w:rPr>
-          <w:rFonts w:ascii="Times New Roman" w:hAnsi="Times New Roman"/>
-          <w:sz w:val="24"/>
+        <w:rPr>
+          <w:lang w:val="ru-MD"/>
+        </w:rPr>
+      </w:pPr>
+      <w:r>
+        <w:rPr>
+          <w:rFonts w:ascii="Times New Roman" w:hAnsi="Times New Roman"/>
+          <w:sz w:val="24"/>
+          <w:lang w:val="ru-MD"/>
         </w:rPr>
         <w:t>Спогля́не Він на зе́млю, і вона́ стряса́ється,* торкне́ться гір, вони́ диму́ють.</w:t>
       </w:r>
@@ -858,11 +2366,15 @@
     <w:p>
       <w:pPr>
         <w:spacing w:after="120"/>
-      </w:pPr>
-      <w:r>
-        <w:rPr>
-          <w:rFonts w:ascii="Times New Roman" w:hAnsi="Times New Roman"/>
-          <w:sz w:val="24"/>
+        <w:rPr>
+          <w:lang w:val="ru-MD"/>
+        </w:rPr>
+      </w:pPr>
+      <w:r>
+        <w:rPr>
+          <w:rFonts w:ascii="Times New Roman" w:hAnsi="Times New Roman"/>
+          <w:sz w:val="24"/>
+          <w:lang w:val="ru-MD"/>
         </w:rPr>
         <w:t>Я бу́ду Го́сподеві спі́вати по́ки життя́ мого́,* псалми́ співа́тиму, по́ки бу́ду жи́ти.</w:t>
       </w:r>
@@ -870,11 +2382,15 @@
     <w:p>
       <w:pPr>
         <w:spacing w:after="120"/>
-      </w:pPr>
-      <w:r>
-        <w:rPr>
-          <w:rFonts w:ascii="Times New Roman" w:hAnsi="Times New Roman"/>
-          <w:sz w:val="24"/>
+        <w:rPr>
+          <w:lang w:val="ru-MD"/>
+        </w:rPr>
+      </w:pPr>
+      <w:r>
+        <w:rPr>
+          <w:rFonts w:ascii="Times New Roman" w:hAnsi="Times New Roman"/>
+          <w:sz w:val="24"/>
+          <w:lang w:val="ru-MD"/>
         </w:rPr>
         <w:t>Неха́й бу́де приє́мна Йому́ моя́ пі́сня;* у Го́споді я весели́тимусь.</w:t>
       </w:r>
@@ -882,11 +2398,15 @@
     <w:p>
       <w:pPr>
         <w:spacing w:after="120"/>
-      </w:pPr>
-      <w:r>
-        <w:rPr>
-          <w:rFonts w:ascii="Times New Roman" w:hAnsi="Times New Roman"/>
-          <w:sz w:val="24"/>
+        <w:rPr>
+          <w:lang w:val="ru-MD"/>
+        </w:rPr>
+      </w:pPr>
+      <w:r>
+        <w:rPr>
+          <w:rFonts w:ascii="Times New Roman" w:hAnsi="Times New Roman"/>
+          <w:sz w:val="24"/>
+          <w:lang w:val="ru-MD"/>
         </w:rPr>
         <w:t>Неха́й грі́шники з землі ще́знуть, і беззако́нних бі́льше неха́й не бу́де.* Благослови́, душе́ моя́, Го́спода.</w:t>
       </w:r>
@@ -894,11 +2414,15 @@
     <w:p>
       <w:pPr>
         <w:spacing w:after="120"/>
-      </w:pPr>
-      <w:r>
-        <w:rPr>
-          <w:rFonts w:ascii="Times New Roman" w:hAnsi="Times New Roman"/>
-          <w:sz w:val="24"/>
+        <w:rPr>
+          <w:lang w:val="ru-MD"/>
+        </w:rPr>
+      </w:pPr>
+      <w:r>
+        <w:rPr>
+          <w:rFonts w:ascii="Times New Roman" w:hAnsi="Times New Roman"/>
+          <w:sz w:val="24"/>
+          <w:lang w:val="ru-MD"/>
         </w:rPr>
         <w:t>Со́нце зна́є свій за́хід,* наво́диш те́мряву, і ніч надхо́дить.</w:t>
       </w:r>
@@ -906,11 +2430,15 @@
     <w:p>
       <w:pPr>
         <w:spacing w:after="120"/>
-      </w:pPr>
-      <w:r>
-        <w:rPr>
-          <w:rFonts w:ascii="Times New Roman" w:hAnsi="Times New Roman"/>
-          <w:sz w:val="24"/>
+        <w:rPr>
+          <w:lang w:val="ru-MD"/>
+        </w:rPr>
+      </w:pPr>
+      <w:r>
+        <w:rPr>
+          <w:rFonts w:ascii="Times New Roman" w:hAnsi="Times New Roman"/>
+          <w:sz w:val="24"/>
+          <w:lang w:val="ru-MD"/>
         </w:rPr>
         <w:t>Яка́ їх, Твої́х діл, Го́споди, си́ла!* У му́дрості все Ти створи́в.</w:t>
       </w:r>
@@ -918,11 +2446,15 @@
     <w:p>
       <w:pPr>
         <w:spacing w:after="120"/>
-      </w:pPr>
-      <w:r>
-        <w:rPr>
-          <w:rFonts w:ascii="Times New Roman" w:hAnsi="Times New Roman"/>
-          <w:sz w:val="24"/>
+        <w:rPr>
+          <w:lang w:val="ru-MD"/>
+        </w:rPr>
+      </w:pPr>
+      <w:r>
+        <w:rPr>
+          <w:rFonts w:ascii="Times New Roman" w:hAnsi="Times New Roman"/>
+          <w:sz w:val="24"/>
+          <w:lang w:val="ru-MD"/>
         </w:rPr>
         <w:t>Сла́ва Отцю́, і Си́ну, і Свято́му Ду́хові,* І ни́ні, і повсякча́с, і на ві́ки вікі́в. Амі́нь.</w:t>
       </w:r>
@@ -930,11 +2462,15 @@
     <w:p>
       <w:pPr>
         <w:spacing w:after="120"/>
-      </w:pPr>
-      <w:r>
-        <w:rPr>
-          <w:rFonts w:ascii="Times New Roman" w:hAnsi="Times New Roman"/>
-          <w:sz w:val="24"/>
+        <w:rPr>
+          <w:lang w:val="ru-MD"/>
+        </w:rPr>
+      </w:pPr>
+      <w:r>
+        <w:rPr>
+          <w:rFonts w:ascii="Times New Roman" w:hAnsi="Times New Roman"/>
+          <w:sz w:val="24"/>
+          <w:lang w:val="ru-MD"/>
         </w:rPr>
         <w:t xml:space="preserve">Алилу́я, алилу́я, алилу́я, сла́ва Тобі́, Бо́же. </w:t>
       </w:r>
@@ -944,6 +2480,7 @@
           <w:i/>
           <w:color w:val="FF0000"/>
           <w:sz w:val="24"/>
+          <w:lang w:val="ru-MD"/>
         </w:rPr>
         <w:t>(3 р.)</w:t>
       </w:r>
@@ -1200,6 +2737,7 @@
           <w:rFonts w:ascii="Times New Roman" w:eastAsia="Gungsuh" w:hAnsi="Times New Roman" w:cs="Gungsuh"/>
           <w:sz w:val="24"/>
           <w:szCs w:val="24"/>
+          <w:lang w:val="ru-MD"/>
         </w:rPr>
         <w:t xml:space="preserve"> </w:t>
       </w:r>
@@ -3453,11 +4991,15 @@
     <w:p>
       <w:pPr>
         <w:spacing w:after="120"/>
-      </w:pPr>
-      <w:r>
-        <w:rPr>
-          <w:rFonts w:ascii="Times New Roman" w:hAnsi="Times New Roman"/>
-          <w:sz w:val="24"/>
+        <w:rPr>
+          <w:lang w:val="ru-MD"/>
+        </w:rPr>
+      </w:pPr>
+      <w:r>
+        <w:rPr>
+          <w:rFonts w:ascii="Times New Roman" w:hAnsi="Times New Roman"/>
+          <w:sz w:val="24"/>
+          <w:lang w:val="ru-MD"/>
         </w:rPr>
         <w:t>Поста́в, Го́споди, мої́м уста́м сторо́жу;* до двере́й губ мої́х − ва́рту!</w:t>
       </w:r>
@@ -3465,11 +5007,15 @@
     <w:p>
       <w:pPr>
         <w:spacing w:after="120"/>
-      </w:pPr>
-      <w:r>
-        <w:rPr>
-          <w:rFonts w:ascii="Times New Roman" w:hAnsi="Times New Roman"/>
-          <w:sz w:val="24"/>
+        <w:rPr>
+          <w:lang w:val="ru-MD"/>
+        </w:rPr>
+      </w:pPr>
+      <w:r>
+        <w:rPr>
+          <w:rFonts w:ascii="Times New Roman" w:hAnsi="Times New Roman"/>
+          <w:sz w:val="24"/>
+          <w:lang w:val="ru-MD"/>
         </w:rPr>
         <w:t>Не дай схили́тися се́рцеві моє́му* до чо́гось зло́го.</w:t>
       </w:r>
@@ -3477,11 +5023,15 @@
     <w:p>
       <w:pPr>
         <w:spacing w:after="120"/>
-      </w:pPr>
-      <w:r>
-        <w:rPr>
-          <w:rFonts w:ascii="Times New Roman" w:hAnsi="Times New Roman"/>
-          <w:sz w:val="24"/>
+        <w:rPr>
+          <w:lang w:val="ru-MD"/>
+        </w:rPr>
+      </w:pPr>
+      <w:r>
+        <w:rPr>
+          <w:rFonts w:ascii="Times New Roman" w:hAnsi="Times New Roman"/>
+          <w:sz w:val="24"/>
+          <w:lang w:val="ru-MD"/>
         </w:rPr>
         <w:t>Ані чини́ти лихі́ вчи́нки з людьми́, що тво́рять беззако́ння,* – ні ла́сощів ї́хніх я не хо́чу ї́сти.</w:t>
       </w:r>
@@ -3489,11 +5039,15 @@
     <w:p>
       <w:pPr>
         <w:spacing w:after="120"/>
-      </w:pPr>
-      <w:r>
-        <w:rPr>
-          <w:rFonts w:ascii="Times New Roman" w:hAnsi="Times New Roman"/>
-          <w:sz w:val="24"/>
+        <w:rPr>
+          <w:lang w:val="ru-MD"/>
+        </w:rPr>
+      </w:pPr>
+      <w:r>
+        <w:rPr>
+          <w:rFonts w:ascii="Times New Roman" w:hAnsi="Times New Roman"/>
+          <w:sz w:val="24"/>
+          <w:lang w:val="ru-MD"/>
         </w:rPr>
         <w:t>Неха́й пра́ведник по-до́брому б’є мене́ й виправля́є,* а олі́я грі́шного неха́й не нама́стить голови́ моє́ї.</w:t>
       </w:r>
@@ -3501,11 +5055,15 @@
     <w:p>
       <w:pPr>
         <w:spacing w:after="120"/>
-      </w:pPr>
-      <w:r>
-        <w:rPr>
-          <w:rFonts w:ascii="Times New Roman" w:hAnsi="Times New Roman"/>
-          <w:sz w:val="24"/>
+        <w:rPr>
+          <w:lang w:val="ru-MD"/>
+        </w:rPr>
+      </w:pPr>
+      <w:r>
+        <w:rPr>
+          <w:rFonts w:ascii="Times New Roman" w:hAnsi="Times New Roman"/>
+          <w:sz w:val="24"/>
+          <w:lang w:val="ru-MD"/>
         </w:rPr>
         <w:t>Я все-таки́ моли́тимусь,* незважа́ючи на ї́хні злі вчи́нки.</w:t>
       </w:r>
@@ -3513,11 +5071,15 @@
     <w:p>
       <w:pPr>
         <w:spacing w:after="120"/>
-      </w:pPr>
-      <w:r>
-        <w:rPr>
-          <w:rFonts w:ascii="Times New Roman" w:hAnsi="Times New Roman"/>
-          <w:sz w:val="24"/>
+        <w:rPr>
+          <w:lang w:val="ru-MD"/>
+        </w:rPr>
+      </w:pPr>
+      <w:r>
+        <w:rPr>
+          <w:rFonts w:ascii="Times New Roman" w:hAnsi="Times New Roman"/>
+          <w:sz w:val="24"/>
+          <w:lang w:val="ru-MD"/>
         </w:rPr>
         <w:t>Якщо́ су́ддів ї́хніх ски́нуть в уще́лини ске́лі,* то почу́ють, що слова́ мої́ лю́бі.</w:t>
       </w:r>
@@ -3525,11 +5087,15 @@
     <w:p>
       <w:pPr>
         <w:spacing w:after="120"/>
-      </w:pPr>
-      <w:r>
-        <w:rPr>
-          <w:rFonts w:ascii="Times New Roman" w:hAnsi="Times New Roman"/>
-          <w:sz w:val="24"/>
+        <w:rPr>
+          <w:lang w:val="ru-MD"/>
+        </w:rPr>
+      </w:pPr>
+      <w:r>
+        <w:rPr>
+          <w:rFonts w:ascii="Times New Roman" w:hAnsi="Times New Roman"/>
+          <w:sz w:val="24"/>
+          <w:lang w:val="ru-MD"/>
         </w:rPr>
         <w:t>Немо́вби хтось розби́в і розри́в зе́млю,* розки́дано ї́хні ко́сті пе́ред а́дом.</w:t>
       </w:r>
@@ -3537,11 +5103,15 @@
     <w:p>
       <w:pPr>
         <w:spacing w:after="120"/>
-      </w:pPr>
-      <w:r>
-        <w:rPr>
-          <w:rFonts w:ascii="Times New Roman" w:hAnsi="Times New Roman"/>
-          <w:sz w:val="24"/>
+        <w:rPr>
+          <w:lang w:val="ru-MD"/>
+        </w:rPr>
+      </w:pPr>
+      <w:r>
+        <w:rPr>
+          <w:rFonts w:ascii="Times New Roman" w:hAnsi="Times New Roman"/>
+          <w:sz w:val="24"/>
+          <w:lang w:val="ru-MD"/>
         </w:rPr>
         <w:t>Бо до Те́бе, Го́споди, мій Бо́же, мої́ о́чі;* до Те́бе прибіга́ю, не губи́ душі́ моє́ї.</w:t>
       </w:r>
@@ -3549,11 +5119,15 @@
     <w:p>
       <w:pPr>
         <w:spacing w:after="120"/>
-      </w:pPr>
-      <w:r>
-        <w:rPr>
-          <w:rFonts w:ascii="Times New Roman" w:hAnsi="Times New Roman"/>
-          <w:sz w:val="24"/>
+        <w:rPr>
+          <w:lang w:val="ru-MD"/>
+        </w:rPr>
+      </w:pPr>
+      <w:r>
+        <w:rPr>
+          <w:rFonts w:ascii="Times New Roman" w:hAnsi="Times New Roman"/>
+          <w:sz w:val="24"/>
+          <w:lang w:val="ru-MD"/>
         </w:rPr>
         <w:t>Збережи́ мене́ від пе́тлі, що її́ наста́вили на ме́не,* і від сильця́ тих, що тво́рять беззако́ння.</w:t>
       </w:r>
@@ -3561,11 +5135,15 @@
     <w:p>
       <w:pPr>
         <w:spacing w:after="120"/>
-      </w:pPr>
-      <w:r>
-        <w:rPr>
-          <w:rFonts w:ascii="Times New Roman" w:hAnsi="Times New Roman"/>
-          <w:sz w:val="24"/>
+        <w:rPr>
+          <w:lang w:val="ru-MD"/>
+        </w:rPr>
+      </w:pPr>
+      <w:r>
+        <w:rPr>
+          <w:rFonts w:ascii="Times New Roman" w:hAnsi="Times New Roman"/>
+          <w:sz w:val="24"/>
+          <w:lang w:val="ru-MD"/>
         </w:rPr>
         <w:t>Неха́й грі́шники впаду́ть у вла́сні сі́ті всі ра́зом,* а я пройду́ безпе́чно.</w:t>
       </w:r>
@@ -3573,6 +5151,9 @@
     <w:p>
       <w:pPr>
         <w:spacing w:after="120"/>
+        <w:rPr>
+          <w:lang w:val="ru-MD"/>
+        </w:rPr>
       </w:pPr>
       <w:r>
         <w:rPr>
@@ -3581,6 +5162,7 @@
           <w:i/>
           <w:color w:val="FF0000"/>
           <w:sz w:val="24"/>
+          <w:lang w:val="ru-MD"/>
         </w:rPr>
         <w:t>Псалом 141</w:t>
       </w:r>
@@ -3588,11 +5170,15 @@
     <w:p>
       <w:pPr>
         <w:spacing w:after="120"/>
-      </w:pPr>
-      <w:r>
-        <w:rPr>
-          <w:rFonts w:ascii="Times New Roman" w:hAnsi="Times New Roman"/>
-          <w:sz w:val="24"/>
+        <w:rPr>
+          <w:lang w:val="ru-MD"/>
+        </w:rPr>
+      </w:pPr>
+      <w:r>
+        <w:rPr>
+          <w:rFonts w:ascii="Times New Roman" w:hAnsi="Times New Roman"/>
+          <w:sz w:val="24"/>
+          <w:lang w:val="ru-MD"/>
         </w:rPr>
         <w:t>Я го́лосом мої́м до Го́спода взива́ю,* я го́лосом мої́м до Го́спода молю́ся.</w:t>
       </w:r>
@@ -3600,11 +5186,15 @@
     <w:p>
       <w:pPr>
         <w:spacing w:after="120"/>
-      </w:pPr>
-      <w:r>
-        <w:rPr>
-          <w:rFonts w:ascii="Times New Roman" w:hAnsi="Times New Roman"/>
-          <w:sz w:val="24"/>
+        <w:rPr>
+          <w:lang w:val="ru-MD"/>
+        </w:rPr>
+      </w:pPr>
+      <w:r>
+        <w:rPr>
+          <w:rFonts w:ascii="Times New Roman" w:hAnsi="Times New Roman"/>
+          <w:sz w:val="24"/>
+          <w:lang w:val="ru-MD"/>
         </w:rPr>
         <w:t>Ска́ргу мою́ пе́ред Ним вилива́ю,* мою́ скру́ту Йому́ я виявля́ю.</w:t>
       </w:r>
@@ -3612,11 +5202,15 @@
     <w:p>
       <w:pPr>
         <w:spacing w:after="120"/>
-      </w:pPr>
-      <w:r>
-        <w:rPr>
-          <w:rFonts w:ascii="Times New Roman" w:hAnsi="Times New Roman"/>
-          <w:sz w:val="24"/>
+        <w:rPr>
+          <w:lang w:val="ru-MD"/>
+        </w:rPr>
+      </w:pPr>
+      <w:r>
+        <w:rPr>
+          <w:rFonts w:ascii="Times New Roman" w:hAnsi="Times New Roman"/>
+          <w:sz w:val="24"/>
+          <w:lang w:val="ru-MD"/>
         </w:rPr>
         <w:t>Коли́ триво́житься в мені́ дух мій, Ти знає́ш мою́ сте́жку.* На доро́зі, де я ступа́ю, та́йно розста́вили сильце́ на ме́не.</w:t>
       </w:r>
@@ -3624,11 +5218,15 @@
     <w:p>
       <w:pPr>
         <w:spacing w:after="120"/>
-      </w:pPr>
-      <w:r>
-        <w:rPr>
-          <w:rFonts w:ascii="Times New Roman" w:hAnsi="Times New Roman"/>
-          <w:sz w:val="24"/>
+        <w:rPr>
+          <w:lang w:val="ru-MD"/>
+        </w:rPr>
+      </w:pPr>
+      <w:r>
+        <w:rPr>
+          <w:rFonts w:ascii="Times New Roman" w:hAnsi="Times New Roman"/>
+          <w:sz w:val="24"/>
+          <w:lang w:val="ru-MD"/>
         </w:rPr>
         <w:t>Погля́нь право́руч і подиви́ся:* нема́ ніко́го, хто дбав би за ме́не.</w:t>
       </w:r>
@@ -3636,11 +5234,15 @@
     <w:p>
       <w:pPr>
         <w:spacing w:after="120"/>
-      </w:pPr>
-      <w:r>
-        <w:rPr>
-          <w:rFonts w:ascii="Times New Roman" w:hAnsi="Times New Roman"/>
-          <w:sz w:val="24"/>
+        <w:rPr>
+          <w:lang w:val="ru-MD"/>
+        </w:rPr>
+      </w:pPr>
+      <w:r>
+        <w:rPr>
+          <w:rFonts w:ascii="Times New Roman" w:hAnsi="Times New Roman"/>
+          <w:sz w:val="24"/>
+          <w:lang w:val="ru-MD"/>
         </w:rPr>
         <w:t>Нема́ куди́ мені́ втіка́ти,* нема́ ніко́го, хто піклува́вся би мно́ю.</w:t>
       </w:r>
@@ -3648,11 +5250,15 @@
     <w:p>
       <w:pPr>
         <w:spacing w:after="120"/>
-      </w:pPr>
-      <w:r>
-        <w:rPr>
-          <w:rFonts w:ascii="Times New Roman" w:hAnsi="Times New Roman"/>
-          <w:sz w:val="24"/>
+        <w:rPr>
+          <w:lang w:val="ru-MD"/>
+        </w:rPr>
+      </w:pPr>
+      <w:r>
+        <w:rPr>
+          <w:rFonts w:ascii="Times New Roman" w:hAnsi="Times New Roman"/>
+          <w:sz w:val="24"/>
+          <w:lang w:val="ru-MD"/>
         </w:rPr>
         <w:t>До Те́бе, Го́споди, взива́ю й кажу́:* Ти моє́ прибі́жище, в землі́ живи́х Ти − моя́ до́ля!</w:t>
       </w:r>
@@ -3660,11 +5266,15 @@
     <w:p>
       <w:pPr>
         <w:spacing w:after="120"/>
-      </w:pPr>
-      <w:r>
-        <w:rPr>
-          <w:rFonts w:ascii="Times New Roman" w:hAnsi="Times New Roman"/>
-          <w:sz w:val="24"/>
+        <w:rPr>
+          <w:lang w:val="ru-MD"/>
+        </w:rPr>
+      </w:pPr>
+      <w:r>
+        <w:rPr>
+          <w:rFonts w:ascii="Times New Roman" w:hAnsi="Times New Roman"/>
+          <w:sz w:val="24"/>
+          <w:lang w:val="ru-MD"/>
         </w:rPr>
         <w:t>Зверни́ ува́гу на моє́ блага́ння,* бо я ве́льми неща́сний.</w:t>
       </w:r>
@@ -3672,11 +5282,15 @@
     <w:p>
       <w:pPr>
         <w:spacing w:after="120"/>
-      </w:pPr>
-      <w:r>
-        <w:rPr>
-          <w:rFonts w:ascii="Times New Roman" w:hAnsi="Times New Roman"/>
-          <w:sz w:val="24"/>
+        <w:rPr>
+          <w:lang w:val="ru-MD"/>
+        </w:rPr>
+      </w:pPr>
+      <w:r>
+        <w:rPr>
+          <w:rFonts w:ascii="Times New Roman" w:hAnsi="Times New Roman"/>
+          <w:sz w:val="24"/>
+          <w:lang w:val="ru-MD"/>
         </w:rPr>
         <w:t>Спаси́ мене́ від гони́телів мої́х,* бо вони́ сильні́ші від ме́не.</w:t>
       </w:r>
@@ -6481,15 +8095,18 @@
     </w:p>
     <w:p>
       <w:pPr>
-        <w:pStyle w:val="Normal"/>
-        <w:spacing w:after="120"/>
-      </w:pPr>
-      <w:r>
-        <w:rPr>
-          <w:rFonts w:ascii="Times New Roman" w:hAnsi="Times New Roman"/>
-          <w:i/>
-          <w:color w:val="FF0000"/>
-          <w:sz w:val="24"/>
+        <w:spacing w:after="120"/>
+        <w:rPr>
+          <w:lang w:val="ru-MD"/>
+        </w:rPr>
+      </w:pPr>
+      <w:r>
+        <w:rPr>
+          <w:rFonts w:ascii="Times New Roman" w:hAnsi="Times New Roman"/>
+          <w:i/>
+          <w:color w:val="FF0000"/>
+          <w:sz w:val="24"/>
+          <w:lang w:val="ru-MD"/>
         </w:rPr>
         <w:t>Священик:</w:t>
       </w:r>
@@ -6498,6 +8115,7 @@
           <w:rFonts w:ascii="Times New Roman" w:hAnsi="Times New Roman"/>
           <w:color w:val="FF0000"/>
           <w:sz w:val="24"/>
+          <w:lang w:val="ru-MD"/>
         </w:rPr>
         <w:t xml:space="preserve"> </w:t>
       </w:r>
@@ -6506,344 +8124,18 @@
           <w:rFonts w:ascii="Times New Roman" w:hAnsi="Times New Roman"/>
           <w:color w:val="000000"/>
           <w:sz w:val="24"/>
-        </w:rPr>
-        <w:t>Нехай</w:t>
+          <w:lang w:val="ru-MD"/>
+        </w:rPr>
+        <w:t>Нехай буде влада царства Твого благословенна і дуже прославлена: Отця, і Сина, і Святого Дух</w:t>
       </w:r>
       <w:r>
         <w:rPr>
           <w:rFonts w:ascii="Times New Roman" w:hAnsi="Times New Roman"/>
           <w:color w:val="000000"/>
           <w:sz w:val="24"/>
-        </w:rPr>
-        <w:t xml:space="preserve"> </w:t>
-      </w:r>
-      <w:r>
-        <w:rPr>
-          <w:rFonts w:ascii="Times New Roman" w:hAnsi="Times New Roman"/>
-          <w:color w:val="000000"/>
-          <w:sz w:val="24"/>
-        </w:rPr>
-        <w:t>буде</w:t>
-      </w:r>
-      <w:r>
-        <w:rPr>
-          <w:rFonts w:ascii="Times New Roman" w:hAnsi="Times New Roman"/>
-          <w:color w:val="000000"/>
-          <w:sz w:val="24"/>
-        </w:rPr>
-        <w:t xml:space="preserve"> </w:t>
-      </w:r>
-      <w:r>
-        <w:rPr>
-          <w:rFonts w:ascii="Times New Roman" w:hAnsi="Times New Roman"/>
-          <w:color w:val="000000"/>
-          <w:sz w:val="24"/>
-        </w:rPr>
-        <w:t>влада</w:t>
-      </w:r>
-      <w:r>
-        <w:rPr>
-          <w:rFonts w:ascii="Times New Roman" w:hAnsi="Times New Roman"/>
-          <w:color w:val="000000"/>
-          <w:sz w:val="24"/>
-        </w:rPr>
-        <w:t xml:space="preserve"> </w:t>
-      </w:r>
-      <w:r>
-        <w:rPr>
-          <w:rFonts w:ascii="Times New Roman" w:hAnsi="Times New Roman"/>
-          <w:color w:val="000000"/>
-          <w:sz w:val="24"/>
-        </w:rPr>
-        <w:t>царства</w:t>
-      </w:r>
-      <w:r>
-        <w:rPr>
-          <w:rFonts w:ascii="Times New Roman" w:hAnsi="Times New Roman"/>
-          <w:color w:val="000000"/>
-          <w:sz w:val="24"/>
-        </w:rPr>
-        <w:t xml:space="preserve"> </w:t>
-      </w:r>
-      <w:r>
-        <w:rPr>
-          <w:rFonts w:ascii="Times New Roman" w:hAnsi="Times New Roman"/>
-          <w:color w:val="000000"/>
-          <w:sz w:val="24"/>
-        </w:rPr>
-        <w:t>Твого</w:t>
-      </w:r>
-      <w:r>
-        <w:rPr>
-          <w:rFonts w:ascii="Times New Roman" w:hAnsi="Times New Roman"/>
-          <w:color w:val="000000"/>
-          <w:sz w:val="24"/>
-        </w:rPr>
-        <w:t xml:space="preserve"> </w:t>
-      </w:r>
-      <w:r>
-        <w:rPr>
-          <w:rFonts w:ascii="Times New Roman" w:hAnsi="Times New Roman"/>
-          <w:color w:val="000000"/>
-          <w:sz w:val="24"/>
-        </w:rPr>
-        <w:t>благословенна</w:t>
-      </w:r>
-      <w:r>
-        <w:rPr>
-          <w:rFonts w:ascii="Times New Roman" w:hAnsi="Times New Roman"/>
-          <w:color w:val="000000"/>
-          <w:sz w:val="24"/>
-        </w:rPr>
-        <w:t xml:space="preserve"> </w:t>
-      </w:r>
-      <w:r>
-        <w:rPr>
-          <w:rFonts w:ascii="Times New Roman" w:hAnsi="Times New Roman"/>
-          <w:color w:val="000000"/>
-          <w:sz w:val="24"/>
-        </w:rPr>
-        <w:t>і</w:t>
-      </w:r>
-      <w:r>
-        <w:rPr>
-          <w:rFonts w:ascii="Times New Roman" w:hAnsi="Times New Roman"/>
-          <w:color w:val="000000"/>
-          <w:sz w:val="24"/>
-        </w:rPr>
-        <w:t xml:space="preserve"> </w:t>
-      </w:r>
-      <w:r>
-        <w:rPr>
-          <w:rFonts w:ascii="Times New Roman" w:hAnsi="Times New Roman"/>
-          <w:color w:val="000000"/>
-          <w:sz w:val="24"/>
-        </w:rPr>
-        <w:t>дуже</w:t>
-      </w:r>
-      <w:r>
-        <w:rPr>
-          <w:rFonts w:ascii="Times New Roman" w:hAnsi="Times New Roman"/>
-          <w:color w:val="000000"/>
-          <w:sz w:val="24"/>
-        </w:rPr>
-        <w:t xml:space="preserve"> </w:t>
-      </w:r>
-      <w:r>
-        <w:rPr>
-          <w:rFonts w:ascii="Times New Roman" w:hAnsi="Times New Roman"/>
-          <w:color w:val="000000"/>
-          <w:sz w:val="24"/>
-        </w:rPr>
-        <w:t>прославлена:</w:t>
-      </w:r>
-      <w:r>
-        <w:rPr>
-          <w:rFonts w:ascii="Times New Roman" w:hAnsi="Times New Roman"/>
-          <w:color w:val="000000"/>
-          <w:sz w:val="24"/>
-        </w:rPr>
-        <w:t xml:space="preserve"> </w:t>
-      </w:r>
-      <w:r>
-        <w:rPr>
-          <w:rFonts w:ascii="Times New Roman" w:hAnsi="Times New Roman"/>
-          <w:color w:val="000000"/>
-          <w:sz w:val="24"/>
-        </w:rPr>
-        <w:t>Отця,</w:t>
-      </w:r>
-      <w:r>
-        <w:rPr>
-          <w:rFonts w:ascii="Times New Roman" w:hAnsi="Times New Roman"/>
-          <w:color w:val="000000"/>
-          <w:sz w:val="24"/>
-        </w:rPr>
-        <w:t xml:space="preserve"> </w:t>
-      </w:r>
-      <w:r>
-        <w:rPr>
-          <w:rFonts w:ascii="Times New Roman" w:hAnsi="Times New Roman"/>
-          <w:color w:val="000000"/>
-          <w:sz w:val="24"/>
-        </w:rPr>
-        <w:t>і</w:t>
-      </w:r>
-      <w:r>
-        <w:rPr>
-          <w:rFonts w:ascii="Times New Roman" w:hAnsi="Times New Roman"/>
-          <w:color w:val="000000"/>
-          <w:sz w:val="24"/>
-        </w:rPr>
-        <w:t xml:space="preserve"> </w:t>
-      </w:r>
-      <w:r>
-        <w:rPr>
-          <w:rFonts w:ascii="Times New Roman" w:hAnsi="Times New Roman"/>
-          <w:color w:val="000000"/>
-          <w:sz w:val="24"/>
-        </w:rPr>
-        <w:t>Сина,</w:t>
-      </w:r>
-      <w:r>
-        <w:rPr>
-          <w:rFonts w:ascii="Times New Roman" w:hAnsi="Times New Roman"/>
-          <w:color w:val="000000"/>
-          <w:sz w:val="24"/>
-        </w:rPr>
-        <w:t xml:space="preserve"> </w:t>
-      </w:r>
-      <w:r>
-        <w:rPr>
-          <w:rFonts w:ascii="Times New Roman" w:hAnsi="Times New Roman"/>
-          <w:color w:val="000000"/>
-          <w:sz w:val="24"/>
-        </w:rPr>
-        <w:t>і</w:t>
-      </w:r>
-      <w:r>
-        <w:rPr>
-          <w:rFonts w:ascii="Times New Roman" w:hAnsi="Times New Roman"/>
-          <w:color w:val="000000"/>
-          <w:sz w:val="24"/>
-        </w:rPr>
-        <w:t xml:space="preserve"> </w:t>
-      </w:r>
-      <w:r>
-        <w:rPr>
-          <w:rFonts w:ascii="Times New Roman" w:hAnsi="Times New Roman"/>
-          <w:color w:val="000000"/>
-          <w:sz w:val="24"/>
-        </w:rPr>
-        <w:t>Святого</w:t>
-      </w:r>
-      <w:r>
-        <w:rPr>
-          <w:rFonts w:ascii="Times New Roman" w:hAnsi="Times New Roman"/>
-          <w:color w:val="000000"/>
-          <w:sz w:val="24"/>
-        </w:rPr>
-        <w:t xml:space="preserve"> </w:t>
-      </w:r>
-      <w:r>
-        <w:rPr>
-          <w:rFonts w:ascii="Times New Roman" w:hAnsi="Times New Roman"/>
-          <w:color w:val="000000"/>
-          <w:sz w:val="24"/>
-        </w:rPr>
-        <w:t>Духа,</w:t>
-      </w:r>
-      <w:r>
-        <w:rPr>
-          <w:rFonts w:ascii="Times New Roman" w:hAnsi="Times New Roman"/>
-          <w:color w:val="000000"/>
-          <w:sz w:val="24"/>
-        </w:rPr>
-        <w:t xml:space="preserve"> </w:t>
-      </w:r>
-      <w:r>
-        <w:rPr>
-          <w:rFonts w:ascii="Times New Roman" w:hAnsi="Times New Roman"/>
-          <w:color w:val="000000"/>
-          <w:sz w:val="24"/>
-        </w:rPr>
-        <w:t>нині</w:t>
-      </w:r>
-      <w:r>
-        <w:rPr>
-          <w:rFonts w:ascii="Times New Roman" w:hAnsi="Times New Roman"/>
-          <w:color w:val="000000"/>
-          <w:sz w:val="24"/>
-        </w:rPr>
-        <w:t xml:space="preserve"> </w:t>
-      </w:r>
-      <w:r>
-        <w:rPr>
-          <w:rFonts w:ascii="Times New Roman" w:hAnsi="Times New Roman"/>
-          <w:color w:val="000000"/>
-          <w:sz w:val="24"/>
-        </w:rPr>
-        <w:t>і</w:t>
-      </w:r>
-      <w:r>
-        <w:rPr>
-          <w:rFonts w:ascii="Times New Roman" w:hAnsi="Times New Roman"/>
-          <w:color w:val="000000"/>
-          <w:sz w:val="24"/>
-        </w:rPr>
-        <w:t xml:space="preserve"> </w:t>
-      </w:r>
-      <w:r>
-        <w:rPr>
-          <w:rFonts w:ascii="Times New Roman" w:hAnsi="Times New Roman"/>
-          <w:color w:val="000000"/>
-          <w:sz w:val="24"/>
-        </w:rPr>
-        <w:t>повсякчас,</w:t>
-      </w:r>
-      <w:r>
-        <w:rPr>
-          <w:rFonts w:ascii="Times New Roman" w:hAnsi="Times New Roman"/>
-          <w:color w:val="000000"/>
-          <w:sz w:val="24"/>
-        </w:rPr>
-        <w:t xml:space="preserve"> </w:t>
-      </w:r>
-      <w:r>
-        <w:rPr>
-          <w:rFonts w:ascii="Times New Roman" w:hAnsi="Times New Roman"/>
-          <w:color w:val="000000"/>
-          <w:sz w:val="24"/>
-        </w:rPr>
-        <w:t>і</w:t>
-      </w:r>
-      <w:r>
-        <w:rPr>
-          <w:rFonts w:ascii="Times New Roman" w:hAnsi="Times New Roman"/>
-          <w:color w:val="000000"/>
-          <w:sz w:val="24"/>
-        </w:rPr>
-        <w:t xml:space="preserve"> </w:t>
-      </w:r>
-      <w:r>
-        <w:rPr>
-          <w:rFonts w:ascii="Times New Roman" w:hAnsi="Times New Roman"/>
-          <w:color w:val="000000"/>
-          <w:sz w:val="24"/>
-        </w:rPr>
-        <w:t>на</w:t>
-      </w:r>
-      <w:r>
-        <w:rPr>
-          <w:rFonts w:ascii="Times New Roman" w:hAnsi="Times New Roman"/>
-          <w:color w:val="000000"/>
-          <w:sz w:val="24"/>
-        </w:rPr>
-        <w:t xml:space="preserve"> </w:t>
-      </w:r>
-      <w:r>
-        <w:rPr>
-          <w:rFonts w:ascii="Times New Roman" w:hAnsi="Times New Roman"/>
-          <w:color w:val="000000"/>
-          <w:sz w:val="24"/>
-        </w:rPr>
-        <w:t>віки</w:t>
-      </w:r>
-      <w:r>
-        <w:rPr>
-          <w:rFonts w:ascii="Times New Roman" w:hAnsi="Times New Roman"/>
-          <w:color w:val="000000"/>
-          <w:sz w:val="24"/>
-        </w:rPr>
-        <w:t xml:space="preserve"> </w:t>
-      </w:r>
-      <w:r>
-        <w:rPr>
-          <w:rFonts w:ascii="Times New Roman" w:hAnsi="Times New Roman"/>
-          <w:color w:val="000000"/>
-          <w:sz w:val="24"/>
-        </w:rPr>
-        <w:t>віків.</w:t>
+          <w:lang w:val="ru-MD"/>
+        </w:rPr>
+        <w:t>а, нині і повсякчас, і на віки віків.</w:t>
       </w:r>
     </w:p>
     <w:p>
@@ -6950,13 +8242,17 @@
     <w:p>
       <w:pPr>
         <w:spacing w:after="120"/>
-      </w:pPr>
-      <w:r>
-        <w:rPr>
-          <w:rFonts w:ascii="Times New Roman" w:hAnsi="Times New Roman"/>
-          <w:i/>
-          <w:color w:val="FF0000"/>
-          <w:sz w:val="24"/>
+        <w:rPr>
+          <w:lang w:val="ru-MD"/>
+        </w:rPr>
+      </w:pPr>
+      <w:r>
+        <w:rPr>
+          <w:rFonts w:ascii="Times New Roman" w:hAnsi="Times New Roman"/>
+          <w:i/>
+          <w:color w:val="FF0000"/>
+          <w:sz w:val="24"/>
+          <w:lang w:val="ru-MD"/>
         </w:rPr>
         <w:t xml:space="preserve">Стих: </w:t>
       </w:r>
@@ -6965,6 +8261,7 @@
           <w:rFonts w:ascii="Times New Roman" w:hAnsi="Times New Roman"/>
           <w:sz w:val="24"/>
           <w:u w:val="single"/>
+          <w:lang w:val="ru-MD"/>
         </w:rPr>
         <w:t>Госпо́дь царю́є,* у ве́лич Він зодягну́вся.</w:t>
       </w:r>
@@ -6974,6 +8271,7 @@
           <w:i/>
           <w:color w:val="FF0000"/>
           <w:sz w:val="24"/>
+          <w:lang w:val="ru-MD"/>
         </w:rPr>
         <w:t xml:space="preserve"> (Пс. 92,1)</w:t>
       </w:r>
@@ -7002,13 +8300,17 @@
     <w:p>
       <w:pPr>
         <w:spacing w:after="120"/>
-      </w:pPr>
-      <w:r>
-        <w:rPr>
-          <w:rFonts w:ascii="Times New Roman" w:hAnsi="Times New Roman"/>
-          <w:i/>
-          <w:color w:val="FF0000"/>
-          <w:sz w:val="24"/>
+        <w:rPr>
+          <w:lang w:val="ru-MD"/>
+        </w:rPr>
+      </w:pPr>
+      <w:r>
+        <w:rPr>
+          <w:rFonts w:ascii="Times New Roman" w:hAnsi="Times New Roman"/>
+          <w:i/>
+          <w:color w:val="FF0000"/>
+          <w:sz w:val="24"/>
+          <w:lang w:val="ru-MD"/>
         </w:rPr>
         <w:t xml:space="preserve">Стих: </w:t>
       </w:r>
@@ -7017,6 +8319,7 @@
           <w:rFonts w:ascii="Times New Roman" w:hAnsi="Times New Roman"/>
           <w:sz w:val="24"/>
           <w:u w:val="single"/>
+          <w:lang w:val="ru-MD"/>
         </w:rPr>
         <w:t>Бо Він утверди́в вселе́нну,* і вона́ не захита́ється.</w:t>
       </w:r>
@@ -7026,6 +8329,7 @@
           <w:i/>
           <w:color w:val="FF0000"/>
           <w:sz w:val="24"/>
+          <w:lang w:val="ru-MD"/>
         </w:rPr>
         <w:t xml:space="preserve"> (Пс. 92,1)</w:t>
       </w:r>
@@ -7064,13 +8368,17 @@
     <w:p>
       <w:pPr>
         <w:spacing w:after="120"/>
-      </w:pPr>
-      <w:r>
-        <w:rPr>
-          <w:rFonts w:ascii="Times New Roman" w:hAnsi="Times New Roman"/>
-          <w:i/>
-          <w:color w:val="FF0000"/>
-          <w:sz w:val="24"/>
+        <w:rPr>
+          <w:lang w:val="ru-MD"/>
+        </w:rPr>
+      </w:pPr>
+      <w:r>
+        <w:rPr>
+          <w:rFonts w:ascii="Times New Roman" w:hAnsi="Times New Roman"/>
+          <w:i/>
+          <w:color w:val="FF0000"/>
+          <w:sz w:val="24"/>
+          <w:lang w:val="ru-MD"/>
         </w:rPr>
         <w:t xml:space="preserve">Стих: </w:t>
       </w:r>
@@ -7079,6 +8387,7 @@
           <w:rFonts w:ascii="Times New Roman" w:hAnsi="Times New Roman"/>
           <w:sz w:val="24"/>
           <w:u w:val="single"/>
+          <w:lang w:val="ru-MD"/>
         </w:rPr>
         <w:t>До́мові Твоє́му, Го́споди,* нале́жить свя́тість на до́вгі лі́та.</w:t>
       </w:r>
@@ -7088,6 +8397,7 @@
           <w:i/>
           <w:color w:val="FF0000"/>
           <w:sz w:val="24"/>
+          <w:lang w:val="ru-MD"/>
         </w:rPr>
         <w:t xml:space="preserve"> (Пс. 92,5)</w:t>
       </w:r>
@@ -7182,432 +8492,74 @@
     </w:p>
     <w:p>
       <w:pPr>
-        <w:pStyle w:val="Normal"/>
-        <w:spacing w:after="120"/>
-      </w:pPr>
-      <w:r>
-        <w:rPr>
-          <w:rFonts w:ascii="Times New Roman" w:hAnsi="Times New Roman"/>
-          <w:sz w:val="24"/>
-        </w:rPr>
-        <w:t>Ни́ні</w:t>
-      </w:r>
-      <w:r>
-        <w:rPr>
-          <w:rFonts w:ascii="Times New Roman" w:hAnsi="Times New Roman"/>
-          <w:sz w:val="24"/>
-        </w:rPr>
-        <w:t xml:space="preserve"> </w:t>
-      </w:r>
-      <w:r>
-        <w:rPr>
-          <w:rFonts w:ascii="Times New Roman" w:hAnsi="Times New Roman"/>
-          <w:sz w:val="24"/>
-        </w:rPr>
-        <w:t>відпуска́єш</w:t>
-      </w:r>
-      <w:r>
-        <w:rPr>
-          <w:rFonts w:ascii="Times New Roman" w:hAnsi="Times New Roman"/>
-          <w:sz w:val="24"/>
-        </w:rPr>
-        <w:t xml:space="preserve"> </w:t>
-      </w:r>
-      <w:r>
-        <w:rPr>
-          <w:rFonts w:ascii="Times New Roman" w:hAnsi="Times New Roman"/>
-          <w:sz w:val="24"/>
-        </w:rPr>
-        <w:t>слугу́</w:t>
-      </w:r>
-      <w:r>
-        <w:rPr>
-          <w:rFonts w:ascii="Times New Roman" w:hAnsi="Times New Roman"/>
-          <w:sz w:val="24"/>
-        </w:rPr>
-        <w:t xml:space="preserve"> </w:t>
-      </w:r>
-      <w:r>
-        <w:rPr>
-          <w:rFonts w:ascii="Times New Roman" w:hAnsi="Times New Roman"/>
-          <w:sz w:val="24"/>
-        </w:rPr>
-        <w:t>Твого́,</w:t>
-      </w:r>
-      <w:r>
-        <w:rPr>
-          <w:rFonts w:ascii="Times New Roman" w:hAnsi="Times New Roman"/>
-          <w:sz w:val="24"/>
-        </w:rPr>
-        <w:t xml:space="preserve"> </w:t>
-      </w:r>
-      <w:r>
-        <w:rPr>
-          <w:rFonts w:ascii="Times New Roman" w:hAnsi="Times New Roman"/>
-          <w:sz w:val="24"/>
-        </w:rPr>
-        <w:t>Влади́ко,*</w:t>
-      </w:r>
-      <w:r>
-        <w:rPr>
-          <w:rFonts w:ascii="Times New Roman" w:hAnsi="Times New Roman"/>
-          <w:sz w:val="24"/>
-        </w:rPr>
-        <w:t xml:space="preserve"> </w:t>
-      </w:r>
-      <w:r>
-        <w:rPr>
-          <w:rFonts w:ascii="Times New Roman" w:hAnsi="Times New Roman"/>
-          <w:sz w:val="24"/>
-        </w:rPr>
-        <w:t>за</w:t>
-      </w:r>
-      <w:r>
-        <w:rPr>
-          <w:rFonts w:ascii="Times New Roman" w:hAnsi="Times New Roman"/>
-          <w:sz w:val="24"/>
-        </w:rPr>
-        <w:t xml:space="preserve"> </w:t>
-      </w:r>
-      <w:r>
-        <w:rPr>
-          <w:rFonts w:ascii="Times New Roman" w:hAnsi="Times New Roman"/>
-          <w:sz w:val="24"/>
-        </w:rPr>
-        <w:t>Твої́м</w:t>
-      </w:r>
-      <w:r>
-        <w:rPr>
-          <w:rFonts w:ascii="Times New Roman" w:hAnsi="Times New Roman"/>
-          <w:sz w:val="24"/>
-        </w:rPr>
-        <w:t xml:space="preserve"> </w:t>
-      </w:r>
-      <w:r>
-        <w:rPr>
-          <w:rFonts w:ascii="Times New Roman" w:hAnsi="Times New Roman"/>
-          <w:sz w:val="24"/>
-        </w:rPr>
-        <w:t>сло́вом</w:t>
-      </w:r>
-      <w:r>
-        <w:rPr>
-          <w:rFonts w:ascii="Times New Roman" w:hAnsi="Times New Roman"/>
-          <w:sz w:val="24"/>
-        </w:rPr>
-        <w:t xml:space="preserve"> </w:t>
-      </w:r>
-      <w:r>
-        <w:rPr>
-          <w:rFonts w:ascii="Times New Roman" w:hAnsi="Times New Roman"/>
-          <w:sz w:val="24"/>
-        </w:rPr>
-        <w:t>у</w:t>
-      </w:r>
-      <w:r>
-        <w:rPr>
-          <w:rFonts w:ascii="Times New Roman" w:hAnsi="Times New Roman"/>
-          <w:sz w:val="24"/>
-        </w:rPr>
-        <w:t xml:space="preserve"> </w:t>
-      </w:r>
-      <w:r>
-        <w:rPr>
-          <w:rFonts w:ascii="Times New Roman" w:hAnsi="Times New Roman"/>
-          <w:sz w:val="24"/>
-        </w:rPr>
-        <w:t>ми́рі.</w:t>
-      </w:r>
-    </w:p>
-    <w:p>
-      <w:pPr>
-        <w:pStyle w:val="Normal"/>
-        <w:spacing w:after="120"/>
-      </w:pPr>
-      <w:r>
-        <w:rPr>
-          <w:rFonts w:ascii="Times New Roman" w:hAnsi="Times New Roman"/>
-          <w:sz w:val="24"/>
-        </w:rPr>
-        <w:t>Бо</w:t>
-      </w:r>
-      <w:r>
-        <w:rPr>
-          <w:rFonts w:ascii="Times New Roman" w:hAnsi="Times New Roman"/>
-          <w:sz w:val="24"/>
-        </w:rPr>
-        <w:t xml:space="preserve"> </w:t>
-      </w:r>
-      <w:r>
-        <w:rPr>
-          <w:rFonts w:ascii="Times New Roman" w:hAnsi="Times New Roman"/>
-          <w:sz w:val="24"/>
-        </w:rPr>
-        <w:t>поба́чили</w:t>
-      </w:r>
-      <w:r>
-        <w:rPr>
-          <w:rFonts w:ascii="Times New Roman" w:hAnsi="Times New Roman"/>
-          <w:sz w:val="24"/>
-        </w:rPr>
-        <w:t xml:space="preserve"> </w:t>
-      </w:r>
-      <w:r>
-        <w:rPr>
-          <w:rFonts w:ascii="Times New Roman" w:hAnsi="Times New Roman"/>
-          <w:sz w:val="24"/>
-        </w:rPr>
-        <w:t>о́чі</w:t>
-      </w:r>
-      <w:r>
-        <w:rPr>
-          <w:rFonts w:ascii="Times New Roman" w:hAnsi="Times New Roman"/>
-          <w:sz w:val="24"/>
-        </w:rPr>
-        <w:t xml:space="preserve"> </w:t>
-      </w:r>
-      <w:r>
-        <w:rPr>
-          <w:rFonts w:ascii="Times New Roman" w:hAnsi="Times New Roman"/>
-          <w:sz w:val="24"/>
-        </w:rPr>
-        <w:t>мої́*</w:t>
-      </w:r>
-      <w:r>
-        <w:rPr>
-          <w:rFonts w:ascii="Times New Roman" w:hAnsi="Times New Roman"/>
-          <w:sz w:val="24"/>
-        </w:rPr>
-        <w:t xml:space="preserve"> </w:t>
-      </w:r>
-      <w:r>
-        <w:rPr>
-          <w:rFonts w:ascii="Times New Roman" w:hAnsi="Times New Roman"/>
-          <w:sz w:val="24"/>
-        </w:rPr>
-        <w:t>спасі́ння</w:t>
-      </w:r>
-      <w:r>
-        <w:rPr>
-          <w:rFonts w:ascii="Times New Roman" w:hAnsi="Times New Roman"/>
-          <w:sz w:val="24"/>
-        </w:rPr>
-        <w:t xml:space="preserve"> </w:t>
-      </w:r>
-      <w:r>
-        <w:rPr>
-          <w:rFonts w:ascii="Times New Roman" w:hAnsi="Times New Roman"/>
-          <w:sz w:val="24"/>
-        </w:rPr>
-        <w:t>Твоє́;</w:t>
-      </w:r>
-    </w:p>
-    <w:p>
-      <w:pPr>
-        <w:pStyle w:val="Normal"/>
-        <w:spacing w:after="120"/>
-      </w:pPr>
-      <w:r>
-        <w:rPr>
-          <w:rFonts w:ascii="Times New Roman" w:hAnsi="Times New Roman"/>
-          <w:sz w:val="24"/>
-        </w:rPr>
-        <w:t>Що</w:t>
-      </w:r>
-      <w:r>
-        <w:rPr>
-          <w:rFonts w:ascii="Times New Roman" w:hAnsi="Times New Roman"/>
-          <w:sz w:val="24"/>
-        </w:rPr>
-        <w:t xml:space="preserve"> </w:t>
-      </w:r>
-      <w:r>
-        <w:rPr>
-          <w:rFonts w:ascii="Times New Roman" w:hAnsi="Times New Roman"/>
-          <w:sz w:val="24"/>
-        </w:rPr>
-        <w:t>приготува́в</w:t>
-      </w:r>
-      <w:r>
-        <w:rPr>
-          <w:rFonts w:ascii="Times New Roman" w:hAnsi="Times New Roman"/>
-          <w:sz w:val="24"/>
-        </w:rPr>
-        <w:t xml:space="preserve"> </w:t>
-      </w:r>
-      <w:r>
-        <w:rPr>
-          <w:rFonts w:ascii="Times New Roman" w:hAnsi="Times New Roman"/>
-          <w:sz w:val="24"/>
-        </w:rPr>
-        <w:t>Ти*</w:t>
-      </w:r>
-      <w:r>
-        <w:rPr>
-          <w:rFonts w:ascii="Times New Roman" w:hAnsi="Times New Roman"/>
-          <w:sz w:val="24"/>
-        </w:rPr>
-        <w:t xml:space="preserve"> </w:t>
-      </w:r>
-      <w:r>
-        <w:rPr>
-          <w:rFonts w:ascii="Times New Roman" w:hAnsi="Times New Roman"/>
-          <w:sz w:val="24"/>
-        </w:rPr>
-        <w:t>пе́ред</w:t>
-      </w:r>
-      <w:r>
-        <w:rPr>
-          <w:rFonts w:ascii="Times New Roman" w:hAnsi="Times New Roman"/>
-          <w:sz w:val="24"/>
-        </w:rPr>
-        <w:t xml:space="preserve"> </w:t>
-      </w:r>
-      <w:r>
-        <w:rPr>
-          <w:rFonts w:ascii="Times New Roman" w:hAnsi="Times New Roman"/>
-          <w:sz w:val="24"/>
-        </w:rPr>
-        <w:t>усіма́</w:t>
-      </w:r>
-      <w:r>
-        <w:rPr>
-          <w:rFonts w:ascii="Times New Roman" w:hAnsi="Times New Roman"/>
-          <w:sz w:val="24"/>
-        </w:rPr>
-        <w:t xml:space="preserve"> </w:t>
-      </w:r>
-      <w:r>
-        <w:rPr>
-          <w:rFonts w:ascii="Times New Roman" w:hAnsi="Times New Roman"/>
-          <w:sz w:val="24"/>
-        </w:rPr>
-        <w:t>наро́дами;</w:t>
-      </w:r>
-    </w:p>
-    <w:p>
-      <w:pPr>
-        <w:pStyle w:val="Normal"/>
-        <w:spacing w:after="120"/>
-      </w:pPr>
-      <w:r>
-        <w:rPr>
-          <w:rFonts w:ascii="Times New Roman" w:hAnsi="Times New Roman"/>
-          <w:sz w:val="24"/>
-        </w:rPr>
-        <w:t>Сві́тло</w:t>
-      </w:r>
-      <w:r>
-        <w:rPr>
-          <w:rFonts w:ascii="Times New Roman" w:hAnsi="Times New Roman"/>
-          <w:sz w:val="24"/>
-        </w:rPr>
-        <w:t xml:space="preserve"> </w:t>
-      </w:r>
-      <w:r>
-        <w:rPr>
-          <w:rFonts w:ascii="Times New Roman" w:hAnsi="Times New Roman"/>
-          <w:sz w:val="24"/>
-        </w:rPr>
-        <w:t>на</w:t>
-      </w:r>
-      <w:r>
-        <w:rPr>
-          <w:rFonts w:ascii="Times New Roman" w:hAnsi="Times New Roman"/>
-          <w:sz w:val="24"/>
-        </w:rPr>
-        <w:t xml:space="preserve"> </w:t>
-      </w:r>
-      <w:r>
-        <w:rPr>
-          <w:rFonts w:ascii="Times New Roman" w:hAnsi="Times New Roman"/>
-          <w:sz w:val="24"/>
-        </w:rPr>
-        <w:t>просві́ту</w:t>
-      </w:r>
-      <w:r>
-        <w:rPr>
-          <w:rFonts w:ascii="Times New Roman" w:hAnsi="Times New Roman"/>
-          <w:sz w:val="24"/>
-        </w:rPr>
-        <w:t xml:space="preserve"> </w:t>
-      </w:r>
-      <w:r>
-        <w:rPr>
-          <w:rFonts w:ascii="Times New Roman" w:hAnsi="Times New Roman"/>
-          <w:sz w:val="24"/>
-        </w:rPr>
-        <w:t>пога́нам,*</w:t>
-      </w:r>
-      <w:r>
-        <w:rPr>
-          <w:rFonts w:ascii="Times New Roman" w:hAnsi="Times New Roman"/>
-          <w:sz w:val="24"/>
-        </w:rPr>
-        <w:t xml:space="preserve"> </w:t>
-      </w:r>
-      <w:r>
-        <w:rPr>
-          <w:rFonts w:ascii="Times New Roman" w:hAnsi="Times New Roman"/>
-          <w:sz w:val="24"/>
-        </w:rPr>
-        <w:t>і</w:t>
-      </w:r>
-      <w:r>
-        <w:rPr>
-          <w:rFonts w:ascii="Times New Roman" w:hAnsi="Times New Roman"/>
-          <w:sz w:val="24"/>
-        </w:rPr>
-        <w:t xml:space="preserve"> </w:t>
-      </w:r>
-      <w:r>
-        <w:rPr>
-          <w:rFonts w:ascii="Times New Roman" w:hAnsi="Times New Roman"/>
-          <w:sz w:val="24"/>
-        </w:rPr>
-        <w:t>сла́ву</w:t>
-      </w:r>
-      <w:r>
-        <w:rPr>
-          <w:rFonts w:ascii="Times New Roman" w:hAnsi="Times New Roman"/>
-          <w:sz w:val="24"/>
-        </w:rPr>
-        <w:t xml:space="preserve"> </w:t>
-      </w:r>
-      <w:r>
-        <w:rPr>
-          <w:rFonts w:ascii="Times New Roman" w:hAnsi="Times New Roman"/>
-          <w:sz w:val="24"/>
-        </w:rPr>
-        <w:t>лю́ду</w:t>
-      </w:r>
-      <w:r>
-        <w:rPr>
-          <w:rFonts w:ascii="Times New Roman" w:hAnsi="Times New Roman"/>
-          <w:sz w:val="24"/>
-        </w:rPr>
-        <w:t xml:space="preserve"> </w:t>
-      </w:r>
-      <w:r>
-        <w:rPr>
-          <w:rFonts w:ascii="Times New Roman" w:hAnsi="Times New Roman"/>
-          <w:sz w:val="24"/>
-        </w:rPr>
-        <w:t>Твого́,</w:t>
-      </w:r>
-      <w:r>
-        <w:rPr>
-          <w:rFonts w:ascii="Times New Roman" w:hAnsi="Times New Roman"/>
-          <w:sz w:val="24"/>
-        </w:rPr>
-        <w:t xml:space="preserve"> </w:t>
-      </w:r>
-      <w:r>
-        <w:rPr>
-          <w:rFonts w:ascii="Times New Roman" w:hAnsi="Times New Roman"/>
-          <w:sz w:val="24"/>
-        </w:rPr>
-        <w:t>Ізра́їля.</w:t>
+        <w:spacing w:after="120"/>
+        <w:rPr>
+          <w:lang w:val="ru-MD"/>
+        </w:rPr>
+      </w:pPr>
+      <w:r>
+        <w:rPr>
+          <w:rFonts w:ascii="Times New Roman" w:hAnsi="Times New Roman"/>
+          <w:sz w:val="24"/>
+          <w:lang w:val="ru-MD"/>
+        </w:rPr>
+        <w:t>Ни́ні відпуска́єш слугу́ Твого́, Влади́ко,* за Твої́м сло́вом у ми́рі.</w:t>
+      </w:r>
+    </w:p>
+    <w:p>
+      <w:pPr>
+        <w:spacing w:after="120"/>
+        <w:rPr>
+          <w:lang w:val="ru-MD"/>
+        </w:rPr>
+      </w:pPr>
+      <w:r>
+        <w:rPr>
+          <w:rFonts w:ascii="Times New Roman" w:hAnsi="Times New Roman"/>
+          <w:sz w:val="24"/>
+          <w:lang w:val="ru-MD"/>
+        </w:rPr>
+        <w:t>Бо поба́чили о́чі мої́* спасі́ння Твоє́;</w:t>
+      </w:r>
+    </w:p>
+    <w:p>
+      <w:pPr>
+        <w:spacing w:after="120"/>
+        <w:rPr>
+          <w:lang w:val="ru-MD"/>
+        </w:rPr>
+      </w:pPr>
+      <w:r>
+        <w:rPr>
+          <w:rFonts w:ascii="Times New Roman" w:hAnsi="Times New Roman"/>
+          <w:sz w:val="24"/>
+          <w:lang w:val="ru-MD"/>
+        </w:rPr>
+        <w:t>Що приготува́в Ти* пе́ред усіма́ наро́дами;</w:t>
+      </w:r>
+    </w:p>
+    <w:p>
+      <w:pPr>
+        <w:spacing w:after="120"/>
+        <w:rPr>
+          <w:lang w:val="ru-MD"/>
+        </w:rPr>
+      </w:pPr>
+      <w:r>
+        <w:rPr>
+          <w:rFonts w:ascii="Times New Roman" w:hAnsi="Times New Roman"/>
+          <w:sz w:val="24"/>
+          <w:lang w:val="ru-MD"/>
+        </w:rPr>
+        <w:t xml:space="preserve">Сві́тло на просві́ту пога́нам,* і сла́ву лю́ду </w:t>
+      </w:r>
+      <w:r>
+        <w:rPr>
+          <w:rFonts w:ascii="Times New Roman" w:hAnsi="Times New Roman"/>
+          <w:sz w:val="24"/>
+          <w:lang w:val="ru-MD"/>
+        </w:rPr>
+        <w:t>Твого́, Ізра́їля.</w:t>
       </w:r>
     </w:p>
     <w:p>
@@ -15561,15 +16513,18 @@
     </w:p>
     <w:p>
       <w:pPr>
-        <w:pStyle w:val="Normal"/>
-        <w:spacing w:after="120"/>
-      </w:pPr>
-      <w:r>
-        <w:rPr>
-          <w:rFonts w:ascii="Times New Roman" w:hAnsi="Times New Roman"/>
-          <w:i/>
-          <w:color w:val="FF0000"/>
-          <w:sz w:val="24"/>
+        <w:spacing w:after="120"/>
+        <w:rPr>
+          <w:lang w:val="ru-MD"/>
+        </w:rPr>
+      </w:pPr>
+      <w:r>
+        <w:rPr>
+          <w:rFonts w:ascii="Times New Roman" w:hAnsi="Times New Roman"/>
+          <w:i/>
+          <w:color w:val="FF0000"/>
+          <w:sz w:val="24"/>
+          <w:lang w:val="ru-MD"/>
         </w:rPr>
         <w:t>Священик:</w:t>
       </w:r>
@@ -15578,448 +16533,9 @@
           <w:rFonts w:ascii="Times New Roman" w:hAnsi="Times New Roman"/>
           <w:color w:val="000000"/>
           <w:sz w:val="24"/>
-        </w:rPr>
-        <w:t xml:space="preserve"> </w:t>
-      </w:r>
-      <w:r>
-        <w:rPr>
-          <w:rFonts w:ascii="Times New Roman" w:hAnsi="Times New Roman"/>
-          <w:color w:val="000000"/>
-          <w:sz w:val="24"/>
-        </w:rPr>
-        <w:t>Бо</w:t>
-      </w:r>
-      <w:r>
-        <w:rPr>
-          <w:rFonts w:ascii="Times New Roman" w:hAnsi="Times New Roman"/>
-          <w:color w:val="000000"/>
-          <w:sz w:val="24"/>
-        </w:rPr>
-        <w:t xml:space="preserve"> </w:t>
-      </w:r>
-      <w:r>
-        <w:rPr>
-          <w:rFonts w:ascii="Times New Roman" w:hAnsi="Times New Roman"/>
-          <w:color w:val="000000"/>
-          <w:sz w:val="24"/>
-        </w:rPr>
-        <w:t>Ти</w:t>
-      </w:r>
-      <w:r>
-        <w:rPr>
-          <w:rFonts w:ascii="Times New Roman" w:hAnsi="Times New Roman"/>
-          <w:color w:val="000000"/>
-          <w:sz w:val="24"/>
-        </w:rPr>
-        <w:t xml:space="preserve"> </w:t>
-      </w:r>
-      <w:r>
-        <w:rPr>
-          <w:rFonts w:ascii="Times New Roman" w:hAnsi="Times New Roman"/>
-          <w:color w:val="000000"/>
-          <w:sz w:val="24"/>
-        </w:rPr>
-        <w:t>святий</w:t>
-      </w:r>
-      <w:r>
-        <w:rPr>
-          <w:rFonts w:ascii="Times New Roman" w:hAnsi="Times New Roman"/>
-          <w:color w:val="000000"/>
-          <w:sz w:val="24"/>
-        </w:rPr>
-        <w:t xml:space="preserve"> </w:t>
-      </w:r>
-      <w:r>
-        <w:rPr>
-          <w:rFonts w:ascii="Times New Roman" w:hAnsi="Times New Roman"/>
-          <w:color w:val="000000"/>
-          <w:sz w:val="24"/>
-        </w:rPr>
-        <w:t>єси,</w:t>
-      </w:r>
-      <w:r>
-        <w:rPr>
-          <w:rFonts w:ascii="Times New Roman" w:hAnsi="Times New Roman"/>
-          <w:color w:val="000000"/>
-          <w:sz w:val="24"/>
-        </w:rPr>
-        <w:t xml:space="preserve"> </w:t>
-      </w:r>
-      <w:r>
-        <w:rPr>
-          <w:rFonts w:ascii="Times New Roman" w:hAnsi="Times New Roman"/>
-          <w:color w:val="000000"/>
-          <w:sz w:val="24"/>
-        </w:rPr>
-        <w:t>Боже</w:t>
-      </w:r>
-      <w:r>
-        <w:rPr>
-          <w:rFonts w:ascii="Times New Roman" w:hAnsi="Times New Roman"/>
-          <w:color w:val="000000"/>
-          <w:sz w:val="24"/>
-        </w:rPr>
-        <w:t xml:space="preserve"> </w:t>
-      </w:r>
-      <w:r>
-        <w:rPr>
-          <w:rFonts w:ascii="Times New Roman" w:hAnsi="Times New Roman"/>
-          <w:color w:val="000000"/>
-          <w:sz w:val="24"/>
-        </w:rPr>
-        <w:t>наш,</w:t>
-      </w:r>
-      <w:r>
-        <w:rPr>
-          <w:rFonts w:ascii="Times New Roman" w:hAnsi="Times New Roman"/>
-          <w:color w:val="000000"/>
-          <w:sz w:val="24"/>
-        </w:rPr>
-        <w:t xml:space="preserve"> </w:t>
-      </w:r>
-      <w:r>
-        <w:rPr>
-          <w:rFonts w:ascii="Times New Roman" w:hAnsi="Times New Roman"/>
-          <w:color w:val="000000"/>
-          <w:sz w:val="24"/>
-        </w:rPr>
-        <w:t>і</w:t>
-      </w:r>
-      <w:r>
-        <w:rPr>
-          <w:rFonts w:ascii="Times New Roman" w:hAnsi="Times New Roman"/>
-          <w:color w:val="000000"/>
-          <w:sz w:val="24"/>
-        </w:rPr>
-        <w:t xml:space="preserve"> </w:t>
-      </w:r>
-      <w:r>
-        <w:rPr>
-          <w:rFonts w:ascii="Times New Roman" w:hAnsi="Times New Roman"/>
-          <w:color w:val="000000"/>
-          <w:sz w:val="24"/>
-        </w:rPr>
-        <w:t>в</w:t>
-      </w:r>
-      <w:r>
-        <w:rPr>
-          <w:rFonts w:ascii="Times New Roman" w:hAnsi="Times New Roman"/>
-          <w:color w:val="000000"/>
-          <w:sz w:val="24"/>
-        </w:rPr>
-        <w:t xml:space="preserve"> </w:t>
-      </w:r>
-      <w:r>
-        <w:rPr>
-          <w:rFonts w:ascii="Times New Roman" w:hAnsi="Times New Roman"/>
-          <w:color w:val="000000"/>
-          <w:sz w:val="24"/>
-        </w:rPr>
-        <w:t>святині</w:t>
-      </w:r>
-      <w:r>
-        <w:rPr>
-          <w:rFonts w:ascii="Times New Roman" w:hAnsi="Times New Roman"/>
-          <w:color w:val="000000"/>
-          <w:sz w:val="24"/>
-        </w:rPr>
-        <w:t xml:space="preserve"> </w:t>
-      </w:r>
-      <w:r>
-        <w:rPr>
-          <w:rFonts w:ascii="Times New Roman" w:hAnsi="Times New Roman"/>
-          <w:color w:val="000000"/>
-          <w:sz w:val="24"/>
-        </w:rPr>
-        <w:t>перебуваєш,</w:t>
-      </w:r>
-      <w:r>
-        <w:rPr>
-          <w:rFonts w:ascii="Times New Roman" w:hAnsi="Times New Roman"/>
-          <w:color w:val="000000"/>
-          <w:sz w:val="24"/>
-        </w:rPr>
-        <w:t xml:space="preserve"> </w:t>
-      </w:r>
-      <w:r>
-        <w:rPr>
-          <w:rFonts w:ascii="Times New Roman" w:hAnsi="Times New Roman"/>
-          <w:color w:val="000000"/>
-          <w:sz w:val="24"/>
-        </w:rPr>
-        <w:t>і</w:t>
-      </w:r>
-      <w:r>
-        <w:rPr>
-          <w:rFonts w:ascii="Times New Roman" w:hAnsi="Times New Roman"/>
-          <w:color w:val="000000"/>
-          <w:sz w:val="24"/>
-        </w:rPr>
-        <w:t xml:space="preserve"> </w:t>
-      </w:r>
-      <w:r>
-        <w:rPr>
-          <w:rFonts w:ascii="Times New Roman" w:hAnsi="Times New Roman"/>
-          <w:color w:val="000000"/>
-          <w:sz w:val="24"/>
-        </w:rPr>
-        <w:t>ми</w:t>
-      </w:r>
-      <w:r>
-        <w:rPr>
-          <w:rFonts w:ascii="Times New Roman" w:hAnsi="Times New Roman"/>
-          <w:color w:val="000000"/>
-          <w:sz w:val="24"/>
-        </w:rPr>
-        <w:t xml:space="preserve"> </w:t>
-      </w:r>
-      <w:r>
-        <w:rPr>
-          <w:rFonts w:ascii="Times New Roman" w:hAnsi="Times New Roman"/>
-          <w:color w:val="000000"/>
-          <w:sz w:val="24"/>
-        </w:rPr>
-        <w:t>Тобі</w:t>
-      </w:r>
-      <w:r>
-        <w:rPr>
-          <w:rFonts w:ascii="Times New Roman" w:hAnsi="Times New Roman"/>
-          <w:color w:val="000000"/>
-          <w:sz w:val="24"/>
-        </w:rPr>
-        <w:t xml:space="preserve"> </w:t>
-      </w:r>
-      <w:r>
-        <w:rPr>
-          <w:rFonts w:ascii="Times New Roman" w:hAnsi="Times New Roman"/>
-          <w:color w:val="000000"/>
-          <w:sz w:val="24"/>
-        </w:rPr>
-        <w:t>славу</w:t>
-      </w:r>
-      <w:r>
-        <w:rPr>
-          <w:rFonts w:ascii="Times New Roman" w:hAnsi="Times New Roman"/>
-          <w:color w:val="000000"/>
-          <w:sz w:val="24"/>
-        </w:rPr>
-        <w:t xml:space="preserve"> </w:t>
-      </w:r>
-      <w:r>
-        <w:rPr>
-          <w:rFonts w:ascii="Times New Roman" w:hAnsi="Times New Roman"/>
-          <w:color w:val="000000"/>
-          <w:sz w:val="24"/>
-        </w:rPr>
-        <w:t>віддаємо:</w:t>
-      </w:r>
-      <w:r>
-        <w:rPr>
-          <w:rFonts w:ascii="Times New Roman" w:hAnsi="Times New Roman"/>
-          <w:color w:val="000000"/>
-          <w:sz w:val="24"/>
-        </w:rPr>
-        <w:t xml:space="preserve"> </w:t>
-      </w:r>
-      <w:r>
-        <w:rPr>
-          <w:rFonts w:ascii="Times New Roman" w:hAnsi="Times New Roman"/>
-          <w:color w:val="000000"/>
-          <w:sz w:val="24"/>
-        </w:rPr>
-        <w:t>Отцю,</w:t>
-      </w:r>
-      <w:r>
-        <w:rPr>
-          <w:rFonts w:ascii="Times New Roman" w:hAnsi="Times New Roman"/>
-          <w:color w:val="000000"/>
-          <w:sz w:val="24"/>
-        </w:rPr>
-        <w:t xml:space="preserve"> </w:t>
-      </w:r>
-      <w:r>
-        <w:rPr>
-          <w:rFonts w:ascii="Times New Roman" w:hAnsi="Times New Roman"/>
-          <w:color w:val="000000"/>
-          <w:sz w:val="24"/>
-        </w:rPr>
-        <w:t>і</w:t>
-      </w:r>
-      <w:r>
-        <w:rPr>
-          <w:rFonts w:ascii="Times New Roman" w:hAnsi="Times New Roman"/>
-          <w:color w:val="000000"/>
-          <w:sz w:val="24"/>
-        </w:rPr>
-        <w:t xml:space="preserve"> </w:t>
-      </w:r>
-      <w:r>
-        <w:rPr>
-          <w:rFonts w:ascii="Times New Roman" w:hAnsi="Times New Roman"/>
-          <w:color w:val="000000"/>
-          <w:sz w:val="24"/>
-        </w:rPr>
-        <w:t>Сину,</w:t>
-      </w:r>
-      <w:r>
-        <w:rPr>
-          <w:rFonts w:ascii="Times New Roman" w:hAnsi="Times New Roman"/>
-          <w:color w:val="000000"/>
-          <w:sz w:val="24"/>
-        </w:rPr>
-        <w:t xml:space="preserve"> </w:t>
-      </w:r>
-      <w:r>
-        <w:rPr>
-          <w:rFonts w:ascii="Times New Roman" w:hAnsi="Times New Roman"/>
-          <w:color w:val="000000"/>
-          <w:sz w:val="24"/>
-        </w:rPr>
-        <w:t>і</w:t>
-      </w:r>
-      <w:r>
-        <w:rPr>
-          <w:rFonts w:ascii="Times New Roman" w:hAnsi="Times New Roman"/>
-          <w:color w:val="000000"/>
-          <w:sz w:val="24"/>
-        </w:rPr>
-        <w:t xml:space="preserve"> </w:t>
-      </w:r>
-      <w:r>
-        <w:rPr>
-          <w:rFonts w:ascii="Times New Roman" w:hAnsi="Times New Roman"/>
-          <w:color w:val="000000"/>
-          <w:sz w:val="24"/>
-        </w:rPr>
-        <w:t>Святому</w:t>
-      </w:r>
-      <w:r>
-        <w:rPr>
-          <w:rFonts w:ascii="Times New Roman" w:hAnsi="Times New Roman"/>
-          <w:color w:val="000000"/>
-          <w:sz w:val="24"/>
-        </w:rPr>
-        <w:t xml:space="preserve"> </w:t>
-      </w:r>
-      <w:r>
-        <w:rPr>
-          <w:rFonts w:ascii="Times New Roman" w:hAnsi="Times New Roman"/>
-          <w:color w:val="000000"/>
-          <w:sz w:val="24"/>
-        </w:rPr>
-        <w:t>Духові,</w:t>
-      </w:r>
-      <w:r>
-        <w:rPr>
-          <w:rFonts w:ascii="Times New Roman" w:hAnsi="Times New Roman"/>
-          <w:color w:val="000000"/>
-          <w:sz w:val="24"/>
-        </w:rPr>
-        <w:t xml:space="preserve"> </w:t>
-      </w:r>
-      <w:r>
-        <w:rPr>
-          <w:rFonts w:ascii="Times New Roman" w:hAnsi="Times New Roman"/>
-          <w:color w:val="000000"/>
-          <w:sz w:val="24"/>
-        </w:rPr>
-        <w:t>нині</w:t>
-      </w:r>
-      <w:r>
-        <w:rPr>
-          <w:rFonts w:ascii="Times New Roman" w:hAnsi="Times New Roman"/>
-          <w:color w:val="000000"/>
-          <w:sz w:val="24"/>
-        </w:rPr>
-        <w:t xml:space="preserve"> </w:t>
-      </w:r>
-      <w:r>
-        <w:rPr>
-          <w:rFonts w:ascii="Times New Roman" w:hAnsi="Times New Roman"/>
-          <w:color w:val="000000"/>
-          <w:sz w:val="24"/>
-        </w:rPr>
-        <w:t>і</w:t>
-      </w:r>
-      <w:r>
-        <w:rPr>
-          <w:rFonts w:ascii="Times New Roman" w:hAnsi="Times New Roman"/>
-          <w:color w:val="000000"/>
-          <w:sz w:val="24"/>
-        </w:rPr>
-        <w:t xml:space="preserve"> </w:t>
-      </w:r>
-      <w:r>
-        <w:rPr>
-          <w:rFonts w:ascii="Times New Roman" w:hAnsi="Times New Roman"/>
-          <w:color w:val="000000"/>
-          <w:sz w:val="24"/>
-        </w:rPr>
-        <w:t>повсякчас,</w:t>
-      </w:r>
-      <w:r>
-        <w:rPr>
-          <w:rFonts w:ascii="Times New Roman" w:hAnsi="Times New Roman"/>
-          <w:color w:val="000000"/>
-          <w:sz w:val="24"/>
-        </w:rPr>
-        <w:t xml:space="preserve"> </w:t>
-      </w:r>
-      <w:r>
-        <w:rPr>
-          <w:rFonts w:ascii="Times New Roman" w:hAnsi="Times New Roman"/>
-          <w:color w:val="000000"/>
-          <w:sz w:val="24"/>
-        </w:rPr>
-        <w:t>і</w:t>
-      </w:r>
-      <w:r>
-        <w:rPr>
-          <w:rFonts w:ascii="Times New Roman" w:hAnsi="Times New Roman"/>
-          <w:color w:val="000000"/>
-          <w:sz w:val="24"/>
-        </w:rPr>
-        <w:t xml:space="preserve"> </w:t>
-      </w:r>
-      <w:r>
-        <w:rPr>
-          <w:rFonts w:ascii="Times New Roman" w:hAnsi="Times New Roman"/>
-          <w:color w:val="000000"/>
-          <w:sz w:val="24"/>
-        </w:rPr>
-        <w:t>на</w:t>
-      </w:r>
-      <w:r>
-        <w:rPr>
-          <w:rFonts w:ascii="Times New Roman" w:hAnsi="Times New Roman"/>
-          <w:color w:val="000000"/>
-          <w:sz w:val="24"/>
-        </w:rPr>
-        <w:t xml:space="preserve"> </w:t>
-      </w:r>
-      <w:r>
-        <w:rPr>
-          <w:rFonts w:ascii="Times New Roman" w:hAnsi="Times New Roman"/>
-          <w:color w:val="000000"/>
-          <w:sz w:val="24"/>
-        </w:rPr>
-        <w:t>віки</w:t>
-      </w:r>
-      <w:r>
-        <w:rPr>
-          <w:rFonts w:ascii="Times New Roman" w:hAnsi="Times New Roman"/>
-          <w:color w:val="000000"/>
-          <w:sz w:val="24"/>
-        </w:rPr>
-        <w:t xml:space="preserve"> </w:t>
-      </w:r>
-      <w:r>
-        <w:rPr>
-          <w:rFonts w:ascii="Times New Roman" w:hAnsi="Times New Roman"/>
-          <w:color w:val="000000"/>
-          <w:sz w:val="24"/>
-        </w:rPr>
-        <w:t>віків.</w:t>
+          <w:lang w:val="ru-MD"/>
+        </w:rPr>
+        <w:t xml:space="preserve"> Бо Ти святий єси, Боже наш, і в святині перебуваєш, і ми Тобі славу віддаємо: Отцю, і Сину, і Святому Духові, нині і повсякчас, і на віки віків.</w:t>
       </w:r>
     </w:p>
     <w:p>
@@ -20917,20 +21433,21 @@
           <w:color w:val="FF0000"/>
           <w:sz w:val="24"/>
           <w:szCs w:val="24"/>
-          <w:lang w:val="ru-MD"/>
-        </w:rPr>
-      </w:pPr>
-      <w:r>
-        <w:rPr>
-          <w:rFonts w:ascii="Times New Roman" w:hAnsi="Times New Roman" w:cs="Times New Roman"/>
-          <w:i/>
-          <w:color w:val="FF0000"/>
-          <w:sz w:val="24"/>
-          <w:szCs w:val="24"/>
           <w:highlight w:val="yellow"/>
           <w:lang w:val="ru-MD"/>
         </w:rPr>
-        <w:t>ВСТАВИТИ</w:t>
+      </w:pPr>
+      <w:r>
+        <w:rPr>
+          <w:rFonts w:ascii="Times New Roman" w:hAnsi="Times New Roman" w:cs="Times New Roman"/>
+          <w:i/>
+          <w:color w:val="FF0000"/>
+          <w:sz w:val="24"/>
+          <w:szCs w:val="24"/>
+          <w:highlight w:val="yellow"/>
+          <w:lang w:val="ru-MD"/>
+        </w:rPr>
+        <w:t>ВСТАВИТИ СВІТИЛЬНИЙ</w:t>
       </w:r>
     </w:p>
     <w:p>
@@ -24465,13 +24982,23 @@
         </w:rPr>
         <w:t xml:space="preserve"> </w:t>
       </w:r>
-      <w:r>
-        <w:rPr>
-          <w:rFonts w:ascii="Times New Roman" w:hAnsi="Times New Roman" w:cs="Times New Roman"/>
-          <w:sz w:val="24"/>
-          <w:szCs w:val="24"/>
-        </w:rPr>
-        <w:t>Амінь.</w:t>
+      <w:proofErr w:type="spellStart"/>
+      <w:r>
+        <w:rPr>
+          <w:rFonts w:ascii="Times New Roman" w:hAnsi="Times New Roman" w:cs="Times New Roman"/>
+          <w:sz w:val="24"/>
+          <w:szCs w:val="24"/>
+        </w:rPr>
+        <w:t>Амінь</w:t>
+      </w:r>
+      <w:proofErr w:type="spellEnd"/>
+      <w:r>
+        <w:rPr>
+          <w:rFonts w:ascii="Times New Roman" w:hAnsi="Times New Roman" w:cs="Times New Roman"/>
+          <w:sz w:val="24"/>
+          <w:szCs w:val="24"/>
+        </w:rPr>
+        <w:t>.</w:t>
       </w:r>
     </w:p>
     <w:p>

--- a/flow/20230914_vu_template/01-Октоїх/Глас_1/1-НД.docx
+++ b/flow/20230914_vu_template/01-Октоїх/Глас_1/1-НД.docx
@@ -568,1543 +568,146 @@
     <w:p>
       <w:pPr>
         <w:spacing w:after="120"/>
-      </w:pPr>
-      <w:proofErr w:type="spellStart"/>
-      <w:r>
-        <w:rPr>
-          <w:rFonts w:ascii="Times New Roman" w:hAnsi="Times New Roman"/>
-          <w:sz w:val="24"/>
-        </w:rPr>
-        <w:t>Підвели́ся</w:t>
-      </w:r>
-      <w:proofErr w:type="spellEnd"/>
-      <w:r>
-        <w:rPr>
-          <w:rFonts w:ascii="Times New Roman" w:hAnsi="Times New Roman"/>
-          <w:sz w:val="24"/>
-        </w:rPr>
-        <w:t xml:space="preserve"> </w:t>
-      </w:r>
-      <w:proofErr w:type="spellStart"/>
-      <w:r>
-        <w:rPr>
-          <w:rFonts w:ascii="Times New Roman" w:hAnsi="Times New Roman"/>
-          <w:sz w:val="24"/>
-        </w:rPr>
-        <w:t>го́ри</w:t>
-      </w:r>
-      <w:proofErr w:type="spellEnd"/>
-      <w:r>
-        <w:rPr>
-          <w:rFonts w:ascii="Times New Roman" w:hAnsi="Times New Roman"/>
-          <w:sz w:val="24"/>
-        </w:rPr>
-        <w:t xml:space="preserve">, </w:t>
-      </w:r>
-      <w:proofErr w:type="spellStart"/>
-      <w:r>
-        <w:rPr>
-          <w:rFonts w:ascii="Times New Roman" w:hAnsi="Times New Roman"/>
-          <w:sz w:val="24"/>
-        </w:rPr>
-        <w:t>зійшли</w:t>
-      </w:r>
-      <w:proofErr w:type="spellEnd"/>
-      <w:r>
-        <w:rPr>
-          <w:rFonts w:ascii="Times New Roman" w:hAnsi="Times New Roman"/>
-          <w:sz w:val="24"/>
-        </w:rPr>
-        <w:t xml:space="preserve">́ </w:t>
-      </w:r>
-      <w:proofErr w:type="spellStart"/>
-      <w:r>
-        <w:rPr>
-          <w:rFonts w:ascii="Times New Roman" w:hAnsi="Times New Roman"/>
-          <w:sz w:val="24"/>
-        </w:rPr>
-        <w:t>доли́ни</w:t>
-      </w:r>
-      <w:proofErr w:type="spellEnd"/>
-      <w:r>
-        <w:rPr>
-          <w:rFonts w:ascii="Times New Roman" w:hAnsi="Times New Roman"/>
-          <w:sz w:val="24"/>
-        </w:rPr>
-        <w:t xml:space="preserve"> </w:t>
-      </w:r>
-      <w:proofErr w:type="spellStart"/>
-      <w:r>
-        <w:rPr>
-          <w:rFonts w:ascii="Times New Roman" w:hAnsi="Times New Roman"/>
-          <w:sz w:val="24"/>
-        </w:rPr>
-        <w:t>до</w:t>
-      </w:r>
-      <w:proofErr w:type="spellEnd"/>
-      <w:r>
-        <w:rPr>
-          <w:rFonts w:ascii="Times New Roman" w:hAnsi="Times New Roman"/>
-          <w:sz w:val="24"/>
-        </w:rPr>
-        <w:t xml:space="preserve"> </w:t>
-      </w:r>
-      <w:proofErr w:type="spellStart"/>
-      <w:proofErr w:type="gramStart"/>
-      <w:r>
-        <w:rPr>
-          <w:rFonts w:ascii="Times New Roman" w:hAnsi="Times New Roman"/>
-          <w:sz w:val="24"/>
-        </w:rPr>
-        <w:t>мі́сця</w:t>
-      </w:r>
-      <w:proofErr w:type="spellEnd"/>
-      <w:r>
-        <w:rPr>
-          <w:rFonts w:ascii="Times New Roman" w:hAnsi="Times New Roman"/>
-          <w:sz w:val="24"/>
-        </w:rPr>
-        <w:t>,*</w:t>
-      </w:r>
-      <w:proofErr w:type="gramEnd"/>
-      <w:r>
-        <w:rPr>
-          <w:rFonts w:ascii="Times New Roman" w:hAnsi="Times New Roman"/>
-          <w:sz w:val="24"/>
-        </w:rPr>
-        <w:t xml:space="preserve"> що Ти </w:t>
-      </w:r>
-      <w:proofErr w:type="spellStart"/>
-      <w:r>
-        <w:rPr>
-          <w:rFonts w:ascii="Times New Roman" w:hAnsi="Times New Roman"/>
-          <w:sz w:val="24"/>
-        </w:rPr>
-        <w:t>їм</w:t>
-      </w:r>
-      <w:proofErr w:type="spellEnd"/>
-      <w:r>
-        <w:rPr>
-          <w:rFonts w:ascii="Times New Roman" w:hAnsi="Times New Roman"/>
-          <w:sz w:val="24"/>
-        </w:rPr>
-        <w:t xml:space="preserve"> </w:t>
-      </w:r>
-      <w:proofErr w:type="spellStart"/>
-      <w:r>
-        <w:rPr>
-          <w:rFonts w:ascii="Times New Roman" w:hAnsi="Times New Roman"/>
-          <w:sz w:val="24"/>
-        </w:rPr>
-        <w:t>призна́чив</w:t>
-      </w:r>
-      <w:proofErr w:type="spellEnd"/>
-      <w:r>
-        <w:rPr>
-          <w:rFonts w:ascii="Times New Roman" w:hAnsi="Times New Roman"/>
-          <w:sz w:val="24"/>
-        </w:rPr>
-        <w:t>.</w:t>
-      </w:r>
-    </w:p>
-    <w:p>
-      <w:pPr>
-        <w:spacing w:after="120"/>
-      </w:pPr>
-      <w:proofErr w:type="spellStart"/>
-      <w:r>
-        <w:rPr>
-          <w:rFonts w:ascii="Times New Roman" w:hAnsi="Times New Roman"/>
-          <w:sz w:val="24"/>
-        </w:rPr>
-        <w:t>Поста́вив</w:t>
-      </w:r>
-      <w:proofErr w:type="spellEnd"/>
-      <w:r>
-        <w:rPr>
-          <w:rFonts w:ascii="Times New Roman" w:hAnsi="Times New Roman"/>
-          <w:sz w:val="24"/>
-        </w:rPr>
-        <w:t xml:space="preserve"> </w:t>
-      </w:r>
-      <w:proofErr w:type="spellStart"/>
-      <w:r>
-        <w:rPr>
-          <w:rFonts w:ascii="Times New Roman" w:hAnsi="Times New Roman"/>
-          <w:sz w:val="24"/>
-        </w:rPr>
-        <w:t>їм</w:t>
-      </w:r>
-      <w:proofErr w:type="spellEnd"/>
-      <w:r>
-        <w:rPr>
-          <w:rFonts w:ascii="Times New Roman" w:hAnsi="Times New Roman"/>
-          <w:sz w:val="24"/>
-        </w:rPr>
-        <w:t xml:space="preserve"> </w:t>
-      </w:r>
-      <w:proofErr w:type="spellStart"/>
-      <w:r>
-        <w:rPr>
-          <w:rFonts w:ascii="Times New Roman" w:hAnsi="Times New Roman"/>
-          <w:sz w:val="24"/>
-        </w:rPr>
-        <w:t>грани́цю</w:t>
-      </w:r>
-      <w:proofErr w:type="spellEnd"/>
-      <w:r>
-        <w:rPr>
-          <w:rFonts w:ascii="Times New Roman" w:hAnsi="Times New Roman"/>
-          <w:sz w:val="24"/>
-        </w:rPr>
-        <w:t xml:space="preserve">, </w:t>
-      </w:r>
-      <w:proofErr w:type="spellStart"/>
-      <w:r>
-        <w:rPr>
-          <w:rFonts w:ascii="Times New Roman" w:hAnsi="Times New Roman"/>
-          <w:sz w:val="24"/>
-        </w:rPr>
-        <w:t>яко́ї</w:t>
-      </w:r>
-      <w:proofErr w:type="spellEnd"/>
-      <w:r>
-        <w:rPr>
-          <w:rFonts w:ascii="Times New Roman" w:hAnsi="Times New Roman"/>
-          <w:sz w:val="24"/>
-        </w:rPr>
-        <w:t xml:space="preserve"> </w:t>
-      </w:r>
-      <w:proofErr w:type="spellStart"/>
-      <w:r>
-        <w:rPr>
-          <w:rFonts w:ascii="Times New Roman" w:hAnsi="Times New Roman"/>
-          <w:sz w:val="24"/>
-        </w:rPr>
-        <w:t>не</w:t>
-      </w:r>
-      <w:proofErr w:type="spellEnd"/>
-      <w:r>
-        <w:rPr>
-          <w:rFonts w:ascii="Times New Roman" w:hAnsi="Times New Roman"/>
-          <w:sz w:val="24"/>
-        </w:rPr>
-        <w:t xml:space="preserve"> </w:t>
-      </w:r>
-      <w:proofErr w:type="spellStart"/>
-      <w:proofErr w:type="gramStart"/>
-      <w:r>
-        <w:rPr>
-          <w:rFonts w:ascii="Times New Roman" w:hAnsi="Times New Roman"/>
-          <w:sz w:val="24"/>
-        </w:rPr>
-        <w:t>пере́йдуть</w:t>
-      </w:r>
-      <w:proofErr w:type="spellEnd"/>
-      <w:r>
-        <w:rPr>
-          <w:rFonts w:ascii="Times New Roman" w:hAnsi="Times New Roman"/>
-          <w:sz w:val="24"/>
-        </w:rPr>
-        <w:t>,*</w:t>
-      </w:r>
-      <w:proofErr w:type="gramEnd"/>
-      <w:r>
-        <w:rPr>
-          <w:rFonts w:ascii="Times New Roman" w:hAnsi="Times New Roman"/>
-          <w:sz w:val="24"/>
-        </w:rPr>
-        <w:t xml:space="preserve"> </w:t>
-      </w:r>
-      <w:proofErr w:type="spellStart"/>
-      <w:r>
-        <w:rPr>
-          <w:rFonts w:ascii="Times New Roman" w:hAnsi="Times New Roman"/>
-          <w:sz w:val="24"/>
-        </w:rPr>
-        <w:t>щоб</w:t>
-      </w:r>
-      <w:proofErr w:type="spellEnd"/>
-      <w:r>
-        <w:rPr>
-          <w:rFonts w:ascii="Times New Roman" w:hAnsi="Times New Roman"/>
-          <w:sz w:val="24"/>
-        </w:rPr>
-        <w:t xml:space="preserve"> </w:t>
-      </w:r>
-      <w:proofErr w:type="spellStart"/>
-      <w:r>
-        <w:rPr>
-          <w:rFonts w:ascii="Times New Roman" w:hAnsi="Times New Roman"/>
-          <w:sz w:val="24"/>
-        </w:rPr>
-        <w:t>зно́ву</w:t>
-      </w:r>
-      <w:proofErr w:type="spellEnd"/>
-      <w:r>
-        <w:rPr>
-          <w:rFonts w:ascii="Times New Roman" w:hAnsi="Times New Roman"/>
-          <w:sz w:val="24"/>
-        </w:rPr>
-        <w:t xml:space="preserve"> </w:t>
-      </w:r>
-      <w:proofErr w:type="spellStart"/>
-      <w:r>
-        <w:rPr>
-          <w:rFonts w:ascii="Times New Roman" w:hAnsi="Times New Roman"/>
-          <w:sz w:val="24"/>
-        </w:rPr>
-        <w:t>покри́ти</w:t>
-      </w:r>
-      <w:proofErr w:type="spellEnd"/>
-      <w:r>
-        <w:rPr>
-          <w:rFonts w:ascii="Times New Roman" w:hAnsi="Times New Roman"/>
-          <w:sz w:val="24"/>
-        </w:rPr>
-        <w:t xml:space="preserve"> </w:t>
-      </w:r>
-      <w:proofErr w:type="spellStart"/>
-      <w:r>
-        <w:rPr>
-          <w:rFonts w:ascii="Times New Roman" w:hAnsi="Times New Roman"/>
-          <w:sz w:val="24"/>
-        </w:rPr>
-        <w:t>зе́млю</w:t>
-      </w:r>
-      <w:proofErr w:type="spellEnd"/>
-      <w:r>
-        <w:rPr>
-          <w:rFonts w:ascii="Times New Roman" w:hAnsi="Times New Roman"/>
-          <w:sz w:val="24"/>
-        </w:rPr>
-        <w:t>.</w:t>
-      </w:r>
-    </w:p>
-    <w:p>
-      <w:pPr>
-        <w:spacing w:after="120"/>
-      </w:pPr>
-      <w:proofErr w:type="spellStart"/>
-      <w:r>
-        <w:rPr>
-          <w:rFonts w:ascii="Times New Roman" w:hAnsi="Times New Roman"/>
-          <w:sz w:val="24"/>
-        </w:rPr>
-        <w:t>Джере́ла</w:t>
-      </w:r>
-      <w:proofErr w:type="spellEnd"/>
-      <w:r>
-        <w:rPr>
-          <w:rFonts w:ascii="Times New Roman" w:hAnsi="Times New Roman"/>
-          <w:sz w:val="24"/>
-        </w:rPr>
-        <w:t xml:space="preserve"> </w:t>
-      </w:r>
-      <w:proofErr w:type="spellStart"/>
-      <w:r>
-        <w:rPr>
-          <w:rFonts w:ascii="Times New Roman" w:hAnsi="Times New Roman"/>
-          <w:sz w:val="24"/>
-        </w:rPr>
-        <w:t>посила́єш</w:t>
-      </w:r>
-      <w:proofErr w:type="spellEnd"/>
-      <w:r>
-        <w:rPr>
-          <w:rFonts w:ascii="Times New Roman" w:hAnsi="Times New Roman"/>
-          <w:sz w:val="24"/>
-        </w:rPr>
-        <w:t xml:space="preserve"> у </w:t>
-      </w:r>
-      <w:proofErr w:type="spellStart"/>
-      <w:proofErr w:type="gramStart"/>
-      <w:r>
-        <w:rPr>
-          <w:rFonts w:ascii="Times New Roman" w:hAnsi="Times New Roman"/>
-          <w:sz w:val="24"/>
-        </w:rPr>
-        <w:t>рі́ки</w:t>
-      </w:r>
-      <w:proofErr w:type="spellEnd"/>
-      <w:r>
-        <w:rPr>
-          <w:rFonts w:ascii="Times New Roman" w:hAnsi="Times New Roman"/>
-          <w:sz w:val="24"/>
-        </w:rPr>
-        <w:t>,*</w:t>
-      </w:r>
-      <w:proofErr w:type="gramEnd"/>
-      <w:r>
-        <w:rPr>
-          <w:rFonts w:ascii="Times New Roman" w:hAnsi="Times New Roman"/>
-          <w:sz w:val="24"/>
-        </w:rPr>
-        <w:t xml:space="preserve"> </w:t>
-      </w:r>
-      <w:proofErr w:type="spellStart"/>
-      <w:r>
-        <w:rPr>
-          <w:rFonts w:ascii="Times New Roman" w:hAnsi="Times New Roman"/>
-          <w:sz w:val="24"/>
-        </w:rPr>
-        <w:t>які</w:t>
-      </w:r>
-      <w:proofErr w:type="spellEnd"/>
-      <w:r>
-        <w:rPr>
-          <w:rFonts w:ascii="Times New Roman" w:hAnsi="Times New Roman"/>
-          <w:sz w:val="24"/>
-        </w:rPr>
-        <w:t xml:space="preserve">́ </w:t>
-      </w:r>
-      <w:proofErr w:type="spellStart"/>
-      <w:r>
-        <w:rPr>
-          <w:rFonts w:ascii="Times New Roman" w:hAnsi="Times New Roman"/>
-          <w:sz w:val="24"/>
-        </w:rPr>
-        <w:t>течу́ть</w:t>
-      </w:r>
-      <w:proofErr w:type="spellEnd"/>
-      <w:r>
-        <w:rPr>
-          <w:rFonts w:ascii="Times New Roman" w:hAnsi="Times New Roman"/>
-          <w:sz w:val="24"/>
-        </w:rPr>
-        <w:t xml:space="preserve"> </w:t>
-      </w:r>
-      <w:proofErr w:type="spellStart"/>
-      <w:r>
-        <w:rPr>
-          <w:rFonts w:ascii="Times New Roman" w:hAnsi="Times New Roman"/>
-          <w:sz w:val="24"/>
-        </w:rPr>
-        <w:t>по́між</w:t>
-      </w:r>
-      <w:proofErr w:type="spellEnd"/>
-      <w:r>
-        <w:rPr>
-          <w:rFonts w:ascii="Times New Roman" w:hAnsi="Times New Roman"/>
-          <w:sz w:val="24"/>
-        </w:rPr>
-        <w:t xml:space="preserve"> </w:t>
-      </w:r>
-      <w:proofErr w:type="spellStart"/>
-      <w:r>
-        <w:rPr>
-          <w:rFonts w:ascii="Times New Roman" w:hAnsi="Times New Roman"/>
-          <w:sz w:val="24"/>
-        </w:rPr>
-        <w:t>го́рами</w:t>
-      </w:r>
-      <w:proofErr w:type="spellEnd"/>
-      <w:r>
-        <w:rPr>
-          <w:rFonts w:ascii="Times New Roman" w:hAnsi="Times New Roman"/>
-          <w:sz w:val="24"/>
-        </w:rPr>
-        <w:t>.</w:t>
-      </w:r>
-    </w:p>
-    <w:p>
-      <w:pPr>
-        <w:spacing w:after="120"/>
-      </w:pPr>
-      <w:proofErr w:type="spellStart"/>
-      <w:r>
-        <w:rPr>
-          <w:rFonts w:ascii="Times New Roman" w:hAnsi="Times New Roman"/>
-          <w:sz w:val="24"/>
+        <w:rPr>
+          <w:lang w:val="ru-MD"/>
+        </w:rPr>
+      </w:pPr>
+      <w:r>
+        <w:rPr>
+          <w:rFonts w:ascii="Times New Roman" w:hAnsi="Times New Roman"/>
+          <w:sz w:val="24"/>
+          <w:lang w:val="ru-MD"/>
+        </w:rPr>
+        <w:t>Підвели́ся го́ри, зійшли́ доли́ни до мі́сця,* що Ти їм призна́чив.</w:t>
+      </w:r>
+    </w:p>
+    <w:p>
+      <w:pPr>
+        <w:spacing w:after="120"/>
+        <w:rPr>
+          <w:lang w:val="ru-MD"/>
+        </w:rPr>
+      </w:pPr>
+      <w:r>
+        <w:rPr>
+          <w:rFonts w:ascii="Times New Roman" w:hAnsi="Times New Roman"/>
+          <w:sz w:val="24"/>
+          <w:lang w:val="ru-MD"/>
+        </w:rPr>
+        <w:t>Поста́вив їм грани́цю, яко́ї не пере́йдуть,* щоб зно́ву покри́ти зе́млю.</w:t>
+      </w:r>
+    </w:p>
+    <w:p>
+      <w:pPr>
+        <w:spacing w:after="120"/>
+        <w:rPr>
+          <w:lang w:val="ru-MD"/>
+        </w:rPr>
+      </w:pPr>
+      <w:r>
+        <w:rPr>
+          <w:rFonts w:ascii="Times New Roman" w:hAnsi="Times New Roman"/>
+          <w:sz w:val="24"/>
+          <w:lang w:val="ru-MD"/>
+        </w:rPr>
+        <w:t>Джере́ла посила́єш у рі́ки,* які́ течу́ть по́між го́рами.</w:t>
+      </w:r>
+    </w:p>
+    <w:p>
+      <w:pPr>
+        <w:spacing w:after="120"/>
+        <w:rPr>
+          <w:lang w:val="ru-MD"/>
+        </w:rPr>
+      </w:pPr>
+      <w:r>
+        <w:rPr>
+          <w:rFonts w:ascii="Times New Roman" w:hAnsi="Times New Roman"/>
+          <w:sz w:val="24"/>
+          <w:lang w:val="ru-MD"/>
         </w:rPr>
         <w:lastRenderedPageBreak/>
-        <w:t>Усю</w:t>
-      </w:r>
-      <w:proofErr w:type="spellEnd"/>
-      <w:r>
-        <w:rPr>
-          <w:rFonts w:ascii="Times New Roman" w:hAnsi="Times New Roman"/>
-          <w:sz w:val="24"/>
-        </w:rPr>
-        <w:t xml:space="preserve">́ </w:t>
-      </w:r>
-      <w:proofErr w:type="spellStart"/>
-      <w:r>
-        <w:rPr>
-          <w:rFonts w:ascii="Times New Roman" w:hAnsi="Times New Roman"/>
-          <w:sz w:val="24"/>
-        </w:rPr>
-        <w:t>звірину</w:t>
-      </w:r>
-      <w:proofErr w:type="spellEnd"/>
-      <w:r>
-        <w:rPr>
-          <w:rFonts w:ascii="Times New Roman" w:hAnsi="Times New Roman"/>
-          <w:sz w:val="24"/>
-        </w:rPr>
-        <w:t xml:space="preserve">́, що в </w:t>
-      </w:r>
-      <w:proofErr w:type="spellStart"/>
-      <w:r>
-        <w:rPr>
-          <w:rFonts w:ascii="Times New Roman" w:hAnsi="Times New Roman"/>
-          <w:sz w:val="24"/>
-        </w:rPr>
-        <w:t>по́лі</w:t>
-      </w:r>
-      <w:proofErr w:type="spellEnd"/>
-      <w:r>
-        <w:rPr>
-          <w:rFonts w:ascii="Times New Roman" w:hAnsi="Times New Roman"/>
-          <w:sz w:val="24"/>
-        </w:rPr>
-        <w:t xml:space="preserve">, </w:t>
-      </w:r>
-      <w:proofErr w:type="spellStart"/>
-      <w:r>
-        <w:rPr>
-          <w:rFonts w:ascii="Times New Roman" w:hAnsi="Times New Roman"/>
-          <w:sz w:val="24"/>
-        </w:rPr>
-        <w:t>вони</w:t>
-      </w:r>
-      <w:proofErr w:type="spellEnd"/>
-      <w:r>
-        <w:rPr>
-          <w:rFonts w:ascii="Times New Roman" w:hAnsi="Times New Roman"/>
-          <w:sz w:val="24"/>
-        </w:rPr>
-        <w:t xml:space="preserve">́ </w:t>
-      </w:r>
-      <w:proofErr w:type="spellStart"/>
-      <w:proofErr w:type="gramStart"/>
-      <w:r>
-        <w:rPr>
-          <w:rFonts w:ascii="Times New Roman" w:hAnsi="Times New Roman"/>
-          <w:sz w:val="24"/>
-        </w:rPr>
-        <w:t>напува́ють</w:t>
-      </w:r>
-      <w:proofErr w:type="spellEnd"/>
-      <w:r>
-        <w:rPr>
-          <w:rFonts w:ascii="Times New Roman" w:hAnsi="Times New Roman"/>
-          <w:sz w:val="24"/>
-        </w:rPr>
-        <w:t>,*</w:t>
-      </w:r>
-      <w:proofErr w:type="gramEnd"/>
-      <w:r>
-        <w:rPr>
-          <w:rFonts w:ascii="Times New Roman" w:hAnsi="Times New Roman"/>
-          <w:sz w:val="24"/>
-        </w:rPr>
-        <w:t xml:space="preserve"> </w:t>
-      </w:r>
-      <w:proofErr w:type="spellStart"/>
-      <w:r>
-        <w:rPr>
-          <w:rFonts w:ascii="Times New Roman" w:hAnsi="Times New Roman"/>
-          <w:sz w:val="24"/>
-        </w:rPr>
-        <w:t>ди́кі</w:t>
-      </w:r>
-      <w:proofErr w:type="spellEnd"/>
-      <w:r>
-        <w:rPr>
-          <w:rFonts w:ascii="Times New Roman" w:hAnsi="Times New Roman"/>
-          <w:sz w:val="24"/>
-        </w:rPr>
-        <w:t xml:space="preserve"> </w:t>
-      </w:r>
-      <w:proofErr w:type="spellStart"/>
-      <w:r>
-        <w:rPr>
-          <w:rFonts w:ascii="Times New Roman" w:hAnsi="Times New Roman"/>
-          <w:sz w:val="24"/>
-        </w:rPr>
-        <w:t>осли</w:t>
-      </w:r>
-      <w:proofErr w:type="spellEnd"/>
-      <w:r>
-        <w:rPr>
-          <w:rFonts w:ascii="Times New Roman" w:hAnsi="Times New Roman"/>
-          <w:sz w:val="24"/>
-        </w:rPr>
-        <w:t xml:space="preserve">́ </w:t>
-      </w:r>
-      <w:proofErr w:type="spellStart"/>
-      <w:r>
-        <w:rPr>
-          <w:rFonts w:ascii="Times New Roman" w:hAnsi="Times New Roman"/>
-          <w:sz w:val="24"/>
-        </w:rPr>
-        <w:t>там</w:t>
-      </w:r>
-      <w:proofErr w:type="spellEnd"/>
-      <w:r>
-        <w:rPr>
-          <w:rFonts w:ascii="Times New Roman" w:hAnsi="Times New Roman"/>
-          <w:sz w:val="24"/>
-        </w:rPr>
-        <w:t xml:space="preserve"> </w:t>
-      </w:r>
-      <w:proofErr w:type="spellStart"/>
-      <w:r>
-        <w:rPr>
-          <w:rFonts w:ascii="Times New Roman" w:hAnsi="Times New Roman"/>
-          <w:sz w:val="24"/>
-        </w:rPr>
-        <w:t>га́сять</w:t>
-      </w:r>
-      <w:proofErr w:type="spellEnd"/>
-      <w:r>
-        <w:rPr>
-          <w:rFonts w:ascii="Times New Roman" w:hAnsi="Times New Roman"/>
-          <w:sz w:val="24"/>
-        </w:rPr>
-        <w:t xml:space="preserve"> </w:t>
-      </w:r>
-      <w:proofErr w:type="spellStart"/>
-      <w:r>
-        <w:rPr>
-          <w:rFonts w:ascii="Times New Roman" w:hAnsi="Times New Roman"/>
-          <w:sz w:val="24"/>
-        </w:rPr>
-        <w:t>свою</w:t>
-      </w:r>
-      <w:proofErr w:type="spellEnd"/>
-      <w:r>
-        <w:rPr>
-          <w:rFonts w:ascii="Times New Roman" w:hAnsi="Times New Roman"/>
-          <w:sz w:val="24"/>
-        </w:rPr>
-        <w:t xml:space="preserve">́ </w:t>
-      </w:r>
-      <w:proofErr w:type="spellStart"/>
-      <w:r>
-        <w:rPr>
-          <w:rFonts w:ascii="Times New Roman" w:hAnsi="Times New Roman"/>
-          <w:sz w:val="24"/>
-        </w:rPr>
-        <w:t>спра́гу</w:t>
-      </w:r>
-      <w:proofErr w:type="spellEnd"/>
-      <w:r>
-        <w:rPr>
-          <w:rFonts w:ascii="Times New Roman" w:hAnsi="Times New Roman"/>
-          <w:sz w:val="24"/>
-        </w:rPr>
-        <w:t>.</w:t>
-      </w:r>
-    </w:p>
-    <w:p>
-      <w:pPr>
-        <w:spacing w:after="120"/>
-      </w:pPr>
-      <w:proofErr w:type="spellStart"/>
-      <w:r>
-        <w:rPr>
-          <w:rFonts w:ascii="Times New Roman" w:hAnsi="Times New Roman"/>
-          <w:sz w:val="24"/>
-        </w:rPr>
-        <w:t>Над</w:t>
-      </w:r>
-      <w:proofErr w:type="spellEnd"/>
-      <w:r>
-        <w:rPr>
-          <w:rFonts w:ascii="Times New Roman" w:hAnsi="Times New Roman"/>
-          <w:sz w:val="24"/>
-        </w:rPr>
-        <w:t xml:space="preserve"> </w:t>
-      </w:r>
-      <w:proofErr w:type="spellStart"/>
-      <w:r>
-        <w:rPr>
-          <w:rFonts w:ascii="Times New Roman" w:hAnsi="Times New Roman"/>
-          <w:sz w:val="24"/>
-        </w:rPr>
-        <w:t>ни́ми</w:t>
-      </w:r>
-      <w:proofErr w:type="spellEnd"/>
-      <w:r>
-        <w:rPr>
-          <w:rFonts w:ascii="Times New Roman" w:hAnsi="Times New Roman"/>
-          <w:sz w:val="24"/>
-        </w:rPr>
-        <w:t xml:space="preserve"> </w:t>
-      </w:r>
-      <w:proofErr w:type="spellStart"/>
-      <w:r>
-        <w:rPr>
-          <w:rFonts w:ascii="Times New Roman" w:hAnsi="Times New Roman"/>
-          <w:sz w:val="24"/>
-        </w:rPr>
-        <w:t>ку́блиться</w:t>
-      </w:r>
-      <w:proofErr w:type="spellEnd"/>
-      <w:r>
-        <w:rPr>
-          <w:rFonts w:ascii="Times New Roman" w:hAnsi="Times New Roman"/>
-          <w:sz w:val="24"/>
-        </w:rPr>
-        <w:t xml:space="preserve"> </w:t>
-      </w:r>
-      <w:proofErr w:type="spellStart"/>
-      <w:r>
-        <w:rPr>
-          <w:rFonts w:ascii="Times New Roman" w:hAnsi="Times New Roman"/>
-          <w:sz w:val="24"/>
-        </w:rPr>
-        <w:t>небе́сне</w:t>
-      </w:r>
-      <w:proofErr w:type="spellEnd"/>
-      <w:r>
-        <w:rPr>
-          <w:rFonts w:ascii="Times New Roman" w:hAnsi="Times New Roman"/>
-          <w:sz w:val="24"/>
-        </w:rPr>
-        <w:t xml:space="preserve"> </w:t>
-      </w:r>
-      <w:proofErr w:type="spellStart"/>
-      <w:proofErr w:type="gramStart"/>
-      <w:r>
-        <w:rPr>
-          <w:rFonts w:ascii="Times New Roman" w:hAnsi="Times New Roman"/>
-          <w:sz w:val="24"/>
-        </w:rPr>
-        <w:t>пта́ство</w:t>
-      </w:r>
-      <w:proofErr w:type="spellEnd"/>
-      <w:r>
-        <w:rPr>
-          <w:rFonts w:ascii="Times New Roman" w:hAnsi="Times New Roman"/>
-          <w:sz w:val="24"/>
-        </w:rPr>
-        <w:t>,*</w:t>
-      </w:r>
-      <w:proofErr w:type="gramEnd"/>
-      <w:r>
-        <w:rPr>
-          <w:rFonts w:ascii="Times New Roman" w:hAnsi="Times New Roman"/>
-          <w:sz w:val="24"/>
-        </w:rPr>
-        <w:t xml:space="preserve"> </w:t>
-      </w:r>
-      <w:proofErr w:type="spellStart"/>
-      <w:r>
-        <w:rPr>
-          <w:rFonts w:ascii="Times New Roman" w:hAnsi="Times New Roman"/>
-          <w:sz w:val="24"/>
-        </w:rPr>
-        <w:t>з-по́між</w:t>
-      </w:r>
-      <w:proofErr w:type="spellEnd"/>
-      <w:r>
-        <w:rPr>
-          <w:rFonts w:ascii="Times New Roman" w:hAnsi="Times New Roman"/>
-          <w:sz w:val="24"/>
-        </w:rPr>
-        <w:t xml:space="preserve"> </w:t>
-      </w:r>
-      <w:proofErr w:type="spellStart"/>
-      <w:r>
-        <w:rPr>
-          <w:rFonts w:ascii="Times New Roman" w:hAnsi="Times New Roman"/>
-          <w:sz w:val="24"/>
-        </w:rPr>
-        <w:t>гілля́к</w:t>
-      </w:r>
-      <w:proofErr w:type="spellEnd"/>
-      <w:r>
-        <w:rPr>
-          <w:rFonts w:ascii="Times New Roman" w:hAnsi="Times New Roman"/>
-          <w:sz w:val="24"/>
-        </w:rPr>
-        <w:t xml:space="preserve"> </w:t>
-      </w:r>
-      <w:proofErr w:type="spellStart"/>
-      <w:r>
-        <w:rPr>
-          <w:rFonts w:ascii="Times New Roman" w:hAnsi="Times New Roman"/>
-          <w:sz w:val="24"/>
-        </w:rPr>
-        <w:t>дає</w:t>
-      </w:r>
-      <w:proofErr w:type="spellEnd"/>
-      <w:r>
-        <w:rPr>
-          <w:rFonts w:ascii="Times New Roman" w:hAnsi="Times New Roman"/>
-          <w:sz w:val="24"/>
-        </w:rPr>
-        <w:t xml:space="preserve">́ </w:t>
-      </w:r>
-      <w:proofErr w:type="spellStart"/>
-      <w:r>
-        <w:rPr>
-          <w:rFonts w:ascii="Times New Roman" w:hAnsi="Times New Roman"/>
-          <w:sz w:val="24"/>
-        </w:rPr>
-        <w:t>свій</w:t>
-      </w:r>
-      <w:proofErr w:type="spellEnd"/>
-      <w:r>
-        <w:rPr>
-          <w:rFonts w:ascii="Times New Roman" w:hAnsi="Times New Roman"/>
-          <w:sz w:val="24"/>
-        </w:rPr>
-        <w:t xml:space="preserve"> </w:t>
-      </w:r>
-      <w:proofErr w:type="spellStart"/>
-      <w:r>
-        <w:rPr>
-          <w:rFonts w:ascii="Times New Roman" w:hAnsi="Times New Roman"/>
-          <w:sz w:val="24"/>
-        </w:rPr>
-        <w:t>го́лос</w:t>
-      </w:r>
-      <w:proofErr w:type="spellEnd"/>
-      <w:r>
-        <w:rPr>
-          <w:rFonts w:ascii="Times New Roman" w:hAnsi="Times New Roman"/>
-          <w:sz w:val="24"/>
-        </w:rPr>
-        <w:t>.</w:t>
-      </w:r>
-    </w:p>
-    <w:p>
-      <w:pPr>
-        <w:spacing w:after="120"/>
-      </w:pPr>
-      <w:r>
-        <w:rPr>
-          <w:rFonts w:ascii="Times New Roman" w:hAnsi="Times New Roman"/>
-          <w:sz w:val="24"/>
-        </w:rPr>
-        <w:t xml:space="preserve">Ти </w:t>
-      </w:r>
-      <w:proofErr w:type="spellStart"/>
-      <w:r>
-        <w:rPr>
-          <w:rFonts w:ascii="Times New Roman" w:hAnsi="Times New Roman"/>
-          <w:sz w:val="24"/>
-        </w:rPr>
-        <w:t>напува́єш</w:t>
-      </w:r>
-      <w:proofErr w:type="spellEnd"/>
-      <w:r>
-        <w:rPr>
-          <w:rFonts w:ascii="Times New Roman" w:hAnsi="Times New Roman"/>
-          <w:sz w:val="24"/>
-        </w:rPr>
-        <w:t xml:space="preserve"> </w:t>
-      </w:r>
-      <w:proofErr w:type="spellStart"/>
-      <w:r>
-        <w:rPr>
-          <w:rFonts w:ascii="Times New Roman" w:hAnsi="Times New Roman"/>
-          <w:sz w:val="24"/>
-        </w:rPr>
-        <w:t>го́ри</w:t>
-      </w:r>
-      <w:proofErr w:type="spellEnd"/>
-      <w:r>
-        <w:rPr>
-          <w:rFonts w:ascii="Times New Roman" w:hAnsi="Times New Roman"/>
-          <w:sz w:val="24"/>
-        </w:rPr>
-        <w:t xml:space="preserve"> з </w:t>
-      </w:r>
-      <w:proofErr w:type="spellStart"/>
-      <w:r>
-        <w:rPr>
-          <w:rFonts w:ascii="Times New Roman" w:hAnsi="Times New Roman"/>
-          <w:sz w:val="24"/>
-        </w:rPr>
-        <w:t>Твої́х</w:t>
-      </w:r>
-      <w:proofErr w:type="spellEnd"/>
-      <w:r>
-        <w:rPr>
-          <w:rFonts w:ascii="Times New Roman" w:hAnsi="Times New Roman"/>
-          <w:sz w:val="24"/>
-        </w:rPr>
-        <w:t xml:space="preserve"> </w:t>
-      </w:r>
-      <w:proofErr w:type="spellStart"/>
-      <w:proofErr w:type="gramStart"/>
-      <w:r>
-        <w:rPr>
-          <w:rFonts w:ascii="Times New Roman" w:hAnsi="Times New Roman"/>
-          <w:sz w:val="24"/>
-        </w:rPr>
-        <w:t>го́рниць</w:t>
-      </w:r>
-      <w:proofErr w:type="spellEnd"/>
-      <w:r>
-        <w:rPr>
-          <w:rFonts w:ascii="Times New Roman" w:hAnsi="Times New Roman"/>
-          <w:sz w:val="24"/>
-        </w:rPr>
-        <w:t>,*</w:t>
-      </w:r>
-      <w:proofErr w:type="gramEnd"/>
-      <w:r>
-        <w:rPr>
-          <w:rFonts w:ascii="Times New Roman" w:hAnsi="Times New Roman"/>
-          <w:sz w:val="24"/>
-        </w:rPr>
-        <w:t xml:space="preserve"> </w:t>
-      </w:r>
-      <w:proofErr w:type="spellStart"/>
-      <w:r>
-        <w:rPr>
-          <w:rFonts w:ascii="Times New Roman" w:hAnsi="Times New Roman"/>
-          <w:sz w:val="24"/>
-        </w:rPr>
-        <w:t>земля</w:t>
-      </w:r>
-      <w:proofErr w:type="spellEnd"/>
-      <w:r>
-        <w:rPr>
-          <w:rFonts w:ascii="Times New Roman" w:hAnsi="Times New Roman"/>
-          <w:sz w:val="24"/>
-        </w:rPr>
-        <w:t xml:space="preserve">́ </w:t>
-      </w:r>
-      <w:proofErr w:type="spellStart"/>
-      <w:r>
-        <w:rPr>
-          <w:rFonts w:ascii="Times New Roman" w:hAnsi="Times New Roman"/>
-          <w:sz w:val="24"/>
-        </w:rPr>
-        <w:t>наси́чується</w:t>
-      </w:r>
-      <w:proofErr w:type="spellEnd"/>
-      <w:r>
-        <w:rPr>
-          <w:rFonts w:ascii="Times New Roman" w:hAnsi="Times New Roman"/>
-          <w:sz w:val="24"/>
-        </w:rPr>
-        <w:t xml:space="preserve"> </w:t>
-      </w:r>
-      <w:proofErr w:type="spellStart"/>
-      <w:r>
-        <w:rPr>
-          <w:rFonts w:ascii="Times New Roman" w:hAnsi="Times New Roman"/>
-          <w:sz w:val="24"/>
-        </w:rPr>
-        <w:t>пло́дом</w:t>
-      </w:r>
-      <w:proofErr w:type="spellEnd"/>
-      <w:r>
-        <w:rPr>
-          <w:rFonts w:ascii="Times New Roman" w:hAnsi="Times New Roman"/>
-          <w:sz w:val="24"/>
-        </w:rPr>
-        <w:t xml:space="preserve"> </w:t>
-      </w:r>
-      <w:proofErr w:type="spellStart"/>
-      <w:r>
-        <w:rPr>
-          <w:rFonts w:ascii="Times New Roman" w:hAnsi="Times New Roman"/>
-          <w:sz w:val="24"/>
-        </w:rPr>
-        <w:t>діл</w:t>
-      </w:r>
-      <w:proofErr w:type="spellEnd"/>
-      <w:r>
-        <w:rPr>
-          <w:rFonts w:ascii="Times New Roman" w:hAnsi="Times New Roman"/>
-          <w:sz w:val="24"/>
-        </w:rPr>
-        <w:t xml:space="preserve"> </w:t>
-      </w:r>
-      <w:proofErr w:type="spellStart"/>
-      <w:r>
-        <w:rPr>
-          <w:rFonts w:ascii="Times New Roman" w:hAnsi="Times New Roman"/>
-          <w:sz w:val="24"/>
-        </w:rPr>
-        <w:t>Твої́х</w:t>
-      </w:r>
-      <w:proofErr w:type="spellEnd"/>
-      <w:r>
-        <w:rPr>
-          <w:rFonts w:ascii="Times New Roman" w:hAnsi="Times New Roman"/>
-          <w:sz w:val="24"/>
-        </w:rPr>
-        <w:t>.</w:t>
-      </w:r>
-    </w:p>
-    <w:p>
-      <w:pPr>
-        <w:spacing w:after="120"/>
-      </w:pPr>
-      <w:proofErr w:type="spellStart"/>
-      <w:r>
-        <w:rPr>
-          <w:rFonts w:ascii="Times New Roman" w:hAnsi="Times New Roman"/>
-          <w:sz w:val="24"/>
-        </w:rPr>
-        <w:t>Виро́щуєш</w:t>
-      </w:r>
-      <w:proofErr w:type="spellEnd"/>
-      <w:r>
-        <w:rPr>
-          <w:rFonts w:ascii="Times New Roman" w:hAnsi="Times New Roman"/>
-          <w:sz w:val="24"/>
-        </w:rPr>
-        <w:t xml:space="preserve"> </w:t>
-      </w:r>
-      <w:proofErr w:type="spellStart"/>
-      <w:r>
-        <w:rPr>
-          <w:rFonts w:ascii="Times New Roman" w:hAnsi="Times New Roman"/>
-          <w:sz w:val="24"/>
-        </w:rPr>
-        <w:t>траву</w:t>
-      </w:r>
-      <w:proofErr w:type="spellEnd"/>
-      <w:r>
-        <w:rPr>
-          <w:rFonts w:ascii="Times New Roman" w:hAnsi="Times New Roman"/>
-          <w:sz w:val="24"/>
-        </w:rPr>
-        <w:t xml:space="preserve">́ </w:t>
-      </w:r>
-      <w:proofErr w:type="spellStart"/>
-      <w:r>
-        <w:rPr>
-          <w:rFonts w:ascii="Times New Roman" w:hAnsi="Times New Roman"/>
-          <w:sz w:val="24"/>
-        </w:rPr>
-        <w:t>для</w:t>
-      </w:r>
-      <w:proofErr w:type="spellEnd"/>
-      <w:r>
-        <w:rPr>
-          <w:rFonts w:ascii="Times New Roman" w:hAnsi="Times New Roman"/>
-          <w:sz w:val="24"/>
-        </w:rPr>
-        <w:t xml:space="preserve"> </w:t>
-      </w:r>
-      <w:proofErr w:type="spellStart"/>
-      <w:r>
-        <w:rPr>
-          <w:rFonts w:ascii="Times New Roman" w:hAnsi="Times New Roman"/>
-          <w:sz w:val="24"/>
-        </w:rPr>
-        <w:t>ско́ту</w:t>
-      </w:r>
-      <w:proofErr w:type="spellEnd"/>
-      <w:r>
-        <w:rPr>
-          <w:rFonts w:ascii="Times New Roman" w:hAnsi="Times New Roman"/>
-          <w:sz w:val="24"/>
-        </w:rPr>
-        <w:t xml:space="preserve">, </w:t>
-      </w:r>
-      <w:proofErr w:type="spellStart"/>
-      <w:r>
-        <w:rPr>
-          <w:rFonts w:ascii="Times New Roman" w:hAnsi="Times New Roman"/>
-          <w:sz w:val="24"/>
-        </w:rPr>
-        <w:t>зе́ла</w:t>
-      </w:r>
-      <w:proofErr w:type="spellEnd"/>
-      <w:r>
-        <w:rPr>
-          <w:rFonts w:ascii="Times New Roman" w:hAnsi="Times New Roman"/>
-          <w:sz w:val="24"/>
-        </w:rPr>
-        <w:t xml:space="preserve"> – на </w:t>
-      </w:r>
-      <w:proofErr w:type="spellStart"/>
-      <w:r>
-        <w:rPr>
-          <w:rFonts w:ascii="Times New Roman" w:hAnsi="Times New Roman"/>
-          <w:sz w:val="24"/>
-        </w:rPr>
-        <w:t>вжи́ток</w:t>
-      </w:r>
-      <w:proofErr w:type="spellEnd"/>
-      <w:r>
-        <w:rPr>
-          <w:rFonts w:ascii="Times New Roman" w:hAnsi="Times New Roman"/>
-          <w:sz w:val="24"/>
-        </w:rPr>
-        <w:t xml:space="preserve"> </w:t>
-      </w:r>
-      <w:proofErr w:type="spellStart"/>
-      <w:proofErr w:type="gramStart"/>
-      <w:r>
-        <w:rPr>
-          <w:rFonts w:ascii="Times New Roman" w:hAnsi="Times New Roman"/>
-          <w:sz w:val="24"/>
-        </w:rPr>
-        <w:t>лю́дям</w:t>
-      </w:r>
-      <w:proofErr w:type="spellEnd"/>
-      <w:r>
-        <w:rPr>
-          <w:rFonts w:ascii="Times New Roman" w:hAnsi="Times New Roman"/>
-          <w:sz w:val="24"/>
-        </w:rPr>
-        <w:t>,*</w:t>
-      </w:r>
-      <w:proofErr w:type="gramEnd"/>
-      <w:r>
-        <w:rPr>
-          <w:rFonts w:ascii="Times New Roman" w:hAnsi="Times New Roman"/>
-          <w:sz w:val="24"/>
-        </w:rPr>
-        <w:t xml:space="preserve"> </w:t>
-      </w:r>
-      <w:proofErr w:type="spellStart"/>
-      <w:r>
-        <w:rPr>
-          <w:rFonts w:ascii="Times New Roman" w:hAnsi="Times New Roman"/>
-          <w:sz w:val="24"/>
-        </w:rPr>
-        <w:t>щоб</w:t>
-      </w:r>
-      <w:proofErr w:type="spellEnd"/>
-      <w:r>
-        <w:rPr>
-          <w:rFonts w:ascii="Times New Roman" w:hAnsi="Times New Roman"/>
-          <w:sz w:val="24"/>
-        </w:rPr>
-        <w:t xml:space="preserve"> </w:t>
-      </w:r>
-      <w:proofErr w:type="spellStart"/>
-      <w:r>
-        <w:rPr>
-          <w:rFonts w:ascii="Times New Roman" w:hAnsi="Times New Roman"/>
-          <w:sz w:val="24"/>
-        </w:rPr>
-        <w:t>хліб</w:t>
-      </w:r>
-      <w:proofErr w:type="spellEnd"/>
-      <w:r>
-        <w:rPr>
-          <w:rFonts w:ascii="Times New Roman" w:hAnsi="Times New Roman"/>
-          <w:sz w:val="24"/>
-        </w:rPr>
-        <w:t xml:space="preserve"> </w:t>
-      </w:r>
-      <w:proofErr w:type="spellStart"/>
-      <w:r>
-        <w:rPr>
-          <w:rFonts w:ascii="Times New Roman" w:hAnsi="Times New Roman"/>
-          <w:sz w:val="24"/>
-        </w:rPr>
-        <w:t>із</w:t>
-      </w:r>
-      <w:proofErr w:type="spellEnd"/>
-      <w:r>
-        <w:rPr>
-          <w:rFonts w:ascii="Times New Roman" w:hAnsi="Times New Roman"/>
-          <w:sz w:val="24"/>
-        </w:rPr>
-        <w:t xml:space="preserve"> </w:t>
-      </w:r>
-      <w:proofErr w:type="spellStart"/>
-      <w:r>
-        <w:rPr>
-          <w:rFonts w:ascii="Times New Roman" w:hAnsi="Times New Roman"/>
-          <w:sz w:val="24"/>
-        </w:rPr>
-        <w:t>землі</w:t>
-      </w:r>
-      <w:proofErr w:type="spellEnd"/>
-      <w:r>
-        <w:rPr>
-          <w:rFonts w:ascii="Times New Roman" w:hAnsi="Times New Roman"/>
-          <w:sz w:val="24"/>
-        </w:rPr>
-        <w:t xml:space="preserve">́ </w:t>
-      </w:r>
-      <w:proofErr w:type="spellStart"/>
-      <w:r>
-        <w:rPr>
-          <w:rFonts w:ascii="Times New Roman" w:hAnsi="Times New Roman"/>
-          <w:sz w:val="24"/>
-        </w:rPr>
-        <w:t>добува́ли</w:t>
-      </w:r>
-      <w:proofErr w:type="spellEnd"/>
-      <w:r>
-        <w:rPr>
-          <w:rFonts w:ascii="Times New Roman" w:hAnsi="Times New Roman"/>
-          <w:sz w:val="24"/>
-        </w:rPr>
-        <w:t>:</w:t>
-      </w:r>
-    </w:p>
-    <w:p>
-      <w:pPr>
-        <w:spacing w:after="120"/>
-      </w:pPr>
-      <w:proofErr w:type="spellStart"/>
-      <w:r>
-        <w:rPr>
-          <w:rFonts w:ascii="Times New Roman" w:hAnsi="Times New Roman"/>
-          <w:sz w:val="24"/>
-        </w:rPr>
-        <w:t>Вино</w:t>
-      </w:r>
-      <w:proofErr w:type="spellEnd"/>
-      <w:r>
-        <w:rPr>
-          <w:rFonts w:ascii="Times New Roman" w:hAnsi="Times New Roman"/>
-          <w:sz w:val="24"/>
-        </w:rPr>
-        <w:t xml:space="preserve">́, що </w:t>
-      </w:r>
-      <w:proofErr w:type="spellStart"/>
-      <w:r>
-        <w:rPr>
-          <w:rFonts w:ascii="Times New Roman" w:hAnsi="Times New Roman"/>
-          <w:sz w:val="24"/>
-        </w:rPr>
-        <w:t>се́рце</w:t>
-      </w:r>
-      <w:proofErr w:type="spellEnd"/>
-      <w:r>
-        <w:rPr>
-          <w:rFonts w:ascii="Times New Roman" w:hAnsi="Times New Roman"/>
-          <w:sz w:val="24"/>
-        </w:rPr>
-        <w:t xml:space="preserve"> </w:t>
-      </w:r>
-      <w:proofErr w:type="spellStart"/>
-      <w:r>
-        <w:rPr>
-          <w:rFonts w:ascii="Times New Roman" w:hAnsi="Times New Roman"/>
-          <w:sz w:val="24"/>
-        </w:rPr>
-        <w:t>лю́дське</w:t>
-      </w:r>
-      <w:proofErr w:type="spellEnd"/>
-      <w:r>
-        <w:rPr>
-          <w:rFonts w:ascii="Times New Roman" w:hAnsi="Times New Roman"/>
-          <w:sz w:val="24"/>
-        </w:rPr>
-        <w:t xml:space="preserve"> </w:t>
-      </w:r>
-      <w:proofErr w:type="spellStart"/>
-      <w:r>
-        <w:rPr>
-          <w:rFonts w:ascii="Times New Roman" w:hAnsi="Times New Roman"/>
-          <w:sz w:val="24"/>
-        </w:rPr>
-        <w:t>звеселя́є</w:t>
-      </w:r>
-      <w:proofErr w:type="spellEnd"/>
-      <w:r>
-        <w:rPr>
-          <w:rFonts w:ascii="Times New Roman" w:hAnsi="Times New Roman"/>
-          <w:sz w:val="24"/>
-        </w:rPr>
-        <w:t xml:space="preserve">, </w:t>
-      </w:r>
-      <w:proofErr w:type="spellStart"/>
-      <w:r>
-        <w:rPr>
-          <w:rFonts w:ascii="Times New Roman" w:hAnsi="Times New Roman"/>
-          <w:sz w:val="24"/>
-        </w:rPr>
-        <w:t>олі́ю</w:t>
-      </w:r>
-      <w:proofErr w:type="spellEnd"/>
-      <w:r>
-        <w:rPr>
-          <w:rFonts w:ascii="Times New Roman" w:hAnsi="Times New Roman"/>
-          <w:sz w:val="24"/>
-        </w:rPr>
-        <w:t xml:space="preserve">, </w:t>
-      </w:r>
-      <w:proofErr w:type="spellStart"/>
-      <w:r>
-        <w:rPr>
-          <w:rFonts w:ascii="Times New Roman" w:hAnsi="Times New Roman"/>
-          <w:sz w:val="24"/>
-        </w:rPr>
-        <w:t>щоб</w:t>
-      </w:r>
-      <w:proofErr w:type="spellEnd"/>
-      <w:r>
-        <w:rPr>
-          <w:rFonts w:ascii="Times New Roman" w:hAnsi="Times New Roman"/>
-          <w:sz w:val="24"/>
-        </w:rPr>
-        <w:t xml:space="preserve"> </w:t>
-      </w:r>
-      <w:proofErr w:type="spellStart"/>
-      <w:r>
-        <w:rPr>
-          <w:rFonts w:ascii="Times New Roman" w:hAnsi="Times New Roman"/>
-          <w:sz w:val="24"/>
-        </w:rPr>
-        <w:t>від</w:t>
-      </w:r>
-      <w:proofErr w:type="spellEnd"/>
-      <w:r>
-        <w:rPr>
-          <w:rFonts w:ascii="Times New Roman" w:hAnsi="Times New Roman"/>
-          <w:sz w:val="24"/>
-        </w:rPr>
-        <w:t xml:space="preserve"> </w:t>
-      </w:r>
-      <w:proofErr w:type="spellStart"/>
-      <w:r>
-        <w:rPr>
-          <w:rFonts w:ascii="Times New Roman" w:hAnsi="Times New Roman"/>
-          <w:sz w:val="24"/>
-        </w:rPr>
-        <w:t>не́ї</w:t>
-      </w:r>
-      <w:proofErr w:type="spellEnd"/>
-      <w:r>
-        <w:rPr>
-          <w:rFonts w:ascii="Times New Roman" w:hAnsi="Times New Roman"/>
-          <w:sz w:val="24"/>
-        </w:rPr>
-        <w:t xml:space="preserve"> </w:t>
-      </w:r>
-      <w:proofErr w:type="spellStart"/>
-      <w:r>
-        <w:rPr>
-          <w:rFonts w:ascii="Times New Roman" w:hAnsi="Times New Roman"/>
-          <w:sz w:val="24"/>
-        </w:rPr>
-        <w:t>ясні́ло</w:t>
-      </w:r>
-      <w:proofErr w:type="spellEnd"/>
-      <w:r>
-        <w:rPr>
-          <w:rFonts w:ascii="Times New Roman" w:hAnsi="Times New Roman"/>
-          <w:sz w:val="24"/>
-        </w:rPr>
-        <w:t xml:space="preserve"> </w:t>
-      </w:r>
-      <w:proofErr w:type="spellStart"/>
-      <w:proofErr w:type="gramStart"/>
-      <w:r>
-        <w:rPr>
-          <w:rFonts w:ascii="Times New Roman" w:hAnsi="Times New Roman"/>
-          <w:sz w:val="24"/>
-        </w:rPr>
-        <w:t>обли́ччя</w:t>
-      </w:r>
-      <w:proofErr w:type="spellEnd"/>
-      <w:r>
-        <w:rPr>
-          <w:rFonts w:ascii="Times New Roman" w:hAnsi="Times New Roman"/>
-          <w:sz w:val="24"/>
-        </w:rPr>
-        <w:t>,*</w:t>
-      </w:r>
-      <w:proofErr w:type="gramEnd"/>
-      <w:r>
-        <w:rPr>
-          <w:rFonts w:ascii="Times New Roman" w:hAnsi="Times New Roman"/>
-          <w:sz w:val="24"/>
-        </w:rPr>
-        <w:t xml:space="preserve"> і </w:t>
-      </w:r>
-      <w:proofErr w:type="spellStart"/>
-      <w:r>
-        <w:rPr>
-          <w:rFonts w:ascii="Times New Roman" w:hAnsi="Times New Roman"/>
-          <w:sz w:val="24"/>
-        </w:rPr>
-        <w:t>хліб</w:t>
-      </w:r>
-      <w:proofErr w:type="spellEnd"/>
-      <w:r>
-        <w:rPr>
-          <w:rFonts w:ascii="Times New Roman" w:hAnsi="Times New Roman"/>
-          <w:sz w:val="24"/>
-        </w:rPr>
-        <w:t xml:space="preserve">, що </w:t>
-      </w:r>
-      <w:proofErr w:type="spellStart"/>
-      <w:r>
-        <w:rPr>
-          <w:rFonts w:ascii="Times New Roman" w:hAnsi="Times New Roman"/>
-          <w:sz w:val="24"/>
-        </w:rPr>
-        <w:t>скрі́плює</w:t>
-      </w:r>
-      <w:proofErr w:type="spellEnd"/>
-      <w:r>
-        <w:rPr>
-          <w:rFonts w:ascii="Times New Roman" w:hAnsi="Times New Roman"/>
-          <w:sz w:val="24"/>
-        </w:rPr>
-        <w:t xml:space="preserve"> </w:t>
-      </w:r>
-      <w:proofErr w:type="spellStart"/>
-      <w:r>
-        <w:rPr>
-          <w:rFonts w:ascii="Times New Roman" w:hAnsi="Times New Roman"/>
-          <w:sz w:val="24"/>
-        </w:rPr>
-        <w:t>се́рце</w:t>
-      </w:r>
-      <w:proofErr w:type="spellEnd"/>
-      <w:r>
-        <w:rPr>
-          <w:rFonts w:ascii="Times New Roman" w:hAnsi="Times New Roman"/>
-          <w:sz w:val="24"/>
-        </w:rPr>
-        <w:t xml:space="preserve"> </w:t>
-      </w:r>
-      <w:proofErr w:type="spellStart"/>
-      <w:r>
-        <w:rPr>
-          <w:rFonts w:ascii="Times New Roman" w:hAnsi="Times New Roman"/>
-          <w:sz w:val="24"/>
-        </w:rPr>
-        <w:t>лю́дське</w:t>
-      </w:r>
-      <w:proofErr w:type="spellEnd"/>
-      <w:r>
-        <w:rPr>
-          <w:rFonts w:ascii="Times New Roman" w:hAnsi="Times New Roman"/>
-          <w:sz w:val="24"/>
-        </w:rPr>
-        <w:t>.</w:t>
-      </w:r>
-    </w:p>
-    <w:p>
-      <w:pPr>
-        <w:spacing w:after="120"/>
-      </w:pPr>
-      <w:proofErr w:type="spellStart"/>
-      <w:r>
-        <w:rPr>
-          <w:rFonts w:ascii="Times New Roman" w:hAnsi="Times New Roman"/>
-          <w:sz w:val="24"/>
-        </w:rPr>
-        <w:t>Наси́чуються</w:t>
-      </w:r>
-      <w:proofErr w:type="spellEnd"/>
-      <w:r>
-        <w:rPr>
-          <w:rFonts w:ascii="Times New Roman" w:hAnsi="Times New Roman"/>
-          <w:sz w:val="24"/>
-        </w:rPr>
-        <w:t xml:space="preserve"> </w:t>
-      </w:r>
-      <w:proofErr w:type="spellStart"/>
-      <w:r>
-        <w:rPr>
-          <w:rFonts w:ascii="Times New Roman" w:hAnsi="Times New Roman"/>
-          <w:sz w:val="24"/>
-        </w:rPr>
-        <w:t>дере́ва</w:t>
-      </w:r>
-      <w:proofErr w:type="spellEnd"/>
-      <w:r>
-        <w:rPr>
-          <w:rFonts w:ascii="Times New Roman" w:hAnsi="Times New Roman"/>
-          <w:sz w:val="24"/>
-        </w:rPr>
-        <w:t xml:space="preserve"> </w:t>
-      </w:r>
-      <w:proofErr w:type="spellStart"/>
-      <w:proofErr w:type="gramStart"/>
-      <w:r>
-        <w:rPr>
-          <w:rFonts w:ascii="Times New Roman" w:hAnsi="Times New Roman"/>
-          <w:sz w:val="24"/>
-        </w:rPr>
-        <w:t>Госпо́дні</w:t>
-      </w:r>
-      <w:proofErr w:type="spellEnd"/>
-      <w:r>
-        <w:rPr>
-          <w:rFonts w:ascii="Times New Roman" w:hAnsi="Times New Roman"/>
-          <w:sz w:val="24"/>
-        </w:rPr>
-        <w:t>,*</w:t>
-      </w:r>
-      <w:proofErr w:type="gramEnd"/>
-      <w:r>
-        <w:rPr>
-          <w:rFonts w:ascii="Times New Roman" w:hAnsi="Times New Roman"/>
-          <w:sz w:val="24"/>
-        </w:rPr>
-        <w:t xml:space="preserve"> </w:t>
-      </w:r>
-      <w:proofErr w:type="spellStart"/>
-      <w:r>
-        <w:rPr>
-          <w:rFonts w:ascii="Times New Roman" w:hAnsi="Times New Roman"/>
-          <w:sz w:val="24"/>
-        </w:rPr>
-        <w:t>ке́дри</w:t>
-      </w:r>
-      <w:proofErr w:type="spellEnd"/>
-      <w:r>
-        <w:rPr>
-          <w:rFonts w:ascii="Times New Roman" w:hAnsi="Times New Roman"/>
-          <w:sz w:val="24"/>
-        </w:rPr>
-        <w:t xml:space="preserve"> </w:t>
-      </w:r>
-      <w:proofErr w:type="spellStart"/>
-      <w:r>
-        <w:rPr>
-          <w:rFonts w:ascii="Times New Roman" w:hAnsi="Times New Roman"/>
-          <w:sz w:val="24"/>
-        </w:rPr>
-        <w:t>лива́нські</w:t>
-      </w:r>
-      <w:proofErr w:type="spellEnd"/>
-      <w:r>
-        <w:rPr>
-          <w:rFonts w:ascii="Times New Roman" w:hAnsi="Times New Roman"/>
-          <w:sz w:val="24"/>
-        </w:rPr>
-        <w:t xml:space="preserve">, що </w:t>
-      </w:r>
-      <w:proofErr w:type="spellStart"/>
-      <w:r>
-        <w:rPr>
-          <w:rFonts w:ascii="Times New Roman" w:hAnsi="Times New Roman"/>
-          <w:sz w:val="24"/>
-        </w:rPr>
-        <w:t>посади́в</w:t>
-      </w:r>
-      <w:proofErr w:type="spellEnd"/>
-      <w:r>
-        <w:rPr>
-          <w:rFonts w:ascii="Times New Roman" w:hAnsi="Times New Roman"/>
-          <w:sz w:val="24"/>
-        </w:rPr>
-        <w:t xml:space="preserve"> </w:t>
-      </w:r>
-      <w:proofErr w:type="spellStart"/>
-      <w:r>
-        <w:rPr>
-          <w:rFonts w:ascii="Times New Roman" w:hAnsi="Times New Roman"/>
-          <w:sz w:val="24"/>
-        </w:rPr>
-        <w:t>їх</w:t>
-      </w:r>
-      <w:proofErr w:type="spellEnd"/>
-      <w:r>
-        <w:rPr>
-          <w:rFonts w:ascii="Times New Roman" w:hAnsi="Times New Roman"/>
-          <w:sz w:val="24"/>
-        </w:rPr>
-        <w:t>.</w:t>
+        <w:t>Усю́ звірину́, що в по́лі, вони́ напува́ють,* ди́кі осли́ там га́сять свою́ спра́гу.</w:t>
+      </w:r>
+    </w:p>
+    <w:p>
+      <w:pPr>
+        <w:spacing w:after="120"/>
+        <w:rPr>
+          <w:lang w:val="ru-MD"/>
+        </w:rPr>
+      </w:pPr>
+      <w:r>
+        <w:rPr>
+          <w:rFonts w:ascii="Times New Roman" w:hAnsi="Times New Roman"/>
+          <w:sz w:val="24"/>
+          <w:lang w:val="ru-MD"/>
+        </w:rPr>
+        <w:t>Над ни́ми ку́блиться небе́сне пта́ство,* з-по́між гілля́к дає́ свій го́лос.</w:t>
+      </w:r>
+    </w:p>
+    <w:p>
+      <w:pPr>
+        <w:spacing w:after="120"/>
+        <w:rPr>
+          <w:lang w:val="ru-MD"/>
+        </w:rPr>
+      </w:pPr>
+      <w:r>
+        <w:rPr>
+          <w:rFonts w:ascii="Times New Roman" w:hAnsi="Times New Roman"/>
+          <w:sz w:val="24"/>
+          <w:lang w:val="ru-MD"/>
+        </w:rPr>
+        <w:t>Ти напува́єш го́ри з Твої́х го́рниць,* земля́ наси́чується пло́дом діл Твої́х.</w:t>
+      </w:r>
+    </w:p>
+    <w:p>
+      <w:pPr>
+        <w:spacing w:after="120"/>
+        <w:rPr>
+          <w:lang w:val="ru-MD"/>
+        </w:rPr>
+      </w:pPr>
+      <w:r>
+        <w:rPr>
+          <w:rFonts w:ascii="Times New Roman" w:hAnsi="Times New Roman"/>
+          <w:sz w:val="24"/>
+          <w:lang w:val="ru-MD"/>
+        </w:rPr>
+        <w:t>Виро́щуєш траву́ для ско́ту, зе́ла – на вжи́ток лю́дям,* щоб хліб із землі́ добува́ли:</w:t>
+      </w:r>
+    </w:p>
+    <w:p>
+      <w:pPr>
+        <w:spacing w:after="120"/>
+        <w:rPr>
+          <w:lang w:val="ru-MD"/>
+        </w:rPr>
+      </w:pPr>
+      <w:r>
+        <w:rPr>
+          <w:rFonts w:ascii="Times New Roman" w:hAnsi="Times New Roman"/>
+          <w:sz w:val="24"/>
+          <w:lang w:val="ru-MD"/>
+        </w:rPr>
+        <w:t>Вино́, що се́рце лю́дське звеселя́є, олі́ю, щоб від не́ї ясні́ло обли́ччя,* і хліб, що скрі́плює се́рце лю́дське.</w:t>
+      </w:r>
+    </w:p>
+    <w:p>
+      <w:pPr>
+        <w:spacing w:after="120"/>
+        <w:rPr>
+          <w:lang w:val="ru-MD"/>
+        </w:rPr>
+      </w:pPr>
+      <w:r>
+        <w:rPr>
+          <w:rFonts w:ascii="Times New Roman" w:hAnsi="Times New Roman"/>
+          <w:sz w:val="24"/>
+          <w:lang w:val="ru-MD"/>
+        </w:rPr>
+        <w:t>Наси́чуються дере́ва Госпо́дні,* ке́дри лива́нські, що посади́в їх.</w:t>
       </w:r>
     </w:p>
     <w:p>
@@ -5385,7 +3988,16 @@
           <w:szCs w:val="24"/>
           <w:lang w:val="ru-MD"/>
         </w:rPr>
-        <w:t xml:space="preserve"> Вечірні наші молитви* прийми, святий Господи,* і дай нам відпущення гріхів,* ти бо єдиний* у світі появив воскресіння.</w:t>
+        <w:t xml:space="preserve"> </w:t>
+      </w:r>
+      <w:r>
+        <w:rPr>
+          <w:rFonts w:ascii="Times New Roman" w:hAnsi="Times New Roman" w:cs="Times New Roman"/>
+          <w:sz w:val="24"/>
+          <w:szCs w:val="24"/>
+          <w:lang w:val="ru-MD"/>
+        </w:rPr>
+        <w:t>Вечі́рні на́ші молитви́* прийми́, святи́й Го́споди,* і дай нам відпу́щення гріхі́в,* Ти бо єди́ний* у сві́ті появи́в воскресі́ння.</w:t>
       </w:r>
     </w:p>
     <w:p>
@@ -5443,7 +4055,7 @@
           <w:szCs w:val="24"/>
           <w:lang w:val="ru-MD"/>
         </w:rPr>
-        <w:t>Оточіть люди Сіон* і обніміть його,* і віддайте славу в ньому Воскреслому з мертвих,* бо він Бог наш, що визволив нас* з беззаконня нашого.</w:t>
+        <w:t>Оточі́ть, лю́ди, Сіо́н* і обнімі́ть його́,* і відда́йте сла́ву в ньо́му Воскре́слому з ме́ртвих,* бо Він Бог наш, що ви́зволив нас* з беззако́ння на́шого.</w:t>
       </w:r>
     </w:p>
     <w:p>
@@ -5516,35 +4128,35 @@
           <w:rFonts w:ascii="Times New Roman" w:hAnsi="Times New Roman" w:cs="Times New Roman"/>
           <w:sz w:val="24"/>
           <w:szCs w:val="24"/>
-          <w:lang w:val="ru-MD"/>
-        </w:rPr>
-      </w:pPr>
-      <w:r>
-        <w:rPr>
-          <w:rFonts w:ascii="Times New Roman" w:hAnsi="Times New Roman" w:cs="Times New Roman"/>
-          <w:sz w:val="24"/>
-          <w:szCs w:val="24"/>
-          <w:lang w:val="ru-MD"/>
+          <w:lang w:val="uk-UA"/>
+        </w:rPr>
+      </w:pPr>
+      <w:r>
+        <w:rPr>
+          <w:rFonts w:ascii="Times New Roman" w:hAnsi="Times New Roman" w:cs="Times New Roman"/>
+          <w:sz w:val="24"/>
+          <w:szCs w:val="24"/>
+          <w:lang w:val="uk-UA"/>
         </w:rPr>
         <w:lastRenderedPageBreak/>
-        <w:t>Прийдіть, люди, заспіваймо,* і поклонімся Христові,* прославляючи його з мертвих воскресіння,* бо він Бог наш, що визволив світ* від спокуси ворожої.</w:t>
-      </w:r>
-    </w:p>
-    <w:p>
-      <w:pPr>
-        <w:spacing w:after="120"/>
-        <w:rPr>
-          <w:rFonts w:ascii="Times New Roman" w:hAnsi="Times New Roman"/>
-          <w:lang w:val="ru-MD"/>
-        </w:rPr>
-      </w:pPr>
-      <w:r>
-        <w:rPr>
-          <w:rFonts w:ascii="Times New Roman" w:hAnsi="Times New Roman"/>
-          <w:i/>
-          <w:color w:val="FF0000"/>
-          <w:sz w:val="24"/>
-          <w:lang w:val="ru-MD"/>
+        <w:t>Прийді́ть, лю́ди, заспіва́ймо,* і поклоні́мся Христо́ві,* прославля́ючи Його́ з ме́ртвих воскресі́ння,* бо Він Бог наш, що ви́зволив світ* від споку́си воро́жої.</w:t>
+      </w:r>
+    </w:p>
+    <w:p>
+      <w:pPr>
+        <w:spacing w:after="120"/>
+        <w:rPr>
+          <w:rFonts w:ascii="Times New Roman" w:hAnsi="Times New Roman"/>
+          <w:lang w:val="uk-UA"/>
+        </w:rPr>
+      </w:pPr>
+      <w:r>
+        <w:rPr>
+          <w:rFonts w:ascii="Times New Roman" w:hAnsi="Times New Roman"/>
+          <w:i/>
+          <w:color w:val="FF0000"/>
+          <w:sz w:val="24"/>
+          <w:lang w:val="uk-UA"/>
         </w:rPr>
         <w:t>Стих:</w:t>
       </w:r>
@@ -5553,7 +4165,7 @@
           <w:rFonts w:ascii="Times New Roman" w:hAnsi="Times New Roman"/>
           <w:i/>
           <w:sz w:val="24"/>
-          <w:lang w:val="ru-MD"/>
+          <w:lang w:val="uk-UA"/>
         </w:rPr>
         <w:t xml:space="preserve"> </w:t>
       </w:r>
@@ -5562,7 +4174,7 @@
           <w:rFonts w:ascii="Times New Roman" w:hAnsi="Times New Roman"/>
           <w:sz w:val="24"/>
           <w:u w:val="single"/>
-          <w:lang w:val="ru-MD"/>
+          <w:lang w:val="uk-UA"/>
         </w:rPr>
         <w:t>Неха́й бу́дуть Твої́ ву́ха ува́жні,* до го́лосу бла́гання мого́.</w:t>
       </w:r>
@@ -5575,17 +4187,17 @@
           <w:rFonts w:ascii="Times New Roman" w:hAnsi="Times New Roman" w:cs="Times New Roman"/>
           <w:sz w:val="24"/>
           <w:szCs w:val="24"/>
-          <w:lang w:val="ru-MD"/>
-        </w:rPr>
-      </w:pPr>
-      <w:r>
-        <w:rPr>
-          <w:rFonts w:ascii="Times New Roman" w:hAnsi="Times New Roman" w:cs="Times New Roman"/>
-          <w:sz w:val="24"/>
-          <w:szCs w:val="24"/>
-          <w:lang w:val="ru-MD"/>
-        </w:rPr>
-        <w:t>Звеселіться небеса, загриміть основи землі,* гори весело співайте!* Ось бо Еммануїл наші гріхи на хресті прибив,* подавши життя, умертвив смерть,* і як чоловіколюбець, Адама воскресив.</w:t>
+          <w:lang w:val="uk-UA"/>
+        </w:rPr>
+      </w:pPr>
+      <w:r>
+        <w:rPr>
+          <w:rFonts w:ascii="Times New Roman" w:hAnsi="Times New Roman" w:cs="Times New Roman"/>
+          <w:sz w:val="24"/>
+          <w:szCs w:val="24"/>
+          <w:lang w:val="uk-UA"/>
+        </w:rPr>
+        <w:t>Звеселі́ться небеса́, загримі́ть осно́ви землі́,* го́ри ве́село співа́йте!* Ось бо Еммануї́л на́ші гріхи́ на хресті́ приби́в,* пода́вши життя́, умертви́в смерть,* і, як людинолю́бний, Ада́ма воскреси́в.</w:t>
       </w:r>
     </w:p>
     <w:p>
@@ -5633,34 +4245,52 @@
           <w:rFonts w:ascii="Times New Roman" w:hAnsi="Times New Roman" w:cs="Times New Roman"/>
           <w:sz w:val="24"/>
           <w:szCs w:val="24"/>
-          <w:lang w:val="ru-MD"/>
-        </w:rPr>
-      </w:pPr>
-      <w:r>
-        <w:rPr>
-          <w:rFonts w:ascii="Times New Roman" w:hAnsi="Times New Roman" w:cs="Times New Roman"/>
-          <w:sz w:val="24"/>
-          <w:szCs w:val="24"/>
-          <w:lang w:val="ru-MD"/>
-        </w:rPr>
-        <w:t>Оспівуймо того, хто за нас добровільно розп'явся, витерпів страсті і був похований* та й воскрес із мертвих,* промовляючи до нього:* Христе, укріпи православ'ям Церкву твою* і втихомир наше життя,* бо ти ласкавий і чоловіколюбний.</w:t>
-      </w:r>
-    </w:p>
-    <w:p>
-      <w:pPr>
-        <w:spacing w:after="120"/>
-        <w:rPr>
-          <w:rFonts w:ascii="Times New Roman" w:hAnsi="Times New Roman"/>
-          <w:lang w:val="ru-MD"/>
-        </w:rPr>
-      </w:pPr>
-      <w:r>
-        <w:rPr>
-          <w:rFonts w:ascii="Times New Roman" w:hAnsi="Times New Roman"/>
-          <w:i/>
-          <w:color w:val="FF0000"/>
-          <w:sz w:val="24"/>
-          <w:lang w:val="ru-MD"/>
+          <w:lang w:val="uk-UA"/>
+        </w:rPr>
+      </w:pPr>
+      <w:r>
+        <w:rPr>
+          <w:rFonts w:ascii="Times New Roman" w:hAnsi="Times New Roman" w:cs="Times New Roman"/>
+          <w:sz w:val="24"/>
+          <w:szCs w:val="24"/>
+          <w:lang w:val="uk-UA"/>
+        </w:rPr>
+        <w:t xml:space="preserve">Оспі́вуймо Того́, хто за нас доброві́льно розп’я́вся,* ви́терпів стра́сті і був похо́ваний* та й воскре́с із ме́ртвих,* промовля́ючи до Ньо́го:* Хри́сте, укріпи́ правосла́в’ям Це́ркву Твою́* і втихоми́р на́ше життя́,* бо ти ласка́вий і </w:t>
+      </w:r>
+      <w:r>
+        <w:rPr>
+          <w:rFonts w:ascii="Times New Roman" w:hAnsi="Times New Roman" w:cs="Times New Roman"/>
+          <w:sz w:val="24"/>
+          <w:szCs w:val="24"/>
+          <w:lang w:val="uk-UA"/>
+        </w:rPr>
+        <w:t>л</w:t>
+      </w:r>
+      <w:r>
+        <w:rPr>
+          <w:rFonts w:ascii="Times New Roman" w:hAnsi="Times New Roman" w:cs="Times New Roman"/>
+          <w:sz w:val="24"/>
+          <w:szCs w:val="24"/>
+          <w:lang w:val="uk-UA"/>
+        </w:rPr>
+        <w:t>юдинолю́бний.</w:t>
+      </w:r>
+    </w:p>
+    <w:p>
+      <w:pPr>
+        <w:spacing w:after="120"/>
+        <w:rPr>
+          <w:rFonts w:ascii="Times New Roman" w:hAnsi="Times New Roman"/>
+          <w:lang w:val="uk-UA"/>
+        </w:rPr>
+      </w:pPr>
+      <w:r>
+        <w:rPr>
+          <w:rFonts w:ascii="Times New Roman" w:hAnsi="Times New Roman"/>
+          <w:i/>
+          <w:color w:val="FF0000"/>
+          <w:sz w:val="24"/>
+          <w:lang w:val="uk-UA"/>
         </w:rPr>
         <w:t>Стих:</w:t>
       </w:r>
@@ -5669,7 +4299,7 @@
           <w:rFonts w:ascii="Times New Roman" w:hAnsi="Times New Roman"/>
           <w:i/>
           <w:sz w:val="24"/>
-          <w:lang w:val="ru-MD"/>
+          <w:lang w:val="uk-UA"/>
         </w:rPr>
         <w:t xml:space="preserve"> </w:t>
       </w:r>
@@ -5678,7 +4308,7 @@
           <w:rFonts w:ascii="Times New Roman" w:hAnsi="Times New Roman"/>
           <w:sz w:val="24"/>
           <w:u w:val="single"/>
-          <w:lang w:val="ru-MD"/>
+          <w:lang w:val="uk-UA"/>
         </w:rPr>
         <w:t>За́для І́мени Твого́ наді́юсь на Те́бе, Го́споди, наді́ється душа́ моя́ на сло́во Твоє́;* наді́ється душа́ моя́ на Го́спода.</w:t>
       </w:r>
@@ -5691,34 +4321,70 @@
           <w:rFonts w:ascii="Times New Roman" w:hAnsi="Times New Roman" w:cs="Times New Roman"/>
           <w:sz w:val="24"/>
           <w:szCs w:val="24"/>
-          <w:lang w:val="ru-MD"/>
-        </w:rPr>
-      </w:pPr>
-      <w:r>
-        <w:rPr>
-          <w:rFonts w:ascii="Times New Roman" w:hAnsi="Times New Roman" w:cs="Times New Roman"/>
-          <w:sz w:val="24"/>
-          <w:szCs w:val="24"/>
-          <w:lang w:val="ru-MD"/>
-        </w:rPr>
-        <w:t>Ставши перед твоїм гробом, що Життя прийняв, ми, недостойні, віддаємо славу твоєму несказанному милосердю, Христе, Боже наш,* ти бо безгрішний,* прийняв страсті і смерть, щоб як чоловіколюбний,* дати світові воскресіння.</w:t>
-      </w:r>
-    </w:p>
-    <w:p>
-      <w:pPr>
-        <w:spacing w:after="120"/>
-        <w:rPr>
-          <w:rFonts w:ascii="Times New Roman" w:hAnsi="Times New Roman"/>
-          <w:lang w:val="ru-MD"/>
-        </w:rPr>
-      </w:pPr>
-      <w:r>
-        <w:rPr>
-          <w:rFonts w:ascii="Times New Roman" w:hAnsi="Times New Roman"/>
-          <w:i/>
-          <w:color w:val="FF0000"/>
-          <w:sz w:val="24"/>
-          <w:lang w:val="ru-MD"/>
+          <w:lang w:val="uk-UA"/>
+        </w:rPr>
+      </w:pPr>
+      <w:r>
+        <w:rPr>
+          <w:rFonts w:ascii="Times New Roman" w:hAnsi="Times New Roman" w:cs="Times New Roman"/>
+          <w:sz w:val="24"/>
+          <w:szCs w:val="24"/>
+          <w:lang w:val="uk-UA"/>
+        </w:rPr>
+        <w:t xml:space="preserve">Ста́вши пе́ред Твої́м гро́бом, що життя́ прийня́в,* ми, недосто́йні, </w:t>
+      </w:r>
+      <w:r>
+        <w:rPr>
+          <w:rFonts w:ascii="Times New Roman" w:hAnsi="Times New Roman" w:cs="Times New Roman"/>
+          <w:sz w:val="24"/>
+          <w:szCs w:val="24"/>
+          <w:lang w:val="uk-UA"/>
+        </w:rPr>
+        <w:t>возсил</w:t>
+      </w:r>
+      <w:r>
+        <w:rPr>
+          <w:rFonts w:ascii="Times New Roman" w:hAnsi="Times New Roman" w:cs="Times New Roman"/>
+          <w:sz w:val="24"/>
+          <w:szCs w:val="24"/>
+          <w:lang w:val="uk-UA"/>
+        </w:rPr>
+        <w:t>а́</w:t>
+      </w:r>
+      <w:r>
+        <w:rPr>
+          <w:rFonts w:ascii="Times New Roman" w:hAnsi="Times New Roman" w:cs="Times New Roman"/>
+          <w:sz w:val="24"/>
+          <w:szCs w:val="24"/>
+          <w:lang w:val="uk-UA"/>
+        </w:rPr>
+        <w:t>ємо</w:t>
+      </w:r>
+      <w:r>
+        <w:rPr>
+          <w:rFonts w:ascii="Times New Roman" w:hAnsi="Times New Roman" w:cs="Times New Roman"/>
+          <w:sz w:val="24"/>
+          <w:szCs w:val="24"/>
+          <w:lang w:val="uk-UA"/>
+        </w:rPr>
+        <w:t xml:space="preserve"> сла́ву Твоє́му несказа́нному милосе́рдю, Хри́сте, Бо́же наш,* Ти бо, безгрі́шний,* прийня́в стра́сті і смерть, щоб, як Людинолю́бний,* да́ти сві́тові воскресі́ння.</w:t>
+      </w:r>
+    </w:p>
+    <w:p>
+      <w:pPr>
+        <w:spacing w:after="120"/>
+        <w:rPr>
+          <w:rFonts w:ascii="Times New Roman" w:hAnsi="Times New Roman"/>
+          <w:lang w:val="uk-UA"/>
+        </w:rPr>
+      </w:pPr>
+      <w:r>
+        <w:rPr>
+          <w:rFonts w:ascii="Times New Roman" w:hAnsi="Times New Roman"/>
+          <w:i/>
+          <w:color w:val="FF0000"/>
+          <w:sz w:val="24"/>
+          <w:lang w:val="uk-UA"/>
         </w:rPr>
         <w:t>Стих:</w:t>
       </w:r>
@@ -5727,7 +4393,7 @@
           <w:rFonts w:ascii="Times New Roman" w:hAnsi="Times New Roman"/>
           <w:i/>
           <w:sz w:val="24"/>
-          <w:lang w:val="ru-MD"/>
+          <w:lang w:val="uk-UA"/>
         </w:rPr>
         <w:t xml:space="preserve"> </w:t>
       </w:r>
@@ -5736,7 +4402,7 @@
           <w:rFonts w:ascii="Times New Roman" w:hAnsi="Times New Roman"/>
           <w:sz w:val="24"/>
           <w:u w:val="single"/>
-          <w:lang w:val="ru-MD"/>
+          <w:lang w:val="uk-UA"/>
         </w:rPr>
         <w:t>Від ра́нньої сторо́жі до но́чі від ра́нньої сторо́жі* неха́й упова́є Ізра́їль на Го́спода.</w:t>
       </w:r>
@@ -5749,34 +4415,34 @@
           <w:rFonts w:ascii="Times New Roman" w:hAnsi="Times New Roman" w:cs="Times New Roman"/>
           <w:sz w:val="24"/>
           <w:szCs w:val="24"/>
-          <w:lang w:val="ru-MD"/>
-        </w:rPr>
-      </w:pPr>
-      <w:r>
-        <w:rPr>
-          <w:rFonts w:ascii="Times New Roman" w:hAnsi="Times New Roman" w:cs="Times New Roman"/>
-          <w:sz w:val="24"/>
-          <w:szCs w:val="24"/>
-          <w:lang w:val="ru-MD"/>
-        </w:rPr>
-        <w:t>Оспівуймо з Отцем його безначальне і споконвічне Слово,* що невимовно вийшло з дівичого лона,* і хрест і смерть добровільно прийняло та й воскресло у славі,* промовляючи йому: Господи, – життя подателю,* Спасителю душ наших, – слава тобі!</w:t>
-      </w:r>
-    </w:p>
-    <w:p>
-      <w:pPr>
-        <w:spacing w:after="120"/>
-        <w:rPr>
-          <w:rFonts w:ascii="Times New Roman" w:hAnsi="Times New Roman"/>
-          <w:lang w:val="ru-MD"/>
-        </w:rPr>
-      </w:pPr>
-      <w:r>
-        <w:rPr>
-          <w:rFonts w:ascii="Times New Roman" w:hAnsi="Times New Roman"/>
-          <w:i/>
-          <w:color w:val="FF0000"/>
-          <w:sz w:val="24"/>
-          <w:lang w:val="ru-MD"/>
+          <w:lang w:val="uk-UA"/>
+        </w:rPr>
+      </w:pPr>
+      <w:r>
+        <w:rPr>
+          <w:rFonts w:ascii="Times New Roman" w:hAnsi="Times New Roman" w:cs="Times New Roman"/>
+          <w:sz w:val="24"/>
+          <w:szCs w:val="24"/>
+          <w:lang w:val="uk-UA"/>
+        </w:rPr>
+        <w:t>Оспі́вуймо з Отце́м Його́ безнача́льне і споконві́чне Сло́во,* що невимо́вно ви́йшло з діви́чого ло́на,* і хрест, і смерть доброві́льно прийняло́ та й воскре́сло у сла́ві,* промовля́ючи Йому́: Го́споди, – життя́ пода́телю,* Спаси́телю душ на́ших, – сла́ва Тобі́!</w:t>
+      </w:r>
+    </w:p>
+    <w:p>
+      <w:pPr>
+        <w:spacing w:after="120"/>
+        <w:rPr>
+          <w:rFonts w:ascii="Times New Roman" w:hAnsi="Times New Roman"/>
+          <w:lang w:val="uk-UA"/>
+        </w:rPr>
+      </w:pPr>
+      <w:r>
+        <w:rPr>
+          <w:rFonts w:ascii="Times New Roman" w:hAnsi="Times New Roman"/>
+          <w:i/>
+          <w:color w:val="FF0000"/>
+          <w:sz w:val="24"/>
+          <w:lang w:val="uk-UA"/>
         </w:rPr>
         <w:t>Стих:</w:t>
       </w:r>
@@ -5785,7 +4451,7 @@
           <w:rFonts w:ascii="Times New Roman" w:hAnsi="Times New Roman"/>
           <w:i/>
           <w:sz w:val="24"/>
-          <w:lang w:val="ru-MD"/>
+          <w:lang w:val="uk-UA"/>
         </w:rPr>
         <w:t xml:space="preserve"> </w:t>
       </w:r>
@@ -5794,7 +4460,7 @@
           <w:rFonts w:ascii="Times New Roman" w:hAnsi="Times New Roman"/>
           <w:sz w:val="24"/>
           <w:u w:val="single"/>
-          <w:lang w:val="ru-MD"/>
+          <w:lang w:val="uk-UA"/>
         </w:rPr>
         <w:t>Бо в Го́спода ми́лість і відку́плення вели́ке в Ньо́го;* Він ви́зволить Ізра́їля від усьо́го беззако́ння його́.</w:t>
       </w:r>
@@ -5807,7 +4473,7 @@
           <w:rFonts w:ascii="Times New Roman" w:hAnsi="Times New Roman" w:cs="Times New Roman"/>
           <w:sz w:val="24"/>
           <w:szCs w:val="24"/>
-          <w:lang w:val="ru-MD"/>
+          <w:lang w:val="uk-UA"/>
         </w:rPr>
       </w:pPr>
     </w:p>
@@ -5991,7 +4657,7 @@
         <w:spacing w:after="120"/>
         <w:jc w:val="both"/>
         <w:rPr>
-          <w:rFonts w:ascii="Times New Roman" w:hAnsi="Times New Roman" w:cs="Times New Roman"/>
+          <w:rFonts w:ascii="Times New Roman" w:eastAsia="Gungsuh" w:hAnsi="Times New Roman" w:cs="Gungsuh"/>
           <w:sz w:val="24"/>
           <w:szCs w:val="24"/>
           <w:lang w:val="ru-MD"/>
@@ -6044,7 +4710,7 @@
           <w:szCs w:val="24"/>
           <w:lang w:val="ru-MD"/>
         </w:rPr>
-        <w:t>Прославмо Марію Діву:* Всесвітню славу, що вийшла від людей* і породила Господа,* небесні двері, ангельську пісню і вірних окрасу.* Вона бо стала небом і храмом Божества;* вона знищила перегороду ворожнечі,* установила мир і відкрила царство.* Тож, маючи в ній опору віри,* ми здобули оборонця − Господа, що народився з неї.* Отже кріпіться, Божі люди, кріпіться,* бо він переможе, як всемогутній.</w:t>
+        <w:t>Просла́вмо Марі́ю Ді́ву:* Всесві́тню сла́ву, що ви́йшла від люде́й* і породи́ла Го́спода,* небе́сні две́рі, а́нгельську пі́сню і ві́рних окра́су.* Вона́ бо ста́ла не́бом і хра́мом Божества́;* вона́ зни́щила перегоро́ду ворожне́чі,* установи́ла мир і відкри́ла ца́рство.* Тож, ма́ючи в ній опо́ру ві́ри,* ми здобу́ли оборо́нця − Го́спода, що народи́вся з не́ї.* О́тже кріпі́ться, Бо́жі лю́ди, кріпі́ться,* бо Він перемо́же, як всемогу́тній.</w:t>
       </w:r>
     </w:p>
     <w:p>
@@ -6058,7 +4724,7 @@
           <w:color w:val="FF0000"/>
           <w:sz w:val="24"/>
           <w:szCs w:val="24"/>
-          <w:lang w:val="ru-MD"/>
+          <w:lang w:val="uk-UA"/>
         </w:rPr>
       </w:pPr>
     </w:p>
@@ -8126,16 +6792,7 @@
           <w:sz w:val="24"/>
           <w:lang w:val="ru-MD"/>
         </w:rPr>
-        <w:t>Нехай буде влада царства Твого благословенна і дуже прославлена: Отця, і Сина, і Святого Дух</w:t>
-      </w:r>
-      <w:r>
-        <w:rPr>
-          <w:rFonts w:ascii="Times New Roman" w:hAnsi="Times New Roman"/>
-          <w:color w:val="000000"/>
-          <w:sz w:val="24"/>
-          <w:lang w:val="ru-MD"/>
-        </w:rPr>
-        <w:t>а, нині і повсякчас, і на віки віків.</w:t>
+        <w:t>Нехай буде влада царства Твого благословенна і дуже прославлена: Отця, і Сина, і Святого Духа, нині і повсякчас, і на віки віків.</w:t>
       </w:r>
     </w:p>
     <w:p>
@@ -8215,7 +6872,7 @@
           <w:rFonts w:ascii="Times New Roman" w:hAnsi="Times New Roman" w:cs="Times New Roman"/>
           <w:sz w:val="24"/>
           <w:szCs w:val="24"/>
-          <w:lang w:val="ru-MD"/>
+          <w:lang w:val="uk-UA"/>
         </w:rPr>
       </w:pPr>
       <w:r>
@@ -8236,7 +6893,16 @@
           <w:szCs w:val="24"/>
           <w:lang w:val="ru-MD"/>
         </w:rPr>
-        <w:t xml:space="preserve"> Стражданнями твоїми, Христе,* ми визволились від страждань,* і твоїм воскресінням ми звільнилися від тління:* Господи, – слава тобі!</w:t>
+        <w:t xml:space="preserve"> </w:t>
+      </w:r>
+      <w:r>
+        <w:rPr>
+          <w:rFonts w:ascii="Times New Roman" w:hAnsi="Times New Roman" w:cs="Times New Roman"/>
+          <w:sz w:val="24"/>
+          <w:szCs w:val="24"/>
+          <w:lang w:val="uk-UA"/>
+        </w:rPr>
+        <w:t>Стражда́ннями Твої́ми, Хри́сте,* ми ви́зволились від стражда́нь,* і Твої́м воскресі́нням ми звільни́лися від тлі́ння:* Го́споди, – сла́ва Тобі́!</w:t>
       </w:r>
     </w:p>
     <w:p>
@@ -8284,17 +6950,17 @@
           <w:rFonts w:ascii="Times New Roman" w:hAnsi="Times New Roman" w:cs="Times New Roman"/>
           <w:sz w:val="24"/>
           <w:szCs w:val="24"/>
-          <w:lang w:val="ru-MD"/>
-        </w:rPr>
-      </w:pPr>
-      <w:r>
-        <w:rPr>
-          <w:rFonts w:ascii="Times New Roman" w:hAnsi="Times New Roman" w:cs="Times New Roman"/>
-          <w:sz w:val="24"/>
-          <w:szCs w:val="24"/>
-          <w:lang w:val="ru-MD"/>
-        </w:rPr>
-        <w:t>Нехай радіє створіння, нехай веселяться небеса,* народи нехай плещуть руками з радости.* Бо Христос, наш Спаситель, прибив наші гріхи на хресті,* подолав смерть, життя нам дарував* і нашого праотця Адама упалого воскресив,* як чоловіколюбець.</w:t>
+          <w:lang w:val="uk-UA"/>
+        </w:rPr>
+      </w:pPr>
+      <w:r>
+        <w:rPr>
+          <w:rFonts w:ascii="Times New Roman" w:hAnsi="Times New Roman" w:cs="Times New Roman"/>
+          <w:sz w:val="24"/>
+          <w:szCs w:val="24"/>
+          <w:lang w:val="uk-UA"/>
+        </w:rPr>
+        <w:t>Неха́й раді́є створі́ння, неха́й веселя́ться небеса́,* наро́ди неха́й пле́щуть рука́ми з ра́дости.* Бо Христо́с, наш Спаси́тель, приби́в на́ші гріхи́ на хресті́,* подола́в смерть, життя́ нам дарува́в* і на́шого праотця́ Ада́ма упа́лого воскреси́в,* як Людинолю́бець.</w:t>
       </w:r>
     </w:p>
     <w:p>
@@ -8342,43 +7008,61 @@
           <w:rFonts w:ascii="Times New Roman" w:hAnsi="Times New Roman" w:cs="Times New Roman"/>
           <w:sz w:val="24"/>
           <w:szCs w:val="24"/>
-          <w:lang w:val="ru-MD"/>
-        </w:rPr>
-      </w:pPr>
-      <w:r>
-        <w:rPr>
-          <w:rFonts w:ascii="Times New Roman" w:hAnsi="Times New Roman" w:cs="Times New Roman"/>
-          <w:sz w:val="24"/>
-          <w:szCs w:val="24"/>
-          <w:lang w:val="ru-MD"/>
-        </w:rPr>
-        <w:t xml:space="preserve">Бувши недосяжним царем неба і землі,* із-за твого чоловіколюб'я ти добровільно розп'явся.* Ад, стрінувши тебе внизу, засмутився,* але душі праведників, прийнявши тебе, зраділи* і Адам, побачивши тебе, Творця, в підземному світі – воскреснув.* О, чудо! Як же </w:t>
-      </w:r>
-      <w:r>
-        <w:rPr>
-          <w:rFonts w:ascii="Times New Roman" w:hAnsi="Times New Roman" w:cs="Times New Roman"/>
-          <w:sz w:val="24"/>
-          <w:szCs w:val="24"/>
-          <w:lang w:val="ru-MD"/>
+          <w:lang w:val="uk-UA"/>
+        </w:rPr>
+      </w:pPr>
+      <w:r>
+        <w:rPr>
+          <w:rFonts w:ascii="Times New Roman" w:hAnsi="Times New Roman" w:cs="Times New Roman"/>
+          <w:sz w:val="24"/>
+          <w:szCs w:val="24"/>
+          <w:lang w:val="uk-UA"/>
+        </w:rPr>
+        <w:t xml:space="preserve">Бу́вши недося́жним царе́м не́ба і землі́,* із-за Твого́ </w:t>
+      </w:r>
+      <w:r>
+        <w:rPr>
+          <w:rFonts w:ascii="Times New Roman" w:hAnsi="Times New Roman" w:cs="Times New Roman"/>
+          <w:sz w:val="24"/>
+          <w:szCs w:val="24"/>
+          <w:lang w:val="uk-UA"/>
+        </w:rPr>
+        <w:t>л</w:t>
+      </w:r>
+      <w:r>
+        <w:rPr>
+          <w:rFonts w:ascii="Times New Roman" w:hAnsi="Times New Roman" w:cs="Times New Roman"/>
+          <w:sz w:val="24"/>
+          <w:szCs w:val="24"/>
+          <w:lang w:val="uk-UA"/>
+        </w:rPr>
+        <w:t xml:space="preserve">юдинолю́б’я Ти доброві́льно розп’я́вся.* Ад, стрі́нувши Тебе́ внизу́, засмути́вся,* але́ ду́ші пра́ведників, прийня́вши Тебе́, зраді́ли* і Ада́м, поба́чивши Тебе́, Творця́, в підзе́мнім сві́ті – воскре́снув.* О, чу́до! Як же </w:t>
+      </w:r>
+      <w:r>
+        <w:rPr>
+          <w:rFonts w:ascii="Times New Roman" w:hAnsi="Times New Roman" w:cs="Times New Roman"/>
+          <w:sz w:val="24"/>
+          <w:szCs w:val="24"/>
+          <w:lang w:val="uk-UA"/>
         </w:rPr>
         <w:lastRenderedPageBreak/>
-        <w:t>то Життя всіх зазнало смерти?* Бо ти бажав просвітити світ, що кличе й промовляє:* Воскреслий з мертвих, Господи, слава тобі!</w:t>
-      </w:r>
-    </w:p>
-    <w:p>
-      <w:pPr>
-        <w:spacing w:after="120"/>
-        <w:rPr>
-          <w:lang w:val="ru-MD"/>
-        </w:rPr>
-      </w:pPr>
-      <w:r>
-        <w:rPr>
-          <w:rFonts w:ascii="Times New Roman" w:hAnsi="Times New Roman"/>
-          <w:i/>
-          <w:color w:val="FF0000"/>
-          <w:sz w:val="24"/>
-          <w:lang w:val="ru-MD"/>
+        <w:t>то Життя́ всіх зазна́ло сме́рти?* Бо Ти бажа́в просвіти́ти світ, що кли́че й промовля́є:* Воскре́слий з ме́ртвих, Го́споди, сла́ва Тобі́!</w:t>
+      </w:r>
+    </w:p>
+    <w:p>
+      <w:pPr>
+        <w:spacing w:after="120"/>
+        <w:rPr>
+          <w:lang w:val="uk-UA"/>
+        </w:rPr>
+      </w:pPr>
+      <w:r>
+        <w:rPr>
+          <w:rFonts w:ascii="Times New Roman" w:hAnsi="Times New Roman"/>
+          <w:i/>
+          <w:color w:val="FF0000"/>
+          <w:sz w:val="24"/>
+          <w:lang w:val="uk-UA"/>
         </w:rPr>
         <w:t xml:space="preserve">Стих: </w:t>
       </w:r>
@@ -8387,7 +7071,7 @@
           <w:rFonts w:ascii="Times New Roman" w:hAnsi="Times New Roman"/>
           <w:sz w:val="24"/>
           <w:u w:val="single"/>
-          <w:lang w:val="ru-MD"/>
+          <w:lang w:val="uk-UA"/>
         </w:rPr>
         <w:t>До́мові Твоє́му, Го́споди,* нале́жить свя́тість на до́вгі лі́та.</w:t>
       </w:r>
@@ -8397,41 +7081,69 @@
           <w:i/>
           <w:color w:val="FF0000"/>
           <w:sz w:val="24"/>
-          <w:lang w:val="ru-MD"/>
-        </w:rPr>
-        <w:t xml:space="preserve"> (Пс. 92,5)</w:t>
-      </w:r>
-    </w:p>
-    <w:p>
-      <w:pPr>
-        <w:spacing w:after="120"/>
-        <w:jc w:val="both"/>
-        <w:rPr>
-          <w:rFonts w:ascii="Times New Roman" w:hAnsi="Times New Roman" w:cs="Times New Roman"/>
-          <w:sz w:val="24"/>
-          <w:szCs w:val="24"/>
-          <w:lang w:val="ru-MD"/>
-        </w:rPr>
-      </w:pPr>
-      <w:r>
-        <w:rPr>
-          <w:rFonts w:ascii="Times New Roman" w:hAnsi="Times New Roman" w:cs="Times New Roman"/>
-          <w:sz w:val="24"/>
-          <w:szCs w:val="24"/>
-          <w:lang w:val="ru-MD"/>
-        </w:rPr>
-        <w:t>Мироносиці жінки, несучи миро,* поспішно і з риданням прийшли до твого гробу,* і не знайшовши пречистого тіла твого,* від ангела довідалися про нове й преславне чудо,* та й говорили апостолам: Воскрес Господь,* який дає світові велику милість.</w:t>
-      </w:r>
-    </w:p>
-    <w:p>
-      <w:pPr>
-        <w:spacing w:after="120"/>
-        <w:jc w:val="both"/>
-        <w:rPr>
-          <w:rFonts w:ascii="Times New Roman" w:hAnsi="Times New Roman" w:cs="Times New Roman"/>
-          <w:sz w:val="24"/>
-          <w:szCs w:val="24"/>
-          <w:lang w:val="ru-MD"/>
+          <w:lang w:val="uk-UA"/>
+        </w:rPr>
+        <w:t xml:space="preserve"> </w:t>
+      </w:r>
+      <w:r>
+        <w:rPr>
+          <w:rFonts w:ascii="Times New Roman" w:hAnsi="Times New Roman"/>
+          <w:i/>
+          <w:color w:val="FF0000"/>
+          <w:sz w:val="24"/>
+          <w:lang w:val="uk-UA"/>
+        </w:rPr>
+        <w:t>(Пс. 92,5)</w:t>
+      </w:r>
+    </w:p>
+    <w:p>
+      <w:pPr>
+        <w:spacing w:after="120"/>
+        <w:jc w:val="both"/>
+        <w:rPr>
+          <w:rFonts w:ascii="Times New Roman" w:hAnsi="Times New Roman" w:cs="Times New Roman"/>
+          <w:sz w:val="24"/>
+          <w:szCs w:val="24"/>
+          <w:lang w:val="uk-UA"/>
+        </w:rPr>
+      </w:pPr>
+      <w:r>
+        <w:rPr>
+          <w:rFonts w:ascii="Times New Roman" w:hAnsi="Times New Roman" w:cs="Times New Roman"/>
+          <w:sz w:val="24"/>
+          <w:szCs w:val="24"/>
+          <w:lang w:val="uk-UA"/>
+        </w:rPr>
+        <w:t>Мироно́сиці жінки́, несучи́ ми́ро,* поспі́шно і з рида́нням прийшли́ до Твого́ гро́бу* і</w:t>
+      </w:r>
+      <w:r>
+        <w:rPr>
+          <w:rFonts w:ascii="Times New Roman" w:hAnsi="Times New Roman" w:cs="Times New Roman"/>
+          <w:sz w:val="24"/>
+          <w:szCs w:val="24"/>
+          <w:lang w:val="uk-UA"/>
+        </w:rPr>
+        <w:t>,</w:t>
+      </w:r>
+      <w:r>
+        <w:rPr>
+          <w:rFonts w:ascii="Times New Roman" w:hAnsi="Times New Roman" w:cs="Times New Roman"/>
+          <w:sz w:val="24"/>
+          <w:szCs w:val="24"/>
+          <w:lang w:val="uk-UA"/>
+        </w:rPr>
+        <w:t xml:space="preserve"> не знайшо́вши пречи́стого ті́ла Твого́,* від а́нгела дові́далися про нове́ й пресла́вне чу́до,* та й говори́ли апо́столам: Воскре́с Госпо́дь,* яки́й дає́ сві́тові вели́ку ми́лість.</w:t>
+      </w:r>
+    </w:p>
+    <w:p>
+      <w:pPr>
+        <w:spacing w:after="120"/>
+        <w:jc w:val="both"/>
+        <w:rPr>
+          <w:rFonts w:ascii="Times New Roman" w:hAnsi="Times New Roman" w:cs="Times New Roman"/>
+          <w:sz w:val="24"/>
+          <w:szCs w:val="24"/>
+          <w:lang w:val="uk-UA"/>
         </w:rPr>
       </w:pPr>
       <w:r>
@@ -8440,29 +7152,85 @@
           <w:b/>
           <w:sz w:val="24"/>
           <w:szCs w:val="24"/>
-          <w:lang w:val="ru-MD"/>
+          <w:lang w:val="uk-UA"/>
         </w:rPr>
         <w:t>Слава і нині</w:t>
       </w:r>
       <w:r>
         <w:rPr>
           <w:rFonts w:ascii="Times New Roman" w:hAnsi="Times New Roman" w:cs="Times New Roman"/>
-          <w:sz w:val="24"/>
-          <w:szCs w:val="24"/>
-          <w:lang w:val="ru-MD"/>
-        </w:rPr>
-        <w:t>: Ось і сповнилось пророцтво Ісаї:* Діва породила і нею залишилась по народженні, як і раніше,* бо Бог народився, тому й змінив закон природи.* Тож, Богомати, не погорди моліннями твоїх слуг,* що їх у храмі твоїм приносять,* але як та, що носить на своїх руках Милосердного,* змилуйся над твоїми слугами і моли,* щоб спаслися душі наші.</w:t>
-      </w:r>
-    </w:p>
-    <w:p>
-      <w:pPr>
-        <w:spacing w:after="120"/>
-        <w:jc w:val="both"/>
-        <w:rPr>
-          <w:rFonts w:ascii="Times New Roman" w:hAnsi="Times New Roman" w:cs="Times New Roman"/>
-          <w:sz w:val="24"/>
-          <w:szCs w:val="24"/>
-          <w:lang w:val="ru-MD"/>
+          <w:b/>
+          <w:bCs/>
+          <w:sz w:val="24"/>
+          <w:szCs w:val="24"/>
+          <w:lang w:val="uk-UA"/>
+        </w:rPr>
+        <w:t>:</w:t>
+      </w:r>
+      <w:r>
+        <w:rPr>
+          <w:rFonts w:ascii="Times New Roman" w:hAnsi="Times New Roman" w:cs="Times New Roman"/>
+          <w:sz w:val="24"/>
+          <w:szCs w:val="24"/>
+          <w:lang w:val="uk-UA"/>
+        </w:rPr>
+        <w:t xml:space="preserve"> </w:t>
+      </w:r>
+      <w:r>
+        <w:rPr>
+          <w:rFonts w:ascii="Times New Roman" w:hAnsi="Times New Roman" w:cs="Times New Roman"/>
+          <w:sz w:val="24"/>
+          <w:szCs w:val="24"/>
+          <w:lang w:val="uk-UA"/>
+        </w:rPr>
+        <w:t xml:space="preserve">Ось і спо́внилось проро́цтво Іса́ї:* Ді́ва породи́ла і не́ю залиши́лась по наро́дженні, як і рані́ше,* бо Бог народи́вся, тому́ й зміни́в зако́н приро́ди.* Тож, Богома́ти, не погорди́ молі́ннями </w:t>
+      </w:r>
+      <w:r>
+        <w:rPr>
+          <w:rFonts w:ascii="Times New Roman" w:hAnsi="Times New Roman" w:cs="Times New Roman"/>
+          <w:sz w:val="24"/>
+          <w:szCs w:val="24"/>
+          <w:lang w:val="uk-UA"/>
+        </w:rPr>
+        <w:t>т</w:t>
+      </w:r>
+      <w:r>
+        <w:rPr>
+          <w:rFonts w:ascii="Times New Roman" w:hAnsi="Times New Roman" w:cs="Times New Roman"/>
+          <w:sz w:val="24"/>
+          <w:szCs w:val="24"/>
+          <w:lang w:val="uk-UA"/>
+        </w:rPr>
+        <w:t xml:space="preserve">вої́х слуг,* що їх у хра́мі </w:t>
+      </w:r>
+      <w:r>
+        <w:rPr>
+          <w:rFonts w:ascii="Times New Roman" w:hAnsi="Times New Roman" w:cs="Times New Roman"/>
+          <w:sz w:val="24"/>
+          <w:szCs w:val="24"/>
+          <w:lang w:val="uk-UA"/>
+        </w:rPr>
+        <w:t>т</w:t>
+      </w:r>
+      <w:r>
+        <w:rPr>
+          <w:rFonts w:ascii="Times New Roman" w:hAnsi="Times New Roman" w:cs="Times New Roman"/>
+          <w:sz w:val="24"/>
+          <w:szCs w:val="24"/>
+          <w:lang w:val="uk-UA"/>
+        </w:rPr>
+        <w:t>вої́м прино́сять,* але́ як та, що но́сить на свої́х рука́х Милосе́рдного,* зми́луйся над твої́ми слу́гами і моли́,* щоб спасли́ся ду́ші на́ші.</w:t>
+      </w:r>
+    </w:p>
+    <w:p>
+      <w:pPr>
+        <w:spacing w:after="120"/>
+        <w:jc w:val="both"/>
+        <w:rPr>
+          <w:rFonts w:ascii="Times New Roman" w:hAnsi="Times New Roman" w:cs="Times New Roman"/>
+          <w:sz w:val="24"/>
+          <w:szCs w:val="24"/>
+          <w:lang w:val="uk-UA"/>
         </w:rPr>
       </w:pPr>
     </w:p>
@@ -8476,7 +7244,7 @@
           <w:b/>
           <w:i/>
           <w:color w:val="FF0000"/>
-          <w:lang w:val="ru-MD"/>
+          <w:lang w:val="uk-UA"/>
         </w:rPr>
       </w:pPr>
       <w:r>
@@ -8485,7 +7253,7 @@
           <w:b/>
           <w:i/>
           <w:color w:val="FF0000"/>
-          <w:lang w:val="ru-MD"/>
+          <w:lang w:val="uk-UA"/>
         </w:rPr>
         <w:t>Пісня Симеона</w:t>
       </w:r>
@@ -8494,14 +7262,14 @@
       <w:pPr>
         <w:spacing w:after="120"/>
         <w:rPr>
-          <w:lang w:val="ru-MD"/>
-        </w:rPr>
-      </w:pPr>
-      <w:r>
-        <w:rPr>
-          <w:rFonts w:ascii="Times New Roman" w:hAnsi="Times New Roman"/>
-          <w:sz w:val="24"/>
-          <w:lang w:val="ru-MD"/>
+          <w:lang w:val="uk-UA"/>
+        </w:rPr>
+      </w:pPr>
+      <w:r>
+        <w:rPr>
+          <w:rFonts w:ascii="Times New Roman" w:hAnsi="Times New Roman"/>
+          <w:sz w:val="24"/>
+          <w:lang w:val="uk-UA"/>
         </w:rPr>
         <w:t>Ни́ні відпуска́єш слугу́ Твого́, Влади́ко,* за Твої́м сло́вом у ми́рі.</w:t>
       </w:r>
@@ -8510,14 +7278,14 @@
       <w:pPr>
         <w:spacing w:after="120"/>
         <w:rPr>
-          <w:lang w:val="ru-MD"/>
-        </w:rPr>
-      </w:pPr>
-      <w:r>
-        <w:rPr>
-          <w:rFonts w:ascii="Times New Roman" w:hAnsi="Times New Roman"/>
-          <w:sz w:val="24"/>
-          <w:lang w:val="ru-MD"/>
+          <w:lang w:val="uk-UA"/>
+        </w:rPr>
+      </w:pPr>
+      <w:r>
+        <w:rPr>
+          <w:rFonts w:ascii="Times New Roman" w:hAnsi="Times New Roman"/>
+          <w:sz w:val="24"/>
+          <w:lang w:val="uk-UA"/>
         </w:rPr>
         <w:t>Бо поба́чили о́чі мої́* спасі́ння Твоє́;</w:t>
       </w:r>
@@ -8551,15 +7319,7 @@
           <w:sz w:val="24"/>
           <w:lang w:val="ru-MD"/>
         </w:rPr>
-        <w:t xml:space="preserve">Сві́тло на просві́ту пога́нам,* і сла́ву лю́ду </w:t>
-      </w:r>
-      <w:r>
-        <w:rPr>
-          <w:rFonts w:ascii="Times New Roman" w:hAnsi="Times New Roman"/>
-          <w:sz w:val="24"/>
-          <w:lang w:val="ru-MD"/>
-        </w:rPr>
-        <w:t>Твого́, Ізра́їля.</w:t>
+        <w:t>Сві́тло на просві́ту пога́нам,* і сла́ву лю́ду Твого́, Ізра́їля.</w:t>
       </w:r>
     </w:p>
     <w:p>
@@ -8804,31 +7564,22 @@
         <w:rPr>
           <w:rFonts w:ascii="Times New Roman" w:hAnsi="Times New Roman" w:cs="Times New Roman"/>
           <w:i/>
-          <w:color w:val="FF0000"/>
-          <w:sz w:val="24"/>
-          <w:szCs w:val="24"/>
-          <w:lang w:val="ru-MD"/>
+          <w:iCs/>
+          <w:color w:val="FF0000"/>
+          <w:sz w:val="24"/>
+          <w:szCs w:val="24"/>
+          <w:lang w:val="ru-MD" w:eastAsia="uk-UA"/>
         </w:rPr>
         <w:t>(г. 1):</w:t>
       </w:r>
       <w:r>
         <w:rPr>
           <w:rFonts w:ascii="Times New Roman" w:hAnsi="Times New Roman" w:cs="Times New Roman"/>
-          <w:color w:val="FF0000"/>
-          <w:sz w:val="24"/>
-          <w:szCs w:val="24"/>
-          <w:lang w:val="ru-MD"/>
-        </w:rPr>
-        <w:t xml:space="preserve"> </w:t>
-      </w:r>
-      <w:r>
-        <w:rPr>
-          <w:rFonts w:ascii="Times New Roman" w:hAnsi="Times New Roman" w:cs="Times New Roman"/>
-          <w:sz w:val="24"/>
-          <w:szCs w:val="24"/>
-          <w:lang w:val="ru-MD"/>
-        </w:rPr>
-        <w:t>Хоч камінь запечатали юдеї* і воїни стерегли пречисте тіло Твоє,* воскрес Ти, тридневний Спасе,* даруючи світові життя.* Ради цього сили небесні взивали до Тебе, Життєдавче:* Слава воскресінню Твоєму, Христе,* слава царству Твоєму,* слава промислові Твоєму,* єдиний Чоловіколюбець.</w:t>
+          <w:sz w:val="24"/>
+          <w:szCs w:val="24"/>
+          <w:lang w:val="ru-MD" w:eastAsia="uk-UA"/>
+        </w:rPr>
+        <w:t xml:space="preserve"> Хоч ка́мінь запеча́тали юде́ї* і во́їни стерегли́ пречи́сте ті́ло Твоє́,* воскре́с Ти на тре́тій день, Спа́се,* дару́ючи сві́тові життя́.* Ра́ди цьо́го си́ли небе́сні взива́ли до Те́бе, Життєда́вче:* Сла́ва воскресі́нню Твоє́му, Хри́сте,* сла́ва ца́рству Твоє́му,* сла́ва про́мислові Твоє́му,* єди́ний Людинолю́бче.</w:t>
       </w:r>
     </w:p>
     <w:p>
@@ -9238,27 +7989,74 @@
           <w:szCs w:val="24"/>
           <w:lang w:val="ru-MD"/>
         </w:rPr>
-        <w:t xml:space="preserve"> Христос, що воскрес із мертвих, істинний Бог наш, молитвами пречистої своєї Матері, святих, славних і всехвальних апостолів, і святого </w:t>
-      </w:r>
-      <w:r>
-        <w:rPr>
-          <w:rFonts w:ascii="Times New Roman" w:hAnsi="Times New Roman" w:cs="Times New Roman"/>
-          <w:i/>
-          <w:color w:val="FF0000"/>
-          <w:sz w:val="24"/>
-          <w:szCs w:val="24"/>
-          <w:lang w:val="ru-MD"/>
-        </w:rPr>
-        <w:t>(ім'я, якого є храм)</w:t>
-      </w:r>
-      <w:r>
-        <w:rPr>
-          <w:rFonts w:ascii="Times New Roman" w:hAnsi="Times New Roman" w:cs="Times New Roman"/>
-          <w:sz w:val="24"/>
-          <w:szCs w:val="24"/>
-          <w:lang w:val="ru-MD"/>
-        </w:rPr>
-        <w:t>, і святого …, і всіх святих, помилує і спасе нас, як благий і чоловіколюбець.</w:t>
+        <w:t xml:space="preserve"> </w:t>
+      </w:r>
+      <w:r>
+        <w:rPr>
+          <w:rFonts w:ascii="Times New Roman" w:hAnsi="Times New Roman" w:cs="Times New Roman"/>
+          <w:sz w:val="24"/>
+          <w:szCs w:val="24"/>
+          <w:lang w:val="ru-MD"/>
+        </w:rPr>
+        <w:t>Христо́с</w:t>
+      </w:r>
+      <w:r>
+        <w:rPr>
+          <w:rFonts w:ascii="Times New Roman" w:hAnsi="Times New Roman" w:cs="Times New Roman"/>
+          <w:sz w:val="24"/>
+          <w:szCs w:val="24"/>
+          <w:lang w:val="ru-MD"/>
+        </w:rPr>
+        <w:t>,</w:t>
+      </w:r>
+      <w:r>
+        <w:rPr>
+          <w:rFonts w:ascii="Times New Roman" w:hAnsi="Times New Roman" w:cs="Times New Roman"/>
+          <w:sz w:val="24"/>
+          <w:szCs w:val="24"/>
+          <w:lang w:val="ru-MD"/>
+        </w:rPr>
+        <w:t xml:space="preserve"> що воскре́с із ме́ртвих, і́стинний Бог наш – молитва́ми пречи́стої Своє́ї Ма́тері, святи́х сла́вних і всехва́льних апо́столів, і свято́го </w:t>
+      </w:r>
+      <w:r>
+        <w:rPr>
+          <w:rFonts w:ascii="Times New Roman" w:hAnsi="Times New Roman" w:cs="Times New Roman"/>
+          <w:i/>
+          <w:color w:val="FF0000"/>
+          <w:sz w:val="24"/>
+          <w:szCs w:val="24"/>
+          <w:lang w:val="ru-MD"/>
+        </w:rPr>
+        <w:t>(ім’я, якого є храм)</w:t>
+      </w:r>
+      <w:r>
+        <w:rPr>
+          <w:rFonts w:ascii="Times New Roman" w:hAnsi="Times New Roman" w:cs="Times New Roman"/>
+          <w:sz w:val="24"/>
+          <w:szCs w:val="24"/>
+          <w:lang w:val="ru-MD"/>
+        </w:rPr>
+        <w:t xml:space="preserve">, і свято́го </w:t>
+      </w:r>
+      <w:r>
+        <w:rPr>
+          <w:rFonts w:ascii="Times New Roman" w:hAnsi="Times New Roman" w:cs="Times New Roman"/>
+          <w:i/>
+          <w:color w:val="FF0000"/>
+          <w:sz w:val="24"/>
+          <w:szCs w:val="24"/>
+          <w:lang w:val="ru-MD"/>
+        </w:rPr>
+        <w:t>(ім’я, якого є день)</w:t>
+      </w:r>
+      <w:r>
+        <w:rPr>
+          <w:rFonts w:ascii="Times New Roman" w:hAnsi="Times New Roman" w:cs="Times New Roman"/>
+          <w:sz w:val="24"/>
+          <w:szCs w:val="24"/>
+          <w:lang w:val="ru-MD"/>
+        </w:rPr>
+        <w:t>, і всіх святи́х – поми́лує і спасе́ нас як благи́й і людинолю́бний.</w:t>
       </w:r>
     </w:p>
     <w:p>
@@ -9343,47 +8141,43 @@
     </w:p>
     <w:p>
       <w:pPr>
-        <w:spacing w:after="120"/>
-        <w:jc w:val="both"/>
-        <w:rPr>
-          <w:rFonts w:ascii="Times New Roman" w:hAnsi="Times New Roman" w:cs="Times New Roman"/>
-          <w:sz w:val="24"/>
-          <w:szCs w:val="24"/>
-          <w:lang w:val="ru-MD"/>
-        </w:rPr>
-      </w:pPr>
-      <w:r>
-        <w:rPr>
-          <w:rFonts w:ascii="Times New Roman" w:hAnsi="Times New Roman" w:cs="Times New Roman"/>
-          <w:i/>
-          <w:color w:val="FF0000"/>
-          <w:sz w:val="24"/>
-          <w:szCs w:val="24"/>
-          <w:lang w:val="ru-MD"/>
-        </w:rPr>
-        <w:t xml:space="preserve">(г. 6): </w:t>
-      </w:r>
-      <w:r>
-        <w:rPr>
-          <w:rFonts w:ascii="Times New Roman" w:hAnsi="Times New Roman" w:cs="Times New Roman"/>
-          <w:sz w:val="24"/>
-          <w:szCs w:val="24"/>
-          <w:lang w:val="ru-MD"/>
-        </w:rPr>
-        <w:t>Воскресіння твоє, Христе Спасе,* ангели оспівують на небесах,* і нас на землі сподоби чистим серцем* тебе співом прославляти.</w:t>
-      </w:r>
-    </w:p>
-    <w:p>
-      <w:pPr>
-        <w:spacing w:after="120"/>
-        <w:jc w:val="both"/>
-        <w:rPr>
-          <w:rFonts w:ascii="Times New Roman" w:hAnsi="Times New Roman" w:cs="Times New Roman"/>
-          <w:sz w:val="24"/>
-          <w:szCs w:val="24"/>
-          <w:lang w:val="ru-MD"/>
-        </w:rPr>
-      </w:pPr>
+        <w:rPr>
+          <w:rFonts w:ascii="Times New Roman" w:hAnsi="Times New Roman" w:cs="Times New Roman"/>
+          <w:sz w:val="24"/>
+          <w:szCs w:val="24"/>
+          <w:lang w:val="ru-MD"/>
+        </w:rPr>
+      </w:pPr>
+      <w:r>
+        <w:rPr>
+          <w:rFonts w:ascii="Times New Roman" w:hAnsi="Times New Roman" w:cs="Times New Roman"/>
+          <w:i/>
+          <w:iCs/>
+          <w:color w:val="FF0000"/>
+          <w:sz w:val="24"/>
+          <w:szCs w:val="24"/>
+          <w:lang w:val="ru-MD"/>
+        </w:rPr>
+        <w:t>(г. 6):</w:t>
+      </w:r>
+      <w:r>
+        <w:rPr>
+          <w:rFonts w:ascii="Times New Roman" w:hAnsi="Times New Roman" w:cs="Times New Roman"/>
+          <w:sz w:val="24"/>
+          <w:szCs w:val="24"/>
+          <w:lang w:val="ru-MD"/>
+        </w:rPr>
+        <w:t xml:space="preserve"> </w:t>
+      </w:r>
+      <w:r>
+        <w:rPr>
+          <w:rFonts w:ascii="Times New Roman" w:hAnsi="Times New Roman" w:cs="Times New Roman"/>
+          <w:sz w:val="24"/>
+          <w:szCs w:val="24"/>
+          <w:lang w:val="ru-MD"/>
+        </w:rPr>
+        <w:t>Воскресі́ння Твоє́, Хри́сте Спа́се,* а́нгели оспі́вують на небеса́х,* і нас на землі́ сподо́би чи́стим се́рцем* Тебе́ спі́вом прославля́ти.</w:t>
+      </w:r>
     </w:p>
     <w:p>
       <w:pPr>
@@ -13579,31 +12373,33 @@
         <w:rPr>
           <w:rFonts w:ascii="Times New Roman" w:hAnsi="Times New Roman" w:cs="Times New Roman"/>
           <w:i/>
-          <w:color w:val="FF0000"/>
-          <w:sz w:val="24"/>
-          <w:szCs w:val="24"/>
-          <w:lang w:val="ru-MD"/>
+          <w:iCs/>
+          <w:color w:val="FF0000"/>
+          <w:sz w:val="24"/>
+          <w:szCs w:val="24"/>
+          <w:lang w:val="ru-MD" w:eastAsia="uk-UA"/>
         </w:rPr>
         <w:t>(г. 1):</w:t>
       </w:r>
       <w:r>
         <w:rPr>
           <w:rFonts w:ascii="Times New Roman" w:hAnsi="Times New Roman" w:cs="Times New Roman"/>
+          <w:sz w:val="24"/>
+          <w:szCs w:val="24"/>
+          <w:lang w:val="ru-MD" w:eastAsia="uk-UA"/>
+        </w:rPr>
+        <w:t xml:space="preserve"> Хоч ка́мінь запеча́тали юде́ї* і во́їни стерегли́ пречи́сте ті́ло Твоє́,* воскре́с Ти на тре́тій день, Спа́се,* дару́ючи сві́тові життя́.* Ра́ди цьо́го си́ли небе́сні взива́ли до Те́бе, Життєда́вче:* Сла́ва воскресі́нню Твоє́му, Хри́сте,* сла́ва ца́рству Твоє́му,* сла́ва про́мислові Твоє́му,* єди́ний Людинолю́бче.</w:t>
+      </w:r>
+      <w:r>
+        <w:rPr>
+          <w:rFonts w:ascii="Times New Roman" w:hAnsi="Times New Roman" w:cs="Times New Roman"/>
+          <w:i/>
           <w:color w:val="FF0000"/>
           <w:sz w:val="24"/>
           <w:szCs w:val="24"/>
           <w:lang w:val="ru-MD"/>
         </w:rPr>
         <w:t xml:space="preserve"> </w:t>
-      </w:r>
-      <w:r>
-        <w:rPr>
-          <w:rFonts w:ascii="Times New Roman" w:hAnsi="Times New Roman" w:cs="Times New Roman"/>
-          <w:sz w:val="24"/>
-          <w:szCs w:val="24"/>
-          <w:lang w:val="ru-MD"/>
-        </w:rPr>
-        <w:t xml:space="preserve">Хоч камінь запечатали юдеї* і воїни стерегли пречисте тіло Твоє,* воскрес Ти, тридневний Спасе,* даруючи світові життя.* Ради цього сили небесні взивали до Тебе, Життєдавче:* Слава воскресінню Твоєму, Христе,* слава царству Твоєму,* слава промислові Твоєму,* єдиний Чоловіколюбець. </w:t>
       </w:r>
       <w:r>
         <w:rPr>
@@ -18129,496 +16925,11 @@
     </w:p>
     <w:p>
       <w:pPr>
-        <w:spacing w:after="120"/>
-        <w:jc w:val="both"/>
-        <w:rPr>
-          <w:rFonts w:ascii="Times New Roman" w:hAnsi="Times New Roman" w:cs="Times New Roman"/>
-          <w:b/>
-          <w:sz w:val="24"/>
-          <w:szCs w:val="24"/>
-          <w:lang w:val="ru-MD"/>
-        </w:rPr>
-      </w:pPr>
-      <w:bookmarkStart w:id="8" w:name="_heading=h.2s8eyo1" w:colFirst="0" w:colLast="0"/>
-      <w:bookmarkEnd w:id="8"/>
-      <w:r>
-        <w:rPr>
-          <w:rFonts w:ascii="Times New Roman" w:hAnsi="Times New Roman" w:cs="Times New Roman"/>
-          <w:i/>
-          <w:color w:val="FF0000"/>
-          <w:sz w:val="24"/>
-          <w:szCs w:val="24"/>
-          <w:lang w:val="ru-MD"/>
-        </w:rPr>
-        <w:t>Ірмос 1</w:t>
-      </w:r>
-      <w:r>
-        <w:rPr>
-          <w:rFonts w:ascii="Times New Roman" w:hAnsi="Times New Roman" w:cs="Times New Roman"/>
-          <w:color w:val="FF0000"/>
-          <w:sz w:val="24"/>
-          <w:szCs w:val="24"/>
-          <w:lang w:val="ru-MD"/>
-        </w:rPr>
-        <w:t xml:space="preserve">: </w:t>
-      </w:r>
-      <w:r>
-        <w:rPr>
-          <w:rFonts w:ascii="Times New Roman" w:hAnsi="Times New Roman" w:cs="Times New Roman"/>
-          <w:b/>
-          <w:sz w:val="24"/>
-          <w:szCs w:val="24"/>
-          <w:lang w:val="ru-MD"/>
-        </w:rPr>
-        <w:t>Твоя переможна правиця велично силою прославилась:* вона бо, Безсмертний, як всемогутня, противників стерла,* а ізраїльтянам у глибині новий шлях проклала.</w:t>
-      </w:r>
-    </w:p>
-    <w:p>
-      <w:pPr>
-        <w:spacing w:after="120"/>
-        <w:jc w:val="both"/>
-        <w:rPr>
-          <w:rFonts w:ascii="Times New Roman" w:hAnsi="Times New Roman" w:cs="Times New Roman"/>
-          <w:sz w:val="24"/>
-          <w:szCs w:val="24"/>
-          <w:u w:val="single"/>
-          <w:lang w:val="ru-MD"/>
-        </w:rPr>
-      </w:pPr>
-      <w:r>
-        <w:rPr>
-          <w:rFonts w:ascii="Times New Roman" w:hAnsi="Times New Roman" w:cs="Times New Roman"/>
-          <w:i/>
-          <w:color w:val="FF0000"/>
-          <w:sz w:val="24"/>
-          <w:szCs w:val="24"/>
-          <w:lang w:val="ru-MD"/>
-        </w:rPr>
-        <w:t>Стих:</w:t>
-      </w:r>
-      <w:r>
-        <w:rPr>
-          <w:rFonts w:ascii="Times New Roman" w:hAnsi="Times New Roman" w:cs="Times New Roman"/>
-          <w:i/>
-          <w:sz w:val="24"/>
-          <w:szCs w:val="24"/>
-          <w:lang w:val="ru-MD"/>
-        </w:rPr>
-        <w:t xml:space="preserve"> </w:t>
-      </w:r>
-      <w:r>
-        <w:rPr>
-          <w:rFonts w:ascii="Times New Roman" w:hAnsi="Times New Roman" w:cs="Times New Roman"/>
-          <w:sz w:val="24"/>
-          <w:szCs w:val="24"/>
-          <w:u w:val="single"/>
-          <w:lang w:val="ru-MD"/>
-        </w:rPr>
-        <w:t>Слава, Господи, святому воскресінню твоєму.</w:t>
-      </w:r>
-    </w:p>
-    <w:p>
-      <w:pPr>
-        <w:spacing w:after="120"/>
-        <w:jc w:val="both"/>
-        <w:rPr>
-          <w:rFonts w:ascii="Times New Roman" w:hAnsi="Times New Roman" w:cs="Times New Roman"/>
-          <w:sz w:val="24"/>
-          <w:szCs w:val="24"/>
-          <w:lang w:val="ru-MD"/>
-        </w:rPr>
-      </w:pPr>
-      <w:r>
-        <w:rPr>
-          <w:rFonts w:ascii="Times New Roman" w:hAnsi="Times New Roman" w:cs="Times New Roman"/>
-          <w:sz w:val="24"/>
-          <w:szCs w:val="24"/>
-          <w:lang w:val="ru-MD"/>
-        </w:rPr>
-        <w:t>Ти, що спочатку пречистими руками з пилу утворив мене Божественним чином, руки на хресті розпростер, із землі до Себе призиваючи тлінне моє тіло, що його від Діви прийняв.</w:t>
-      </w:r>
-    </w:p>
-    <w:p>
-      <w:pPr>
-        <w:spacing w:after="120"/>
-        <w:jc w:val="both"/>
-        <w:rPr>
-          <w:rFonts w:ascii="Times New Roman" w:hAnsi="Times New Roman" w:cs="Times New Roman"/>
-          <w:sz w:val="24"/>
-          <w:szCs w:val="24"/>
-          <w:u w:val="single"/>
-          <w:lang w:val="ru-MD"/>
-        </w:rPr>
-      </w:pPr>
-      <w:r>
-        <w:rPr>
-          <w:rFonts w:ascii="Times New Roman" w:hAnsi="Times New Roman" w:cs="Times New Roman"/>
-          <w:i/>
-          <w:color w:val="FF0000"/>
-          <w:sz w:val="24"/>
-          <w:szCs w:val="24"/>
-          <w:lang w:val="ru-MD"/>
-        </w:rPr>
-        <w:t>Стих:</w:t>
-      </w:r>
-      <w:r>
-        <w:rPr>
-          <w:rFonts w:ascii="Times New Roman" w:hAnsi="Times New Roman" w:cs="Times New Roman"/>
-          <w:i/>
-          <w:sz w:val="24"/>
-          <w:szCs w:val="24"/>
-          <w:lang w:val="ru-MD"/>
-        </w:rPr>
-        <w:t xml:space="preserve"> </w:t>
-      </w:r>
-      <w:r>
-        <w:rPr>
-          <w:rFonts w:ascii="Times New Roman" w:hAnsi="Times New Roman" w:cs="Times New Roman"/>
-          <w:sz w:val="24"/>
-          <w:szCs w:val="24"/>
-          <w:u w:val="single"/>
-          <w:lang w:val="ru-MD"/>
-        </w:rPr>
-        <w:t>Слава, Господи, святому воскресінню твоєму.</w:t>
-      </w:r>
-    </w:p>
-    <w:p>
-      <w:pPr>
-        <w:spacing w:after="120"/>
-        <w:jc w:val="both"/>
-        <w:rPr>
-          <w:rFonts w:ascii="Times New Roman" w:hAnsi="Times New Roman" w:cs="Times New Roman"/>
-          <w:sz w:val="24"/>
-          <w:szCs w:val="24"/>
-          <w:lang w:val="ru-MD"/>
-        </w:rPr>
-      </w:pPr>
-      <w:r>
-        <w:rPr>
-          <w:rFonts w:ascii="Times New Roman" w:hAnsi="Times New Roman" w:cs="Times New Roman"/>
-          <w:sz w:val="24"/>
-          <w:szCs w:val="24"/>
-          <w:lang w:val="ru-MD"/>
-        </w:rPr>
-        <w:t>Ти, що Божественним диханням душу в мене вдихнув, задля мене умертвіння перетерпів і душу смерті віддав, і від вічних кайданів мене визволивши і з Собою воскресивши, нетлінням прославив.</w:t>
-      </w:r>
-    </w:p>
-    <w:p>
-      <w:pPr>
-        <w:spacing w:after="120"/>
-        <w:jc w:val="both"/>
-        <w:rPr>
-          <w:rFonts w:ascii="Times New Roman" w:hAnsi="Times New Roman" w:cs="Times New Roman"/>
-          <w:sz w:val="24"/>
-          <w:szCs w:val="24"/>
-          <w:lang w:val="ru-MD"/>
-        </w:rPr>
-      </w:pPr>
-      <w:r>
-        <w:rPr>
-          <w:rFonts w:ascii="Times New Roman" w:hAnsi="Times New Roman" w:cs="Times New Roman"/>
-          <w:b/>
-          <w:sz w:val="24"/>
-          <w:szCs w:val="24"/>
-          <w:lang w:val="ru-MD"/>
-        </w:rPr>
-        <w:t>Слава і нині</w:t>
-      </w:r>
-      <w:r>
-        <w:rPr>
-          <w:rFonts w:ascii="Times New Roman" w:hAnsi="Times New Roman" w:cs="Times New Roman"/>
-          <w:sz w:val="24"/>
-          <w:szCs w:val="24"/>
-          <w:lang w:val="ru-MD"/>
-        </w:rPr>
-        <w:t xml:space="preserve">: </w:t>
-      </w:r>
-      <w:r>
-        <w:rPr>
-          <w:rFonts w:ascii="Times New Roman" w:hAnsi="Times New Roman" w:cs="Times New Roman"/>
-          <w:i/>
-          <w:color w:val="FF0000"/>
-          <w:sz w:val="24"/>
-          <w:szCs w:val="24"/>
-          <w:lang w:val="ru-MD"/>
-        </w:rPr>
-        <w:t>Богородичний:</w:t>
-      </w:r>
-      <w:r>
-        <w:rPr>
-          <w:rFonts w:ascii="Times New Roman" w:hAnsi="Times New Roman" w:cs="Times New Roman"/>
-          <w:color w:val="FF0000"/>
-          <w:sz w:val="24"/>
-          <w:szCs w:val="24"/>
-          <w:lang w:val="ru-MD"/>
-        </w:rPr>
-        <w:t xml:space="preserve"> </w:t>
-      </w:r>
-      <w:r>
-        <w:rPr>
-          <w:rFonts w:ascii="Times New Roman" w:hAnsi="Times New Roman" w:cs="Times New Roman"/>
-          <w:sz w:val="24"/>
-          <w:szCs w:val="24"/>
-          <w:lang w:val="ru-MD"/>
-        </w:rPr>
-        <w:t xml:space="preserve">Радуйся, Джерело благодаті; радуйся, Ліствице й Брамо небесна; радуйся Світильнику й Посудино золота і Горо нерозсічена, що породила світові Христа Життєдавця. </w:t>
-      </w:r>
-    </w:p>
-    <w:p>
-      <w:pPr>
-        <w:spacing w:after="120"/>
-        <w:jc w:val="both"/>
-        <w:rPr>
-          <w:rFonts w:ascii="Times New Roman" w:hAnsi="Times New Roman" w:cs="Times New Roman"/>
-          <w:sz w:val="24"/>
-          <w:szCs w:val="24"/>
-          <w:lang w:val="ru-MD"/>
-        </w:rPr>
-      </w:pPr>
-      <w:r>
-        <w:rPr>
-          <w:rFonts w:ascii="Times New Roman" w:hAnsi="Times New Roman" w:cs="Times New Roman"/>
-          <w:i/>
-          <w:color w:val="FF0000"/>
-          <w:sz w:val="24"/>
-          <w:szCs w:val="24"/>
-          <w:lang w:val="ru-MD"/>
-        </w:rPr>
-        <w:t>Ірмос 3</w:t>
-      </w:r>
-      <w:r>
-        <w:rPr>
-          <w:rFonts w:ascii="Times New Roman" w:hAnsi="Times New Roman" w:cs="Times New Roman"/>
-          <w:color w:val="FF0000"/>
-          <w:sz w:val="24"/>
-          <w:szCs w:val="24"/>
-          <w:lang w:val="ru-MD"/>
-        </w:rPr>
-        <w:t xml:space="preserve">: </w:t>
-      </w:r>
-      <w:r>
-        <w:rPr>
-          <w:rFonts w:ascii="Times New Roman" w:hAnsi="Times New Roman" w:cs="Times New Roman"/>
-          <w:b/>
-          <w:sz w:val="24"/>
-          <w:szCs w:val="24"/>
-          <w:lang w:val="ru-MD"/>
-        </w:rPr>
-        <w:t>Єдиний, що знаєш істоти людської немочі, бо милостиво ти її образ прийняв,* підкріпи нас з висоти силою, щоб співати нам тобі Святий:* Одухотворений храме невимовної слави твоєї, Чоловіколюбче.</w:t>
-      </w:r>
-    </w:p>
-    <w:p>
-      <w:pPr>
-        <w:spacing w:after="120"/>
-        <w:jc w:val="both"/>
-        <w:rPr>
-          <w:rFonts w:ascii="Times New Roman" w:hAnsi="Times New Roman" w:cs="Times New Roman"/>
-          <w:sz w:val="24"/>
-          <w:szCs w:val="24"/>
-          <w:u w:val="single"/>
-          <w:lang w:val="ru-MD"/>
-        </w:rPr>
-      </w:pPr>
-      <w:r>
-        <w:rPr>
-          <w:rFonts w:ascii="Times New Roman" w:hAnsi="Times New Roman" w:cs="Times New Roman"/>
-          <w:i/>
-          <w:color w:val="FF0000"/>
-          <w:sz w:val="24"/>
-          <w:szCs w:val="24"/>
-          <w:lang w:val="ru-MD"/>
-        </w:rPr>
-        <w:t>Стих:</w:t>
-      </w:r>
-      <w:r>
-        <w:rPr>
-          <w:rFonts w:ascii="Times New Roman" w:hAnsi="Times New Roman" w:cs="Times New Roman"/>
-          <w:i/>
-          <w:sz w:val="24"/>
-          <w:szCs w:val="24"/>
-          <w:lang w:val="ru-MD"/>
-        </w:rPr>
-        <w:t xml:space="preserve"> </w:t>
-      </w:r>
-      <w:r>
-        <w:rPr>
-          <w:rFonts w:ascii="Times New Roman" w:hAnsi="Times New Roman" w:cs="Times New Roman"/>
-          <w:sz w:val="24"/>
-          <w:szCs w:val="24"/>
-          <w:u w:val="single"/>
-          <w:lang w:val="ru-MD"/>
-        </w:rPr>
-        <w:t>Слава, Господи, святому воскресінню твоєму.</w:t>
-      </w:r>
-    </w:p>
-    <w:p>
-      <w:pPr>
-        <w:spacing w:after="120"/>
-        <w:jc w:val="both"/>
-        <w:rPr>
-          <w:rFonts w:ascii="Times New Roman" w:hAnsi="Times New Roman" w:cs="Times New Roman"/>
-          <w:sz w:val="24"/>
-          <w:szCs w:val="24"/>
-          <w:lang w:val="ru-MD"/>
-        </w:rPr>
-      </w:pPr>
-      <w:r>
-        <w:rPr>
-          <w:rFonts w:ascii="Times New Roman" w:hAnsi="Times New Roman" w:cs="Times New Roman"/>
-          <w:sz w:val="24"/>
-          <w:szCs w:val="24"/>
-          <w:lang w:val="ru-MD"/>
-        </w:rPr>
-        <w:t>Богом моїм бувши, Ти, Милосердний, над упалим змилувався, і до мене зійти зволив, підніс мене розп’яттям Своїм, щоб взивав я до Тебе: «Свят Господь слави, незрівнянний в милосерді».</w:t>
-      </w:r>
-    </w:p>
-    <w:p>
-      <w:pPr>
-        <w:spacing w:after="120"/>
-        <w:jc w:val="both"/>
-        <w:rPr>
-          <w:rFonts w:ascii="Times New Roman" w:hAnsi="Times New Roman" w:cs="Times New Roman"/>
-          <w:sz w:val="24"/>
-          <w:szCs w:val="24"/>
-          <w:u w:val="single"/>
-          <w:lang w:val="ru-MD"/>
-        </w:rPr>
-      </w:pPr>
-      <w:r>
-        <w:rPr>
-          <w:rFonts w:ascii="Times New Roman" w:hAnsi="Times New Roman" w:cs="Times New Roman"/>
-          <w:i/>
-          <w:color w:val="FF0000"/>
-          <w:sz w:val="24"/>
-          <w:szCs w:val="24"/>
-          <w:lang w:val="ru-MD"/>
-        </w:rPr>
-        <w:t>Стих:</w:t>
-      </w:r>
-      <w:r>
-        <w:rPr>
-          <w:rFonts w:ascii="Times New Roman" w:hAnsi="Times New Roman" w:cs="Times New Roman"/>
-          <w:i/>
-          <w:sz w:val="24"/>
-          <w:szCs w:val="24"/>
-          <w:lang w:val="ru-MD"/>
-        </w:rPr>
-        <w:t xml:space="preserve"> </w:t>
-      </w:r>
-      <w:r>
-        <w:rPr>
-          <w:rFonts w:ascii="Times New Roman" w:hAnsi="Times New Roman" w:cs="Times New Roman"/>
-          <w:sz w:val="24"/>
-          <w:szCs w:val="24"/>
-          <w:u w:val="single"/>
-          <w:lang w:val="ru-MD"/>
-        </w:rPr>
-        <w:t>Слава, Господи, святому воскресінню твоєму.</w:t>
-      </w:r>
-    </w:p>
-    <w:p>
-      <w:pPr>
-        <w:spacing w:after="120"/>
-        <w:jc w:val="both"/>
-        <w:rPr>
-          <w:rFonts w:ascii="Times New Roman" w:hAnsi="Times New Roman" w:cs="Times New Roman"/>
-          <w:sz w:val="24"/>
-          <w:szCs w:val="24"/>
-          <w:lang w:val="ru-MD"/>
-        </w:rPr>
-      </w:pPr>
-      <w:r>
-        <w:rPr>
-          <w:rFonts w:ascii="Times New Roman" w:hAnsi="Times New Roman" w:cs="Times New Roman"/>
-          <w:sz w:val="24"/>
-          <w:szCs w:val="24"/>
-          <w:lang w:val="ru-MD"/>
-        </w:rPr>
-        <w:t>Життям іпостасним бувши, Ти, Христе, як Бог Милосердний, в мене тлінного зодягнувся; і в пил смерти зійшовши, Ти, Владико, знищив владу смерти, і з мертвих в третій день воскресши, мене в нетління зодягнув.</w:t>
-      </w:r>
-    </w:p>
-    <w:p>
-      <w:pPr>
-        <w:spacing w:after="120"/>
-        <w:jc w:val="both"/>
-        <w:rPr>
-          <w:rFonts w:ascii="Times New Roman" w:hAnsi="Times New Roman" w:cs="Times New Roman"/>
-          <w:sz w:val="24"/>
-          <w:szCs w:val="24"/>
-          <w:lang w:val="ru-MD"/>
-        </w:rPr>
-      </w:pPr>
-      <w:r>
-        <w:rPr>
-          <w:rFonts w:ascii="Times New Roman" w:hAnsi="Times New Roman" w:cs="Times New Roman"/>
-          <w:b/>
-          <w:sz w:val="24"/>
-          <w:szCs w:val="24"/>
-          <w:lang w:val="ru-MD"/>
-        </w:rPr>
-        <w:t>Слава і нині</w:t>
-      </w:r>
-      <w:r>
-        <w:rPr>
-          <w:rFonts w:ascii="Times New Roman" w:hAnsi="Times New Roman" w:cs="Times New Roman"/>
-          <w:sz w:val="24"/>
-          <w:szCs w:val="24"/>
-          <w:lang w:val="ru-MD"/>
-        </w:rPr>
-        <w:t xml:space="preserve">: </w:t>
-      </w:r>
-      <w:r>
-        <w:rPr>
-          <w:rFonts w:ascii="Times New Roman" w:hAnsi="Times New Roman" w:cs="Times New Roman"/>
-          <w:i/>
-          <w:color w:val="FF0000"/>
-          <w:sz w:val="24"/>
-          <w:szCs w:val="24"/>
-          <w:lang w:val="ru-MD"/>
-        </w:rPr>
-        <w:t>Богородичний:</w:t>
-      </w:r>
-      <w:r>
-        <w:rPr>
-          <w:rFonts w:ascii="Times New Roman" w:hAnsi="Times New Roman" w:cs="Times New Roman"/>
-          <w:color w:val="FF0000"/>
-          <w:sz w:val="24"/>
-          <w:szCs w:val="24"/>
-          <w:lang w:val="ru-MD"/>
-        </w:rPr>
-        <w:t xml:space="preserve"> </w:t>
-      </w:r>
-      <w:r>
-        <w:rPr>
-          <w:rFonts w:ascii="Times New Roman" w:hAnsi="Times New Roman" w:cs="Times New Roman"/>
-          <w:sz w:val="24"/>
-          <w:szCs w:val="24"/>
-          <w:lang w:val="ru-MD"/>
-        </w:rPr>
-        <w:t>Бога в утробі від Духа Пресвятого зачавши, Ти, Діво, неопалена залишилася, бо Тебе, що вогонь нестерпний прийняла, явно провістила законодавцеві Мойсеєві купина, яка палала неопалимо.</w:t>
-      </w:r>
-    </w:p>
-    <w:p>
-      <w:pPr>
-        <w:spacing w:after="120"/>
-        <w:jc w:val="both"/>
-        <w:rPr>
-          <w:rFonts w:ascii="Times New Roman" w:hAnsi="Times New Roman" w:cs="Times New Roman"/>
-          <w:color w:val="FF0000"/>
-          <w:sz w:val="24"/>
-          <w:szCs w:val="24"/>
-          <w:lang w:val="ru-MD"/>
-        </w:rPr>
-      </w:pPr>
-    </w:p>
-    <w:p>
-      <w:pPr>
         <w:pStyle w:val="Heading3"/>
         <w:spacing w:before="0" w:after="120"/>
         <w:jc w:val="center"/>
         <w:rPr>
           <w:rFonts w:ascii="Times New Roman" w:eastAsia="Times New Roman" w:hAnsi="Times New Roman" w:cs="Times New Roman"/>
-          <w:i/>
           <w:color w:val="FF0000"/>
           <w:lang w:val="ru-MD"/>
         </w:rPr>
@@ -18627,148 +16938,100 @@
         <w:rPr>
           <w:rFonts w:ascii="Times New Roman" w:eastAsia="Times New Roman" w:hAnsi="Times New Roman" w:cs="Times New Roman"/>
           <w:b/>
-          <w:i/>
-          <w:color w:val="FF0000"/>
-          <w:lang w:val="ru-MD"/>
-        </w:rPr>
-        <w:t>Мала єктенія</w:t>
-      </w:r>
-    </w:p>
-    <w:p>
-      <w:pPr>
-        <w:spacing w:after="120"/>
-        <w:rPr>
-          <w:rFonts w:ascii="Times New Roman" w:hAnsi="Times New Roman"/>
-          <w:lang w:val="ru-MD"/>
-        </w:rPr>
-      </w:pPr>
-      <w:r>
-        <w:rPr>
-          <w:rFonts w:ascii="Times New Roman" w:hAnsi="Times New Roman"/>
-          <w:color w:val="000000"/>
-          <w:sz w:val="24"/>
-          <w:lang w:val="ru-MD"/>
-        </w:rPr>
-        <w:t>Ще і ще в мирі Господеві помолімся.</w:t>
-      </w:r>
-    </w:p>
-    <w:p>
-      <w:pPr>
-        <w:spacing w:after="120"/>
-        <w:rPr>
-          <w:rFonts w:ascii="Times New Roman" w:hAnsi="Times New Roman"/>
-          <w:lang w:val="ru-MD"/>
-        </w:rPr>
-      </w:pPr>
-      <w:r>
-        <w:rPr>
-          <w:rFonts w:ascii="Times New Roman" w:hAnsi="Times New Roman"/>
-          <w:i/>
-          <w:color w:val="FF4400"/>
-          <w:sz w:val="24"/>
-          <w:lang w:val="ru-MD"/>
-        </w:rPr>
-        <w:t>Вірні:</w:t>
-      </w:r>
-      <w:r>
-        <w:rPr>
-          <w:rFonts w:ascii="Times New Roman" w:hAnsi="Times New Roman"/>
-          <w:color w:val="000000"/>
-          <w:sz w:val="24"/>
-          <w:lang w:val="ru-MD"/>
-        </w:rPr>
-        <w:t xml:space="preserve"> Го́споди, поми́луй.</w:t>
-      </w:r>
-    </w:p>
-    <w:p>
-      <w:pPr>
-        <w:spacing w:after="120"/>
-        <w:rPr>
-          <w:rFonts w:ascii="Times New Roman" w:hAnsi="Times New Roman"/>
-          <w:lang w:val="ru-MD"/>
-        </w:rPr>
-      </w:pPr>
-      <w:r>
-        <w:rPr>
-          <w:rFonts w:ascii="Times New Roman" w:hAnsi="Times New Roman"/>
-          <w:sz w:val="24"/>
-          <w:lang w:val="ru-MD"/>
-        </w:rPr>
-        <w:t>Заступи, спаси, помилуй і охорони нас, Боже, Твоєю благодаттю</w:t>
-      </w:r>
-    </w:p>
-    <w:p>
-      <w:pPr>
-        <w:spacing w:after="120"/>
-        <w:rPr>
-          <w:rFonts w:ascii="Times New Roman" w:hAnsi="Times New Roman"/>
-          <w:lang w:val="ru-MD"/>
-        </w:rPr>
-      </w:pPr>
-      <w:r>
-        <w:rPr>
-          <w:rFonts w:ascii="Times New Roman" w:hAnsi="Times New Roman"/>
-          <w:i/>
-          <w:color w:val="FF4400"/>
-          <w:sz w:val="24"/>
-          <w:lang w:val="ru-MD"/>
-        </w:rPr>
-        <w:t>Вірні:</w:t>
-      </w:r>
-      <w:r>
-        <w:rPr>
-          <w:rFonts w:ascii="Times New Roman" w:hAnsi="Times New Roman"/>
-          <w:color w:val="000000"/>
-          <w:sz w:val="24"/>
-          <w:lang w:val="ru-MD"/>
-        </w:rPr>
-        <w:t xml:space="preserve"> Го́споди, поми́луй.</w:t>
-      </w:r>
-    </w:p>
-    <w:p>
-      <w:pPr>
-        <w:spacing w:after="120"/>
-        <w:rPr>
-          <w:rFonts w:ascii="Times New Roman" w:hAnsi="Times New Roman"/>
-          <w:lang w:val="ru-MD"/>
-        </w:rPr>
-      </w:pPr>
-      <w:r>
-        <w:rPr>
-          <w:rFonts w:ascii="Times New Roman" w:hAnsi="Times New Roman"/>
-          <w:color w:val="000000"/>
-          <w:sz w:val="24"/>
-          <w:lang w:val="ru-MD"/>
-        </w:rPr>
-        <w:t>Пресвяту, пречисту, преблагословенну, славну Владичицю нашу Богородицю і приснодіву Марію, з усіма святими пом’янувши, самих себе, і один одного, і все життя наше Христу Богові віддаймо.</w:t>
-      </w:r>
-    </w:p>
-    <w:p>
-      <w:pPr>
-        <w:spacing w:after="120"/>
-        <w:rPr>
-          <w:rFonts w:ascii="Times New Roman" w:hAnsi="Times New Roman"/>
-          <w:lang w:val="ru-MD"/>
-        </w:rPr>
-      </w:pPr>
-      <w:r>
-        <w:rPr>
-          <w:rFonts w:ascii="Times New Roman" w:hAnsi="Times New Roman"/>
-          <w:i/>
-          <w:color w:val="FF4400"/>
-          <w:sz w:val="24"/>
-          <w:lang w:val="ru-MD"/>
-        </w:rPr>
-        <w:t>Вірні:</w:t>
-      </w:r>
-      <w:r>
-        <w:rPr>
-          <w:rFonts w:ascii="Times New Roman" w:hAnsi="Times New Roman"/>
-          <w:color w:val="000000"/>
-          <w:sz w:val="24"/>
-          <w:lang w:val="ru-MD"/>
-        </w:rPr>
-        <w:t xml:space="preserve"> Тобі́, Го́споди.</w:t>
+          <w:color w:val="FF0000"/>
+          <w:lang w:val="ru-MD"/>
+        </w:rPr>
+        <w:t xml:space="preserve">Пісня </w:t>
+      </w:r>
+      <w:r>
+        <w:rPr>
+          <w:rFonts w:ascii="Times New Roman" w:eastAsia="Times New Roman" w:hAnsi="Times New Roman" w:cs="Times New Roman"/>
+          <w:b/>
+          <w:color w:val="FF0000"/>
+          <w:lang w:val="ru-MD"/>
+        </w:rPr>
+        <w:t>1</w:t>
+      </w:r>
+    </w:p>
+    <w:p>
+      <w:pPr>
+        <w:spacing w:after="120"/>
+        <w:jc w:val="both"/>
+        <w:rPr>
+          <w:rFonts w:ascii="Times New Roman" w:hAnsi="Times New Roman" w:cs="Times New Roman"/>
+          <w:b/>
+          <w:sz w:val="24"/>
+          <w:szCs w:val="24"/>
+          <w:lang w:val="ru-MD"/>
+        </w:rPr>
+      </w:pPr>
+      <w:bookmarkStart w:id="8" w:name="_heading=h.2s8eyo1" w:colFirst="0" w:colLast="0"/>
+      <w:bookmarkEnd w:id="8"/>
+      <w:r>
+        <w:rPr>
+          <w:rFonts w:ascii="Times New Roman" w:hAnsi="Times New Roman" w:cs="Times New Roman"/>
+          <w:i/>
+          <w:color w:val="FF0000"/>
+          <w:sz w:val="24"/>
+          <w:szCs w:val="24"/>
+          <w:lang w:val="ru-MD"/>
+        </w:rPr>
+        <w:t xml:space="preserve">Ірмос </w:t>
+      </w:r>
+      <w:r>
+        <w:rPr>
+          <w:rFonts w:ascii="Times New Roman" w:hAnsi="Times New Roman" w:cs="Times New Roman"/>
+          <w:i/>
+          <w:color w:val="FF0000"/>
+          <w:sz w:val="24"/>
+          <w:szCs w:val="24"/>
+          <w:lang w:val="ru-MD"/>
+        </w:rPr>
+        <w:t>(</w:t>
+      </w:r>
+      <w:r>
+        <w:rPr>
+          <w:rFonts w:ascii="Times New Roman" w:hAnsi="Times New Roman" w:cs="Times New Roman"/>
+          <w:i/>
+          <w:color w:val="FF0000"/>
+          <w:sz w:val="24"/>
+          <w:szCs w:val="24"/>
+          <w:lang w:val="uk-UA"/>
+        </w:rPr>
+        <w:t xml:space="preserve">г. </w:t>
+      </w:r>
+      <w:r>
+        <w:rPr>
+          <w:rFonts w:ascii="Times New Roman" w:hAnsi="Times New Roman" w:cs="Times New Roman"/>
+          <w:i/>
+          <w:color w:val="FF0000"/>
+          <w:sz w:val="24"/>
+          <w:szCs w:val="24"/>
+          <w:lang w:val="ru-MD"/>
+        </w:rPr>
+        <w:t>1)</w:t>
+      </w:r>
+      <w:r>
+        <w:rPr>
+          <w:rFonts w:ascii="Times New Roman" w:hAnsi="Times New Roman" w:cs="Times New Roman"/>
+          <w:i/>
+          <w:iCs/>
+          <w:color w:val="FF0000"/>
+          <w:sz w:val="24"/>
+          <w:szCs w:val="24"/>
+          <w:lang w:val="ru-MD"/>
+        </w:rPr>
+        <w:t xml:space="preserve">: </w:t>
+      </w:r>
+      <w:r>
+        <w:rPr>
+          <w:rFonts w:ascii="Times New Roman" w:hAnsi="Times New Roman" w:cs="Times New Roman"/>
+          <w:b/>
+          <w:sz w:val="24"/>
+          <w:szCs w:val="24"/>
+          <w:lang w:val="ru-MD"/>
+        </w:rPr>
+        <w:t>Твоя переможна правиця велично силою прославилась:* вона бо, Безсмертний, як всемогутня, противників стерла,* а ізраїльтянам у глибині новий шлях проклала.</w:t>
       </w:r>
     </w:p>
     <w:p>
@@ -18783,8 +17046,27 @@
           <w:lang w:val="ru-MD"/>
         </w:rPr>
       </w:pPr>
-      <w:bookmarkStart w:id="9" w:name="_heading=h.17dp8vu" w:colFirst="0" w:colLast="0"/>
-      <w:bookmarkEnd w:id="9"/>
+      <w:r>
+        <w:rPr>
+          <w:rFonts w:ascii="Times New Roman" w:hAnsi="Times New Roman" w:cs="Times New Roman"/>
+          <w:i/>
+          <w:color w:val="FF0000"/>
+          <w:sz w:val="24"/>
+          <w:szCs w:val="24"/>
+          <w:lang w:val="ru-MD"/>
+        </w:rPr>
+        <w:t>Стих:</w:t>
+      </w:r>
+      <w:r>
+        <w:rPr>
+          <w:rFonts w:ascii="Times New Roman" w:hAnsi="Times New Roman" w:cs="Times New Roman"/>
+          <w:i/>
+          <w:sz w:val="24"/>
+          <w:szCs w:val="24"/>
+          <w:lang w:val="ru-MD"/>
+        </w:rPr>
+        <w:t xml:space="preserve"> </w:t>
+      </w:r>
       <w:r>
         <w:rPr>
           <w:rFonts w:ascii="Times New Roman" w:hAnsi="Times New Roman" w:cs="Times New Roman"/>
@@ -18793,9 +17075,34 @@
           <w:u w:val="single"/>
           <w:lang w:val="ru-MD"/>
         </w:rPr>
-        <w:t xml:space="preserve">[Господи, Боже наш, що сонну неміч забрав від нас і покликав нас візванням святим, щоб і вночі підносити руки наші і прославляти тебе за справедливі твої присуди. Прийми благання наші, моління, визнавання, нічні служби і даруй нам, Боже, віру бездоганну, надію впевнену, любов нелицемірну. Благослови наші входи й виходи, вчинки, слова, діла й </w:t>
-      </w:r>
-      <w:r>
+        <w:t>Слава, Господи, святому воскресінню Твоєму.</w:t>
+      </w:r>
+    </w:p>
+    <w:p>
+      <w:pPr>
+        <w:spacing w:after="120"/>
+        <w:jc w:val="both"/>
+        <w:rPr>
+          <w:rFonts w:ascii="Times New Roman" w:hAnsi="Times New Roman" w:cs="Times New Roman"/>
+          <w:sz w:val="24"/>
+          <w:szCs w:val="24"/>
+          <w:lang w:val="ru-MD"/>
+        </w:rPr>
+      </w:pPr>
+      <w:r>
+        <w:rPr>
+          <w:rFonts w:ascii="Times New Roman" w:hAnsi="Times New Roman" w:cs="Times New Roman"/>
+          <w:sz w:val="24"/>
+          <w:szCs w:val="24"/>
+          <w:lang w:val="ru-MD"/>
+        </w:rPr>
+        <w:t>Ти, що спочатку пречистими руками з пилу утворив мене Божественним чином, руки на хресті розпростер, із землі до Себе призиваючи тлінне моє тіло, що його від Діви прийняв.</w:t>
+      </w:r>
+    </w:p>
+    <w:p>
+      <w:pPr>
+        <w:spacing w:after="120"/>
+        <w:jc w:val="both"/>
         <w:rPr>
           <w:rFonts w:ascii="Times New Roman" w:hAnsi="Times New Roman" w:cs="Times New Roman"/>
           <w:sz w:val="24"/>
@@ -18803,72 +17110,22 @@
           <w:u w:val="single"/>
           <w:lang w:val="ru-MD"/>
         </w:rPr>
-        <w:lastRenderedPageBreak/>
-        <w:t>думки; і дай нам дочекатися початку дня, нам, що хвалять й оспівують, і благословлять добрість твоєї несказанної сили]</w:t>
-      </w:r>
-    </w:p>
-    <w:p>
-      <w:pPr>
-        <w:spacing w:after="120"/>
-        <w:rPr>
-          <w:rFonts w:ascii="Times New Roman" w:hAnsi="Times New Roman"/>
-          <w:lang w:val="ru-MD"/>
-        </w:rPr>
-      </w:pPr>
-      <w:r>
-        <w:rPr>
-          <w:rFonts w:ascii="Times New Roman" w:hAnsi="Times New Roman"/>
-          <w:i/>
-          <w:color w:val="FF0000"/>
-          <w:sz w:val="24"/>
-          <w:lang w:val="ru-MD"/>
-        </w:rPr>
-        <w:t xml:space="preserve">Священник: </w:t>
-      </w:r>
-      <w:r>
-        <w:rPr>
-          <w:rFonts w:ascii="Times New Roman" w:hAnsi="Times New Roman"/>
-          <w:color w:val="000000"/>
-          <w:sz w:val="24"/>
-          <w:lang w:val="ru-MD"/>
-        </w:rPr>
-        <w:t>Бо Ти Бог наш і Тобі славу возсилаємо: Отцю, і Сину, і Святому Духові</w:t>
-      </w:r>
-      <w:r>
-        <w:rPr>
-          <w:rFonts w:ascii="Times New Roman" w:hAnsi="Times New Roman"/>
-          <w:sz w:val="24"/>
-          <w:lang w:val="ru-MD"/>
-        </w:rPr>
-        <w:t>, нині, і повсякчас, і на віки віків.</w:t>
-      </w:r>
-    </w:p>
-    <w:p>
-      <w:pPr>
-        <w:spacing w:after="120"/>
-        <w:jc w:val="both"/>
-        <w:rPr>
-          <w:rFonts w:ascii="Times New Roman" w:hAnsi="Times New Roman" w:cs="Times New Roman"/>
-          <w:sz w:val="24"/>
-          <w:szCs w:val="24"/>
-          <w:lang w:val="ru-MD"/>
-        </w:rPr>
-      </w:pPr>
-      <w:r>
-        <w:rPr>
-          <w:rFonts w:ascii="Times New Roman" w:hAnsi="Times New Roman" w:cs="Times New Roman"/>
-          <w:i/>
-          <w:color w:val="FF0000"/>
-          <w:sz w:val="24"/>
-          <w:szCs w:val="24"/>
-          <w:lang w:val="ru-MD"/>
-        </w:rPr>
-        <w:t>Вірні:</w:t>
-      </w:r>
-      <w:r>
-        <w:rPr>
-          <w:rFonts w:ascii="Times New Roman" w:hAnsi="Times New Roman" w:cs="Times New Roman"/>
-          <w:color w:val="FF0000"/>
+      </w:pPr>
+      <w:r>
+        <w:rPr>
+          <w:rFonts w:ascii="Times New Roman" w:hAnsi="Times New Roman" w:cs="Times New Roman"/>
+          <w:i/>
+          <w:color w:val="FF0000"/>
+          <w:sz w:val="24"/>
+          <w:szCs w:val="24"/>
+          <w:lang w:val="ru-MD"/>
+        </w:rPr>
+        <w:t>Стих:</w:t>
+      </w:r>
+      <w:r>
+        <w:rPr>
+          <w:rFonts w:ascii="Times New Roman" w:hAnsi="Times New Roman" w:cs="Times New Roman"/>
+          <w:i/>
           <w:sz w:val="24"/>
           <w:szCs w:val="24"/>
           <w:lang w:val="ru-MD"/>
@@ -18880,49 +17137,57 @@
           <w:rFonts w:ascii="Times New Roman" w:hAnsi="Times New Roman" w:cs="Times New Roman"/>
           <w:sz w:val="24"/>
           <w:szCs w:val="24"/>
-          <w:lang w:val="ru-MD"/>
-        </w:rPr>
-        <w:t>Амінь.</w:t>
-      </w:r>
-    </w:p>
-    <w:p>
-      <w:pPr>
-        <w:spacing w:after="120"/>
-        <w:jc w:val="both"/>
-        <w:rPr>
-          <w:rFonts w:ascii="Times New Roman" w:hAnsi="Times New Roman" w:cs="Times New Roman"/>
-          <w:sz w:val="24"/>
-          <w:szCs w:val="24"/>
-          <w:lang w:val="ru-MD"/>
-        </w:rPr>
-      </w:pPr>
-    </w:p>
-    <w:p>
-      <w:pPr>
-        <w:spacing w:after="120"/>
-        <w:jc w:val="both"/>
-        <w:rPr>
-          <w:rFonts w:ascii="Times New Roman" w:hAnsi="Times New Roman" w:cs="Times New Roman"/>
-          <w:sz w:val="24"/>
-          <w:szCs w:val="24"/>
-          <w:lang w:val="ru-MD"/>
-        </w:rPr>
-      </w:pPr>
-      <w:r>
-        <w:rPr>
-          <w:rFonts w:ascii="Times New Roman" w:hAnsi="Times New Roman" w:cs="Times New Roman"/>
-          <w:i/>
-          <w:color w:val="FF0000"/>
-          <w:sz w:val="24"/>
-          <w:szCs w:val="24"/>
-          <w:lang w:val="ru-MD"/>
-        </w:rPr>
-        <w:t>Ірмос 4</w:t>
-      </w:r>
-      <w:r>
-        <w:rPr>
-          <w:rFonts w:ascii="Times New Roman" w:hAnsi="Times New Roman" w:cs="Times New Roman"/>
-          <w:color w:val="FF0000"/>
+          <w:u w:val="single"/>
+          <w:lang w:val="ru-MD"/>
+        </w:rPr>
+        <w:t>Слава, Господи, святому воскресінню Твоєму.</w:t>
+      </w:r>
+    </w:p>
+    <w:p>
+      <w:pPr>
+        <w:spacing w:after="120"/>
+        <w:jc w:val="both"/>
+        <w:rPr>
+          <w:rFonts w:ascii="Times New Roman" w:hAnsi="Times New Roman" w:cs="Times New Roman"/>
+          <w:sz w:val="24"/>
+          <w:szCs w:val="24"/>
+          <w:lang w:val="ru-MD"/>
+        </w:rPr>
+      </w:pPr>
+      <w:r>
+        <w:rPr>
+          <w:rFonts w:ascii="Times New Roman" w:hAnsi="Times New Roman" w:cs="Times New Roman"/>
+          <w:sz w:val="24"/>
+          <w:szCs w:val="24"/>
+          <w:lang w:val="ru-MD"/>
+        </w:rPr>
+        <w:t>Ти, що Божественним диханням душу в мене вдихнув, задля мене умертвіння перетерпів і душу смерті віддав, і від вічних кайданів мене визволивши і з Собою воскресивши, нетлінням прославив.</w:t>
+      </w:r>
+    </w:p>
+    <w:p>
+      <w:pPr>
+        <w:spacing w:after="120"/>
+        <w:jc w:val="both"/>
+        <w:rPr>
+          <w:rFonts w:ascii="Times New Roman" w:hAnsi="Times New Roman" w:cs="Times New Roman"/>
+          <w:sz w:val="24"/>
+          <w:szCs w:val="24"/>
+          <w:lang w:val="ru-MD"/>
+        </w:rPr>
+      </w:pPr>
+      <w:r>
+        <w:rPr>
+          <w:rFonts w:ascii="Times New Roman" w:hAnsi="Times New Roman" w:cs="Times New Roman"/>
+          <w:b/>
+          <w:sz w:val="24"/>
+          <w:szCs w:val="24"/>
+          <w:lang w:val="ru-MD"/>
+        </w:rPr>
+        <w:t>Слава і нині</w:t>
+      </w:r>
+      <w:r>
+        <w:rPr>
+          <w:rFonts w:ascii="Times New Roman" w:hAnsi="Times New Roman" w:cs="Times New Roman"/>
           <w:sz w:val="24"/>
           <w:szCs w:val="24"/>
           <w:lang w:val="ru-MD"/>
@@ -18932,41 +17197,18 @@
       <w:r>
         <w:rPr>
           <w:rFonts w:ascii="Times New Roman" w:hAnsi="Times New Roman" w:cs="Times New Roman"/>
-          <w:b/>
-          <w:sz w:val="24"/>
-          <w:szCs w:val="24"/>
-          <w:lang w:val="ru-MD"/>
-        </w:rPr>
-        <w:t>Тебе, мов гору, благодаттю Божою покриту,* побачивши прозорливими очима, Авакум провістив,* що від тебе вийде Святий Ізраїлів, на спасіння наше й відновлення.</w:t>
-      </w:r>
-    </w:p>
-    <w:p>
-      <w:pPr>
-        <w:spacing w:after="120"/>
-        <w:jc w:val="both"/>
-        <w:rPr>
-          <w:rFonts w:ascii="Times New Roman" w:hAnsi="Times New Roman" w:cs="Times New Roman"/>
-          <w:sz w:val="24"/>
-          <w:szCs w:val="24"/>
-          <w:u w:val="single"/>
-          <w:lang w:val="ru-MD"/>
-        </w:rPr>
-      </w:pPr>
-      <w:r>
-        <w:rPr>
-          <w:rFonts w:ascii="Times New Roman" w:hAnsi="Times New Roman" w:cs="Times New Roman"/>
-          <w:i/>
-          <w:color w:val="FF0000"/>
-          <w:sz w:val="24"/>
-          <w:szCs w:val="24"/>
-          <w:lang w:val="ru-MD"/>
-        </w:rPr>
-        <w:t>Стих:</w:t>
-      </w:r>
-      <w:r>
-        <w:rPr>
-          <w:rFonts w:ascii="Times New Roman" w:hAnsi="Times New Roman" w:cs="Times New Roman"/>
-          <w:i/>
+          <w:i/>
+          <w:color w:val="FF0000"/>
+          <w:sz w:val="24"/>
+          <w:szCs w:val="24"/>
+          <w:lang w:val="ru-MD"/>
+        </w:rPr>
+        <w:t>Богородичний:</w:t>
+      </w:r>
+      <w:r>
+        <w:rPr>
+          <w:rFonts w:ascii="Times New Roman" w:hAnsi="Times New Roman" w:cs="Times New Roman"/>
+          <w:color w:val="FF0000"/>
           <w:sz w:val="24"/>
           <w:szCs w:val="24"/>
           <w:lang w:val="ru-MD"/>
@@ -18978,626 +17220,17 @@
           <w:rFonts w:ascii="Times New Roman" w:hAnsi="Times New Roman" w:cs="Times New Roman"/>
           <w:sz w:val="24"/>
           <w:szCs w:val="24"/>
-          <w:u w:val="single"/>
-          <w:lang w:val="ru-MD"/>
-        </w:rPr>
-        <w:t>Слава, Господи, святому воскресінню твоєму.</w:t>
-      </w:r>
-    </w:p>
-    <w:p>
-      <w:pPr>
-        <w:spacing w:after="120"/>
-        <w:jc w:val="both"/>
-        <w:rPr>
-          <w:rFonts w:ascii="Times New Roman" w:hAnsi="Times New Roman" w:cs="Times New Roman"/>
-          <w:sz w:val="24"/>
-          <w:szCs w:val="24"/>
-          <w:lang w:val="ru-MD"/>
-        </w:rPr>
-      </w:pPr>
-      <w:r>
-        <w:rPr>
-          <w:rFonts w:ascii="Times New Roman" w:hAnsi="Times New Roman" w:cs="Times New Roman"/>
-          <w:sz w:val="24"/>
-          <w:szCs w:val="24"/>
-          <w:lang w:val="ru-MD"/>
-        </w:rPr>
-        <w:t>Хто цей Спаситель, що з Едома прийшов, вінець терновий носить, одіж багряну на собі має, на дереві висить? Це Святий Ізраїлів — на спасіння наше та оновлення.</w:t>
-      </w:r>
-    </w:p>
-    <w:p>
-      <w:pPr>
-        <w:spacing w:after="120"/>
-        <w:jc w:val="both"/>
-        <w:rPr>
-          <w:rFonts w:ascii="Times New Roman" w:hAnsi="Times New Roman" w:cs="Times New Roman"/>
-          <w:sz w:val="24"/>
-          <w:szCs w:val="24"/>
-          <w:u w:val="single"/>
-          <w:lang w:val="ru-MD"/>
-        </w:rPr>
-      </w:pPr>
-      <w:r>
-        <w:rPr>
-          <w:rFonts w:ascii="Times New Roman" w:hAnsi="Times New Roman" w:cs="Times New Roman"/>
-          <w:i/>
-          <w:color w:val="FF0000"/>
-          <w:sz w:val="24"/>
-          <w:szCs w:val="24"/>
-          <w:lang w:val="ru-MD"/>
-        </w:rPr>
-        <w:t>Стих:</w:t>
-      </w:r>
-      <w:r>
-        <w:rPr>
-          <w:rFonts w:ascii="Times New Roman" w:hAnsi="Times New Roman" w:cs="Times New Roman"/>
-          <w:i/>
-          <w:sz w:val="24"/>
-          <w:szCs w:val="24"/>
-          <w:lang w:val="ru-MD"/>
-        </w:rPr>
-        <w:t xml:space="preserve"> </w:t>
-      </w:r>
-      <w:r>
-        <w:rPr>
-          <w:rFonts w:ascii="Times New Roman" w:hAnsi="Times New Roman" w:cs="Times New Roman"/>
-          <w:sz w:val="24"/>
-          <w:szCs w:val="24"/>
-          <w:u w:val="single"/>
-          <w:lang w:val="ru-MD"/>
-        </w:rPr>
-        <w:t>Слава, Господи, святому воскресінню твоєму.</w:t>
-      </w:r>
-    </w:p>
-    <w:p>
-      <w:pPr>
-        <w:spacing w:after="120"/>
-        <w:jc w:val="both"/>
-        <w:rPr>
-          <w:rFonts w:ascii="Times New Roman" w:hAnsi="Times New Roman" w:cs="Times New Roman"/>
-          <w:sz w:val="24"/>
-          <w:szCs w:val="24"/>
-          <w:lang w:val="ru-MD"/>
-        </w:rPr>
-      </w:pPr>
-      <w:r>
-        <w:rPr>
-          <w:rFonts w:ascii="Times New Roman" w:hAnsi="Times New Roman" w:cs="Times New Roman"/>
-          <w:sz w:val="24"/>
-          <w:szCs w:val="24"/>
-          <w:lang w:val="ru-MD"/>
-        </w:rPr>
-        <w:t>Дивіться, люди непокірливі, і засоромтеся, той бо, що ви Його, як злочинця, повісити на хресті в Пилата нерозумно домагались, Боголіпно з гробу воскрес, силу смерти знищивши.</w:t>
-      </w:r>
-    </w:p>
-    <w:p>
-      <w:pPr>
-        <w:spacing w:after="120"/>
-        <w:jc w:val="both"/>
-        <w:rPr>
-          <w:rFonts w:ascii="Times New Roman" w:hAnsi="Times New Roman" w:cs="Times New Roman"/>
-          <w:sz w:val="24"/>
-          <w:szCs w:val="24"/>
-          <w:lang w:val="ru-MD"/>
-        </w:rPr>
-      </w:pPr>
-      <w:r>
-        <w:rPr>
-          <w:rFonts w:ascii="Times New Roman" w:hAnsi="Times New Roman" w:cs="Times New Roman"/>
-          <w:b/>
-          <w:sz w:val="24"/>
-          <w:szCs w:val="24"/>
-          <w:lang w:val="ru-MD"/>
-        </w:rPr>
-        <w:t>Слава і нині</w:t>
-      </w:r>
-      <w:r>
-        <w:rPr>
-          <w:rFonts w:ascii="Times New Roman" w:hAnsi="Times New Roman" w:cs="Times New Roman"/>
-          <w:sz w:val="24"/>
-          <w:szCs w:val="24"/>
-          <w:lang w:val="ru-MD"/>
-        </w:rPr>
-        <w:t xml:space="preserve">: </w:t>
-      </w:r>
-      <w:r>
-        <w:rPr>
-          <w:rFonts w:ascii="Times New Roman" w:hAnsi="Times New Roman" w:cs="Times New Roman"/>
-          <w:i/>
-          <w:color w:val="FF0000"/>
-          <w:sz w:val="24"/>
-          <w:szCs w:val="24"/>
-          <w:lang w:val="ru-MD"/>
-        </w:rPr>
-        <w:t>Богородичний:</w:t>
-      </w:r>
-      <w:r>
-        <w:rPr>
-          <w:rFonts w:ascii="Times New Roman" w:hAnsi="Times New Roman" w:cs="Times New Roman"/>
-          <w:color w:val="FF0000"/>
-          <w:sz w:val="24"/>
-          <w:szCs w:val="24"/>
-          <w:lang w:val="ru-MD"/>
-        </w:rPr>
-        <w:t xml:space="preserve"> </w:t>
-      </w:r>
-      <w:r>
-        <w:rPr>
-          <w:rFonts w:ascii="Times New Roman" w:hAnsi="Times New Roman" w:cs="Times New Roman"/>
-          <w:sz w:val="24"/>
-          <w:szCs w:val="24"/>
-          <w:lang w:val="ru-MD"/>
-        </w:rPr>
-        <w:t>За дерево життя Тебе, Діво, визнаємо, з Тебе бо вийшов не смертоносний для людей овоч поживи, а насолода вічного життя на спасіння нам, що Тебе славимо.</w:t>
-      </w:r>
-    </w:p>
-    <w:p>
-      <w:pPr>
-        <w:spacing w:after="120"/>
-        <w:jc w:val="both"/>
-        <w:rPr>
-          <w:rFonts w:ascii="Times New Roman" w:hAnsi="Times New Roman" w:cs="Times New Roman"/>
-          <w:b/>
-          <w:sz w:val="24"/>
-          <w:szCs w:val="24"/>
-          <w:lang w:val="ru-MD"/>
-        </w:rPr>
-      </w:pPr>
-      <w:r>
-        <w:rPr>
-          <w:rFonts w:ascii="Times New Roman" w:hAnsi="Times New Roman" w:cs="Times New Roman"/>
-          <w:i/>
-          <w:color w:val="FF0000"/>
-          <w:sz w:val="24"/>
-          <w:szCs w:val="24"/>
-          <w:lang w:val="ru-MD"/>
-        </w:rPr>
-        <w:t>Ірмос 5</w:t>
-      </w:r>
-      <w:r>
-        <w:rPr>
-          <w:rFonts w:ascii="Times New Roman" w:hAnsi="Times New Roman" w:cs="Times New Roman"/>
-          <w:color w:val="FF0000"/>
-          <w:sz w:val="24"/>
-          <w:szCs w:val="24"/>
-          <w:lang w:val="ru-MD"/>
-        </w:rPr>
-        <w:t xml:space="preserve">: </w:t>
-      </w:r>
-      <w:r>
-        <w:rPr>
-          <w:rFonts w:ascii="Times New Roman" w:hAnsi="Times New Roman" w:cs="Times New Roman"/>
-          <w:b/>
-          <w:sz w:val="24"/>
-          <w:szCs w:val="24"/>
-          <w:lang w:val="ru-MD"/>
-        </w:rPr>
-        <w:t>Просвітив ти, Христе, сяйвом твого приходу і хрестом освятив кінці світу;* просвіти ж світлом твого богорозуміння серця тих, що православно оспівують тебе.</w:t>
-      </w:r>
-    </w:p>
-    <w:p>
-      <w:pPr>
-        <w:spacing w:after="120"/>
-        <w:jc w:val="both"/>
-        <w:rPr>
-          <w:rFonts w:ascii="Times New Roman" w:hAnsi="Times New Roman" w:cs="Times New Roman"/>
-          <w:sz w:val="24"/>
-          <w:szCs w:val="24"/>
-          <w:u w:val="single"/>
-          <w:lang w:val="ru-MD"/>
-        </w:rPr>
-      </w:pPr>
-      <w:r>
-        <w:rPr>
-          <w:rFonts w:ascii="Times New Roman" w:hAnsi="Times New Roman" w:cs="Times New Roman"/>
-          <w:i/>
-          <w:color w:val="FF0000"/>
-          <w:sz w:val="24"/>
-          <w:szCs w:val="24"/>
-          <w:lang w:val="ru-MD"/>
-        </w:rPr>
-        <w:t>Стих:</w:t>
-      </w:r>
-      <w:r>
-        <w:rPr>
-          <w:rFonts w:ascii="Times New Roman" w:hAnsi="Times New Roman" w:cs="Times New Roman"/>
-          <w:i/>
-          <w:sz w:val="24"/>
-          <w:szCs w:val="24"/>
-          <w:lang w:val="ru-MD"/>
-        </w:rPr>
-        <w:t xml:space="preserve"> </w:t>
-      </w:r>
-      <w:r>
-        <w:rPr>
-          <w:rFonts w:ascii="Times New Roman" w:hAnsi="Times New Roman" w:cs="Times New Roman"/>
-          <w:sz w:val="24"/>
-          <w:szCs w:val="24"/>
-          <w:u w:val="single"/>
-          <w:lang w:val="ru-MD"/>
-        </w:rPr>
-        <w:t>Слава, Господи, святому воскресінню твоєму.</w:t>
-      </w:r>
-    </w:p>
-    <w:p>
-      <w:pPr>
-        <w:spacing w:after="120"/>
-        <w:jc w:val="both"/>
-        <w:rPr>
-          <w:rFonts w:ascii="Times New Roman" w:hAnsi="Times New Roman" w:cs="Times New Roman"/>
-          <w:sz w:val="24"/>
-          <w:szCs w:val="24"/>
-          <w:lang w:val="ru-MD"/>
-        </w:rPr>
-      </w:pPr>
-      <w:r>
-        <w:rPr>
-          <w:rFonts w:ascii="Times New Roman" w:hAnsi="Times New Roman" w:cs="Times New Roman"/>
-          <w:sz w:val="24"/>
-          <w:szCs w:val="24"/>
-          <w:lang w:val="ru-MD"/>
-        </w:rPr>
-        <w:t>Великого Пастиря овець і Господа деревом хреста нечестиві умертвили; але Він мертвих у аді, наче овець похованих, від влади смерти визволив.</w:t>
-      </w:r>
-    </w:p>
-    <w:p>
-      <w:pPr>
-        <w:spacing w:after="120"/>
-        <w:jc w:val="both"/>
-        <w:rPr>
-          <w:rFonts w:ascii="Times New Roman" w:hAnsi="Times New Roman" w:cs="Times New Roman"/>
-          <w:sz w:val="24"/>
-          <w:szCs w:val="24"/>
-          <w:u w:val="single"/>
-          <w:lang w:val="ru-MD"/>
-        </w:rPr>
-      </w:pPr>
-      <w:r>
-        <w:rPr>
-          <w:rFonts w:ascii="Times New Roman" w:hAnsi="Times New Roman" w:cs="Times New Roman"/>
-          <w:i/>
-          <w:color w:val="FF0000"/>
-          <w:sz w:val="24"/>
-          <w:szCs w:val="24"/>
-          <w:lang w:val="ru-MD"/>
-        </w:rPr>
-        <w:t>Стих:</w:t>
-      </w:r>
-      <w:r>
-        <w:rPr>
-          <w:rFonts w:ascii="Times New Roman" w:hAnsi="Times New Roman" w:cs="Times New Roman"/>
-          <w:i/>
-          <w:sz w:val="24"/>
-          <w:szCs w:val="24"/>
-          <w:lang w:val="ru-MD"/>
-        </w:rPr>
-        <w:t xml:space="preserve"> </w:t>
-      </w:r>
-      <w:r>
-        <w:rPr>
-          <w:rFonts w:ascii="Times New Roman" w:hAnsi="Times New Roman" w:cs="Times New Roman"/>
-          <w:sz w:val="24"/>
-          <w:szCs w:val="24"/>
-          <w:u w:val="single"/>
-          <w:lang w:val="ru-MD"/>
-        </w:rPr>
-        <w:t>Слава, Господи, святому воскресінню твоєму.</w:t>
-      </w:r>
-    </w:p>
-    <w:p>
-      <w:pPr>
-        <w:spacing w:after="120"/>
-        <w:jc w:val="both"/>
-        <w:rPr>
-          <w:rFonts w:ascii="Times New Roman" w:hAnsi="Times New Roman" w:cs="Times New Roman"/>
-          <w:sz w:val="24"/>
-          <w:szCs w:val="24"/>
-          <w:lang w:val="ru-MD"/>
-        </w:rPr>
-      </w:pPr>
-      <w:r>
-        <w:rPr>
-          <w:rFonts w:ascii="Times New Roman" w:hAnsi="Times New Roman" w:cs="Times New Roman"/>
-          <w:sz w:val="24"/>
-          <w:szCs w:val="24"/>
-          <w:lang w:val="ru-MD"/>
-        </w:rPr>
-        <w:t>Хрестом Твоїм Ти, Спасе, мир благовістив і полоненим визволення провістив, а володаря Божественним воскресінням Твоїм, Христе, осоромив, беззбройного, знеможеного його показавши.</w:t>
-      </w:r>
-    </w:p>
-    <w:p>
-      <w:pPr>
-        <w:spacing w:after="120"/>
-        <w:jc w:val="both"/>
-        <w:rPr>
-          <w:rFonts w:ascii="Times New Roman" w:hAnsi="Times New Roman" w:cs="Times New Roman"/>
-          <w:sz w:val="24"/>
-          <w:szCs w:val="24"/>
-          <w:lang w:val="ru-MD"/>
-        </w:rPr>
-      </w:pPr>
-      <w:r>
-        <w:rPr>
-          <w:rFonts w:ascii="Times New Roman" w:hAnsi="Times New Roman" w:cs="Times New Roman"/>
-          <w:b/>
-          <w:sz w:val="24"/>
-          <w:szCs w:val="24"/>
-          <w:lang w:val="ru-MD"/>
-        </w:rPr>
-        <w:t>Слава і нині</w:t>
-      </w:r>
-      <w:r>
-        <w:rPr>
-          <w:rFonts w:ascii="Times New Roman" w:hAnsi="Times New Roman" w:cs="Times New Roman"/>
-          <w:sz w:val="24"/>
-          <w:szCs w:val="24"/>
-          <w:lang w:val="ru-MD"/>
-        </w:rPr>
-        <w:t xml:space="preserve">: </w:t>
-      </w:r>
-      <w:r>
-        <w:rPr>
-          <w:rFonts w:ascii="Times New Roman" w:hAnsi="Times New Roman" w:cs="Times New Roman"/>
-          <w:i/>
-          <w:color w:val="FF0000"/>
-          <w:sz w:val="24"/>
-          <w:szCs w:val="24"/>
-          <w:lang w:val="ru-MD"/>
-        </w:rPr>
-        <w:t>Борогодичний:</w:t>
-      </w:r>
-      <w:r>
-        <w:rPr>
-          <w:rFonts w:ascii="Times New Roman" w:hAnsi="Times New Roman" w:cs="Times New Roman"/>
-          <w:color w:val="FF0000"/>
-          <w:sz w:val="24"/>
-          <w:szCs w:val="24"/>
-          <w:lang w:val="ru-MD"/>
-        </w:rPr>
-        <w:t xml:space="preserve"> </w:t>
-      </w:r>
-      <w:r>
-        <w:rPr>
-          <w:rFonts w:ascii="Times New Roman" w:hAnsi="Times New Roman" w:cs="Times New Roman"/>
-          <w:sz w:val="24"/>
-          <w:szCs w:val="24"/>
-          <w:lang w:val="ru-MD"/>
-        </w:rPr>
-        <w:t>Не погорди, Всехвальна, благаннями тих, що з вірою просять, а прийми й донеси їх, Пречиста, до Сина Твого, Сяйного Доброчинця Бога, в Тобі бо Заступницю маємо.</w:t>
-      </w:r>
-    </w:p>
-    <w:p>
-      <w:pPr>
-        <w:spacing w:after="120"/>
-        <w:jc w:val="both"/>
-        <w:rPr>
-          <w:rFonts w:ascii="Times New Roman" w:hAnsi="Times New Roman" w:cs="Times New Roman"/>
-          <w:sz w:val="24"/>
-          <w:szCs w:val="24"/>
-          <w:lang w:val="ru-MD"/>
-        </w:rPr>
-      </w:pPr>
-      <w:r>
-        <w:rPr>
-          <w:rFonts w:ascii="Times New Roman" w:hAnsi="Times New Roman" w:cs="Times New Roman"/>
-          <w:i/>
-          <w:color w:val="FF0000"/>
-          <w:sz w:val="24"/>
-          <w:szCs w:val="24"/>
-          <w:lang w:val="ru-MD"/>
-        </w:rPr>
-        <w:t>Ірмос 6</w:t>
-      </w:r>
-      <w:r>
-        <w:rPr>
-          <w:rFonts w:ascii="Times New Roman" w:hAnsi="Times New Roman" w:cs="Times New Roman"/>
-          <w:color w:val="FF0000"/>
-          <w:sz w:val="24"/>
-          <w:szCs w:val="24"/>
-          <w:lang w:val="ru-MD"/>
-        </w:rPr>
-        <w:t xml:space="preserve">: </w:t>
-      </w:r>
-      <w:r>
-        <w:rPr>
-          <w:rFonts w:ascii="Times New Roman" w:hAnsi="Times New Roman" w:cs="Times New Roman"/>
-          <w:b/>
-          <w:sz w:val="24"/>
-          <w:szCs w:val="24"/>
-          <w:lang w:val="ru-MD"/>
-        </w:rPr>
-        <w:t>Обняла нас найглибша безодня, і нема Визволителя.* Уважають нас, як овець на заколення.* Спаси людей твоїх, Боже наш, бо ти для немічних сила й оновлення.</w:t>
-      </w:r>
-    </w:p>
-    <w:p>
-      <w:pPr>
-        <w:spacing w:after="120"/>
-        <w:jc w:val="both"/>
-        <w:rPr>
-          <w:rFonts w:ascii="Times New Roman" w:hAnsi="Times New Roman" w:cs="Times New Roman"/>
-          <w:sz w:val="24"/>
-          <w:szCs w:val="24"/>
-          <w:u w:val="single"/>
-          <w:lang w:val="ru-MD"/>
-        </w:rPr>
-      </w:pPr>
-      <w:r>
-        <w:rPr>
-          <w:rFonts w:ascii="Times New Roman" w:hAnsi="Times New Roman" w:cs="Times New Roman"/>
-          <w:i/>
-          <w:color w:val="FF0000"/>
-          <w:sz w:val="24"/>
-          <w:szCs w:val="24"/>
-          <w:lang w:val="ru-MD"/>
-        </w:rPr>
-        <w:t>Стих:</w:t>
-      </w:r>
-      <w:r>
-        <w:rPr>
-          <w:rFonts w:ascii="Times New Roman" w:hAnsi="Times New Roman" w:cs="Times New Roman"/>
-          <w:i/>
-          <w:sz w:val="24"/>
-          <w:szCs w:val="24"/>
-          <w:lang w:val="ru-MD"/>
-        </w:rPr>
-        <w:t xml:space="preserve"> </w:t>
-      </w:r>
-      <w:r>
-        <w:rPr>
-          <w:rFonts w:ascii="Times New Roman" w:hAnsi="Times New Roman" w:cs="Times New Roman"/>
-          <w:sz w:val="24"/>
-          <w:szCs w:val="24"/>
-          <w:u w:val="single"/>
-          <w:lang w:val="ru-MD"/>
-        </w:rPr>
-        <w:t>Слава, Господи, святому воскресінню твоєму.</w:t>
-      </w:r>
-    </w:p>
-    <w:p>
-      <w:pPr>
-        <w:spacing w:after="120"/>
-        <w:jc w:val="both"/>
-        <w:rPr>
-          <w:rFonts w:ascii="Times New Roman" w:hAnsi="Times New Roman" w:cs="Times New Roman"/>
-          <w:sz w:val="24"/>
-          <w:szCs w:val="24"/>
-          <w:lang w:val="ru-MD"/>
-        </w:rPr>
-      </w:pPr>
-      <w:r>
-        <w:rPr>
-          <w:rFonts w:ascii="Times New Roman" w:hAnsi="Times New Roman" w:cs="Times New Roman"/>
-          <w:sz w:val="24"/>
-          <w:szCs w:val="24"/>
-          <w:lang w:val="ru-MD"/>
-        </w:rPr>
-        <w:t>Гріхом первоствореного були ми, Господи, тяжко зранені, а зцілилися раною Твоєю, що нею Ти, Христе, за нас уранений був, Ти бо сила немічних і оновлення.</w:t>
-      </w:r>
-    </w:p>
-    <w:p>
-      <w:pPr>
-        <w:spacing w:after="120"/>
-        <w:jc w:val="both"/>
-        <w:rPr>
-          <w:rFonts w:ascii="Times New Roman" w:hAnsi="Times New Roman" w:cs="Times New Roman"/>
-          <w:sz w:val="24"/>
-          <w:szCs w:val="24"/>
-          <w:u w:val="single"/>
-          <w:lang w:val="ru-MD"/>
-        </w:rPr>
-      </w:pPr>
-      <w:r>
-        <w:rPr>
-          <w:rFonts w:ascii="Times New Roman" w:hAnsi="Times New Roman" w:cs="Times New Roman"/>
-          <w:i/>
-          <w:color w:val="FF0000"/>
-          <w:sz w:val="24"/>
-          <w:szCs w:val="24"/>
-          <w:lang w:val="ru-MD"/>
-        </w:rPr>
-        <w:t>Стих:</w:t>
-      </w:r>
-      <w:r>
-        <w:rPr>
-          <w:rFonts w:ascii="Times New Roman" w:hAnsi="Times New Roman" w:cs="Times New Roman"/>
-          <w:i/>
-          <w:sz w:val="24"/>
-          <w:szCs w:val="24"/>
-          <w:lang w:val="ru-MD"/>
-        </w:rPr>
-        <w:t xml:space="preserve"> </w:t>
-      </w:r>
-      <w:r>
-        <w:rPr>
-          <w:rFonts w:ascii="Times New Roman" w:hAnsi="Times New Roman" w:cs="Times New Roman"/>
-          <w:sz w:val="24"/>
-          <w:szCs w:val="24"/>
-          <w:u w:val="single"/>
-          <w:lang w:val="ru-MD"/>
-        </w:rPr>
-        <w:t>Слава, Господи, святому воскресінню твоєму.</w:t>
-      </w:r>
-    </w:p>
-    <w:p>
-      <w:pPr>
-        <w:spacing w:after="120"/>
-        <w:jc w:val="both"/>
-        <w:rPr>
-          <w:rFonts w:ascii="Times New Roman" w:hAnsi="Times New Roman" w:cs="Times New Roman"/>
-          <w:sz w:val="24"/>
-          <w:szCs w:val="24"/>
-          <w:lang w:val="ru-MD"/>
-        </w:rPr>
-      </w:pPr>
-      <w:r>
-        <w:rPr>
-          <w:rFonts w:ascii="Times New Roman" w:hAnsi="Times New Roman" w:cs="Times New Roman"/>
-          <w:sz w:val="24"/>
-          <w:szCs w:val="24"/>
-          <w:lang w:val="ru-MD"/>
-        </w:rPr>
-        <w:t>Ти, Всесильний Господи, нас із аду вивів, вбивши кита ненажерливого, Твоєю владою його силу знищивши, Ти бо життя, і світло, і воскресіння.</w:t>
-      </w:r>
-    </w:p>
-    <w:p>
-      <w:pPr>
-        <w:spacing w:after="120"/>
-        <w:jc w:val="both"/>
-        <w:rPr>
-          <w:rFonts w:ascii="Times New Roman" w:hAnsi="Times New Roman" w:cs="Times New Roman"/>
-          <w:sz w:val="24"/>
-          <w:szCs w:val="24"/>
-          <w:lang w:val="ru-MD"/>
-        </w:rPr>
-      </w:pPr>
-      <w:r>
-        <w:rPr>
-          <w:rFonts w:ascii="Times New Roman" w:hAnsi="Times New Roman" w:cs="Times New Roman"/>
-          <w:b/>
-          <w:sz w:val="24"/>
-          <w:szCs w:val="24"/>
-          <w:lang w:val="ru-MD"/>
-        </w:rPr>
-        <w:t>Слава і нині</w:t>
-      </w:r>
-      <w:r>
-        <w:rPr>
-          <w:rFonts w:ascii="Times New Roman" w:hAnsi="Times New Roman" w:cs="Times New Roman"/>
-          <w:sz w:val="24"/>
-          <w:szCs w:val="24"/>
-          <w:lang w:val="ru-MD"/>
-        </w:rPr>
-        <w:t xml:space="preserve">: </w:t>
-      </w:r>
-      <w:r>
-        <w:rPr>
-          <w:rFonts w:ascii="Times New Roman" w:hAnsi="Times New Roman" w:cs="Times New Roman"/>
-          <w:i/>
-          <w:color w:val="FF0000"/>
-          <w:sz w:val="24"/>
-          <w:szCs w:val="24"/>
-          <w:lang w:val="ru-MD"/>
-        </w:rPr>
-        <w:t>Богородичний:</w:t>
-      </w:r>
-      <w:r>
-        <w:rPr>
-          <w:rFonts w:ascii="Times New Roman" w:hAnsi="Times New Roman" w:cs="Times New Roman"/>
-          <w:sz w:val="24"/>
-          <w:szCs w:val="24"/>
-          <w:lang w:val="ru-MD"/>
-        </w:rPr>
-        <w:t xml:space="preserve"> Радіють Тобою, Діво Пречиста, праотці нашого роду, через Тебе повернувши рай, що його через провину позбулися були; Ти бо до Різдва і породивши чиста єси.</w:t>
-      </w:r>
-    </w:p>
-    <w:p>
-      <w:pPr>
-        <w:spacing w:after="120"/>
-        <w:jc w:val="both"/>
-        <w:rPr>
-          <w:rFonts w:ascii="Times New Roman" w:hAnsi="Times New Roman" w:cs="Times New Roman"/>
-          <w:i/>
-          <w:color w:val="FF0000"/>
+          <w:lang w:val="ru-MD"/>
+        </w:rPr>
+        <w:t xml:space="preserve">Радуйся, Джерело благодаті; радуйся, Ліствице й Брамо небесна; радуйся Світильнику й Посудино золота і Горо нерозсічена, що породила світові Христа Життєдавця. </w:t>
+      </w:r>
+    </w:p>
+    <w:p>
+      <w:pPr>
+        <w:spacing w:after="120"/>
+        <w:jc w:val="both"/>
+        <w:rPr>
+          <w:rFonts w:ascii="Times New Roman" w:hAnsi="Times New Roman" w:cs="Times New Roman"/>
           <w:sz w:val="24"/>
           <w:szCs w:val="24"/>
           <w:lang w:val="ru-MD"/>
@@ -19611,7 +17244,6 @@
         <w:jc w:val="center"/>
         <w:rPr>
           <w:rFonts w:ascii="Times New Roman" w:eastAsia="Times New Roman" w:hAnsi="Times New Roman" w:cs="Times New Roman"/>
-          <w:i/>
           <w:color w:val="FF0000"/>
           <w:lang w:val="ru-MD"/>
         </w:rPr>
@@ -19620,149 +17252,117 @@
         <w:rPr>
           <w:rFonts w:ascii="Times New Roman" w:eastAsia="Times New Roman" w:hAnsi="Times New Roman" w:cs="Times New Roman"/>
           <w:b/>
-          <w:i/>
-          <w:color w:val="FF0000"/>
-          <w:lang w:val="ru-MD"/>
-        </w:rPr>
-        <w:lastRenderedPageBreak/>
-        <w:t>Мала єктенія</w:t>
-      </w:r>
-    </w:p>
-    <w:p>
-      <w:pPr>
-        <w:spacing w:after="120"/>
-        <w:rPr>
-          <w:rFonts w:ascii="Times New Roman" w:hAnsi="Times New Roman"/>
-          <w:lang w:val="ru-MD"/>
-        </w:rPr>
-      </w:pPr>
-      <w:r>
-        <w:rPr>
-          <w:rFonts w:ascii="Times New Roman" w:hAnsi="Times New Roman"/>
-          <w:color w:val="000000"/>
-          <w:sz w:val="24"/>
-          <w:lang w:val="ru-MD"/>
-        </w:rPr>
-        <w:t>Ще і ще в мирі Господеві помолімся.</w:t>
-      </w:r>
-    </w:p>
-    <w:p>
-      <w:pPr>
-        <w:spacing w:after="120"/>
-        <w:rPr>
-          <w:rFonts w:ascii="Times New Roman" w:hAnsi="Times New Roman"/>
-          <w:lang w:val="ru-MD"/>
-        </w:rPr>
-      </w:pPr>
-      <w:r>
-        <w:rPr>
-          <w:rFonts w:ascii="Times New Roman" w:hAnsi="Times New Roman"/>
-          <w:i/>
-          <w:color w:val="FF4400"/>
-          <w:sz w:val="24"/>
-          <w:lang w:val="ru-MD"/>
-        </w:rPr>
-        <w:t>Вірні:</w:t>
-      </w:r>
-      <w:r>
-        <w:rPr>
-          <w:rFonts w:ascii="Times New Roman" w:hAnsi="Times New Roman"/>
-          <w:color w:val="000000"/>
-          <w:sz w:val="24"/>
-          <w:lang w:val="ru-MD"/>
-        </w:rPr>
-        <w:t xml:space="preserve"> Го́споди, поми́луй.</w:t>
-      </w:r>
-    </w:p>
-    <w:p>
-      <w:pPr>
-        <w:spacing w:after="120"/>
-        <w:rPr>
-          <w:rFonts w:ascii="Times New Roman" w:hAnsi="Times New Roman"/>
-          <w:lang w:val="ru-MD"/>
-        </w:rPr>
-      </w:pPr>
-      <w:r>
-        <w:rPr>
-          <w:rFonts w:ascii="Times New Roman" w:hAnsi="Times New Roman"/>
-          <w:sz w:val="24"/>
-          <w:lang w:val="ru-MD"/>
-        </w:rPr>
-        <w:t>Заступи, спаси, помилуй і охорони нас, Боже, Твоєю благодаттю</w:t>
-      </w:r>
-    </w:p>
-    <w:p>
-      <w:pPr>
-        <w:spacing w:after="120"/>
-        <w:rPr>
-          <w:rFonts w:ascii="Times New Roman" w:hAnsi="Times New Roman"/>
-          <w:lang w:val="ru-MD"/>
-        </w:rPr>
-      </w:pPr>
-      <w:r>
-        <w:rPr>
-          <w:rFonts w:ascii="Times New Roman" w:hAnsi="Times New Roman"/>
-          <w:i/>
-          <w:color w:val="FF4400"/>
-          <w:sz w:val="24"/>
-          <w:lang w:val="ru-MD"/>
-        </w:rPr>
-        <w:t>Вірні:</w:t>
-      </w:r>
-      <w:r>
-        <w:rPr>
-          <w:rFonts w:ascii="Times New Roman" w:hAnsi="Times New Roman"/>
-          <w:color w:val="000000"/>
-          <w:sz w:val="24"/>
-          <w:lang w:val="ru-MD"/>
-        </w:rPr>
-        <w:t xml:space="preserve"> Го́споди, поми́луй.</w:t>
-      </w:r>
-    </w:p>
-    <w:p>
-      <w:pPr>
-        <w:spacing w:after="120"/>
-        <w:rPr>
-          <w:rFonts w:ascii="Times New Roman" w:hAnsi="Times New Roman"/>
-          <w:lang w:val="ru-MD"/>
-        </w:rPr>
-      </w:pPr>
-      <w:r>
-        <w:rPr>
-          <w:rFonts w:ascii="Times New Roman" w:hAnsi="Times New Roman"/>
-          <w:color w:val="000000"/>
-          <w:sz w:val="24"/>
-          <w:lang w:val="ru-MD"/>
-        </w:rPr>
-        <w:t>Пресвяту, пречисту, преблагословенну, славну Владичицю нашу Богородицю і приснодіву Марію, з усіма святими пом’янувши, самих себе, і один одного, і все життя наше Христу Богові віддаймо.</w:t>
-      </w:r>
-    </w:p>
-    <w:p>
-      <w:pPr>
-        <w:spacing w:after="120"/>
-        <w:rPr>
-          <w:rFonts w:ascii="Times New Roman" w:hAnsi="Times New Roman"/>
-          <w:lang w:val="ru-MD"/>
-        </w:rPr>
-      </w:pPr>
-      <w:r>
-        <w:rPr>
-          <w:rFonts w:ascii="Times New Roman" w:hAnsi="Times New Roman"/>
-          <w:i/>
-          <w:color w:val="FF4400"/>
-          <w:sz w:val="24"/>
-          <w:lang w:val="ru-MD"/>
-        </w:rPr>
-        <w:t>Вірні:</w:t>
-      </w:r>
-      <w:r>
-        <w:rPr>
-          <w:rFonts w:ascii="Times New Roman" w:hAnsi="Times New Roman"/>
-          <w:color w:val="000000"/>
-          <w:sz w:val="24"/>
-          <w:lang w:val="ru-MD"/>
-        </w:rPr>
-        <w:t xml:space="preserve"> Тобі́, Го́споди.</w:t>
+          <w:color w:val="FF0000"/>
+          <w:lang w:val="ru-MD"/>
+        </w:rPr>
+        <w:t xml:space="preserve">Пісня </w:t>
+      </w:r>
+      <w:r>
+        <w:rPr>
+          <w:rFonts w:ascii="Times New Roman" w:eastAsia="Times New Roman" w:hAnsi="Times New Roman" w:cs="Times New Roman"/>
+          <w:b/>
+          <w:color w:val="FF0000"/>
+          <w:lang w:val="ru-MD"/>
+        </w:rPr>
+        <w:t>3</w:t>
+      </w:r>
+    </w:p>
+    <w:p>
+      <w:pPr>
+        <w:spacing w:after="120"/>
+        <w:jc w:val="both"/>
+        <w:rPr>
+          <w:rFonts w:ascii="Times New Roman" w:hAnsi="Times New Roman" w:cs="Times New Roman"/>
+          <w:sz w:val="24"/>
+          <w:szCs w:val="24"/>
+          <w:lang w:val="ru-MD"/>
+        </w:rPr>
+      </w:pPr>
+      <w:r>
+        <w:rPr>
+          <w:rFonts w:ascii="Times New Roman" w:hAnsi="Times New Roman" w:cs="Times New Roman"/>
+          <w:i/>
+          <w:color w:val="FF0000"/>
+          <w:sz w:val="24"/>
+          <w:szCs w:val="24"/>
+          <w:lang w:val="ru-MD"/>
+        </w:rPr>
+        <w:t xml:space="preserve">Ірмос </w:t>
+      </w:r>
+      <w:r>
+        <w:rPr>
+          <w:rFonts w:ascii="Times New Roman" w:hAnsi="Times New Roman" w:cs="Times New Roman"/>
+          <w:i/>
+          <w:color w:val="FF0000"/>
+          <w:sz w:val="24"/>
+          <w:szCs w:val="24"/>
+          <w:lang w:val="ru-MD"/>
+        </w:rPr>
+        <w:t>(</w:t>
+      </w:r>
+      <w:r>
+        <w:rPr>
+          <w:rFonts w:ascii="Times New Roman" w:hAnsi="Times New Roman" w:cs="Times New Roman"/>
+          <w:i/>
+          <w:color w:val="FF0000"/>
+          <w:sz w:val="24"/>
+          <w:szCs w:val="24"/>
+          <w:lang w:val="uk-UA"/>
+        </w:rPr>
+        <w:t xml:space="preserve">г. </w:t>
+      </w:r>
+      <w:r>
+        <w:rPr>
+          <w:rFonts w:ascii="Times New Roman" w:hAnsi="Times New Roman" w:cs="Times New Roman"/>
+          <w:i/>
+          <w:color w:val="FF0000"/>
+          <w:sz w:val="24"/>
+          <w:szCs w:val="24"/>
+          <w:lang w:val="ru-MD"/>
+        </w:rPr>
+        <w:t>1)</w:t>
+      </w:r>
+      <w:r>
+        <w:rPr>
+          <w:rFonts w:ascii="Times New Roman" w:hAnsi="Times New Roman" w:cs="Times New Roman"/>
+          <w:i/>
+          <w:iCs/>
+          <w:color w:val="FF0000"/>
+          <w:sz w:val="24"/>
+          <w:szCs w:val="24"/>
+          <w:lang w:val="ru-MD"/>
+        </w:rPr>
+        <w:t xml:space="preserve">: </w:t>
+      </w:r>
+      <w:r>
+        <w:rPr>
+          <w:rFonts w:ascii="Times New Roman" w:hAnsi="Times New Roman" w:cs="Times New Roman"/>
+          <w:b/>
+          <w:sz w:val="24"/>
+          <w:szCs w:val="24"/>
+          <w:lang w:val="ru-MD"/>
+        </w:rPr>
+        <w:t xml:space="preserve">Єдиний, що знаєш істоти людської немочі, бо милостиво ти її образ прийняв,* підкріпи нас з висоти силою, щоб співати нам тобі Святий:* Одухотворений храме невимовної слави твоєї, </w:t>
+      </w:r>
+      <w:r>
+        <w:rPr>
+          <w:rFonts w:ascii="Times New Roman" w:hAnsi="Times New Roman" w:cs="Times New Roman"/>
+          <w:b/>
+          <w:sz w:val="24"/>
+          <w:szCs w:val="24"/>
+          <w:lang w:val="ru-MD"/>
+        </w:rPr>
+        <w:t>Людин</w:t>
+      </w:r>
+      <w:r>
+        <w:rPr>
+          <w:rFonts w:ascii="Times New Roman" w:hAnsi="Times New Roman" w:cs="Times New Roman"/>
+          <w:b/>
+          <w:sz w:val="24"/>
+          <w:szCs w:val="24"/>
+          <w:lang w:val="ru-MD"/>
+        </w:rPr>
+        <w:t>олюбче.</w:t>
       </w:r>
     </w:p>
     <w:p>
@@ -19777,8 +17377,27 @@
           <w:lang w:val="ru-MD"/>
         </w:rPr>
       </w:pPr>
-      <w:bookmarkStart w:id="10" w:name="_heading=h.3rdcrjn" w:colFirst="0" w:colLast="0"/>
-      <w:bookmarkEnd w:id="10"/>
+      <w:r>
+        <w:rPr>
+          <w:rFonts w:ascii="Times New Roman" w:hAnsi="Times New Roman" w:cs="Times New Roman"/>
+          <w:i/>
+          <w:color w:val="FF0000"/>
+          <w:sz w:val="24"/>
+          <w:szCs w:val="24"/>
+          <w:lang w:val="ru-MD"/>
+        </w:rPr>
+        <w:t>Стих:</w:t>
+      </w:r>
+      <w:r>
+        <w:rPr>
+          <w:rFonts w:ascii="Times New Roman" w:hAnsi="Times New Roman" w:cs="Times New Roman"/>
+          <w:i/>
+          <w:sz w:val="24"/>
+          <w:szCs w:val="24"/>
+          <w:lang w:val="ru-MD"/>
+        </w:rPr>
+        <w:t xml:space="preserve"> </w:t>
+      </w:r>
       <w:r>
         <w:rPr>
           <w:rFonts w:ascii="Times New Roman" w:hAnsi="Times New Roman" w:cs="Times New Roman"/>
@@ -19787,72 +17406,57 @@
           <w:u w:val="single"/>
           <w:lang w:val="ru-MD"/>
         </w:rPr>
-        <w:t>[Дякуємо тобі, Господи, Боже спасіння нашого, бо ти все робиш для добра життя нашого, щоб ми завжди на тебе споглядали, Спасителю й Доброчинцю душ наших. Бо ти дав спокій нам у час минулої ночі й підвів нас, щоб ми поклонялися величному імені твоєму. Тому молимо тебе, Господи: Дай нам ласку й силу, щоб ми стали гідними співати тобі розумно й молитися безупинно та в страсі і тремтінні над нашим спасінням працювали, при заступництві Христа твого. Пом'яни, Господи, і тих, що вночі до тебе кличуть. Вислухай їх і помилуй, і круши під ноги їх невидимих і войовничих ворогів.]</w:t>
-      </w:r>
-    </w:p>
-    <w:p>
-      <w:pPr>
-        <w:spacing w:after="120"/>
-        <w:rPr>
-          <w:rFonts w:ascii="Times New Roman" w:hAnsi="Times New Roman"/>
-          <w:lang w:val="ru-MD"/>
-        </w:rPr>
-      </w:pPr>
-      <w:r>
-        <w:rPr>
-          <w:rFonts w:ascii="Times New Roman" w:hAnsi="Times New Roman"/>
-          <w:i/>
-          <w:color w:val="FF0000"/>
-          <w:sz w:val="24"/>
-          <w:lang w:val="ru-MD"/>
-        </w:rPr>
-        <w:t xml:space="preserve">Священник: </w:t>
-      </w:r>
-      <w:r>
-        <w:rPr>
-          <w:rFonts w:ascii="Times New Roman" w:hAnsi="Times New Roman"/>
-          <w:color w:val="000000"/>
-          <w:sz w:val="24"/>
-          <w:lang w:val="ru-MD"/>
-        </w:rPr>
-        <w:t>Бо Ти цар миру і Спас душ наших – і Тобі славу возсилаємо, Отцю, і Сину, і Святому Духові</w:t>
-      </w:r>
-      <w:r>
-        <w:rPr>
-          <w:rFonts w:ascii="Times New Roman" w:hAnsi="Times New Roman"/>
-          <w:sz w:val="24"/>
-          <w:lang w:val="ru-MD"/>
-        </w:rPr>
-        <w:t>, нині, і повсякчас, і на віки віків.</w:t>
-      </w:r>
-    </w:p>
-    <w:p>
-      <w:pPr>
-        <w:spacing w:after="120"/>
-        <w:jc w:val="both"/>
-        <w:rPr>
-          <w:rFonts w:ascii="Times New Roman" w:hAnsi="Times New Roman" w:cs="Times New Roman"/>
-          <w:i/>
-          <w:sz w:val="24"/>
-          <w:szCs w:val="24"/>
-          <w:lang w:val="ru-MD"/>
-        </w:rPr>
-      </w:pPr>
-      <w:r>
-        <w:rPr>
-          <w:rFonts w:ascii="Times New Roman" w:hAnsi="Times New Roman" w:cs="Times New Roman"/>
-          <w:i/>
-          <w:color w:val="FF0000"/>
-          <w:sz w:val="24"/>
-          <w:szCs w:val="24"/>
-          <w:lang w:val="ru-MD"/>
-        </w:rPr>
-        <w:t>Вірні:</w:t>
-      </w:r>
-      <w:r>
-        <w:rPr>
-          <w:rFonts w:ascii="Times New Roman" w:hAnsi="Times New Roman" w:cs="Times New Roman"/>
-          <w:color w:val="FF0000"/>
+        <w:t>Слава, Господи, святому воскресінню Твоєму.</w:t>
+      </w:r>
+    </w:p>
+    <w:p>
+      <w:pPr>
+        <w:spacing w:after="120"/>
+        <w:jc w:val="both"/>
+        <w:rPr>
+          <w:rFonts w:ascii="Times New Roman" w:hAnsi="Times New Roman" w:cs="Times New Roman"/>
+          <w:sz w:val="24"/>
+          <w:szCs w:val="24"/>
+          <w:lang w:val="ru-MD"/>
+        </w:rPr>
+      </w:pPr>
+      <w:r>
+        <w:rPr>
+          <w:rFonts w:ascii="Times New Roman" w:hAnsi="Times New Roman" w:cs="Times New Roman"/>
+          <w:sz w:val="24"/>
+          <w:szCs w:val="24"/>
+          <w:lang w:val="ru-MD"/>
+        </w:rPr>
+        <w:t>Богом моїм бувши, Ти, Милосердний, над упалим змилувався, і до мене зійти зволив, підніс мене розп’яттям Своїм, щоб взивав я до Тебе: «Свят Господь слави, незрівнянний в милосерді».</w:t>
+      </w:r>
+    </w:p>
+    <w:p>
+      <w:pPr>
+        <w:spacing w:after="120"/>
+        <w:jc w:val="both"/>
+        <w:rPr>
+          <w:rFonts w:ascii="Times New Roman" w:hAnsi="Times New Roman" w:cs="Times New Roman"/>
+          <w:sz w:val="24"/>
+          <w:szCs w:val="24"/>
+          <w:u w:val="single"/>
+          <w:lang w:val="ru-MD"/>
+        </w:rPr>
+      </w:pPr>
+      <w:r>
+        <w:rPr>
+          <w:rFonts w:ascii="Times New Roman" w:hAnsi="Times New Roman" w:cs="Times New Roman"/>
+          <w:i/>
+          <w:color w:val="FF0000"/>
+          <w:sz w:val="24"/>
+          <w:szCs w:val="24"/>
+          <w:lang w:val="ru-MD"/>
+        </w:rPr>
+        <w:t>Стих:</w:t>
+      </w:r>
+      <w:r>
+        <w:rPr>
+          <w:rFonts w:ascii="Times New Roman" w:hAnsi="Times New Roman" w:cs="Times New Roman"/>
+          <w:i/>
           <w:sz w:val="24"/>
           <w:szCs w:val="24"/>
           <w:lang w:val="ru-MD"/>
@@ -19864,97 +17468,57 @@
           <w:rFonts w:ascii="Times New Roman" w:hAnsi="Times New Roman" w:cs="Times New Roman"/>
           <w:sz w:val="24"/>
           <w:szCs w:val="24"/>
-          <w:lang w:val="ru-MD"/>
-        </w:rPr>
-        <w:t>Амінь.</w:t>
-      </w:r>
-    </w:p>
-    <w:p>
-      <w:pPr>
-        <w:spacing w:after="120"/>
-        <w:jc w:val="both"/>
-        <w:rPr>
-          <w:rFonts w:ascii="Times New Roman" w:hAnsi="Times New Roman" w:cs="Times New Roman"/>
-          <w:i/>
-          <w:color w:val="FF0000"/>
-          <w:sz w:val="24"/>
-          <w:szCs w:val="24"/>
-          <w:lang w:val="ru-MD"/>
-        </w:rPr>
-      </w:pPr>
-    </w:p>
-    <w:p>
-      <w:pPr>
-        <w:widowControl w:val="0"/>
-        <w:spacing w:after="120"/>
-        <w:jc w:val="both"/>
-        <w:rPr>
-          <w:rFonts w:ascii="Times New Roman" w:hAnsi="Times New Roman" w:cs="Times New Roman"/>
-          <w:sz w:val="24"/>
-          <w:szCs w:val="24"/>
-          <w:lang w:val="ru-MD"/>
-        </w:rPr>
-      </w:pPr>
-      <w:r>
-        <w:rPr>
-          <w:rFonts w:ascii="Times New Roman" w:hAnsi="Times New Roman" w:cs="Times New Roman"/>
-          <w:i/>
-          <w:color w:val="FF0000"/>
-          <w:sz w:val="24"/>
-          <w:szCs w:val="24"/>
-          <w:lang w:val="ru-MD"/>
-        </w:rPr>
-        <w:t>Кондак (г. 1):</w:t>
-      </w:r>
-      <w:r>
-        <w:rPr>
-          <w:rFonts w:ascii="Times New Roman" w:hAnsi="Times New Roman" w:cs="Times New Roman"/>
-          <w:sz w:val="24"/>
-          <w:szCs w:val="24"/>
-          <w:lang w:val="ru-MD"/>
-        </w:rPr>
-        <w:t xml:space="preserve"> Воскрес Ти як Бог із гробу у славі * і світ із собою воскресив, * і людське єство як Бога оспівує Тебе, * і смерть щезла. * Адам же ликує, Владико, * і Єва нині, від оков визволяючись, радується, взиваючи: * Ти, Христе, той, хто всім подає воскресіння.</w:t>
-      </w:r>
-    </w:p>
-    <w:p>
-      <w:pPr>
-        <w:widowControl w:val="0"/>
-        <w:spacing w:after="120"/>
-        <w:jc w:val="both"/>
-        <w:rPr>
-          <w:rFonts w:ascii="Times New Roman" w:hAnsi="Times New Roman" w:cs="Times New Roman"/>
-          <w:sz w:val="24"/>
-          <w:szCs w:val="24"/>
-          <w:lang w:val="ru-MD"/>
-        </w:rPr>
-      </w:pPr>
-    </w:p>
-    <w:p>
-      <w:pPr>
-        <w:spacing w:after="120"/>
-        <w:jc w:val="both"/>
-        <w:rPr>
-          <w:rFonts w:ascii="Times New Roman" w:hAnsi="Times New Roman" w:cs="Times New Roman"/>
-          <w:sz w:val="24"/>
-          <w:szCs w:val="24"/>
-          <w:lang w:val="ru-MD"/>
-        </w:rPr>
-      </w:pPr>
-      <w:r>
-        <w:rPr>
-          <w:rFonts w:ascii="Times New Roman" w:hAnsi="Times New Roman" w:cs="Times New Roman"/>
-          <w:i/>
-          <w:color w:val="FF0000"/>
-          <w:sz w:val="24"/>
-          <w:szCs w:val="24"/>
-          <w:lang w:val="ru-MD"/>
-        </w:rPr>
-        <w:t>Ірмос 7</w:t>
-      </w:r>
-      <w:r>
-        <w:rPr>
-          <w:rFonts w:ascii="Times New Roman" w:hAnsi="Times New Roman" w:cs="Times New Roman"/>
-          <w:color w:val="FF0000"/>
+          <w:u w:val="single"/>
+          <w:lang w:val="ru-MD"/>
+        </w:rPr>
+        <w:t>Слава, Господи, святому воскресінню Твоєму.</w:t>
+      </w:r>
+    </w:p>
+    <w:p>
+      <w:pPr>
+        <w:spacing w:after="120"/>
+        <w:jc w:val="both"/>
+        <w:rPr>
+          <w:rFonts w:ascii="Times New Roman" w:hAnsi="Times New Roman" w:cs="Times New Roman"/>
+          <w:sz w:val="24"/>
+          <w:szCs w:val="24"/>
+          <w:lang w:val="ru-MD"/>
+        </w:rPr>
+      </w:pPr>
+      <w:r>
+        <w:rPr>
+          <w:rFonts w:ascii="Times New Roman" w:hAnsi="Times New Roman" w:cs="Times New Roman"/>
+          <w:sz w:val="24"/>
+          <w:szCs w:val="24"/>
+          <w:lang w:val="ru-MD"/>
+        </w:rPr>
+        <w:t>Життям іпостасним бувши, Ти, Христе, як Бог Милосердний, в мене тлінного зодягнувся; і в пил смерти зійшовши, Ти, Владико, знищив владу смерти, і з мертвих в третій день воскресши, мене в нетління зодягнув.</w:t>
+      </w:r>
+    </w:p>
+    <w:p>
+      <w:pPr>
+        <w:spacing w:after="120"/>
+        <w:jc w:val="both"/>
+        <w:rPr>
+          <w:rFonts w:ascii="Times New Roman" w:hAnsi="Times New Roman" w:cs="Times New Roman"/>
+          <w:sz w:val="24"/>
+          <w:szCs w:val="24"/>
+          <w:lang w:val="ru-MD"/>
+        </w:rPr>
+      </w:pPr>
+      <w:r>
+        <w:rPr>
+          <w:rFonts w:ascii="Times New Roman" w:hAnsi="Times New Roman" w:cs="Times New Roman"/>
+          <w:b/>
+          <w:sz w:val="24"/>
+          <w:szCs w:val="24"/>
+          <w:lang w:val="ru-MD"/>
+        </w:rPr>
+        <w:t>Слава і нині</w:t>
+      </w:r>
+      <w:r>
+        <w:rPr>
+          <w:rFonts w:ascii="Times New Roman" w:hAnsi="Times New Roman" w:cs="Times New Roman"/>
           <w:sz w:val="24"/>
           <w:szCs w:val="24"/>
           <w:lang w:val="ru-MD"/>
@@ -19964,41 +17528,18 @@
       <w:r>
         <w:rPr>
           <w:rFonts w:ascii="Times New Roman" w:hAnsi="Times New Roman" w:cs="Times New Roman"/>
-          <w:b/>
-          <w:sz w:val="24"/>
-          <w:szCs w:val="24"/>
-          <w:lang w:val="ru-MD"/>
-        </w:rPr>
-        <w:t>Тебе, Богородице, ми вірні визнаємо як полум'я духовне,* бо, як трьох юнаків спас Всевишній, так і цілий світ обновив, у твоєму лоні,* хвальний і преславний Бог батьків наших.</w:t>
-      </w:r>
-    </w:p>
-    <w:p>
-      <w:pPr>
-        <w:spacing w:after="120"/>
-        <w:jc w:val="both"/>
-        <w:rPr>
-          <w:rFonts w:ascii="Times New Roman" w:hAnsi="Times New Roman" w:cs="Times New Roman"/>
-          <w:sz w:val="24"/>
-          <w:szCs w:val="24"/>
-          <w:u w:val="single"/>
-          <w:lang w:val="ru-MD"/>
-        </w:rPr>
-      </w:pPr>
-      <w:r>
-        <w:rPr>
-          <w:rFonts w:ascii="Times New Roman" w:hAnsi="Times New Roman" w:cs="Times New Roman"/>
-          <w:i/>
-          <w:color w:val="FF0000"/>
-          <w:sz w:val="24"/>
-          <w:szCs w:val="24"/>
-          <w:lang w:val="ru-MD"/>
-        </w:rPr>
-        <w:t>Стих:</w:t>
-      </w:r>
-      <w:r>
-        <w:rPr>
-          <w:rFonts w:ascii="Times New Roman" w:hAnsi="Times New Roman" w:cs="Times New Roman"/>
-          <w:i/>
+          <w:i/>
+          <w:color w:val="FF0000"/>
+          <w:sz w:val="24"/>
+          <w:szCs w:val="24"/>
+          <w:lang w:val="ru-MD"/>
+        </w:rPr>
+        <w:t>Богородичний:</w:t>
+      </w:r>
+      <w:r>
+        <w:rPr>
+          <w:rFonts w:ascii="Times New Roman" w:hAnsi="Times New Roman" w:cs="Times New Roman"/>
+          <w:color w:val="FF0000"/>
           <w:sz w:val="24"/>
           <w:szCs w:val="24"/>
           <w:lang w:val="ru-MD"/>
@@ -20010,412 +17551,17 @@
           <w:rFonts w:ascii="Times New Roman" w:hAnsi="Times New Roman" w:cs="Times New Roman"/>
           <w:sz w:val="24"/>
           <w:szCs w:val="24"/>
-          <w:u w:val="single"/>
-          <w:lang w:val="ru-MD"/>
-        </w:rPr>
-        <w:t>Слава, Господи, святому воскресінню твоєму.</w:t>
-      </w:r>
-    </w:p>
-    <w:p>
-      <w:pPr>
-        <w:spacing w:after="120"/>
-        <w:jc w:val="both"/>
-        <w:rPr>
-          <w:rFonts w:ascii="Times New Roman" w:hAnsi="Times New Roman" w:cs="Times New Roman"/>
-          <w:sz w:val="24"/>
-          <w:szCs w:val="24"/>
-          <w:lang w:val="ru-MD"/>
-        </w:rPr>
-      </w:pPr>
-      <w:r>
-        <w:rPr>
-          <w:rFonts w:ascii="Times New Roman" w:hAnsi="Times New Roman" w:cs="Times New Roman"/>
-          <w:sz w:val="24"/>
-          <w:szCs w:val="24"/>
-          <w:lang w:val="ru-MD"/>
-        </w:rPr>
-        <w:t>Затряслася земля, сховалося сонце, і світло померкло, розірвалась церковна завіса, каміння розпалося, бо на хресті висить Праведник, Хвальний отців Бог і Препрославлений.</w:t>
-      </w:r>
-    </w:p>
-    <w:p>
-      <w:pPr>
-        <w:spacing w:after="120"/>
-        <w:jc w:val="both"/>
-        <w:rPr>
-          <w:rFonts w:ascii="Times New Roman" w:hAnsi="Times New Roman" w:cs="Times New Roman"/>
-          <w:sz w:val="24"/>
-          <w:szCs w:val="24"/>
-          <w:u w:val="single"/>
-          <w:lang w:val="ru-MD"/>
-        </w:rPr>
-      </w:pPr>
-      <w:r>
-        <w:rPr>
-          <w:rFonts w:ascii="Times New Roman" w:hAnsi="Times New Roman" w:cs="Times New Roman"/>
-          <w:i/>
-          <w:color w:val="FF0000"/>
-          <w:sz w:val="24"/>
-          <w:szCs w:val="24"/>
-          <w:lang w:val="ru-MD"/>
-        </w:rPr>
-        <w:t>Стих:</w:t>
-      </w:r>
-      <w:r>
-        <w:rPr>
-          <w:rFonts w:ascii="Times New Roman" w:hAnsi="Times New Roman" w:cs="Times New Roman"/>
-          <w:i/>
-          <w:sz w:val="24"/>
-          <w:szCs w:val="24"/>
-          <w:lang w:val="ru-MD"/>
-        </w:rPr>
-        <w:t xml:space="preserve"> </w:t>
-      </w:r>
-      <w:r>
-        <w:rPr>
-          <w:rFonts w:ascii="Times New Roman" w:hAnsi="Times New Roman" w:cs="Times New Roman"/>
-          <w:sz w:val="24"/>
-          <w:szCs w:val="24"/>
-          <w:u w:val="single"/>
-          <w:lang w:val="ru-MD"/>
-        </w:rPr>
-        <w:t>Слава, Господи, святому воскресінню твоєму.</w:t>
-      </w:r>
-    </w:p>
-    <w:p>
-      <w:pPr>
-        <w:spacing w:after="120"/>
-        <w:jc w:val="both"/>
-        <w:rPr>
-          <w:rFonts w:ascii="Times New Roman" w:hAnsi="Times New Roman" w:cs="Times New Roman"/>
-          <w:sz w:val="24"/>
-          <w:szCs w:val="24"/>
-          <w:lang w:val="ru-MD"/>
-        </w:rPr>
-      </w:pPr>
-      <w:r>
-        <w:rPr>
-          <w:rFonts w:ascii="Times New Roman" w:hAnsi="Times New Roman" w:cs="Times New Roman"/>
-          <w:sz w:val="24"/>
-          <w:szCs w:val="24"/>
-          <w:lang w:val="ru-MD"/>
-        </w:rPr>
-        <w:t>За нас із волі Своєї безпомічний бувши і між мертвими поранений, Ти, Превозносимий, визволив і могутньою рукою всіх із Собою воскресив, Хвальний Отців Боже і Препрославлений.</w:t>
-      </w:r>
-    </w:p>
-    <w:p>
-      <w:pPr>
-        <w:spacing w:after="120"/>
-        <w:jc w:val="both"/>
-        <w:rPr>
-          <w:rFonts w:ascii="Times New Roman" w:hAnsi="Times New Roman" w:cs="Times New Roman"/>
-          <w:sz w:val="24"/>
-          <w:szCs w:val="24"/>
-          <w:lang w:val="ru-MD"/>
-        </w:rPr>
-      </w:pPr>
-      <w:r>
-        <w:rPr>
-          <w:rFonts w:ascii="Times New Roman" w:hAnsi="Times New Roman" w:cs="Times New Roman"/>
-          <w:b/>
-          <w:sz w:val="24"/>
-          <w:szCs w:val="24"/>
-          <w:lang w:val="ru-MD"/>
-        </w:rPr>
-        <w:t>Слава і нині</w:t>
-      </w:r>
-      <w:r>
-        <w:rPr>
-          <w:rFonts w:ascii="Times New Roman" w:hAnsi="Times New Roman" w:cs="Times New Roman"/>
-          <w:sz w:val="24"/>
-          <w:szCs w:val="24"/>
-          <w:lang w:val="ru-MD"/>
-        </w:rPr>
-        <w:t xml:space="preserve">: </w:t>
-      </w:r>
-      <w:r>
-        <w:rPr>
-          <w:rFonts w:ascii="Times New Roman" w:hAnsi="Times New Roman" w:cs="Times New Roman"/>
-          <w:i/>
-          <w:color w:val="FF0000"/>
-          <w:sz w:val="24"/>
-          <w:szCs w:val="24"/>
-          <w:lang w:val="ru-MD"/>
-        </w:rPr>
-        <w:t>Богородичний:</w:t>
-      </w:r>
-      <w:r>
-        <w:rPr>
-          <w:rFonts w:ascii="Times New Roman" w:hAnsi="Times New Roman" w:cs="Times New Roman"/>
-          <w:sz w:val="24"/>
-          <w:szCs w:val="24"/>
-          <w:lang w:val="ru-MD"/>
-        </w:rPr>
-        <w:t xml:space="preserve"> Радуйся, Джерело води завжди цілющої; радуйся, Раю насолоди; радуйся Стіна вірних; радуйся, Неневісна; радуйся, всього світу Радосте. Через Тебе засяяв нам хвальний отців Бог і Препрославлений.</w:t>
-      </w:r>
-    </w:p>
-    <w:p>
-      <w:pPr>
-        <w:spacing w:after="120"/>
-        <w:jc w:val="both"/>
-        <w:rPr>
-          <w:rFonts w:ascii="Times New Roman" w:hAnsi="Times New Roman" w:cs="Times New Roman"/>
-          <w:sz w:val="24"/>
-          <w:szCs w:val="24"/>
-          <w:lang w:val="ru-MD"/>
-        </w:rPr>
-      </w:pPr>
-      <w:r>
-        <w:rPr>
-          <w:rFonts w:ascii="Times New Roman" w:hAnsi="Times New Roman" w:cs="Times New Roman"/>
-          <w:i/>
-          <w:color w:val="FF0000"/>
-          <w:sz w:val="24"/>
-          <w:szCs w:val="24"/>
-          <w:lang w:val="ru-MD"/>
-        </w:rPr>
-        <w:t>Ірмос 8</w:t>
-      </w:r>
-      <w:r>
-        <w:rPr>
-          <w:rFonts w:ascii="Times New Roman" w:hAnsi="Times New Roman" w:cs="Times New Roman"/>
-          <w:color w:val="FF0000"/>
-          <w:sz w:val="24"/>
-          <w:szCs w:val="24"/>
-          <w:lang w:val="ru-MD"/>
-        </w:rPr>
-        <w:t xml:space="preserve">: </w:t>
-      </w:r>
-      <w:r>
-        <w:rPr>
-          <w:rFonts w:ascii="Times New Roman" w:hAnsi="Times New Roman" w:cs="Times New Roman"/>
-          <w:b/>
-          <w:sz w:val="24"/>
-          <w:szCs w:val="24"/>
-          <w:lang w:val="ru-MD"/>
-        </w:rPr>
-        <w:t>Юнаки ізраїльські в печі, мов у горні, ясніше від золота засяяли красою побожности,* співаючи: Благословіть, усі створіння Господні Господа, і прославляйте його по всі віки.</w:t>
-      </w:r>
-    </w:p>
-    <w:p>
-      <w:pPr>
-        <w:spacing w:after="120"/>
-        <w:jc w:val="both"/>
-        <w:rPr>
-          <w:rFonts w:ascii="Times New Roman" w:hAnsi="Times New Roman" w:cs="Times New Roman"/>
-          <w:sz w:val="24"/>
-          <w:szCs w:val="24"/>
-          <w:u w:val="single"/>
-          <w:lang w:val="ru-MD"/>
-        </w:rPr>
-      </w:pPr>
-      <w:r>
-        <w:rPr>
-          <w:rFonts w:ascii="Times New Roman" w:hAnsi="Times New Roman" w:cs="Times New Roman"/>
-          <w:i/>
-          <w:color w:val="FF0000"/>
-          <w:sz w:val="24"/>
-          <w:szCs w:val="24"/>
-          <w:lang w:val="ru-MD"/>
-        </w:rPr>
-        <w:t>Стих:</w:t>
-      </w:r>
-      <w:r>
-        <w:rPr>
-          <w:rFonts w:ascii="Times New Roman" w:hAnsi="Times New Roman" w:cs="Times New Roman"/>
-          <w:i/>
-          <w:sz w:val="24"/>
-          <w:szCs w:val="24"/>
-          <w:lang w:val="ru-MD"/>
-        </w:rPr>
-        <w:t xml:space="preserve"> </w:t>
-      </w:r>
-      <w:r>
-        <w:rPr>
-          <w:rFonts w:ascii="Times New Roman" w:hAnsi="Times New Roman" w:cs="Times New Roman"/>
-          <w:sz w:val="24"/>
-          <w:szCs w:val="24"/>
-          <w:u w:val="single"/>
-          <w:lang w:val="ru-MD"/>
-        </w:rPr>
-        <w:t>Слава, Господи, святому воскресінню твоєму.</w:t>
-      </w:r>
-    </w:p>
-    <w:p>
-      <w:pPr>
-        <w:spacing w:after="120"/>
-        <w:jc w:val="both"/>
-        <w:rPr>
-          <w:rFonts w:ascii="Times New Roman" w:hAnsi="Times New Roman" w:cs="Times New Roman"/>
-          <w:sz w:val="24"/>
-          <w:szCs w:val="24"/>
-          <w:lang w:val="ru-MD"/>
-        </w:rPr>
-      </w:pPr>
-      <w:r>
-        <w:rPr>
-          <w:rFonts w:ascii="Times New Roman" w:hAnsi="Times New Roman" w:cs="Times New Roman"/>
-          <w:sz w:val="24"/>
-          <w:szCs w:val="24"/>
-          <w:lang w:val="ru-MD"/>
-        </w:rPr>
-        <w:lastRenderedPageBreak/>
-        <w:t>Слово Боже, Ти з волі Своєї все твориш і перетворюєш, тінь смертну в життя вічне стражданням Твоїм обертаєш. Тебе невпинно всі ми, творіння, як Господа, в піснях хвалимо і прославляємо по всі</w:t>
-      </w:r>
-      <w:r>
-        <w:rPr>
-          <w:rFonts w:ascii="Times New Roman" w:hAnsi="Times New Roman" w:cs="Times New Roman"/>
-          <w:b/>
-          <w:sz w:val="24"/>
-          <w:szCs w:val="24"/>
-          <w:lang w:val="ru-MD"/>
-        </w:rPr>
-        <w:t xml:space="preserve"> </w:t>
-      </w:r>
-      <w:r>
-        <w:rPr>
-          <w:rFonts w:ascii="Times New Roman" w:hAnsi="Times New Roman" w:cs="Times New Roman"/>
-          <w:sz w:val="24"/>
-          <w:szCs w:val="24"/>
-          <w:lang w:val="ru-MD"/>
-        </w:rPr>
-        <w:t>віки.</w:t>
-      </w:r>
-    </w:p>
-    <w:p>
-      <w:pPr>
-        <w:spacing w:after="120"/>
-        <w:jc w:val="both"/>
-        <w:rPr>
-          <w:rFonts w:ascii="Times New Roman" w:hAnsi="Times New Roman" w:cs="Times New Roman"/>
-          <w:sz w:val="24"/>
-          <w:szCs w:val="24"/>
-          <w:u w:val="single"/>
-          <w:lang w:val="ru-MD"/>
-        </w:rPr>
-      </w:pPr>
-      <w:r>
-        <w:rPr>
-          <w:rFonts w:ascii="Times New Roman" w:hAnsi="Times New Roman" w:cs="Times New Roman"/>
-          <w:i/>
-          <w:color w:val="FF0000"/>
-          <w:sz w:val="24"/>
-          <w:szCs w:val="24"/>
-          <w:lang w:val="ru-MD"/>
-        </w:rPr>
-        <w:t>Стих:</w:t>
-      </w:r>
-      <w:r>
-        <w:rPr>
-          <w:rFonts w:ascii="Times New Roman" w:hAnsi="Times New Roman" w:cs="Times New Roman"/>
-          <w:i/>
-          <w:sz w:val="24"/>
-          <w:szCs w:val="24"/>
-          <w:lang w:val="ru-MD"/>
-        </w:rPr>
-        <w:t xml:space="preserve"> </w:t>
-      </w:r>
-      <w:r>
-        <w:rPr>
-          <w:rFonts w:ascii="Times New Roman" w:hAnsi="Times New Roman" w:cs="Times New Roman"/>
-          <w:sz w:val="24"/>
-          <w:szCs w:val="24"/>
-          <w:u w:val="single"/>
-          <w:lang w:val="ru-MD"/>
-        </w:rPr>
-        <w:t>Слава, Господи, святому воскресінню твоєму.</w:t>
-      </w:r>
-    </w:p>
-    <w:p>
-      <w:pPr>
-        <w:spacing w:after="120"/>
-        <w:jc w:val="both"/>
-        <w:rPr>
-          <w:rFonts w:ascii="Times New Roman" w:hAnsi="Times New Roman" w:cs="Times New Roman"/>
-          <w:sz w:val="24"/>
-          <w:szCs w:val="24"/>
-          <w:lang w:val="ru-MD"/>
-        </w:rPr>
-      </w:pPr>
-      <w:r>
-        <w:rPr>
-          <w:rFonts w:ascii="Times New Roman" w:hAnsi="Times New Roman" w:cs="Times New Roman"/>
-          <w:sz w:val="24"/>
-          <w:szCs w:val="24"/>
-          <w:lang w:val="ru-MD"/>
-        </w:rPr>
-        <w:t xml:space="preserve">Ти, Христе, знищив муки і страждання в вороттях і твердинях адових, на третій день із гробу воскресши. Тебе невпинно всі творіння, як Господа, в піснях хвалять і прославляють по всі віки. </w:t>
-      </w:r>
-    </w:p>
-    <w:p>
-      <w:pPr>
-        <w:spacing w:after="120"/>
-        <w:jc w:val="both"/>
-        <w:rPr>
-          <w:rFonts w:ascii="Times New Roman" w:hAnsi="Times New Roman" w:cs="Times New Roman"/>
-          <w:sz w:val="24"/>
-          <w:szCs w:val="24"/>
-          <w:lang w:val="ru-MD"/>
-        </w:rPr>
-      </w:pPr>
-      <w:r>
-        <w:rPr>
-          <w:rFonts w:ascii="Times New Roman" w:hAnsi="Times New Roman" w:cs="Times New Roman"/>
-          <w:b/>
-          <w:sz w:val="24"/>
-          <w:szCs w:val="24"/>
-          <w:lang w:val="ru-MD"/>
-        </w:rPr>
-        <w:t>Благословім Отця, і Сина, і Святого Духа – Господа завжди, нині і повсякчас  і на віки віків.</w:t>
-      </w:r>
-      <w:r>
-        <w:rPr>
-          <w:rFonts w:ascii="Times New Roman" w:hAnsi="Times New Roman" w:cs="Times New Roman"/>
-          <w:sz w:val="24"/>
-          <w:szCs w:val="24"/>
-          <w:lang w:val="ru-MD"/>
-        </w:rPr>
-        <w:t xml:space="preserve"> </w:t>
-      </w:r>
-    </w:p>
-    <w:p>
-      <w:pPr>
-        <w:spacing w:after="120"/>
-        <w:jc w:val="both"/>
-        <w:rPr>
-          <w:rFonts w:ascii="Times New Roman" w:hAnsi="Times New Roman" w:cs="Times New Roman"/>
-          <w:sz w:val="24"/>
-          <w:szCs w:val="24"/>
-          <w:lang w:val="ru-MD"/>
-        </w:rPr>
-      </w:pPr>
-      <w:r>
-        <w:rPr>
-          <w:rFonts w:ascii="Times New Roman" w:hAnsi="Times New Roman" w:cs="Times New Roman"/>
-          <w:i/>
-          <w:color w:val="FF0000"/>
-          <w:sz w:val="24"/>
-          <w:szCs w:val="24"/>
-          <w:lang w:val="ru-MD"/>
-        </w:rPr>
-        <w:t>Богородичний:</w:t>
-      </w:r>
-      <w:r>
-        <w:rPr>
-          <w:rFonts w:ascii="Times New Roman" w:hAnsi="Times New Roman" w:cs="Times New Roman"/>
-          <w:sz w:val="24"/>
-          <w:szCs w:val="24"/>
-          <w:lang w:val="ru-MD"/>
-        </w:rPr>
-        <w:t xml:space="preserve"> Ту, що безсіменно і надприродно від Божого сяйва дорогоцінну перлину — Христа народила, в піснях прославмо, промовляючи: «Благословіте, всі творіння, Господа, в піснях хваліть й прославляйте по всі віки».</w:t>
-      </w:r>
-    </w:p>
-    <w:p>
-      <w:pPr>
-        <w:spacing w:after="120"/>
-        <w:jc w:val="both"/>
-        <w:rPr>
-          <w:rFonts w:ascii="Times New Roman" w:hAnsi="Times New Roman" w:cs="Times New Roman"/>
-          <w:i/>
+          <w:lang w:val="ru-MD"/>
+        </w:rPr>
+        <w:t>Бога в утробі від Духа Пресвятого зачавши, Ти, Діво, неопалена залишилася, бо Тебе, що вогонь нестерпний прийняла, явно провістила законодавцеві Мойсеєві купина, яка палала неопалимо.</w:t>
+      </w:r>
+    </w:p>
+    <w:p>
+      <w:pPr>
+        <w:spacing w:after="120"/>
+        <w:jc w:val="both"/>
+        <w:rPr>
+          <w:rFonts w:ascii="Times New Roman" w:hAnsi="Times New Roman" w:cs="Times New Roman"/>
           <w:color w:val="FF0000"/>
           <w:sz w:val="24"/>
           <w:szCs w:val="24"/>
@@ -20430,7 +17576,6 @@
         <w:jc w:val="center"/>
         <w:rPr>
           <w:rFonts w:ascii="Times New Roman" w:eastAsia="Times New Roman" w:hAnsi="Times New Roman" w:cs="Times New Roman"/>
-          <w:b/>
           <w:i/>
           <w:color w:val="FF0000"/>
           <w:lang w:val="ru-MD"/>
@@ -20444,81 +17589,232 @@
           <w:color w:val="FF0000"/>
           <w:lang w:val="ru-MD"/>
         </w:rPr>
-        <w:t>Пісня Богородиці</w:t>
-      </w:r>
-    </w:p>
-    <w:p>
-      <w:pPr>
-        <w:spacing w:after="120"/>
-        <w:jc w:val="both"/>
-        <w:rPr>
-          <w:rFonts w:ascii="Times New Roman" w:hAnsi="Times New Roman" w:cs="Times New Roman"/>
-          <w:i/>
-          <w:color w:val="FF0000"/>
-          <w:sz w:val="24"/>
-          <w:szCs w:val="24"/>
-          <w:lang w:val="ru-MD"/>
-        </w:rPr>
-      </w:pPr>
-      <w:r>
-        <w:rPr>
-          <w:rFonts w:ascii="Times New Roman" w:hAnsi="Times New Roman" w:cs="Times New Roman"/>
-          <w:i/>
-          <w:color w:val="FF0000"/>
-          <w:sz w:val="24"/>
-          <w:szCs w:val="24"/>
-          <w:lang w:val="ru-MD"/>
-        </w:rPr>
-        <w:t xml:space="preserve">Після катавасії восьмої пісні диякон бере кадильницю і, ставши перед іконою Богородиці, мовить: </w:t>
-      </w:r>
-    </w:p>
-    <w:p>
-      <w:pPr>
-        <w:spacing w:after="120"/>
-        <w:jc w:val="both"/>
-        <w:rPr>
-          <w:rFonts w:ascii="Times New Roman" w:hAnsi="Times New Roman" w:cs="Times New Roman"/>
+        <w:t>Мала єктенія</w:t>
+      </w:r>
+    </w:p>
+    <w:p>
+      <w:pPr>
+        <w:spacing w:after="120"/>
+        <w:rPr>
+          <w:rFonts w:ascii="Times New Roman" w:hAnsi="Times New Roman"/>
+          <w:lang w:val="ru-MD"/>
+        </w:rPr>
+      </w:pPr>
+      <w:r>
+        <w:rPr>
+          <w:rFonts w:ascii="Times New Roman" w:hAnsi="Times New Roman"/>
           <w:color w:val="000000"/>
           <w:sz w:val="24"/>
-          <w:szCs w:val="24"/>
-          <w:lang w:val="ru-MD"/>
-        </w:rPr>
-      </w:pPr>
-      <w:r>
-        <w:rPr>
-          <w:rFonts w:ascii="Times New Roman" w:hAnsi="Times New Roman" w:cs="Times New Roman"/>
+          <w:lang w:val="ru-MD"/>
+        </w:rPr>
+        <w:t>Ще і ще в мирі Господеві помолімся.</w:t>
+      </w:r>
+    </w:p>
+    <w:p>
+      <w:pPr>
+        <w:spacing w:after="120"/>
+        <w:rPr>
+          <w:rFonts w:ascii="Times New Roman" w:hAnsi="Times New Roman"/>
+          <w:lang w:val="ru-MD"/>
+        </w:rPr>
+      </w:pPr>
+      <w:r>
+        <w:rPr>
+          <w:rFonts w:ascii="Times New Roman" w:hAnsi="Times New Roman"/>
+          <w:i/>
+          <w:color w:val="FF4400"/>
+          <w:sz w:val="24"/>
+          <w:lang w:val="ru-MD"/>
+        </w:rPr>
+        <w:t>Вірні:</w:t>
+      </w:r>
+      <w:r>
+        <w:rPr>
+          <w:rFonts w:ascii="Times New Roman" w:hAnsi="Times New Roman"/>
           <w:color w:val="000000"/>
           <w:sz w:val="24"/>
-          <w:szCs w:val="24"/>
-          <w:lang w:val="ru-MD"/>
-        </w:rPr>
-        <w:t>Богородицю і Матір Світла піснями звеличаймо.</w:t>
-      </w:r>
-    </w:p>
-    <w:p>
-      <w:pPr>
-        <w:spacing w:after="120"/>
-        <w:jc w:val="both"/>
-        <w:rPr>
-          <w:rFonts w:ascii="Times New Roman" w:hAnsi="Times New Roman" w:cs="Times New Roman"/>
-          <w:sz w:val="24"/>
-          <w:szCs w:val="24"/>
-          <w:lang w:val="ru-MD"/>
-        </w:rPr>
-      </w:pPr>
-      <w:r>
-        <w:rPr>
-          <w:rFonts w:ascii="Times New Roman" w:hAnsi="Times New Roman" w:cs="Times New Roman"/>
-          <w:i/>
-          <w:color w:val="FF0000"/>
-          <w:sz w:val="24"/>
-          <w:szCs w:val="24"/>
+          <w:lang w:val="ru-MD"/>
+        </w:rPr>
+        <w:t xml:space="preserve"> Го́споди, поми́луй.</w:t>
+      </w:r>
+    </w:p>
+    <w:p>
+      <w:pPr>
+        <w:spacing w:after="120"/>
+        <w:rPr>
+          <w:rFonts w:ascii="Times New Roman" w:hAnsi="Times New Roman"/>
+          <w:lang w:val="ru-MD"/>
+        </w:rPr>
+      </w:pPr>
+      <w:r>
+        <w:rPr>
+          <w:rFonts w:ascii="Times New Roman" w:hAnsi="Times New Roman"/>
+          <w:sz w:val="24"/>
+          <w:lang w:val="ru-MD"/>
+        </w:rPr>
+        <w:t>Заступи, спаси, помилуй і охорони нас, Боже, Твоєю благодаттю</w:t>
+      </w:r>
+    </w:p>
+    <w:p>
+      <w:pPr>
+        <w:spacing w:after="120"/>
+        <w:rPr>
+          <w:rFonts w:ascii="Times New Roman" w:hAnsi="Times New Roman"/>
+          <w:lang w:val="ru-MD"/>
+        </w:rPr>
+      </w:pPr>
+      <w:r>
+        <w:rPr>
+          <w:rFonts w:ascii="Times New Roman" w:hAnsi="Times New Roman"/>
+          <w:i/>
+          <w:color w:val="FF4400"/>
+          <w:sz w:val="24"/>
           <w:lang w:val="ru-MD"/>
         </w:rPr>
         <w:t>Вірні:</w:t>
       </w:r>
       <w:r>
         <w:rPr>
+          <w:rFonts w:ascii="Times New Roman" w:hAnsi="Times New Roman"/>
+          <w:color w:val="000000"/>
+          <w:sz w:val="24"/>
+          <w:lang w:val="ru-MD"/>
+        </w:rPr>
+        <w:t xml:space="preserve"> Го́споди, поми́луй.</w:t>
+      </w:r>
+    </w:p>
+    <w:p>
+      <w:pPr>
+        <w:spacing w:after="120"/>
+        <w:rPr>
+          <w:rFonts w:ascii="Times New Roman" w:hAnsi="Times New Roman"/>
+          <w:lang w:val="ru-MD"/>
+        </w:rPr>
+      </w:pPr>
+      <w:r>
+        <w:rPr>
+          <w:rFonts w:ascii="Times New Roman" w:hAnsi="Times New Roman"/>
+          <w:color w:val="000000"/>
+          <w:sz w:val="24"/>
+          <w:lang w:val="ru-MD"/>
+        </w:rPr>
+        <w:t>Пресвяту, пречисту, преблагословенну, славну Владичицю нашу Богородицю і приснодіву Марію, з усіма святими пом’янувши, самих себе, і один одного, і все життя наше Христу Богові віддаймо.</w:t>
+      </w:r>
+    </w:p>
+    <w:p>
+      <w:pPr>
+        <w:spacing w:after="120"/>
+        <w:rPr>
+          <w:rFonts w:ascii="Times New Roman" w:hAnsi="Times New Roman"/>
+          <w:lang w:val="ru-MD"/>
+        </w:rPr>
+      </w:pPr>
+      <w:r>
+        <w:rPr>
+          <w:rFonts w:ascii="Times New Roman" w:hAnsi="Times New Roman"/>
+          <w:i/>
+          <w:color w:val="FF4400"/>
+          <w:sz w:val="24"/>
+          <w:lang w:val="ru-MD"/>
+        </w:rPr>
+        <w:t>Вірні:</w:t>
+      </w:r>
+      <w:r>
+        <w:rPr>
+          <w:rFonts w:ascii="Times New Roman" w:hAnsi="Times New Roman"/>
+          <w:color w:val="000000"/>
+          <w:sz w:val="24"/>
+          <w:lang w:val="ru-MD"/>
+        </w:rPr>
+        <w:t xml:space="preserve"> Тобі́, Го́споди.</w:t>
+      </w:r>
+    </w:p>
+    <w:p>
+      <w:pPr>
+        <w:spacing w:after="120"/>
+        <w:jc w:val="both"/>
+        <w:rPr>
+          <w:rFonts w:ascii="Times New Roman" w:hAnsi="Times New Roman" w:cs="Times New Roman"/>
+          <w:sz w:val="24"/>
+          <w:szCs w:val="24"/>
+          <w:u w:val="single"/>
+          <w:lang w:val="ru-MD"/>
+        </w:rPr>
+      </w:pPr>
+      <w:bookmarkStart w:id="9" w:name="_heading=h.17dp8vu" w:colFirst="0" w:colLast="0"/>
+      <w:bookmarkEnd w:id="9"/>
+      <w:r>
+        <w:rPr>
+          <w:rFonts w:ascii="Times New Roman" w:hAnsi="Times New Roman" w:cs="Times New Roman"/>
+          <w:sz w:val="24"/>
+          <w:szCs w:val="24"/>
+          <w:u w:val="single"/>
+          <w:lang w:val="ru-MD"/>
+        </w:rPr>
+        <w:lastRenderedPageBreak/>
+        <w:t>[Господи, Боже наш, що сонну неміч забрав від нас і покликав нас візванням святим, щоб і вночі підносити руки наші і прославляти тебе за справедливі твої присуди. Прийми благання наші, моління, визнавання, нічні служби і даруй нам, Боже, віру бездоганну, надію впевнену, любов нелицемірну. Благослови наші входи й виходи, вчинки, слова, діла й думки; і дай нам дочекатися початку дня, нам, що хвалять й оспівують, і благословлять добрість твоєї несказанної сили]</w:t>
+      </w:r>
+    </w:p>
+    <w:p>
+      <w:pPr>
+        <w:spacing w:after="120"/>
+        <w:rPr>
+          <w:rFonts w:ascii="Times New Roman" w:hAnsi="Times New Roman"/>
+          <w:lang w:val="ru-MD"/>
+        </w:rPr>
+      </w:pPr>
+      <w:r>
+        <w:rPr>
+          <w:rFonts w:ascii="Times New Roman" w:hAnsi="Times New Roman"/>
+          <w:i/>
+          <w:color w:val="FF0000"/>
+          <w:sz w:val="24"/>
+          <w:lang w:val="ru-MD"/>
+        </w:rPr>
+        <w:t xml:space="preserve">Священник: </w:t>
+      </w:r>
+      <w:r>
+        <w:rPr>
+          <w:rFonts w:ascii="Times New Roman" w:hAnsi="Times New Roman"/>
+          <w:color w:val="000000"/>
+          <w:sz w:val="24"/>
+          <w:lang w:val="ru-MD"/>
+        </w:rPr>
+        <w:t>Бо Ти Бог наш і Тобі славу возсилаємо: Отцю, і Сину, і Святому Духові</w:t>
+      </w:r>
+      <w:r>
+        <w:rPr>
+          <w:rFonts w:ascii="Times New Roman" w:hAnsi="Times New Roman"/>
+          <w:sz w:val="24"/>
+          <w:lang w:val="ru-MD"/>
+        </w:rPr>
+        <w:t>, нині, і повсякчас, і на віки віків.</w:t>
+      </w:r>
+    </w:p>
+    <w:p>
+      <w:pPr>
+        <w:spacing w:after="120"/>
+        <w:jc w:val="both"/>
+        <w:rPr>
+          <w:rFonts w:ascii="Times New Roman" w:hAnsi="Times New Roman" w:cs="Times New Roman"/>
+          <w:sz w:val="24"/>
+          <w:szCs w:val="24"/>
+          <w:lang w:val="ru-MD"/>
+        </w:rPr>
+      </w:pPr>
+      <w:r>
+        <w:rPr>
+          <w:rFonts w:ascii="Times New Roman" w:hAnsi="Times New Roman" w:cs="Times New Roman"/>
+          <w:i/>
+          <w:color w:val="FF0000"/>
+          <w:sz w:val="24"/>
+          <w:szCs w:val="24"/>
+          <w:lang w:val="ru-MD"/>
+        </w:rPr>
+        <w:t>Вірні:</w:t>
+      </w:r>
+      <w:r>
+        <w:rPr>
           <w:rFonts w:ascii="Times New Roman" w:hAnsi="Times New Roman" w:cs="Times New Roman"/>
           <w:color w:val="FF0000"/>
           <w:sz w:val="24"/>
@@ -20534,163 +17830,15 @@
           <w:szCs w:val="24"/>
           <w:lang w:val="ru-MD"/>
         </w:rPr>
-        <w:t>Величає душа моя Господа,* і дух мій радіє в Бозі, Спасі моїм.</w:t>
-      </w:r>
-    </w:p>
-    <w:p>
-      <w:pPr>
-        <w:spacing w:after="120"/>
-        <w:jc w:val="both"/>
-        <w:rPr>
-          <w:rFonts w:ascii="Times New Roman" w:hAnsi="Times New Roman" w:cs="Times New Roman"/>
-          <w:sz w:val="24"/>
-          <w:szCs w:val="24"/>
-          <w:lang w:val="ru-MD"/>
-        </w:rPr>
-      </w:pPr>
-      <w:r>
-        <w:rPr>
-          <w:rFonts w:ascii="Times New Roman" w:hAnsi="Times New Roman" w:cs="Times New Roman"/>
-          <w:sz w:val="24"/>
-          <w:szCs w:val="24"/>
-          <w:lang w:val="ru-MD"/>
-        </w:rPr>
-        <w:t xml:space="preserve">Чеснішу від херувимів,* і незрівнянно славнішу від серафимів,* що без зотління Бога Слово породила,* сущу Богородицю, тебе величаємо. </w:t>
-      </w:r>
-      <w:r>
-        <w:rPr>
-          <w:rFonts w:ascii="Times New Roman" w:hAnsi="Times New Roman" w:cs="Times New Roman"/>
-          <w:i/>
-          <w:color w:val="FF0000"/>
-          <w:sz w:val="24"/>
-          <w:szCs w:val="24"/>
-          <w:lang w:val="ru-MD"/>
-        </w:rPr>
-        <w:t>(Після кожного стиха)</w:t>
-      </w:r>
-      <w:r>
-        <w:rPr>
-          <w:rFonts w:ascii="Times New Roman" w:hAnsi="Times New Roman" w:cs="Times New Roman"/>
-          <w:i/>
-          <w:sz w:val="24"/>
-          <w:szCs w:val="24"/>
-          <w:lang w:val="ru-MD"/>
-        </w:rPr>
-        <w:t>.</w:t>
-      </w:r>
-    </w:p>
-    <w:p>
-      <w:pPr>
-        <w:spacing w:after="120"/>
-        <w:jc w:val="both"/>
-        <w:rPr>
-          <w:rFonts w:ascii="Times New Roman" w:hAnsi="Times New Roman" w:cs="Times New Roman"/>
-          <w:sz w:val="24"/>
-          <w:szCs w:val="24"/>
-          <w:lang w:val="ru-MD"/>
-        </w:rPr>
-      </w:pPr>
-      <w:r>
-        <w:rPr>
-          <w:rFonts w:ascii="Times New Roman" w:hAnsi="Times New Roman" w:cs="Times New Roman"/>
-          <w:sz w:val="24"/>
-          <w:szCs w:val="24"/>
-          <w:lang w:val="ru-MD"/>
-        </w:rPr>
-        <w:t>Бо він зглянувся на покору слугині своєї,* ось бо віднині ублажатимуть мене всі роди.</w:t>
-      </w:r>
-    </w:p>
-    <w:p>
-      <w:pPr>
-        <w:spacing w:after="120"/>
-        <w:jc w:val="both"/>
-        <w:rPr>
-          <w:rFonts w:ascii="Times New Roman" w:hAnsi="Times New Roman" w:cs="Times New Roman"/>
-          <w:sz w:val="24"/>
-          <w:szCs w:val="24"/>
-          <w:lang w:val="ru-MD"/>
-        </w:rPr>
-      </w:pPr>
-      <w:r>
-        <w:rPr>
-          <w:rFonts w:ascii="Times New Roman" w:hAnsi="Times New Roman" w:cs="Times New Roman"/>
-          <w:sz w:val="24"/>
-          <w:szCs w:val="24"/>
-          <w:lang w:val="ru-MD"/>
-        </w:rPr>
-        <w:t>Велике бо вчинив мені Всемогутній, і святе ім'я його.* Милосердя його з роду в рід на тих, які бояться його.</w:t>
-      </w:r>
-    </w:p>
-    <w:p>
-      <w:pPr>
-        <w:spacing w:after="120"/>
-        <w:jc w:val="both"/>
-        <w:rPr>
-          <w:rFonts w:ascii="Times New Roman" w:hAnsi="Times New Roman" w:cs="Times New Roman"/>
-          <w:sz w:val="24"/>
-          <w:szCs w:val="24"/>
-          <w:lang w:val="ru-MD"/>
-        </w:rPr>
-      </w:pPr>
-      <w:r>
-        <w:rPr>
-          <w:rFonts w:ascii="Times New Roman" w:hAnsi="Times New Roman" w:cs="Times New Roman"/>
-          <w:sz w:val="24"/>
-          <w:szCs w:val="24"/>
-          <w:lang w:val="ru-MD"/>
-        </w:rPr>
-        <w:t>Він виявив потугу рамени свого,* розвіяв гордих у задумах їхніх сердець.</w:t>
-      </w:r>
-    </w:p>
-    <w:p>
-      <w:pPr>
-        <w:spacing w:after="120"/>
-        <w:jc w:val="both"/>
-        <w:rPr>
-          <w:rFonts w:ascii="Times New Roman" w:hAnsi="Times New Roman" w:cs="Times New Roman"/>
-          <w:sz w:val="24"/>
-          <w:szCs w:val="24"/>
-          <w:lang w:val="ru-MD"/>
-        </w:rPr>
-      </w:pPr>
-      <w:r>
-        <w:rPr>
-          <w:rFonts w:ascii="Times New Roman" w:hAnsi="Times New Roman" w:cs="Times New Roman"/>
-          <w:sz w:val="24"/>
-          <w:szCs w:val="24"/>
-          <w:lang w:val="ru-MD"/>
-        </w:rPr>
-        <w:t>Могутніх скинув з престолів, підняв угору смиренних;* наситив благами голодних, багатих же відіслав з порожніми руками.</w:t>
-      </w:r>
-    </w:p>
-    <w:p>
-      <w:pPr>
-        <w:spacing w:after="120"/>
-        <w:jc w:val="both"/>
-        <w:rPr>
-          <w:rFonts w:ascii="Times New Roman" w:hAnsi="Times New Roman" w:cs="Times New Roman"/>
-          <w:sz w:val="24"/>
-          <w:szCs w:val="24"/>
-          <w:lang w:val="ru-MD"/>
-        </w:rPr>
-      </w:pPr>
-      <w:r>
-        <w:rPr>
-          <w:rFonts w:ascii="Times New Roman" w:hAnsi="Times New Roman" w:cs="Times New Roman"/>
-          <w:sz w:val="24"/>
-          <w:szCs w:val="24"/>
-          <w:lang w:val="ru-MD"/>
-        </w:rPr>
-        <w:t>Він пригорнув Ізраїля, слугу свого, згадавши своє милосердя,* як обіцяв був батькам нашим – Авраамові і його потомству повіки.</w:t>
-      </w:r>
-    </w:p>
-    <w:p>
-      <w:pPr>
-        <w:spacing w:after="120"/>
-        <w:jc w:val="both"/>
-        <w:rPr>
-          <w:rFonts w:ascii="Times New Roman" w:hAnsi="Times New Roman" w:cs="Times New Roman"/>
-          <w:b/>
+        <w:t>Амінь.</w:t>
+      </w:r>
+    </w:p>
+    <w:p>
+      <w:pPr>
+        <w:spacing w:after="120"/>
+        <w:jc w:val="both"/>
+        <w:rPr>
+          <w:rFonts w:ascii="Times New Roman" w:hAnsi="Times New Roman" w:cs="Times New Roman"/>
           <w:sz w:val="24"/>
           <w:szCs w:val="24"/>
           <w:lang w:val="ru-MD"/>
@@ -20715,34 +17863,78 @@
           <w:color w:val="FF0000"/>
           <w:lang w:val="ru-MD"/>
         </w:rPr>
-        <w:t>Пісня 9</w:t>
-      </w:r>
-    </w:p>
-    <w:p>
-      <w:pPr>
-        <w:spacing w:after="120"/>
-        <w:jc w:val="both"/>
-        <w:rPr>
-          <w:rFonts w:ascii="Times New Roman" w:hAnsi="Times New Roman" w:cs="Times New Roman"/>
-          <w:sz w:val="24"/>
-          <w:szCs w:val="24"/>
-          <w:lang w:val="ru-MD"/>
-        </w:rPr>
-      </w:pPr>
-      <w:r>
-        <w:rPr>
-          <w:rFonts w:ascii="Times New Roman" w:hAnsi="Times New Roman" w:cs="Times New Roman"/>
-          <w:i/>
-          <w:color w:val="FF0000"/>
-          <w:sz w:val="24"/>
-          <w:szCs w:val="24"/>
-          <w:lang w:val="ru-MD"/>
-        </w:rPr>
-        <w:t>Ірмос</w:t>
-      </w:r>
-      <w:r>
-        <w:rPr>
-          <w:rFonts w:ascii="Times New Roman" w:hAnsi="Times New Roman" w:cs="Times New Roman"/>
+        <w:t xml:space="preserve">Пісня </w:t>
+      </w:r>
+      <w:r>
+        <w:rPr>
+          <w:rFonts w:ascii="Times New Roman" w:eastAsia="Times New Roman" w:hAnsi="Times New Roman" w:cs="Times New Roman"/>
+          <w:b/>
+          <w:color w:val="FF0000"/>
+          <w:lang w:val="ru-MD"/>
+        </w:rPr>
+        <w:t>4</w:t>
+      </w:r>
+    </w:p>
+    <w:p>
+      <w:pPr>
+        <w:spacing w:after="120"/>
+        <w:jc w:val="both"/>
+        <w:rPr>
+          <w:rFonts w:ascii="Times New Roman" w:hAnsi="Times New Roman" w:cs="Times New Roman"/>
+          <w:sz w:val="24"/>
+          <w:szCs w:val="24"/>
+          <w:lang w:val="ru-MD"/>
+        </w:rPr>
+      </w:pPr>
+      <w:r>
+        <w:rPr>
+          <w:rFonts w:ascii="Times New Roman" w:hAnsi="Times New Roman" w:cs="Times New Roman"/>
+          <w:i/>
+          <w:color w:val="FF0000"/>
+          <w:sz w:val="24"/>
+          <w:szCs w:val="24"/>
+          <w:lang w:val="ru-MD"/>
+        </w:rPr>
+        <w:t xml:space="preserve">Ірмос </w:t>
+      </w:r>
+      <w:r>
+        <w:rPr>
+          <w:rFonts w:ascii="Times New Roman" w:hAnsi="Times New Roman" w:cs="Times New Roman"/>
+          <w:i/>
+          <w:color w:val="FF0000"/>
+          <w:sz w:val="24"/>
+          <w:szCs w:val="24"/>
+          <w:lang w:val="ru-MD"/>
+        </w:rPr>
+        <w:t>(</w:t>
+      </w:r>
+      <w:r>
+        <w:rPr>
+          <w:rFonts w:ascii="Times New Roman" w:hAnsi="Times New Roman" w:cs="Times New Roman"/>
+          <w:i/>
+          <w:color w:val="FF0000"/>
+          <w:sz w:val="24"/>
+          <w:szCs w:val="24"/>
+          <w:lang w:val="uk-UA"/>
+        </w:rPr>
+        <w:t xml:space="preserve">г. </w:t>
+      </w:r>
+      <w:r>
+        <w:rPr>
+          <w:rFonts w:ascii="Times New Roman" w:hAnsi="Times New Roman" w:cs="Times New Roman"/>
+          <w:i/>
+          <w:color w:val="FF0000"/>
+          <w:sz w:val="24"/>
+          <w:szCs w:val="24"/>
+          <w:lang w:val="ru-MD"/>
+        </w:rPr>
+        <w:t>1)</w:t>
+      </w:r>
+      <w:r>
+        <w:rPr>
+          <w:rFonts w:ascii="Times New Roman" w:hAnsi="Times New Roman" w:cs="Times New Roman"/>
+          <w:i/>
+          <w:iCs/>
           <w:color w:val="FF0000"/>
           <w:sz w:val="24"/>
           <w:szCs w:val="24"/>
@@ -20758,7 +17950,7 @@
           <w:szCs w:val="24"/>
           <w:lang w:val="ru-MD"/>
         </w:rPr>
-        <w:t>Образ чистого народження твого появила неопалима купина,* тож нині молимось: Погаси розпалену на нас піч напастей,* щоб ми невпинно тебе, Богородице, величали.</w:t>
+        <w:t>Тебе, мов гору, благодаттю Божою покриту,* побачивши прозорливими очима, Авакум провістив,* що від тебе вийде Святий Ізраїлів, на спасіння наше й відновлення.</w:t>
       </w:r>
     </w:p>
     <w:p>
@@ -20802,28 +17994,28 @@
           <w:u w:val="single"/>
           <w:lang w:val="ru-MD"/>
         </w:rPr>
-        <w:t>Слава, Господи, святому воскресінню твоєму.</w:t>
-      </w:r>
-    </w:p>
-    <w:p>
-      <w:pPr>
-        <w:spacing w:after="120"/>
-        <w:jc w:val="both"/>
-        <w:rPr>
-          <w:rFonts w:ascii="Times New Roman" w:hAnsi="Times New Roman" w:cs="Times New Roman"/>
-          <w:sz w:val="24"/>
-          <w:szCs w:val="24"/>
-          <w:lang w:val="ru-MD"/>
-        </w:rPr>
-      </w:pPr>
-      <w:r>
-        <w:rPr>
-          <w:rFonts w:ascii="Times New Roman" w:hAnsi="Times New Roman" w:cs="Times New Roman"/>
-          <w:sz w:val="24"/>
-          <w:szCs w:val="24"/>
-          <w:lang w:val="ru-MD"/>
-        </w:rPr>
-        <w:t>Як же то колись безбожні і непокірливі люди,* змовившись, виправдали гордого нечестивця,* а праведника, Господа слави, засудили на хрест?* Його ж ми достойно величаємо.</w:t>
+        <w:t>Слава, Господи, святому воскресінню Твоєму.</w:t>
+      </w:r>
+    </w:p>
+    <w:p>
+      <w:pPr>
+        <w:spacing w:after="120"/>
+        <w:jc w:val="both"/>
+        <w:rPr>
+          <w:rFonts w:ascii="Times New Roman" w:hAnsi="Times New Roman" w:cs="Times New Roman"/>
+          <w:sz w:val="24"/>
+          <w:szCs w:val="24"/>
+          <w:lang w:val="ru-MD"/>
+        </w:rPr>
+      </w:pPr>
+      <w:r>
+        <w:rPr>
+          <w:rFonts w:ascii="Times New Roman" w:hAnsi="Times New Roman" w:cs="Times New Roman"/>
+          <w:sz w:val="24"/>
+          <w:szCs w:val="24"/>
+          <w:lang w:val="ru-MD"/>
+        </w:rPr>
+        <w:t>Хто цей Спаситель, що з Едома прийшов, вінець терновий носить, одіж багряну на собі має, на дереві висить? Це Святий Ізраїлів — на спасіння наше та оновлення.</w:t>
       </w:r>
     </w:p>
     <w:p>
@@ -20867,28 +18059,28 @@
           <w:u w:val="single"/>
           <w:lang w:val="ru-MD"/>
         </w:rPr>
-        <w:t>Слава, Господи, святому воскресінню твоєму.</w:t>
-      </w:r>
-    </w:p>
-    <w:p>
-      <w:pPr>
-        <w:spacing w:after="120"/>
-        <w:jc w:val="both"/>
-        <w:rPr>
-          <w:rFonts w:ascii="Times New Roman" w:hAnsi="Times New Roman" w:cs="Times New Roman"/>
-          <w:sz w:val="24"/>
-          <w:szCs w:val="24"/>
-          <w:lang w:val="ru-MD"/>
-        </w:rPr>
-      </w:pPr>
-      <w:r>
-        <w:rPr>
-          <w:rFonts w:ascii="Times New Roman" w:hAnsi="Times New Roman" w:cs="Times New Roman"/>
-          <w:sz w:val="24"/>
-          <w:szCs w:val="24"/>
-          <w:lang w:val="ru-MD"/>
-        </w:rPr>
-        <w:t>Спасе, агнче непорочний, що взяв на себе гріхи світу!* Тебе, що воскрес на третій день,* разом з Отцем і твоїм божественним Духом прославляємо,* і як Господа слави, роздумуючи, величаємо.</w:t>
+        <w:t>Слава, Господи, святому воскресінню Твоєму.</w:t>
+      </w:r>
+    </w:p>
+    <w:p>
+      <w:pPr>
+        <w:spacing w:after="120"/>
+        <w:jc w:val="both"/>
+        <w:rPr>
+          <w:rFonts w:ascii="Times New Roman" w:hAnsi="Times New Roman" w:cs="Times New Roman"/>
+          <w:sz w:val="24"/>
+          <w:szCs w:val="24"/>
+          <w:lang w:val="ru-MD"/>
+        </w:rPr>
+      </w:pPr>
+      <w:r>
+        <w:rPr>
+          <w:rFonts w:ascii="Times New Roman" w:hAnsi="Times New Roman" w:cs="Times New Roman"/>
+          <w:sz w:val="24"/>
+          <w:szCs w:val="24"/>
+          <w:lang w:val="ru-MD"/>
+        </w:rPr>
+        <w:t>Дивіться, люди непокірливі, і засоромтеся, той бо, що ви Його, як злочинця, повісити на хресті в Пилата нерозумно домагались, Боголіпно з гробу воскрес, силу смерти знищивши.</w:t>
       </w:r>
     </w:p>
     <w:p>
@@ -20910,7 +18102,6 @@
           <w:szCs w:val="24"/>
           <w:lang w:val="ru-MD"/>
         </w:rPr>
-        <w:lastRenderedPageBreak/>
         <w:t>Слава і нині</w:t>
       </w:r>
       <w:r>
@@ -20936,20 +18127,29 @@
       <w:r>
         <w:rPr>
           <w:rFonts w:ascii="Times New Roman" w:hAnsi="Times New Roman" w:cs="Times New Roman"/>
-          <w:sz w:val="24"/>
-          <w:szCs w:val="24"/>
-          <w:lang w:val="ru-MD"/>
-        </w:rPr>
-        <w:t xml:space="preserve"> Спаси, Господи, людей твоїх, що їх придбав ти святою своєю кров'ю,* даючи благовірному народові перемогу над ворогами,* а Церквам твоїм спокій, задля молитов Богородиці, Чоловіколюбче.</w:t>
-      </w:r>
-    </w:p>
-    <w:p>
-      <w:pPr>
-        <w:spacing w:after="120"/>
-        <w:jc w:val="both"/>
-        <w:rPr>
-          <w:rFonts w:ascii="Times New Roman" w:hAnsi="Times New Roman" w:cs="Times New Roman"/>
-          <w:color w:val="000000"/>
+          <w:color w:val="FF0000"/>
+          <w:sz w:val="24"/>
+          <w:szCs w:val="24"/>
+          <w:lang w:val="ru-MD"/>
+        </w:rPr>
+        <w:t xml:space="preserve"> </w:t>
+      </w:r>
+      <w:r>
+        <w:rPr>
+          <w:rFonts w:ascii="Times New Roman" w:hAnsi="Times New Roman" w:cs="Times New Roman"/>
+          <w:sz w:val="24"/>
+          <w:szCs w:val="24"/>
+          <w:lang w:val="ru-MD"/>
+        </w:rPr>
+        <w:t>За дерево життя Тебе, Діво, визнаємо, з Тебе бо вийшов не смертоносний для людей овоч поживи, а насолода вічного життя на спасіння нам, що Тебе славимо.</w:t>
+      </w:r>
+    </w:p>
+    <w:p>
+      <w:pPr>
+        <w:spacing w:after="120"/>
+        <w:jc w:val="both"/>
+        <w:rPr>
+          <w:rFonts w:ascii="Times New Roman" w:hAnsi="Times New Roman" w:cs="Times New Roman"/>
           <w:sz w:val="24"/>
           <w:szCs w:val="24"/>
           <w:lang w:val="ru-MD"/>
@@ -20963,7 +18163,6 @@
         <w:jc w:val="center"/>
         <w:rPr>
           <w:rFonts w:ascii="Times New Roman" w:eastAsia="Times New Roman" w:hAnsi="Times New Roman" w:cs="Times New Roman"/>
-          <w:i/>
           <w:color w:val="FF0000"/>
           <w:lang w:val="ru-MD"/>
         </w:rPr>
@@ -20972,148 +18171,98 @@
         <w:rPr>
           <w:rFonts w:ascii="Times New Roman" w:eastAsia="Times New Roman" w:hAnsi="Times New Roman" w:cs="Times New Roman"/>
           <w:b/>
-          <w:i/>
-          <w:color w:val="FF0000"/>
-          <w:lang w:val="ru-MD"/>
-        </w:rPr>
-        <w:t>Мала єктенія</w:t>
-      </w:r>
-    </w:p>
-    <w:p>
-      <w:pPr>
-        <w:spacing w:after="120"/>
-        <w:rPr>
-          <w:rFonts w:ascii="Times New Roman" w:hAnsi="Times New Roman"/>
-          <w:lang w:val="ru-MD"/>
-        </w:rPr>
-      </w:pPr>
-      <w:r>
-        <w:rPr>
-          <w:rFonts w:ascii="Times New Roman" w:hAnsi="Times New Roman"/>
-          <w:color w:val="000000"/>
-          <w:sz w:val="24"/>
-          <w:lang w:val="ru-MD"/>
-        </w:rPr>
-        <w:t>Ще і ще в мирі Господеві помолімся.</w:t>
-      </w:r>
-    </w:p>
-    <w:p>
-      <w:pPr>
-        <w:spacing w:after="120"/>
-        <w:rPr>
-          <w:rFonts w:ascii="Times New Roman" w:hAnsi="Times New Roman"/>
-          <w:lang w:val="ru-MD"/>
-        </w:rPr>
-      </w:pPr>
-      <w:r>
-        <w:rPr>
-          <w:rFonts w:ascii="Times New Roman" w:hAnsi="Times New Roman"/>
-          <w:i/>
-          <w:color w:val="FF4400"/>
-          <w:sz w:val="24"/>
-          <w:lang w:val="ru-MD"/>
-        </w:rPr>
-        <w:t>Вірні:</w:t>
-      </w:r>
-      <w:r>
-        <w:rPr>
-          <w:rFonts w:ascii="Times New Roman" w:hAnsi="Times New Roman"/>
-          <w:color w:val="000000"/>
-          <w:sz w:val="24"/>
-          <w:lang w:val="ru-MD"/>
-        </w:rPr>
-        <w:t xml:space="preserve"> Го́споди, поми́луй.</w:t>
-      </w:r>
-    </w:p>
-    <w:p>
-      <w:pPr>
-        <w:spacing w:after="120"/>
-        <w:rPr>
-          <w:rFonts w:ascii="Times New Roman" w:hAnsi="Times New Roman"/>
-          <w:lang w:val="ru-MD"/>
-        </w:rPr>
-      </w:pPr>
-      <w:r>
-        <w:rPr>
-          <w:rFonts w:ascii="Times New Roman" w:hAnsi="Times New Roman"/>
-          <w:sz w:val="24"/>
-          <w:lang w:val="ru-MD"/>
-        </w:rPr>
-        <w:t>Заступи, спаси, помилуй і охорони нас, Боже, Твоєю благодаттю</w:t>
-      </w:r>
-    </w:p>
-    <w:p>
-      <w:pPr>
-        <w:spacing w:after="120"/>
-        <w:rPr>
-          <w:rFonts w:ascii="Times New Roman" w:hAnsi="Times New Roman"/>
-          <w:lang w:val="ru-MD"/>
-        </w:rPr>
-      </w:pPr>
-      <w:r>
-        <w:rPr>
-          <w:rFonts w:ascii="Times New Roman" w:hAnsi="Times New Roman"/>
-          <w:i/>
-          <w:color w:val="FF4400"/>
-          <w:sz w:val="24"/>
-          <w:lang w:val="ru-MD"/>
-        </w:rPr>
-        <w:t>Вірні:</w:t>
-      </w:r>
-      <w:r>
-        <w:rPr>
-          <w:rFonts w:ascii="Times New Roman" w:hAnsi="Times New Roman"/>
-          <w:color w:val="000000"/>
-          <w:sz w:val="24"/>
-          <w:lang w:val="ru-MD"/>
-        </w:rPr>
-        <w:t xml:space="preserve"> Го́споди, поми́луй.</w:t>
-      </w:r>
-    </w:p>
-    <w:p>
-      <w:pPr>
-        <w:spacing w:after="120"/>
-        <w:rPr>
-          <w:rFonts w:ascii="Times New Roman" w:hAnsi="Times New Roman"/>
-          <w:lang w:val="ru-MD"/>
-        </w:rPr>
-      </w:pPr>
-      <w:r>
-        <w:rPr>
-          <w:rFonts w:ascii="Times New Roman" w:hAnsi="Times New Roman"/>
-          <w:color w:val="000000"/>
-          <w:sz w:val="24"/>
-          <w:lang w:val="ru-MD"/>
-        </w:rPr>
-        <w:t>Пресвяту, пречисту, преблагословенну, славну Владичицю нашу Богородицю і приснодіву Марію, з усіма святими пом’янувши, самих себе, і один одного, і все життя наше Христу Богові віддаймо.</w:t>
-      </w:r>
-    </w:p>
-    <w:p>
-      <w:pPr>
-        <w:spacing w:after="120"/>
-        <w:rPr>
-          <w:rFonts w:ascii="Times New Roman" w:hAnsi="Times New Roman"/>
-          <w:lang w:val="ru-MD"/>
-        </w:rPr>
-      </w:pPr>
-      <w:r>
-        <w:rPr>
-          <w:rFonts w:ascii="Times New Roman" w:hAnsi="Times New Roman"/>
-          <w:i/>
-          <w:color w:val="FF4400"/>
-          <w:sz w:val="24"/>
-          <w:lang w:val="ru-MD"/>
-        </w:rPr>
-        <w:t>Вірні:</w:t>
-      </w:r>
-      <w:r>
-        <w:rPr>
-          <w:rFonts w:ascii="Times New Roman" w:hAnsi="Times New Roman"/>
-          <w:color w:val="000000"/>
-          <w:sz w:val="24"/>
-          <w:lang w:val="ru-MD"/>
-        </w:rPr>
-        <w:t xml:space="preserve"> Тобі́, Го́споди.</w:t>
+          <w:color w:val="FF0000"/>
+          <w:lang w:val="ru-MD"/>
+        </w:rPr>
+        <w:t xml:space="preserve">Пісня </w:t>
+      </w:r>
+      <w:r>
+        <w:rPr>
+          <w:rFonts w:ascii="Times New Roman" w:eastAsia="Times New Roman" w:hAnsi="Times New Roman" w:cs="Times New Roman"/>
+          <w:b/>
+          <w:color w:val="FF0000"/>
+          <w:lang w:val="ru-MD"/>
+        </w:rPr>
+        <w:t>5</w:t>
+      </w:r>
+    </w:p>
+    <w:p>
+      <w:pPr>
+        <w:spacing w:after="120"/>
+        <w:jc w:val="both"/>
+        <w:rPr>
+          <w:rFonts w:ascii="Times New Roman" w:hAnsi="Times New Roman" w:cs="Times New Roman"/>
+          <w:b/>
+          <w:sz w:val="24"/>
+          <w:szCs w:val="24"/>
+          <w:lang w:val="ru-MD"/>
+        </w:rPr>
+      </w:pPr>
+      <w:r>
+        <w:rPr>
+          <w:rFonts w:ascii="Times New Roman" w:hAnsi="Times New Roman" w:cs="Times New Roman"/>
+          <w:i/>
+          <w:color w:val="FF0000"/>
+          <w:sz w:val="24"/>
+          <w:szCs w:val="24"/>
+          <w:lang w:val="ru-MD"/>
+        </w:rPr>
+        <w:t xml:space="preserve">Ірмос </w:t>
+      </w:r>
+      <w:r>
+        <w:rPr>
+          <w:rFonts w:ascii="Times New Roman" w:hAnsi="Times New Roman" w:cs="Times New Roman"/>
+          <w:i/>
+          <w:color w:val="FF0000"/>
+          <w:sz w:val="24"/>
+          <w:szCs w:val="24"/>
+          <w:lang w:val="ru-MD"/>
+        </w:rPr>
+        <w:t>(</w:t>
+      </w:r>
+      <w:r>
+        <w:rPr>
+          <w:rFonts w:ascii="Times New Roman" w:hAnsi="Times New Roman" w:cs="Times New Roman"/>
+          <w:i/>
+          <w:color w:val="FF0000"/>
+          <w:sz w:val="24"/>
+          <w:szCs w:val="24"/>
+          <w:lang w:val="uk-UA"/>
+        </w:rPr>
+        <w:t xml:space="preserve">г. </w:t>
+      </w:r>
+      <w:r>
+        <w:rPr>
+          <w:rFonts w:ascii="Times New Roman" w:hAnsi="Times New Roman" w:cs="Times New Roman"/>
+          <w:i/>
+          <w:color w:val="FF0000"/>
+          <w:sz w:val="24"/>
+          <w:szCs w:val="24"/>
+          <w:lang w:val="ru-MD"/>
+        </w:rPr>
+        <w:t>1)</w:t>
+      </w:r>
+      <w:r>
+        <w:rPr>
+          <w:rFonts w:ascii="Times New Roman" w:hAnsi="Times New Roman" w:cs="Times New Roman"/>
+          <w:i/>
+          <w:iCs/>
+          <w:color w:val="FF0000"/>
+          <w:sz w:val="24"/>
+          <w:szCs w:val="24"/>
+          <w:lang w:val="ru-MD"/>
+        </w:rPr>
+        <w:t xml:space="preserve">: </w:t>
+      </w:r>
+      <w:r>
+        <w:rPr>
+          <w:rFonts w:ascii="Times New Roman" w:hAnsi="Times New Roman" w:cs="Times New Roman"/>
+          <w:b/>
+          <w:sz w:val="24"/>
+          <w:szCs w:val="24"/>
+          <w:lang w:val="ru-MD"/>
+        </w:rPr>
+        <w:t>Просвітив ти, Христе, сяйвом твого приходу і хрестом освятив кінці світу;* просвіти ж світлом твого богорозуміння серця тих, що православно оспівують тебе.</w:t>
       </w:r>
     </w:p>
     <w:p>
@@ -21128,8 +18277,27 @@
           <w:lang w:val="ru-MD"/>
         </w:rPr>
       </w:pPr>
-      <w:bookmarkStart w:id="11" w:name="_heading=h.26in1rg" w:colFirst="0" w:colLast="0"/>
-      <w:bookmarkEnd w:id="11"/>
+      <w:r>
+        <w:rPr>
+          <w:rFonts w:ascii="Times New Roman" w:hAnsi="Times New Roman" w:cs="Times New Roman"/>
+          <w:i/>
+          <w:color w:val="FF0000"/>
+          <w:sz w:val="24"/>
+          <w:szCs w:val="24"/>
+          <w:lang w:val="ru-MD"/>
+        </w:rPr>
+        <w:t>Стих:</w:t>
+      </w:r>
+      <w:r>
+        <w:rPr>
+          <w:rFonts w:ascii="Times New Roman" w:hAnsi="Times New Roman" w:cs="Times New Roman"/>
+          <w:i/>
+          <w:sz w:val="24"/>
+          <w:szCs w:val="24"/>
+          <w:lang w:val="ru-MD"/>
+        </w:rPr>
+        <w:t xml:space="preserve"> </w:t>
+      </w:r>
       <w:r>
         <w:rPr>
           <w:rFonts w:ascii="Times New Roman" w:hAnsi="Times New Roman" w:cs="Times New Roman"/>
@@ -21138,77 +18306,57 @@
           <w:u w:val="single"/>
           <w:lang w:val="ru-MD"/>
         </w:rPr>
-        <w:t>[Боже, Боже наш! Ти сотворив розумні й духовні сили своєю волею. Тебе просимо й тобі молимося: Прийми наші посильні величання з усіма твоїми творіннями і збагати щедрими даруваннями твоєї ласки. Бо перед тобою згинається всяке коліно: на небі, на землі й під землею, і все, що живе, і все створіння оспівує неосяжну твою славу, бо ти Бог правдивий і вельми милостивий.]</w:t>
-      </w:r>
-    </w:p>
-    <w:p>
-      <w:pPr>
-        <w:spacing w:after="120"/>
-        <w:jc w:val="both"/>
-        <w:rPr>
-          <w:rFonts w:ascii="Times New Roman" w:hAnsi="Times New Roman" w:cs="Times New Roman"/>
-          <w:sz w:val="24"/>
-          <w:szCs w:val="24"/>
-          <w:lang w:val="ru-MD"/>
-        </w:rPr>
-      </w:pPr>
-      <w:r>
-        <w:rPr>
-          <w:rFonts w:ascii="Times New Roman" w:hAnsi="Times New Roman" w:cs="Times New Roman"/>
-          <w:i/>
-          <w:color w:val="FF0000"/>
-          <w:sz w:val="24"/>
-          <w:szCs w:val="24"/>
-          <w:lang w:val="ru-MD"/>
-        </w:rPr>
-        <w:t xml:space="preserve">Священик: </w:t>
-      </w:r>
-      <w:r>
-        <w:rPr>
-          <w:rFonts w:ascii="Times New Roman" w:hAnsi="Times New Roman" w:cs="Times New Roman"/>
-          <w:color w:val="000000"/>
-          <w:sz w:val="24"/>
-          <w:szCs w:val="24"/>
-          <w:lang w:val="ru-MD"/>
-        </w:rPr>
-        <w:t>Бо Тебе хвалять усі сили небесні і Тобі славу возсилаємо: Отцю, і Сину, і Святому Духові</w:t>
-      </w:r>
-      <w:r>
-        <w:rPr>
-          <w:rFonts w:ascii="Times New Roman" w:hAnsi="Times New Roman" w:cs="Times New Roman"/>
-          <w:sz w:val="24"/>
-          <w:szCs w:val="24"/>
-          <w:lang w:val="ru-MD"/>
-        </w:rPr>
-        <w:t>, нині і повсякчас, і на віки віків.</w:t>
-      </w:r>
-    </w:p>
-    <w:p>
-      <w:pPr>
-        <w:spacing w:after="120"/>
-        <w:jc w:val="both"/>
-        <w:rPr>
-          <w:rFonts w:ascii="Times New Roman" w:hAnsi="Times New Roman" w:cs="Times New Roman"/>
-          <w:sz w:val="24"/>
-          <w:szCs w:val="24"/>
-          <w:lang w:val="ru-MD"/>
-        </w:rPr>
-      </w:pPr>
-      <w:r>
-        <w:rPr>
-          <w:rFonts w:ascii="Times New Roman" w:hAnsi="Times New Roman" w:cs="Times New Roman"/>
-          <w:i/>
-          <w:color w:val="FF0000"/>
-          <w:sz w:val="24"/>
-          <w:szCs w:val="24"/>
-          <w:lang w:val="ru-MD"/>
-        </w:rPr>
-        <w:t>Вірні:</w:t>
-      </w:r>
-      <w:r>
-        <w:rPr>
-          <w:rFonts w:ascii="Times New Roman" w:hAnsi="Times New Roman" w:cs="Times New Roman"/>
-          <w:color w:val="FF0000"/>
+        <w:t>Слава, Господи, святому воскресінню Твоєму.</w:t>
+      </w:r>
+    </w:p>
+    <w:p>
+      <w:pPr>
+        <w:spacing w:after="120"/>
+        <w:jc w:val="both"/>
+        <w:rPr>
+          <w:rFonts w:ascii="Times New Roman" w:hAnsi="Times New Roman" w:cs="Times New Roman"/>
+          <w:sz w:val="24"/>
+          <w:szCs w:val="24"/>
+          <w:lang w:val="ru-MD"/>
+        </w:rPr>
+      </w:pPr>
+      <w:r>
+        <w:rPr>
+          <w:rFonts w:ascii="Times New Roman" w:hAnsi="Times New Roman" w:cs="Times New Roman"/>
+          <w:sz w:val="24"/>
+          <w:szCs w:val="24"/>
+          <w:lang w:val="ru-MD"/>
+        </w:rPr>
+        <w:t>Великого Пастиря овець і Господа деревом хреста нечестиві умертвили; але Він мертвих у аді, наче овець похованих, від влади смерти визволив.</w:t>
+      </w:r>
+    </w:p>
+    <w:p>
+      <w:pPr>
+        <w:spacing w:after="120"/>
+        <w:jc w:val="both"/>
+        <w:rPr>
+          <w:rFonts w:ascii="Times New Roman" w:hAnsi="Times New Roman" w:cs="Times New Roman"/>
+          <w:sz w:val="24"/>
+          <w:szCs w:val="24"/>
+          <w:u w:val="single"/>
+          <w:lang w:val="ru-MD"/>
+        </w:rPr>
+      </w:pPr>
+      <w:r>
+        <w:rPr>
+          <w:rFonts w:ascii="Times New Roman" w:hAnsi="Times New Roman" w:cs="Times New Roman"/>
+          <w:i/>
+          <w:color w:val="FF0000"/>
+          <w:sz w:val="24"/>
+          <w:szCs w:val="24"/>
+          <w:lang w:val="ru-MD"/>
+        </w:rPr>
+        <w:t>Стих:</w:t>
+      </w:r>
+      <w:r>
+        <w:rPr>
+          <w:rFonts w:ascii="Times New Roman" w:hAnsi="Times New Roman" w:cs="Times New Roman"/>
+          <w:i/>
           <w:sz w:val="24"/>
           <w:szCs w:val="24"/>
           <w:lang w:val="ru-MD"/>
@@ -21220,32 +18368,39 @@
           <w:rFonts w:ascii="Times New Roman" w:hAnsi="Times New Roman" w:cs="Times New Roman"/>
           <w:sz w:val="24"/>
           <w:szCs w:val="24"/>
-          <w:lang w:val="ru-MD"/>
-        </w:rPr>
-        <w:t>Амінь.</w:t>
-      </w:r>
-    </w:p>
-    <w:p>
-      <w:pPr>
-        <w:spacing w:after="120"/>
-        <w:jc w:val="both"/>
-        <w:rPr>
-          <w:rFonts w:ascii="Times New Roman" w:hAnsi="Times New Roman" w:cs="Times New Roman"/>
-          <w:i/>
-          <w:sz w:val="24"/>
-          <w:szCs w:val="24"/>
-          <w:lang w:val="ru-MD"/>
-        </w:rPr>
-      </w:pPr>
-    </w:p>
-    <w:p>
-      <w:pPr>
-        <w:spacing w:after="120"/>
-        <w:jc w:val="center"/>
-        <w:rPr>
-          <w:rFonts w:ascii="Times New Roman" w:hAnsi="Times New Roman" w:cs="Times New Roman"/>
-          <w:i/>
-          <w:color w:val="FF0000"/>
+          <w:u w:val="single"/>
+          <w:lang w:val="ru-MD"/>
+        </w:rPr>
+        <w:t>Слава, Господи, святому воскресінню Твоєму.</w:t>
+      </w:r>
+    </w:p>
+    <w:p>
+      <w:pPr>
+        <w:spacing w:after="120"/>
+        <w:jc w:val="both"/>
+        <w:rPr>
+          <w:rFonts w:ascii="Times New Roman" w:hAnsi="Times New Roman" w:cs="Times New Roman"/>
+          <w:sz w:val="24"/>
+          <w:szCs w:val="24"/>
+          <w:lang w:val="ru-MD"/>
+        </w:rPr>
+      </w:pPr>
+      <w:r>
+        <w:rPr>
+          <w:rFonts w:ascii="Times New Roman" w:hAnsi="Times New Roman" w:cs="Times New Roman"/>
+          <w:sz w:val="24"/>
+          <w:szCs w:val="24"/>
+          <w:lang w:val="ru-MD"/>
+        </w:rPr>
+        <w:t>Хрестом Твоїм Ти, Спасе, мир благовістив і полоненим визволення провістив, а володаря Божественним воскресінням Твоїм, Христе, осоромив, беззбройного, знеможеного його показавши.</w:t>
+      </w:r>
+    </w:p>
+    <w:p>
+      <w:pPr>
+        <w:spacing w:after="120"/>
+        <w:jc w:val="both"/>
+        <w:rPr>
+          <w:rFonts w:ascii="Times New Roman" w:hAnsi="Times New Roman" w:cs="Times New Roman"/>
           <w:sz w:val="24"/>
           <w:szCs w:val="24"/>
           <w:lang w:val="ru-MD"/>
@@ -21255,76 +18410,36 @@
         <w:rPr>
           <w:rFonts w:ascii="Times New Roman" w:hAnsi="Times New Roman" w:cs="Times New Roman"/>
           <w:b/>
-          <w:i/>
-          <w:color w:val="FF0000"/>
-          <w:sz w:val="24"/>
-          <w:szCs w:val="24"/>
-          <w:lang w:val="ru-MD"/>
-        </w:rPr>
-        <w:t xml:space="preserve">«Свят Господь Бог наш» </w:t>
-      </w:r>
-      <w:r>
-        <w:rPr>
-          <w:rFonts w:ascii="Times New Roman" w:hAnsi="Times New Roman" w:cs="Times New Roman"/>
-          <w:i/>
-          <w:color w:val="FF0000"/>
-          <w:sz w:val="24"/>
-          <w:szCs w:val="24"/>
-          <w:lang w:val="ru-MD"/>
-        </w:rPr>
-        <w:t>на глас прокімена.</w:t>
-      </w:r>
-    </w:p>
-    <w:p>
-      <w:pPr>
-        <w:spacing w:after="120"/>
-        <w:jc w:val="both"/>
-        <w:rPr>
-          <w:rFonts w:ascii="Times New Roman" w:hAnsi="Times New Roman" w:cs="Times New Roman"/>
-          <w:b/>
-          <w:sz w:val="24"/>
-          <w:szCs w:val="24"/>
-          <w:lang w:val="ru-MD"/>
-        </w:rPr>
-      </w:pPr>
-      <w:r>
-        <w:rPr>
-          <w:rFonts w:ascii="Times New Roman" w:hAnsi="Times New Roman" w:cs="Times New Roman"/>
-          <w:b/>
-          <w:sz w:val="24"/>
-          <w:szCs w:val="24"/>
-          <w:lang w:val="ru-MD"/>
-        </w:rPr>
-        <w:t>Свят Господь Бог наш.</w:t>
-      </w:r>
-    </w:p>
-    <w:p>
-      <w:pPr>
-        <w:spacing w:after="120"/>
-        <w:jc w:val="both"/>
-        <w:rPr>
-          <w:rFonts w:ascii="Times New Roman" w:hAnsi="Times New Roman" w:cs="Times New Roman"/>
-          <w:sz w:val="24"/>
-          <w:szCs w:val="24"/>
-          <w:u w:val="single"/>
-          <w:lang w:val="ru-MD"/>
-        </w:rPr>
-      </w:pPr>
-      <w:r>
-        <w:rPr>
-          <w:rFonts w:ascii="Times New Roman" w:hAnsi="Times New Roman" w:cs="Times New Roman"/>
-          <w:i/>
-          <w:color w:val="FF0000"/>
-          <w:sz w:val="24"/>
-          <w:szCs w:val="24"/>
-          <w:lang w:val="ru-MD"/>
-        </w:rPr>
-        <w:t>Стих:</w:t>
-      </w:r>
-      <w:r>
-        <w:rPr>
-          <w:rFonts w:ascii="Times New Roman" w:hAnsi="Times New Roman" w:cs="Times New Roman"/>
-          <w:i/>
+          <w:sz w:val="24"/>
+          <w:szCs w:val="24"/>
+          <w:lang w:val="ru-MD"/>
+        </w:rPr>
+        <w:t>Слава і нині</w:t>
+      </w:r>
+      <w:r>
+        <w:rPr>
+          <w:rFonts w:ascii="Times New Roman" w:hAnsi="Times New Roman" w:cs="Times New Roman"/>
+          <w:sz w:val="24"/>
+          <w:szCs w:val="24"/>
+          <w:lang w:val="ru-MD"/>
+        </w:rPr>
+        <w:t xml:space="preserve">: </w:t>
+      </w:r>
+      <w:r>
+        <w:rPr>
+          <w:rFonts w:ascii="Times New Roman" w:hAnsi="Times New Roman" w:cs="Times New Roman"/>
+          <w:i/>
+          <w:color w:val="FF0000"/>
+          <w:sz w:val="24"/>
+          <w:szCs w:val="24"/>
+          <w:lang w:val="ru-MD"/>
+        </w:rPr>
+        <w:t>Борогодичний:</w:t>
+      </w:r>
+      <w:r>
+        <w:rPr>
+          <w:rFonts w:ascii="Times New Roman" w:hAnsi="Times New Roman" w:cs="Times New Roman"/>
+          <w:color w:val="FF0000"/>
           <w:sz w:val="24"/>
           <w:szCs w:val="24"/>
           <w:lang w:val="ru-MD"/>
@@ -21336,65 +18451,17 @@
           <w:rFonts w:ascii="Times New Roman" w:hAnsi="Times New Roman" w:cs="Times New Roman"/>
           <w:sz w:val="24"/>
           <w:szCs w:val="24"/>
-          <w:u w:val="single"/>
-          <w:lang w:val="ru-MD"/>
-        </w:rPr>
-        <w:t>Возносіте Господа Бога нашого.</w:t>
-      </w:r>
-    </w:p>
-    <w:p>
-      <w:pPr>
-        <w:spacing w:after="120"/>
-        <w:jc w:val="both"/>
-        <w:rPr>
-          <w:rFonts w:ascii="Times New Roman" w:hAnsi="Times New Roman" w:cs="Times New Roman"/>
-          <w:i/>
-          <w:sz w:val="24"/>
-          <w:szCs w:val="24"/>
-          <w:u w:val="single"/>
-          <w:lang w:val="ru-MD"/>
-        </w:rPr>
-      </w:pPr>
-      <w:r>
-        <w:rPr>
-          <w:rFonts w:ascii="Times New Roman" w:hAnsi="Times New Roman" w:cs="Times New Roman"/>
-          <w:i/>
-          <w:color w:val="FF0000"/>
-          <w:sz w:val="24"/>
-          <w:szCs w:val="24"/>
-          <w:lang w:val="ru-MD"/>
-        </w:rPr>
-        <w:t>Стих:</w:t>
-      </w:r>
-      <w:r>
-        <w:rPr>
-          <w:rFonts w:ascii="Times New Roman" w:hAnsi="Times New Roman" w:cs="Times New Roman"/>
-          <w:i/>
-          <w:sz w:val="24"/>
-          <w:szCs w:val="24"/>
-          <w:lang w:val="ru-MD"/>
-        </w:rPr>
-        <w:t xml:space="preserve"> </w:t>
-      </w:r>
-      <w:r>
-        <w:rPr>
-          <w:rFonts w:ascii="Times New Roman" w:hAnsi="Times New Roman" w:cs="Times New Roman"/>
-          <w:sz w:val="24"/>
-          <w:szCs w:val="24"/>
-          <w:u w:val="single"/>
-          <w:lang w:val="ru-MD"/>
-        </w:rPr>
-        <w:t>І поклоняйтеся підніжжю ніг Його, бо святе воно.</w:t>
-      </w:r>
-    </w:p>
-    <w:p>
-      <w:pPr>
-        <w:spacing w:after="120"/>
-        <w:jc w:val="both"/>
-        <w:rPr>
-          <w:rFonts w:ascii="Times New Roman" w:hAnsi="Times New Roman" w:cs="Times New Roman"/>
-          <w:i/>
-          <w:color w:val="FF0000"/>
+          <w:lang w:val="ru-MD"/>
+        </w:rPr>
+        <w:t>Не погорди, Всехвальна, благаннями тих, що з вірою просять, а прийми й донеси їх, Пречиста, до Сина Твого, Сяйного Доброчинця Бога, в Тобі бо Заступницю маємо.</w:t>
+      </w:r>
+    </w:p>
+    <w:p>
+      <w:pPr>
+        <w:spacing w:after="120"/>
+        <w:jc w:val="both"/>
+        <w:rPr>
+          <w:rFonts w:ascii="Times New Roman" w:hAnsi="Times New Roman" w:cs="Times New Roman"/>
           <w:sz w:val="24"/>
           <w:szCs w:val="24"/>
           <w:lang w:val="ru-MD"/>
@@ -21408,6 +18475,2332 @@
         <w:jc w:val="center"/>
         <w:rPr>
           <w:rFonts w:ascii="Times New Roman" w:eastAsia="Times New Roman" w:hAnsi="Times New Roman" w:cs="Times New Roman"/>
+          <w:color w:val="FF0000"/>
+          <w:lang w:val="ru-MD"/>
+        </w:rPr>
+      </w:pPr>
+      <w:r>
+        <w:rPr>
+          <w:rFonts w:ascii="Times New Roman" w:eastAsia="Times New Roman" w:hAnsi="Times New Roman" w:cs="Times New Roman"/>
+          <w:b/>
+          <w:color w:val="FF0000"/>
+          <w:lang w:val="ru-MD"/>
+        </w:rPr>
+        <w:t xml:space="preserve">Пісня </w:t>
+      </w:r>
+      <w:r>
+        <w:rPr>
+          <w:rFonts w:ascii="Times New Roman" w:eastAsia="Times New Roman" w:hAnsi="Times New Roman" w:cs="Times New Roman"/>
+          <w:b/>
+          <w:color w:val="FF0000"/>
+          <w:lang w:val="ru-MD"/>
+        </w:rPr>
+        <w:t>6</w:t>
+      </w:r>
+    </w:p>
+    <w:p>
+      <w:pPr>
+        <w:spacing w:after="120"/>
+        <w:jc w:val="both"/>
+        <w:rPr>
+          <w:rFonts w:ascii="Times New Roman" w:hAnsi="Times New Roman" w:cs="Times New Roman"/>
+          <w:sz w:val="24"/>
+          <w:szCs w:val="24"/>
+          <w:lang w:val="ru-MD"/>
+        </w:rPr>
+      </w:pPr>
+      <w:r>
+        <w:rPr>
+          <w:rFonts w:ascii="Times New Roman" w:hAnsi="Times New Roman" w:cs="Times New Roman"/>
+          <w:i/>
+          <w:color w:val="FF0000"/>
+          <w:sz w:val="24"/>
+          <w:szCs w:val="24"/>
+          <w:lang w:val="ru-MD"/>
+        </w:rPr>
+        <w:t xml:space="preserve">Ірмос </w:t>
+      </w:r>
+      <w:r>
+        <w:rPr>
+          <w:rFonts w:ascii="Times New Roman" w:hAnsi="Times New Roman" w:cs="Times New Roman"/>
+          <w:i/>
+          <w:color w:val="FF0000"/>
+          <w:sz w:val="24"/>
+          <w:szCs w:val="24"/>
+          <w:lang w:val="ru-MD"/>
+        </w:rPr>
+        <w:t>(</w:t>
+      </w:r>
+      <w:r>
+        <w:rPr>
+          <w:rFonts w:ascii="Times New Roman" w:hAnsi="Times New Roman" w:cs="Times New Roman"/>
+          <w:i/>
+          <w:color w:val="FF0000"/>
+          <w:sz w:val="24"/>
+          <w:szCs w:val="24"/>
+          <w:lang w:val="uk-UA"/>
+        </w:rPr>
+        <w:t xml:space="preserve">г. </w:t>
+      </w:r>
+      <w:r>
+        <w:rPr>
+          <w:rFonts w:ascii="Times New Roman" w:hAnsi="Times New Roman" w:cs="Times New Roman"/>
+          <w:i/>
+          <w:color w:val="FF0000"/>
+          <w:sz w:val="24"/>
+          <w:szCs w:val="24"/>
+          <w:lang w:val="ru-MD"/>
+        </w:rPr>
+        <w:t>1)</w:t>
+      </w:r>
+      <w:r>
+        <w:rPr>
+          <w:rFonts w:ascii="Times New Roman" w:hAnsi="Times New Roman" w:cs="Times New Roman"/>
+          <w:i/>
+          <w:iCs/>
+          <w:color w:val="FF0000"/>
+          <w:sz w:val="24"/>
+          <w:szCs w:val="24"/>
+          <w:lang w:val="ru-MD"/>
+        </w:rPr>
+        <w:t xml:space="preserve">: </w:t>
+      </w:r>
+      <w:r>
+        <w:rPr>
+          <w:rFonts w:ascii="Times New Roman" w:hAnsi="Times New Roman" w:cs="Times New Roman"/>
+          <w:b/>
+          <w:sz w:val="24"/>
+          <w:szCs w:val="24"/>
+          <w:lang w:val="ru-MD"/>
+        </w:rPr>
+        <w:t>Обняла нас найглибша безодня, і нема Визволителя.* Уважають нас, як овець на заколення.* Спаси людей твоїх, Боже наш, бо ти для немічних сила й оновлення.</w:t>
+      </w:r>
+    </w:p>
+    <w:p>
+      <w:pPr>
+        <w:spacing w:after="120"/>
+        <w:jc w:val="both"/>
+        <w:rPr>
+          <w:rFonts w:ascii="Times New Roman" w:hAnsi="Times New Roman" w:cs="Times New Roman"/>
+          <w:sz w:val="24"/>
+          <w:szCs w:val="24"/>
+          <w:u w:val="single"/>
+          <w:lang w:val="ru-MD"/>
+        </w:rPr>
+      </w:pPr>
+      <w:r>
+        <w:rPr>
+          <w:rFonts w:ascii="Times New Roman" w:hAnsi="Times New Roman" w:cs="Times New Roman"/>
+          <w:i/>
+          <w:color w:val="FF0000"/>
+          <w:sz w:val="24"/>
+          <w:szCs w:val="24"/>
+          <w:lang w:val="ru-MD"/>
+        </w:rPr>
+        <w:t>Стих:</w:t>
+      </w:r>
+      <w:r>
+        <w:rPr>
+          <w:rFonts w:ascii="Times New Roman" w:hAnsi="Times New Roman" w:cs="Times New Roman"/>
+          <w:i/>
+          <w:sz w:val="24"/>
+          <w:szCs w:val="24"/>
+          <w:lang w:val="ru-MD"/>
+        </w:rPr>
+        <w:t xml:space="preserve"> </w:t>
+      </w:r>
+      <w:r>
+        <w:rPr>
+          <w:rFonts w:ascii="Times New Roman" w:hAnsi="Times New Roman" w:cs="Times New Roman"/>
+          <w:sz w:val="24"/>
+          <w:szCs w:val="24"/>
+          <w:u w:val="single"/>
+          <w:lang w:val="ru-MD"/>
+        </w:rPr>
+        <w:t>Слава, Господи, святому воскресінню Твоєму.</w:t>
+      </w:r>
+    </w:p>
+    <w:p>
+      <w:pPr>
+        <w:spacing w:after="120"/>
+        <w:jc w:val="both"/>
+        <w:rPr>
+          <w:rFonts w:ascii="Times New Roman" w:hAnsi="Times New Roman" w:cs="Times New Roman"/>
+          <w:sz w:val="24"/>
+          <w:szCs w:val="24"/>
+          <w:lang w:val="ru-MD"/>
+        </w:rPr>
+      </w:pPr>
+      <w:r>
+        <w:rPr>
+          <w:rFonts w:ascii="Times New Roman" w:hAnsi="Times New Roman" w:cs="Times New Roman"/>
+          <w:sz w:val="24"/>
+          <w:szCs w:val="24"/>
+          <w:lang w:val="ru-MD"/>
+        </w:rPr>
+        <w:lastRenderedPageBreak/>
+        <w:t>Гріхом первоствореного були ми, Господи, тяжко зранені, а зцілилися раною Твоєю, що нею Ти, Христе, за нас уранений був, Ти бо сила немічних і оновлення.</w:t>
+      </w:r>
+    </w:p>
+    <w:p>
+      <w:pPr>
+        <w:spacing w:after="120"/>
+        <w:jc w:val="both"/>
+        <w:rPr>
+          <w:rFonts w:ascii="Times New Roman" w:hAnsi="Times New Roman" w:cs="Times New Roman"/>
+          <w:sz w:val="24"/>
+          <w:szCs w:val="24"/>
+          <w:u w:val="single"/>
+          <w:lang w:val="ru-MD"/>
+        </w:rPr>
+      </w:pPr>
+      <w:r>
+        <w:rPr>
+          <w:rFonts w:ascii="Times New Roman" w:hAnsi="Times New Roman" w:cs="Times New Roman"/>
+          <w:i/>
+          <w:color w:val="FF0000"/>
+          <w:sz w:val="24"/>
+          <w:szCs w:val="24"/>
+          <w:lang w:val="ru-MD"/>
+        </w:rPr>
+        <w:t>Стих:</w:t>
+      </w:r>
+      <w:r>
+        <w:rPr>
+          <w:rFonts w:ascii="Times New Roman" w:hAnsi="Times New Roman" w:cs="Times New Roman"/>
+          <w:i/>
+          <w:sz w:val="24"/>
+          <w:szCs w:val="24"/>
+          <w:lang w:val="ru-MD"/>
+        </w:rPr>
+        <w:t xml:space="preserve"> </w:t>
+      </w:r>
+      <w:r>
+        <w:rPr>
+          <w:rFonts w:ascii="Times New Roman" w:hAnsi="Times New Roman" w:cs="Times New Roman"/>
+          <w:sz w:val="24"/>
+          <w:szCs w:val="24"/>
+          <w:u w:val="single"/>
+          <w:lang w:val="ru-MD"/>
+        </w:rPr>
+        <w:t>Слава, Господи, святому воскресінню Твоєму.</w:t>
+      </w:r>
+    </w:p>
+    <w:p>
+      <w:pPr>
+        <w:spacing w:after="120"/>
+        <w:jc w:val="both"/>
+        <w:rPr>
+          <w:rFonts w:ascii="Times New Roman" w:hAnsi="Times New Roman" w:cs="Times New Roman"/>
+          <w:sz w:val="24"/>
+          <w:szCs w:val="24"/>
+          <w:lang w:val="ru-MD"/>
+        </w:rPr>
+      </w:pPr>
+      <w:r>
+        <w:rPr>
+          <w:rFonts w:ascii="Times New Roman" w:hAnsi="Times New Roman" w:cs="Times New Roman"/>
+          <w:sz w:val="24"/>
+          <w:szCs w:val="24"/>
+          <w:lang w:val="ru-MD"/>
+        </w:rPr>
+        <w:t>Ти, Всесильний Господи, нас із аду вивів, вбивши кита ненажерливого, Твоєю владою його силу знищивши, Ти бо життя, і світло, і воскресіння.</w:t>
+      </w:r>
+    </w:p>
+    <w:p>
+      <w:pPr>
+        <w:spacing w:after="120"/>
+        <w:jc w:val="both"/>
+        <w:rPr>
+          <w:rFonts w:ascii="Times New Roman" w:hAnsi="Times New Roman" w:cs="Times New Roman"/>
+          <w:sz w:val="24"/>
+          <w:szCs w:val="24"/>
+          <w:lang w:val="ru-MD"/>
+        </w:rPr>
+      </w:pPr>
+      <w:r>
+        <w:rPr>
+          <w:rFonts w:ascii="Times New Roman" w:hAnsi="Times New Roman" w:cs="Times New Roman"/>
+          <w:b/>
+          <w:sz w:val="24"/>
+          <w:szCs w:val="24"/>
+          <w:lang w:val="ru-MD"/>
+        </w:rPr>
+        <w:t>Слава і нині</w:t>
+      </w:r>
+      <w:r>
+        <w:rPr>
+          <w:rFonts w:ascii="Times New Roman" w:hAnsi="Times New Roman" w:cs="Times New Roman"/>
+          <w:sz w:val="24"/>
+          <w:szCs w:val="24"/>
+          <w:lang w:val="ru-MD"/>
+        </w:rPr>
+        <w:t xml:space="preserve">: </w:t>
+      </w:r>
+      <w:r>
+        <w:rPr>
+          <w:rFonts w:ascii="Times New Roman" w:hAnsi="Times New Roman" w:cs="Times New Roman"/>
+          <w:i/>
+          <w:color w:val="FF0000"/>
+          <w:sz w:val="24"/>
+          <w:szCs w:val="24"/>
+          <w:lang w:val="ru-MD"/>
+        </w:rPr>
+        <w:t>Богородичний:</w:t>
+      </w:r>
+      <w:r>
+        <w:rPr>
+          <w:rFonts w:ascii="Times New Roman" w:hAnsi="Times New Roman" w:cs="Times New Roman"/>
+          <w:sz w:val="24"/>
+          <w:szCs w:val="24"/>
+          <w:lang w:val="ru-MD"/>
+        </w:rPr>
+        <w:t xml:space="preserve"> Радіють Тобою, Діво Пречиста, праотці нашого роду, через Тебе повернувши рай, що його через провину позбулися були; Ти бо до Різдва і породивши чиста єси.</w:t>
+      </w:r>
+    </w:p>
+    <w:p>
+      <w:pPr>
+        <w:spacing w:after="120"/>
+        <w:jc w:val="both"/>
+        <w:rPr>
+          <w:rFonts w:ascii="Times New Roman" w:hAnsi="Times New Roman" w:cs="Times New Roman"/>
+          <w:i/>
+          <w:color w:val="FF0000"/>
+          <w:sz w:val="24"/>
+          <w:szCs w:val="24"/>
+          <w:lang w:val="ru-MD"/>
+        </w:rPr>
+      </w:pPr>
+    </w:p>
+    <w:p>
+      <w:pPr>
+        <w:pStyle w:val="Heading3"/>
+        <w:spacing w:before="0" w:after="120"/>
+        <w:jc w:val="center"/>
+        <w:rPr>
+          <w:rFonts w:ascii="Times New Roman" w:eastAsia="Times New Roman" w:hAnsi="Times New Roman" w:cs="Times New Roman"/>
+          <w:i/>
+          <w:color w:val="FF0000"/>
+          <w:lang w:val="ru-MD"/>
+        </w:rPr>
+      </w:pPr>
+      <w:r>
+        <w:rPr>
+          <w:rFonts w:ascii="Times New Roman" w:eastAsia="Times New Roman" w:hAnsi="Times New Roman" w:cs="Times New Roman"/>
+          <w:b/>
+          <w:i/>
+          <w:color w:val="FF0000"/>
+          <w:lang w:val="ru-MD"/>
+        </w:rPr>
+        <w:t>Мала єктенія</w:t>
+      </w:r>
+    </w:p>
+    <w:p>
+      <w:pPr>
+        <w:spacing w:after="120"/>
+        <w:rPr>
+          <w:rFonts w:ascii="Times New Roman" w:hAnsi="Times New Roman"/>
+          <w:lang w:val="ru-MD"/>
+        </w:rPr>
+      </w:pPr>
+      <w:r>
+        <w:rPr>
+          <w:rFonts w:ascii="Times New Roman" w:hAnsi="Times New Roman"/>
+          <w:color w:val="000000"/>
+          <w:sz w:val="24"/>
+          <w:lang w:val="ru-MD"/>
+        </w:rPr>
+        <w:t>Ще і ще в мирі Господеві помолімся.</w:t>
+      </w:r>
+    </w:p>
+    <w:p>
+      <w:pPr>
+        <w:spacing w:after="120"/>
+        <w:rPr>
+          <w:rFonts w:ascii="Times New Roman" w:hAnsi="Times New Roman"/>
+          <w:lang w:val="ru-MD"/>
+        </w:rPr>
+      </w:pPr>
+      <w:r>
+        <w:rPr>
+          <w:rFonts w:ascii="Times New Roman" w:hAnsi="Times New Roman"/>
+          <w:i/>
+          <w:color w:val="FF4400"/>
+          <w:sz w:val="24"/>
+          <w:lang w:val="ru-MD"/>
+        </w:rPr>
+        <w:t>Вірні:</w:t>
+      </w:r>
+      <w:r>
+        <w:rPr>
+          <w:rFonts w:ascii="Times New Roman" w:hAnsi="Times New Roman"/>
+          <w:color w:val="000000"/>
+          <w:sz w:val="24"/>
+          <w:lang w:val="ru-MD"/>
+        </w:rPr>
+        <w:t xml:space="preserve"> Го́споди, поми́луй.</w:t>
+      </w:r>
+    </w:p>
+    <w:p>
+      <w:pPr>
+        <w:spacing w:after="120"/>
+        <w:rPr>
+          <w:rFonts w:ascii="Times New Roman" w:hAnsi="Times New Roman"/>
+          <w:lang w:val="ru-MD"/>
+        </w:rPr>
+      </w:pPr>
+      <w:r>
+        <w:rPr>
+          <w:rFonts w:ascii="Times New Roman" w:hAnsi="Times New Roman"/>
+          <w:sz w:val="24"/>
+          <w:lang w:val="ru-MD"/>
+        </w:rPr>
+        <w:t>Заступи, спаси, помилуй і охорони нас, Боже, Твоєю благодаттю</w:t>
+      </w:r>
+    </w:p>
+    <w:p>
+      <w:pPr>
+        <w:spacing w:after="120"/>
+        <w:rPr>
+          <w:rFonts w:ascii="Times New Roman" w:hAnsi="Times New Roman"/>
+          <w:lang w:val="ru-MD"/>
+        </w:rPr>
+      </w:pPr>
+      <w:r>
+        <w:rPr>
+          <w:rFonts w:ascii="Times New Roman" w:hAnsi="Times New Roman"/>
+          <w:i/>
+          <w:color w:val="FF4400"/>
+          <w:sz w:val="24"/>
+          <w:lang w:val="ru-MD"/>
+        </w:rPr>
+        <w:t>Вірні:</w:t>
+      </w:r>
+      <w:r>
+        <w:rPr>
+          <w:rFonts w:ascii="Times New Roman" w:hAnsi="Times New Roman"/>
+          <w:color w:val="000000"/>
+          <w:sz w:val="24"/>
+          <w:lang w:val="ru-MD"/>
+        </w:rPr>
+        <w:t xml:space="preserve"> Го́споди, поми́луй.</w:t>
+      </w:r>
+    </w:p>
+    <w:p>
+      <w:pPr>
+        <w:spacing w:after="120"/>
+        <w:rPr>
+          <w:rFonts w:ascii="Times New Roman" w:hAnsi="Times New Roman"/>
+          <w:lang w:val="ru-MD"/>
+        </w:rPr>
+      </w:pPr>
+      <w:r>
+        <w:rPr>
+          <w:rFonts w:ascii="Times New Roman" w:hAnsi="Times New Roman"/>
+          <w:color w:val="000000"/>
+          <w:sz w:val="24"/>
+          <w:lang w:val="ru-MD"/>
+        </w:rPr>
+        <w:t>Пресвяту, пречисту, преблагословенну, славну Владичицю нашу Богородицю і приснодіву Марію, з усіма святими пом’янувши, самих себе, і один одного, і все життя наше Христу Богові віддаймо.</w:t>
+      </w:r>
+    </w:p>
+    <w:p>
+      <w:pPr>
+        <w:spacing w:after="120"/>
+        <w:rPr>
+          <w:rFonts w:ascii="Times New Roman" w:hAnsi="Times New Roman"/>
+          <w:lang w:val="ru-MD"/>
+        </w:rPr>
+      </w:pPr>
+      <w:r>
+        <w:rPr>
+          <w:rFonts w:ascii="Times New Roman" w:hAnsi="Times New Roman"/>
+          <w:i/>
+          <w:color w:val="FF4400"/>
+          <w:sz w:val="24"/>
+          <w:lang w:val="ru-MD"/>
+        </w:rPr>
+        <w:t>Вірні:</w:t>
+      </w:r>
+      <w:r>
+        <w:rPr>
+          <w:rFonts w:ascii="Times New Roman" w:hAnsi="Times New Roman"/>
+          <w:color w:val="000000"/>
+          <w:sz w:val="24"/>
+          <w:lang w:val="ru-MD"/>
+        </w:rPr>
+        <w:t xml:space="preserve"> Тобі́, Го́споди.</w:t>
+      </w:r>
+    </w:p>
+    <w:p>
+      <w:pPr>
+        <w:spacing w:after="120"/>
+        <w:jc w:val="both"/>
+        <w:rPr>
+          <w:rFonts w:ascii="Times New Roman" w:hAnsi="Times New Roman" w:cs="Times New Roman"/>
+          <w:sz w:val="24"/>
+          <w:szCs w:val="24"/>
+          <w:u w:val="single"/>
+          <w:lang w:val="ru-MD"/>
+        </w:rPr>
+      </w:pPr>
+      <w:bookmarkStart w:id="10" w:name="_heading=h.3rdcrjn" w:colFirst="0" w:colLast="0"/>
+      <w:bookmarkEnd w:id="10"/>
+      <w:r>
+        <w:rPr>
+          <w:rFonts w:ascii="Times New Roman" w:hAnsi="Times New Roman" w:cs="Times New Roman"/>
+          <w:sz w:val="24"/>
+          <w:szCs w:val="24"/>
+          <w:u w:val="single"/>
+          <w:lang w:val="ru-MD"/>
+        </w:rPr>
+        <w:t>[Дякуємо тобі, Господи, Боже спасіння нашого, бо ти все робиш для добра життя нашого, щоб ми завжди на тебе споглядали, Спасителю й Доброчинцю душ наших. Бо ти дав спокій нам у час минулої ночі й підвів нас, щоб ми поклонялися величному імені твоєму. Тому молимо тебе, Господи: Дай нам ласку й силу, щоб ми стали гідними співати тобі розумно й молитися безупинно та в страсі і тремтінні над нашим спасінням працювали, при заступництві Христа твого. Пом'яни, Господи, і тих, що вночі до тебе кличуть. Вислухай їх і помилуй, і круши під ноги їх невидимих і войовничих ворогів.]</w:t>
+      </w:r>
+    </w:p>
+    <w:p>
+      <w:pPr>
+        <w:spacing w:after="120"/>
+        <w:rPr>
+          <w:rFonts w:ascii="Times New Roman" w:hAnsi="Times New Roman"/>
+          <w:lang w:val="ru-MD"/>
+        </w:rPr>
+      </w:pPr>
+      <w:r>
+        <w:rPr>
+          <w:rFonts w:ascii="Times New Roman" w:hAnsi="Times New Roman"/>
+          <w:i/>
+          <w:color w:val="FF0000"/>
+          <w:sz w:val="24"/>
+          <w:lang w:val="ru-MD"/>
+        </w:rPr>
+        <w:t xml:space="preserve">Священник: </w:t>
+      </w:r>
+      <w:r>
+        <w:rPr>
+          <w:rFonts w:ascii="Times New Roman" w:hAnsi="Times New Roman"/>
+          <w:color w:val="000000"/>
+          <w:sz w:val="24"/>
+          <w:lang w:val="ru-MD"/>
+        </w:rPr>
+        <w:t>Бо Ти цар миру і Спас душ наших – і Тобі славу возсилаємо, Отцю, і Сину, і Святому Духові</w:t>
+      </w:r>
+      <w:r>
+        <w:rPr>
+          <w:rFonts w:ascii="Times New Roman" w:hAnsi="Times New Roman"/>
+          <w:sz w:val="24"/>
+          <w:lang w:val="ru-MD"/>
+        </w:rPr>
+        <w:t>, нині, і повсякчас, і на віки віків.</w:t>
+      </w:r>
+    </w:p>
+    <w:p>
+      <w:pPr>
+        <w:spacing w:after="120"/>
+        <w:jc w:val="both"/>
+        <w:rPr>
+          <w:rFonts w:ascii="Times New Roman" w:hAnsi="Times New Roman" w:cs="Times New Roman"/>
+          <w:i/>
+          <w:sz w:val="24"/>
+          <w:szCs w:val="24"/>
+          <w:lang w:val="ru-MD"/>
+        </w:rPr>
+      </w:pPr>
+      <w:r>
+        <w:rPr>
+          <w:rFonts w:ascii="Times New Roman" w:hAnsi="Times New Roman" w:cs="Times New Roman"/>
+          <w:i/>
+          <w:color w:val="FF0000"/>
+          <w:sz w:val="24"/>
+          <w:szCs w:val="24"/>
+          <w:lang w:val="ru-MD"/>
+        </w:rPr>
+        <w:t>Вірні:</w:t>
+      </w:r>
+      <w:r>
+        <w:rPr>
+          <w:rFonts w:ascii="Times New Roman" w:hAnsi="Times New Roman" w:cs="Times New Roman"/>
+          <w:color w:val="FF0000"/>
+          <w:sz w:val="24"/>
+          <w:szCs w:val="24"/>
+          <w:lang w:val="ru-MD"/>
+        </w:rPr>
+        <w:t xml:space="preserve"> </w:t>
+      </w:r>
+      <w:r>
+        <w:rPr>
+          <w:rFonts w:ascii="Times New Roman" w:hAnsi="Times New Roman" w:cs="Times New Roman"/>
+          <w:sz w:val="24"/>
+          <w:szCs w:val="24"/>
+          <w:lang w:val="ru-MD"/>
+        </w:rPr>
+        <w:t>Амінь.</w:t>
+      </w:r>
+    </w:p>
+    <w:p>
+      <w:pPr>
+        <w:spacing w:after="120"/>
+        <w:jc w:val="both"/>
+        <w:rPr>
+          <w:rFonts w:ascii="Times New Roman" w:hAnsi="Times New Roman" w:cs="Times New Roman"/>
+          <w:i/>
+          <w:color w:val="FF0000"/>
+          <w:sz w:val="24"/>
+          <w:szCs w:val="24"/>
+          <w:lang w:val="ru-MD"/>
+        </w:rPr>
+      </w:pPr>
+    </w:p>
+    <w:p>
+      <w:pPr>
+        <w:widowControl w:val="0"/>
+        <w:spacing w:after="120"/>
+        <w:jc w:val="both"/>
+        <w:rPr>
+          <w:rFonts w:ascii="Times New Roman" w:hAnsi="Times New Roman" w:cs="Times New Roman"/>
+          <w:sz w:val="24"/>
+          <w:szCs w:val="24"/>
+          <w:lang w:val="ru-MD" w:eastAsia="uk-UA"/>
+        </w:rPr>
+      </w:pPr>
+      <w:r>
+        <w:rPr>
+          <w:rFonts w:ascii="Times New Roman" w:hAnsi="Times New Roman" w:cs="Times New Roman"/>
+          <w:i/>
+          <w:color w:val="FF0000"/>
+          <w:sz w:val="24"/>
+          <w:szCs w:val="24"/>
+          <w:lang w:val="ru-MD"/>
+        </w:rPr>
+        <w:t>Кондак (г. 1):</w:t>
+      </w:r>
+      <w:r>
+        <w:rPr>
+          <w:rFonts w:ascii="Times New Roman" w:hAnsi="Times New Roman" w:cs="Times New Roman"/>
+          <w:sz w:val="24"/>
+          <w:szCs w:val="24"/>
+          <w:lang w:val="ru-MD"/>
+        </w:rPr>
+        <w:t xml:space="preserve"> </w:t>
+      </w:r>
+      <w:r>
+        <w:rPr>
+          <w:rFonts w:ascii="Times New Roman" w:hAnsi="Times New Roman" w:cs="Times New Roman"/>
+          <w:sz w:val="24"/>
+          <w:szCs w:val="24"/>
+          <w:lang w:val="ru-MD" w:eastAsia="uk-UA"/>
+        </w:rPr>
+        <w:t>Воскре́с Ти як Бог із гро́бу у сла́ві* і світ із Собо́ю воскреси́в,* і людське́ єство́ як Бо́га оспі́вує Тебе́,* і смерть ще́зла.* Ада́м же лику́є, Влади́ко,* і Є́ва ни́ні, від у́зів визволя́ючись, ра́дується, взива́ючи:* Ти, Хри́сте, Той, Хто всім подає́ воскресі́ння.</w:t>
+      </w:r>
+    </w:p>
+    <w:p>
+      <w:pPr>
+        <w:widowControl w:val="0"/>
+        <w:spacing w:after="120"/>
+        <w:jc w:val="both"/>
+        <w:rPr>
+          <w:rFonts w:ascii="Times New Roman" w:hAnsi="Times New Roman" w:cs="Times New Roman"/>
+          <w:sz w:val="24"/>
+          <w:szCs w:val="24"/>
+          <w:lang w:val="ru-MD"/>
+        </w:rPr>
+      </w:pPr>
+    </w:p>
+    <w:p>
+      <w:pPr>
+        <w:pStyle w:val="Heading3"/>
+        <w:spacing w:before="0" w:after="120"/>
+        <w:jc w:val="center"/>
+        <w:rPr>
+          <w:rFonts w:ascii="Times New Roman" w:eastAsia="Times New Roman" w:hAnsi="Times New Roman" w:cs="Times New Roman"/>
+          <w:color w:val="FF0000"/>
+          <w:lang w:val="ru-MD"/>
+        </w:rPr>
+      </w:pPr>
+      <w:r>
+        <w:rPr>
+          <w:rFonts w:ascii="Times New Roman" w:eastAsia="Times New Roman" w:hAnsi="Times New Roman" w:cs="Times New Roman"/>
+          <w:b/>
+          <w:color w:val="FF0000"/>
+          <w:lang w:val="ru-MD"/>
+        </w:rPr>
+        <w:t xml:space="preserve">Пісня </w:t>
+      </w:r>
+      <w:r>
+        <w:rPr>
+          <w:rFonts w:ascii="Times New Roman" w:eastAsia="Times New Roman" w:hAnsi="Times New Roman" w:cs="Times New Roman"/>
+          <w:b/>
+          <w:color w:val="FF0000"/>
+          <w:lang w:val="ru-MD"/>
+        </w:rPr>
+        <w:t>7</w:t>
+      </w:r>
+    </w:p>
+    <w:p>
+      <w:pPr>
+        <w:spacing w:after="120"/>
+        <w:jc w:val="both"/>
+        <w:rPr>
+          <w:rFonts w:ascii="Times New Roman" w:hAnsi="Times New Roman" w:cs="Times New Roman"/>
+          <w:sz w:val="24"/>
+          <w:szCs w:val="24"/>
+          <w:lang w:val="ru-MD"/>
+        </w:rPr>
+      </w:pPr>
+      <w:r>
+        <w:rPr>
+          <w:rFonts w:ascii="Times New Roman" w:hAnsi="Times New Roman" w:cs="Times New Roman"/>
+          <w:i/>
+          <w:color w:val="FF0000"/>
+          <w:sz w:val="24"/>
+          <w:szCs w:val="24"/>
+          <w:lang w:val="ru-MD"/>
+        </w:rPr>
+        <w:t xml:space="preserve">Ірмос </w:t>
+      </w:r>
+      <w:r>
+        <w:rPr>
+          <w:rFonts w:ascii="Times New Roman" w:hAnsi="Times New Roman" w:cs="Times New Roman"/>
+          <w:i/>
+          <w:color w:val="FF0000"/>
+          <w:sz w:val="24"/>
+          <w:szCs w:val="24"/>
+          <w:lang w:val="ru-MD"/>
+        </w:rPr>
+        <w:t>(</w:t>
+      </w:r>
+      <w:r>
+        <w:rPr>
+          <w:rFonts w:ascii="Times New Roman" w:hAnsi="Times New Roman" w:cs="Times New Roman"/>
+          <w:i/>
+          <w:color w:val="FF0000"/>
+          <w:sz w:val="24"/>
+          <w:szCs w:val="24"/>
+          <w:lang w:val="uk-UA"/>
+        </w:rPr>
+        <w:t xml:space="preserve">г. </w:t>
+      </w:r>
+      <w:r>
+        <w:rPr>
+          <w:rFonts w:ascii="Times New Roman" w:hAnsi="Times New Roman" w:cs="Times New Roman"/>
+          <w:i/>
+          <w:color w:val="FF0000"/>
+          <w:sz w:val="24"/>
+          <w:szCs w:val="24"/>
+          <w:lang w:val="ru-MD"/>
+        </w:rPr>
+        <w:t>1)</w:t>
+      </w:r>
+      <w:r>
+        <w:rPr>
+          <w:rFonts w:ascii="Times New Roman" w:hAnsi="Times New Roman" w:cs="Times New Roman"/>
+          <w:i/>
+          <w:iCs/>
+          <w:color w:val="FF0000"/>
+          <w:sz w:val="24"/>
+          <w:szCs w:val="24"/>
+          <w:lang w:val="ru-MD"/>
+        </w:rPr>
+        <w:t xml:space="preserve">: </w:t>
+      </w:r>
+      <w:r>
+        <w:rPr>
+          <w:rFonts w:ascii="Times New Roman" w:hAnsi="Times New Roman" w:cs="Times New Roman"/>
+          <w:b/>
+          <w:sz w:val="24"/>
+          <w:szCs w:val="24"/>
+          <w:lang w:val="ru-MD"/>
+        </w:rPr>
+        <w:t>Тебе, Богородице, ми вірні визнаємо як полум'я духовне,* бо, як трьох юнаків спас Всевишній, так і цілий світ обновив, у твоєму лоні,* хвальний і преславний Бог батьків наших.</w:t>
+      </w:r>
+    </w:p>
+    <w:p>
+      <w:pPr>
+        <w:spacing w:after="120"/>
+        <w:jc w:val="both"/>
+        <w:rPr>
+          <w:rFonts w:ascii="Times New Roman" w:hAnsi="Times New Roman" w:cs="Times New Roman"/>
+          <w:sz w:val="24"/>
+          <w:szCs w:val="24"/>
+          <w:u w:val="single"/>
+          <w:lang w:val="ru-MD"/>
+        </w:rPr>
+      </w:pPr>
+      <w:r>
+        <w:rPr>
+          <w:rFonts w:ascii="Times New Roman" w:hAnsi="Times New Roman" w:cs="Times New Roman"/>
+          <w:i/>
+          <w:color w:val="FF0000"/>
+          <w:sz w:val="24"/>
+          <w:szCs w:val="24"/>
+          <w:lang w:val="ru-MD"/>
+        </w:rPr>
+        <w:t>Стих:</w:t>
+      </w:r>
+      <w:r>
+        <w:rPr>
+          <w:rFonts w:ascii="Times New Roman" w:hAnsi="Times New Roman" w:cs="Times New Roman"/>
+          <w:i/>
+          <w:sz w:val="24"/>
+          <w:szCs w:val="24"/>
+          <w:lang w:val="ru-MD"/>
+        </w:rPr>
+        <w:t xml:space="preserve"> </w:t>
+      </w:r>
+      <w:r>
+        <w:rPr>
+          <w:rFonts w:ascii="Times New Roman" w:hAnsi="Times New Roman" w:cs="Times New Roman"/>
+          <w:sz w:val="24"/>
+          <w:szCs w:val="24"/>
+          <w:u w:val="single"/>
+          <w:lang w:val="ru-MD"/>
+        </w:rPr>
+        <w:t>Слава, Господи, святому воскресінню Твоєму.</w:t>
+      </w:r>
+    </w:p>
+    <w:p>
+      <w:pPr>
+        <w:spacing w:after="120"/>
+        <w:jc w:val="both"/>
+        <w:rPr>
+          <w:rFonts w:ascii="Times New Roman" w:hAnsi="Times New Roman" w:cs="Times New Roman"/>
+          <w:sz w:val="24"/>
+          <w:szCs w:val="24"/>
+          <w:lang w:val="ru-MD"/>
+        </w:rPr>
+      </w:pPr>
+      <w:r>
+        <w:rPr>
+          <w:rFonts w:ascii="Times New Roman" w:hAnsi="Times New Roman" w:cs="Times New Roman"/>
+          <w:sz w:val="24"/>
+          <w:szCs w:val="24"/>
+          <w:lang w:val="ru-MD"/>
+        </w:rPr>
+        <w:t>Затряслася земля, сховалося сонце, і світло померкло, розірвалась церковна завіса, каміння розпалося, бо на хресті висить Праведник, Хвальний отців Бог і Препрославлений.</w:t>
+      </w:r>
+    </w:p>
+    <w:p>
+      <w:pPr>
+        <w:spacing w:after="120"/>
+        <w:jc w:val="both"/>
+        <w:rPr>
+          <w:rFonts w:ascii="Times New Roman" w:hAnsi="Times New Roman" w:cs="Times New Roman"/>
+          <w:sz w:val="24"/>
+          <w:szCs w:val="24"/>
+          <w:u w:val="single"/>
+          <w:lang w:val="ru-MD"/>
+        </w:rPr>
+      </w:pPr>
+      <w:r>
+        <w:rPr>
+          <w:rFonts w:ascii="Times New Roman" w:hAnsi="Times New Roman" w:cs="Times New Roman"/>
+          <w:i/>
+          <w:color w:val="FF0000"/>
+          <w:sz w:val="24"/>
+          <w:szCs w:val="24"/>
+          <w:lang w:val="ru-MD"/>
+        </w:rPr>
+        <w:t>Стих:</w:t>
+      </w:r>
+      <w:r>
+        <w:rPr>
+          <w:rFonts w:ascii="Times New Roman" w:hAnsi="Times New Roman" w:cs="Times New Roman"/>
+          <w:i/>
+          <w:sz w:val="24"/>
+          <w:szCs w:val="24"/>
+          <w:lang w:val="ru-MD"/>
+        </w:rPr>
+        <w:t xml:space="preserve"> </w:t>
+      </w:r>
+      <w:r>
+        <w:rPr>
+          <w:rFonts w:ascii="Times New Roman" w:hAnsi="Times New Roman" w:cs="Times New Roman"/>
+          <w:sz w:val="24"/>
+          <w:szCs w:val="24"/>
+          <w:u w:val="single"/>
+          <w:lang w:val="ru-MD"/>
+        </w:rPr>
+        <w:t>Слава, Господи, святому воскресінню Твоєму.</w:t>
+      </w:r>
+    </w:p>
+    <w:p>
+      <w:pPr>
+        <w:spacing w:after="120"/>
+        <w:jc w:val="both"/>
+        <w:rPr>
+          <w:rFonts w:ascii="Times New Roman" w:hAnsi="Times New Roman" w:cs="Times New Roman"/>
+          <w:sz w:val="24"/>
+          <w:szCs w:val="24"/>
+          <w:lang w:val="ru-MD"/>
+        </w:rPr>
+      </w:pPr>
+      <w:r>
+        <w:rPr>
+          <w:rFonts w:ascii="Times New Roman" w:hAnsi="Times New Roman" w:cs="Times New Roman"/>
+          <w:sz w:val="24"/>
+          <w:szCs w:val="24"/>
+          <w:lang w:val="ru-MD"/>
+        </w:rPr>
+        <w:lastRenderedPageBreak/>
+        <w:t>За нас із волі Своєї безпомічний бувши і між мертвими поранений, Ти, Превозносимий, визволив і могутньою рукою всіх із Собою воскресив, Хвальний Отців Боже і Препрославлений.</w:t>
+      </w:r>
+    </w:p>
+    <w:p>
+      <w:pPr>
+        <w:spacing w:after="120"/>
+        <w:jc w:val="both"/>
+        <w:rPr>
+          <w:rFonts w:ascii="Times New Roman" w:hAnsi="Times New Roman" w:cs="Times New Roman"/>
+          <w:sz w:val="24"/>
+          <w:szCs w:val="24"/>
+          <w:lang w:val="ru-MD"/>
+        </w:rPr>
+      </w:pPr>
+      <w:r>
+        <w:rPr>
+          <w:rFonts w:ascii="Times New Roman" w:hAnsi="Times New Roman" w:cs="Times New Roman"/>
+          <w:b/>
+          <w:sz w:val="24"/>
+          <w:szCs w:val="24"/>
+          <w:lang w:val="ru-MD"/>
+        </w:rPr>
+        <w:t>Слава і нині</w:t>
+      </w:r>
+      <w:r>
+        <w:rPr>
+          <w:rFonts w:ascii="Times New Roman" w:hAnsi="Times New Roman" w:cs="Times New Roman"/>
+          <w:sz w:val="24"/>
+          <w:szCs w:val="24"/>
+          <w:lang w:val="ru-MD"/>
+        </w:rPr>
+        <w:t xml:space="preserve">: </w:t>
+      </w:r>
+      <w:r>
+        <w:rPr>
+          <w:rFonts w:ascii="Times New Roman" w:hAnsi="Times New Roman" w:cs="Times New Roman"/>
+          <w:i/>
+          <w:color w:val="FF0000"/>
+          <w:sz w:val="24"/>
+          <w:szCs w:val="24"/>
+          <w:lang w:val="ru-MD"/>
+        </w:rPr>
+        <w:t>Богородичний:</w:t>
+      </w:r>
+      <w:r>
+        <w:rPr>
+          <w:rFonts w:ascii="Times New Roman" w:hAnsi="Times New Roman" w:cs="Times New Roman"/>
+          <w:sz w:val="24"/>
+          <w:szCs w:val="24"/>
+          <w:lang w:val="ru-MD"/>
+        </w:rPr>
+        <w:t xml:space="preserve"> Радуйся, Джерело води завжди цілющої; радуйся, Раю насолоди; радуйся Стіна вірних; радуйся, Неневісна; радуйся, всього світу Радосте. Через Тебе засяяв нам хвальний отців Бог і Препрославлений.</w:t>
+      </w:r>
+    </w:p>
+    <w:p>
+      <w:pPr>
+        <w:spacing w:after="120"/>
+        <w:jc w:val="both"/>
+        <w:rPr>
+          <w:rFonts w:ascii="Times New Roman" w:hAnsi="Times New Roman" w:cs="Times New Roman"/>
+          <w:sz w:val="24"/>
+          <w:szCs w:val="24"/>
+          <w:lang w:val="ru-MD"/>
+        </w:rPr>
+      </w:pPr>
+    </w:p>
+    <w:p>
+      <w:pPr>
+        <w:pStyle w:val="Heading3"/>
+        <w:spacing w:before="0" w:after="120"/>
+        <w:jc w:val="center"/>
+        <w:rPr>
+          <w:rFonts w:ascii="Times New Roman" w:eastAsia="Times New Roman" w:hAnsi="Times New Roman" w:cs="Times New Roman"/>
+          <w:color w:val="FF0000"/>
+          <w:lang w:val="ru-MD"/>
+        </w:rPr>
+      </w:pPr>
+      <w:r>
+        <w:rPr>
+          <w:rFonts w:ascii="Times New Roman" w:eastAsia="Times New Roman" w:hAnsi="Times New Roman" w:cs="Times New Roman"/>
+          <w:b/>
+          <w:color w:val="FF0000"/>
+          <w:lang w:val="ru-MD"/>
+        </w:rPr>
+        <w:t xml:space="preserve">Пісня </w:t>
+      </w:r>
+      <w:r>
+        <w:rPr>
+          <w:rFonts w:ascii="Times New Roman" w:eastAsia="Times New Roman" w:hAnsi="Times New Roman" w:cs="Times New Roman"/>
+          <w:b/>
+          <w:color w:val="FF0000"/>
+          <w:lang w:val="ru-MD"/>
+        </w:rPr>
+        <w:t>8</w:t>
+      </w:r>
+    </w:p>
+    <w:p>
+      <w:pPr>
+        <w:spacing w:after="120"/>
+        <w:jc w:val="both"/>
+        <w:rPr>
+          <w:rFonts w:ascii="Times New Roman" w:hAnsi="Times New Roman" w:cs="Times New Roman"/>
+          <w:sz w:val="24"/>
+          <w:szCs w:val="24"/>
+          <w:lang w:val="ru-MD"/>
+        </w:rPr>
+      </w:pPr>
+      <w:r>
+        <w:rPr>
+          <w:rFonts w:ascii="Times New Roman" w:hAnsi="Times New Roman" w:cs="Times New Roman"/>
+          <w:i/>
+          <w:color w:val="FF0000"/>
+          <w:sz w:val="24"/>
+          <w:szCs w:val="24"/>
+          <w:lang w:val="ru-MD"/>
+        </w:rPr>
+        <w:t xml:space="preserve">Ірмос </w:t>
+      </w:r>
+      <w:r>
+        <w:rPr>
+          <w:rFonts w:ascii="Times New Roman" w:hAnsi="Times New Roman" w:cs="Times New Roman"/>
+          <w:i/>
+          <w:color w:val="FF0000"/>
+          <w:sz w:val="24"/>
+          <w:szCs w:val="24"/>
+          <w:lang w:val="ru-MD"/>
+        </w:rPr>
+        <w:t>(</w:t>
+      </w:r>
+      <w:r>
+        <w:rPr>
+          <w:rFonts w:ascii="Times New Roman" w:hAnsi="Times New Roman" w:cs="Times New Roman"/>
+          <w:i/>
+          <w:color w:val="FF0000"/>
+          <w:sz w:val="24"/>
+          <w:szCs w:val="24"/>
+          <w:lang w:val="uk-UA"/>
+        </w:rPr>
+        <w:t xml:space="preserve">г. </w:t>
+      </w:r>
+      <w:r>
+        <w:rPr>
+          <w:rFonts w:ascii="Times New Roman" w:hAnsi="Times New Roman" w:cs="Times New Roman"/>
+          <w:i/>
+          <w:color w:val="FF0000"/>
+          <w:sz w:val="24"/>
+          <w:szCs w:val="24"/>
+          <w:lang w:val="ru-MD"/>
+        </w:rPr>
+        <w:t>1)</w:t>
+      </w:r>
+      <w:r>
+        <w:rPr>
+          <w:rFonts w:ascii="Times New Roman" w:hAnsi="Times New Roman" w:cs="Times New Roman"/>
+          <w:i/>
+          <w:iCs/>
+          <w:color w:val="FF0000"/>
+          <w:sz w:val="24"/>
+          <w:szCs w:val="24"/>
+          <w:lang w:val="ru-MD"/>
+        </w:rPr>
+        <w:t xml:space="preserve">: </w:t>
+      </w:r>
+      <w:r>
+        <w:rPr>
+          <w:rFonts w:ascii="Times New Roman" w:hAnsi="Times New Roman" w:cs="Times New Roman"/>
+          <w:b/>
+          <w:sz w:val="24"/>
+          <w:szCs w:val="24"/>
+          <w:lang w:val="ru-MD"/>
+        </w:rPr>
+        <w:t>Юнаки ізраїльські в печі, мов у горні, ясніше від золота засяяли красою побожности,* співаючи: Благословіть, усі створіння Господні Господа, і прославляйте його по всі віки.</w:t>
+      </w:r>
+    </w:p>
+    <w:p>
+      <w:pPr>
+        <w:spacing w:after="120"/>
+        <w:jc w:val="both"/>
+        <w:rPr>
+          <w:rFonts w:ascii="Times New Roman" w:hAnsi="Times New Roman" w:cs="Times New Roman"/>
+          <w:sz w:val="24"/>
+          <w:szCs w:val="24"/>
+          <w:u w:val="single"/>
+          <w:lang w:val="ru-MD"/>
+        </w:rPr>
+      </w:pPr>
+      <w:r>
+        <w:rPr>
+          <w:rFonts w:ascii="Times New Roman" w:hAnsi="Times New Roman" w:cs="Times New Roman"/>
+          <w:i/>
+          <w:color w:val="FF0000"/>
+          <w:sz w:val="24"/>
+          <w:szCs w:val="24"/>
+          <w:lang w:val="ru-MD"/>
+        </w:rPr>
+        <w:t>Стих:</w:t>
+      </w:r>
+      <w:r>
+        <w:rPr>
+          <w:rFonts w:ascii="Times New Roman" w:hAnsi="Times New Roman" w:cs="Times New Roman"/>
+          <w:i/>
+          <w:sz w:val="24"/>
+          <w:szCs w:val="24"/>
+          <w:lang w:val="ru-MD"/>
+        </w:rPr>
+        <w:t xml:space="preserve"> </w:t>
+      </w:r>
+      <w:r>
+        <w:rPr>
+          <w:rFonts w:ascii="Times New Roman" w:hAnsi="Times New Roman" w:cs="Times New Roman"/>
+          <w:sz w:val="24"/>
+          <w:szCs w:val="24"/>
+          <w:u w:val="single"/>
+          <w:lang w:val="ru-MD"/>
+        </w:rPr>
+        <w:t>Слава, Господи, святому воскресінню Твоєму.</w:t>
+      </w:r>
+    </w:p>
+    <w:p>
+      <w:pPr>
+        <w:spacing w:after="120"/>
+        <w:jc w:val="both"/>
+        <w:rPr>
+          <w:rFonts w:ascii="Times New Roman" w:hAnsi="Times New Roman" w:cs="Times New Roman"/>
+          <w:sz w:val="24"/>
+          <w:szCs w:val="24"/>
+          <w:lang w:val="ru-MD"/>
+        </w:rPr>
+      </w:pPr>
+      <w:r>
+        <w:rPr>
+          <w:rFonts w:ascii="Times New Roman" w:hAnsi="Times New Roman" w:cs="Times New Roman"/>
+          <w:sz w:val="24"/>
+          <w:szCs w:val="24"/>
+          <w:lang w:val="ru-MD"/>
+        </w:rPr>
+        <w:t>Слово Боже, Ти з волі Своєї все твориш і перетворюєш, тінь смертну в життя вічне стражданням Твоїм обертаєш. Тебе невпинно всі ми, творіння, як Господа, в піснях хвалимо і прославляємо по всі</w:t>
+      </w:r>
+      <w:r>
+        <w:rPr>
+          <w:rFonts w:ascii="Times New Roman" w:hAnsi="Times New Roman" w:cs="Times New Roman"/>
+          <w:b/>
+          <w:sz w:val="24"/>
+          <w:szCs w:val="24"/>
+          <w:lang w:val="ru-MD"/>
+        </w:rPr>
+        <w:t xml:space="preserve"> </w:t>
+      </w:r>
+      <w:r>
+        <w:rPr>
+          <w:rFonts w:ascii="Times New Roman" w:hAnsi="Times New Roman" w:cs="Times New Roman"/>
+          <w:sz w:val="24"/>
+          <w:szCs w:val="24"/>
+          <w:lang w:val="ru-MD"/>
+        </w:rPr>
+        <w:t>віки.</w:t>
+      </w:r>
+    </w:p>
+    <w:p>
+      <w:pPr>
+        <w:spacing w:after="120"/>
+        <w:jc w:val="both"/>
+        <w:rPr>
+          <w:rFonts w:ascii="Times New Roman" w:hAnsi="Times New Roman" w:cs="Times New Roman"/>
+          <w:sz w:val="24"/>
+          <w:szCs w:val="24"/>
+          <w:u w:val="single"/>
+          <w:lang w:val="ru-MD"/>
+        </w:rPr>
+      </w:pPr>
+      <w:r>
+        <w:rPr>
+          <w:rFonts w:ascii="Times New Roman" w:hAnsi="Times New Roman" w:cs="Times New Roman"/>
+          <w:i/>
+          <w:color w:val="FF0000"/>
+          <w:sz w:val="24"/>
+          <w:szCs w:val="24"/>
+          <w:lang w:val="ru-MD"/>
+        </w:rPr>
+        <w:t>Стих:</w:t>
+      </w:r>
+      <w:r>
+        <w:rPr>
+          <w:rFonts w:ascii="Times New Roman" w:hAnsi="Times New Roman" w:cs="Times New Roman"/>
+          <w:i/>
+          <w:sz w:val="24"/>
+          <w:szCs w:val="24"/>
+          <w:lang w:val="ru-MD"/>
+        </w:rPr>
+        <w:t xml:space="preserve"> </w:t>
+      </w:r>
+      <w:r>
+        <w:rPr>
+          <w:rFonts w:ascii="Times New Roman" w:hAnsi="Times New Roman" w:cs="Times New Roman"/>
+          <w:sz w:val="24"/>
+          <w:szCs w:val="24"/>
+          <w:u w:val="single"/>
+          <w:lang w:val="ru-MD"/>
+        </w:rPr>
+        <w:t>Слава, Господи, святому воскресінню Твоєму.</w:t>
+      </w:r>
+    </w:p>
+    <w:p>
+      <w:pPr>
+        <w:spacing w:after="120"/>
+        <w:jc w:val="both"/>
+        <w:rPr>
+          <w:rFonts w:ascii="Times New Roman" w:hAnsi="Times New Roman" w:cs="Times New Roman"/>
+          <w:sz w:val="24"/>
+          <w:szCs w:val="24"/>
+          <w:lang w:val="ru-MD"/>
+        </w:rPr>
+      </w:pPr>
+      <w:r>
+        <w:rPr>
+          <w:rFonts w:ascii="Times New Roman" w:hAnsi="Times New Roman" w:cs="Times New Roman"/>
+          <w:sz w:val="24"/>
+          <w:szCs w:val="24"/>
+          <w:lang w:val="ru-MD"/>
+        </w:rPr>
+        <w:t xml:space="preserve">Ти, Христе, знищив муки і страждання в вороттях і твердинях адових, на третій день із гробу воскресши. Тебе невпинно всі творіння, як Господа, в піснях хвалять і прославляють по всі віки. </w:t>
+      </w:r>
+    </w:p>
+    <w:p>
+      <w:pPr>
+        <w:spacing w:after="120"/>
+        <w:jc w:val="both"/>
+        <w:rPr>
+          <w:rFonts w:ascii="Times New Roman" w:hAnsi="Times New Roman" w:cs="Times New Roman"/>
+          <w:sz w:val="24"/>
+          <w:szCs w:val="24"/>
+          <w:lang w:val="ru-MD"/>
+        </w:rPr>
+      </w:pPr>
+      <w:r>
+        <w:rPr>
+          <w:rFonts w:ascii="Times New Roman" w:hAnsi="Times New Roman" w:cs="Times New Roman"/>
+          <w:b/>
+          <w:sz w:val="24"/>
+          <w:szCs w:val="24"/>
+          <w:lang w:val="ru-MD"/>
+        </w:rPr>
+        <w:t>Благословім Отця, і Сина, і Святого Духа – Господа завжди, нині і повсякчас  і на віки віків.</w:t>
+      </w:r>
+      <w:r>
+        <w:rPr>
+          <w:rFonts w:ascii="Times New Roman" w:hAnsi="Times New Roman" w:cs="Times New Roman"/>
+          <w:sz w:val="24"/>
+          <w:szCs w:val="24"/>
+          <w:lang w:val="ru-MD"/>
+        </w:rPr>
+        <w:t xml:space="preserve"> </w:t>
+      </w:r>
+    </w:p>
+    <w:p>
+      <w:pPr>
+        <w:spacing w:after="120"/>
+        <w:jc w:val="both"/>
+        <w:rPr>
+          <w:rFonts w:ascii="Times New Roman" w:hAnsi="Times New Roman" w:cs="Times New Roman"/>
+          <w:sz w:val="24"/>
+          <w:szCs w:val="24"/>
+          <w:lang w:val="ru-MD"/>
+        </w:rPr>
+      </w:pPr>
+      <w:r>
+        <w:rPr>
+          <w:rFonts w:ascii="Times New Roman" w:hAnsi="Times New Roman" w:cs="Times New Roman"/>
+          <w:i/>
+          <w:color w:val="FF0000"/>
+          <w:sz w:val="24"/>
+          <w:szCs w:val="24"/>
+          <w:lang w:val="ru-MD"/>
+        </w:rPr>
+        <w:t>Богородичний:</w:t>
+      </w:r>
+      <w:r>
+        <w:rPr>
+          <w:rFonts w:ascii="Times New Roman" w:hAnsi="Times New Roman" w:cs="Times New Roman"/>
+          <w:sz w:val="24"/>
+          <w:szCs w:val="24"/>
+          <w:lang w:val="ru-MD"/>
+        </w:rPr>
+        <w:t xml:space="preserve"> Ту, що безсіменно і надприродно від Божого сяйва дорогоцінну перлину — Христа народила, в піснях прославмо, промовляючи: «Благословіте, всі творіння, Господа, в піснях хваліть й прославляйте по всі віки».</w:t>
+      </w:r>
+    </w:p>
+    <w:p>
+      <w:pPr>
+        <w:spacing w:after="120"/>
+        <w:jc w:val="both"/>
+        <w:rPr>
+          <w:rFonts w:ascii="Times New Roman" w:hAnsi="Times New Roman" w:cs="Times New Roman"/>
+          <w:i/>
+          <w:color w:val="FF0000"/>
+          <w:sz w:val="24"/>
+          <w:szCs w:val="24"/>
+          <w:lang w:val="ru-MD"/>
+        </w:rPr>
+      </w:pPr>
+    </w:p>
+    <w:p>
+      <w:pPr>
+        <w:pStyle w:val="Heading3"/>
+        <w:spacing w:before="0" w:after="120"/>
+        <w:jc w:val="center"/>
+        <w:rPr>
+          <w:rFonts w:ascii="Times New Roman" w:eastAsia="Times New Roman" w:hAnsi="Times New Roman" w:cs="Times New Roman"/>
+          <w:b/>
+          <w:i/>
+          <w:color w:val="FF0000"/>
+          <w:lang w:val="ru-MD"/>
+        </w:rPr>
+      </w:pPr>
+      <w:r>
+        <w:rPr>
+          <w:rFonts w:ascii="Times New Roman" w:eastAsia="Times New Roman" w:hAnsi="Times New Roman" w:cs="Times New Roman"/>
+          <w:b/>
+          <w:i/>
+          <w:color w:val="FF0000"/>
+          <w:lang w:val="ru-MD"/>
+        </w:rPr>
+        <w:t>Пісня Богородиці</w:t>
+      </w:r>
+    </w:p>
+    <w:p>
+      <w:pPr>
+        <w:spacing w:after="120"/>
+        <w:jc w:val="both"/>
+        <w:rPr>
+          <w:rFonts w:ascii="Times New Roman" w:hAnsi="Times New Roman" w:cs="Times New Roman"/>
+          <w:i/>
+          <w:color w:val="FF0000"/>
+          <w:sz w:val="24"/>
+          <w:szCs w:val="24"/>
+          <w:lang w:val="ru-MD"/>
+        </w:rPr>
+      </w:pPr>
+      <w:r>
+        <w:rPr>
+          <w:rFonts w:ascii="Times New Roman" w:hAnsi="Times New Roman" w:cs="Times New Roman"/>
+          <w:i/>
+          <w:color w:val="FF0000"/>
+          <w:sz w:val="24"/>
+          <w:szCs w:val="24"/>
+          <w:lang w:val="ru-MD"/>
+        </w:rPr>
+        <w:t xml:space="preserve">Після катавасії восьмої пісні диякон бере кадильницю і, ставши перед іконою Богородиці, мовить: </w:t>
+      </w:r>
+    </w:p>
+    <w:p>
+      <w:pPr>
+        <w:spacing w:after="120"/>
+        <w:jc w:val="both"/>
+        <w:rPr>
+          <w:rFonts w:ascii="Times New Roman" w:hAnsi="Times New Roman" w:cs="Times New Roman"/>
+          <w:color w:val="000000"/>
+          <w:sz w:val="24"/>
+          <w:szCs w:val="24"/>
+          <w:lang w:val="ru-MD"/>
+        </w:rPr>
+      </w:pPr>
+      <w:r>
+        <w:rPr>
+          <w:rFonts w:ascii="Times New Roman" w:hAnsi="Times New Roman" w:cs="Times New Roman"/>
+          <w:color w:val="000000"/>
+          <w:sz w:val="24"/>
+          <w:szCs w:val="24"/>
+          <w:lang w:val="ru-MD"/>
+        </w:rPr>
+        <w:t>Богородицю і Матір Світла піснями звеличаймо.</w:t>
+      </w:r>
+    </w:p>
+    <w:p>
+      <w:pPr>
+        <w:spacing w:after="120"/>
+        <w:jc w:val="both"/>
+        <w:rPr>
+          <w:rFonts w:ascii="Times New Roman" w:hAnsi="Times New Roman" w:cs="Times New Roman"/>
+          <w:sz w:val="24"/>
+          <w:szCs w:val="24"/>
+          <w:lang w:val="ru-MD"/>
+        </w:rPr>
+      </w:pPr>
+      <w:r>
+        <w:rPr>
+          <w:rFonts w:ascii="Times New Roman" w:hAnsi="Times New Roman" w:cs="Times New Roman"/>
+          <w:i/>
+          <w:color w:val="FF0000"/>
+          <w:sz w:val="24"/>
+          <w:szCs w:val="24"/>
+          <w:lang w:val="ru-MD"/>
+        </w:rPr>
+        <w:t>Вірні:</w:t>
+      </w:r>
+      <w:r>
+        <w:rPr>
+          <w:rFonts w:ascii="Times New Roman" w:hAnsi="Times New Roman" w:cs="Times New Roman"/>
+          <w:color w:val="FF0000"/>
+          <w:sz w:val="24"/>
+          <w:szCs w:val="24"/>
+          <w:lang w:val="ru-MD"/>
+        </w:rPr>
+        <w:t xml:space="preserve"> </w:t>
+      </w:r>
+      <w:r>
+        <w:rPr>
+          <w:rFonts w:ascii="Times New Roman" w:hAnsi="Times New Roman" w:cs="Times New Roman"/>
+          <w:sz w:val="24"/>
+          <w:szCs w:val="24"/>
+          <w:lang w:val="ru-MD"/>
+        </w:rPr>
+        <w:t>Величає душа моя Господа,* і дух мій радіє в Бозі, Спасі моїм.</w:t>
+      </w:r>
+    </w:p>
+    <w:p>
+      <w:pPr>
+        <w:spacing w:after="120"/>
+        <w:jc w:val="both"/>
+        <w:rPr>
+          <w:rFonts w:ascii="Times New Roman" w:hAnsi="Times New Roman" w:cs="Times New Roman"/>
+          <w:sz w:val="24"/>
+          <w:szCs w:val="24"/>
+          <w:lang w:val="ru-MD"/>
+        </w:rPr>
+      </w:pPr>
+      <w:r>
+        <w:rPr>
+          <w:rFonts w:ascii="Times New Roman" w:hAnsi="Times New Roman" w:cs="Times New Roman"/>
+          <w:sz w:val="24"/>
+          <w:szCs w:val="24"/>
+          <w:lang w:val="ru-MD"/>
+        </w:rPr>
+        <w:t xml:space="preserve">Чеснішу від херувимів,* і незрівнянно славнішу від серафимів,* що без зотління Бога Слово породила,* сущу Богородицю, тебе величаємо. </w:t>
+      </w:r>
+      <w:r>
+        <w:rPr>
+          <w:rFonts w:ascii="Times New Roman" w:hAnsi="Times New Roman" w:cs="Times New Roman"/>
+          <w:i/>
+          <w:color w:val="FF0000"/>
+          <w:sz w:val="24"/>
+          <w:szCs w:val="24"/>
+          <w:lang w:val="ru-MD"/>
+        </w:rPr>
+        <w:t>(Після кожного стиха)</w:t>
+      </w:r>
+      <w:r>
+        <w:rPr>
+          <w:rFonts w:ascii="Times New Roman" w:hAnsi="Times New Roman" w:cs="Times New Roman"/>
+          <w:i/>
+          <w:sz w:val="24"/>
+          <w:szCs w:val="24"/>
+          <w:lang w:val="ru-MD"/>
+        </w:rPr>
+        <w:t>.</w:t>
+      </w:r>
+    </w:p>
+    <w:p>
+      <w:pPr>
+        <w:spacing w:after="120"/>
+        <w:jc w:val="both"/>
+        <w:rPr>
+          <w:rFonts w:ascii="Times New Roman" w:hAnsi="Times New Roman" w:cs="Times New Roman"/>
+          <w:sz w:val="24"/>
+          <w:szCs w:val="24"/>
+          <w:lang w:val="ru-MD"/>
+        </w:rPr>
+      </w:pPr>
+      <w:r>
+        <w:rPr>
+          <w:rFonts w:ascii="Times New Roman" w:hAnsi="Times New Roman" w:cs="Times New Roman"/>
+          <w:sz w:val="24"/>
+          <w:szCs w:val="24"/>
+          <w:lang w:val="ru-MD"/>
+        </w:rPr>
+        <w:t>Бо він зглянувся на покору слугині своєї,* ось бо віднині ублажатимуть мене всі роди.</w:t>
+      </w:r>
+    </w:p>
+    <w:p>
+      <w:pPr>
+        <w:spacing w:after="120"/>
+        <w:jc w:val="both"/>
+        <w:rPr>
+          <w:rFonts w:ascii="Times New Roman" w:hAnsi="Times New Roman" w:cs="Times New Roman"/>
+          <w:sz w:val="24"/>
+          <w:szCs w:val="24"/>
+          <w:lang w:val="ru-MD"/>
+        </w:rPr>
+      </w:pPr>
+      <w:r>
+        <w:rPr>
+          <w:rFonts w:ascii="Times New Roman" w:hAnsi="Times New Roman" w:cs="Times New Roman"/>
+          <w:sz w:val="24"/>
+          <w:szCs w:val="24"/>
+          <w:lang w:val="ru-MD"/>
+        </w:rPr>
+        <w:t>Велике бо вчинив мені Всемогутній, і святе ім'я його.* Милосердя його з роду в рід на тих, які бояться його.</w:t>
+      </w:r>
+    </w:p>
+    <w:p>
+      <w:pPr>
+        <w:spacing w:after="120"/>
+        <w:jc w:val="both"/>
+        <w:rPr>
+          <w:rFonts w:ascii="Times New Roman" w:hAnsi="Times New Roman" w:cs="Times New Roman"/>
+          <w:sz w:val="24"/>
+          <w:szCs w:val="24"/>
+          <w:lang w:val="ru-MD"/>
+        </w:rPr>
+      </w:pPr>
+      <w:r>
+        <w:rPr>
+          <w:rFonts w:ascii="Times New Roman" w:hAnsi="Times New Roman" w:cs="Times New Roman"/>
+          <w:sz w:val="24"/>
+          <w:szCs w:val="24"/>
+          <w:lang w:val="ru-MD"/>
+        </w:rPr>
+        <w:t>Він виявив потугу рамени свого,* розвіяв гордих у задумах їхніх сердець.</w:t>
+      </w:r>
+    </w:p>
+    <w:p>
+      <w:pPr>
+        <w:spacing w:after="120"/>
+        <w:jc w:val="both"/>
+        <w:rPr>
+          <w:rFonts w:ascii="Times New Roman" w:hAnsi="Times New Roman" w:cs="Times New Roman"/>
+          <w:sz w:val="24"/>
+          <w:szCs w:val="24"/>
+          <w:lang w:val="ru-MD"/>
+        </w:rPr>
+      </w:pPr>
+      <w:r>
+        <w:rPr>
+          <w:rFonts w:ascii="Times New Roman" w:hAnsi="Times New Roman" w:cs="Times New Roman"/>
+          <w:sz w:val="24"/>
+          <w:szCs w:val="24"/>
+          <w:lang w:val="ru-MD"/>
+        </w:rPr>
+        <w:t>Могутніх скинув з престолів, підняв угору смиренних;* наситив благами голодних, багатих же відіслав з порожніми руками.</w:t>
+      </w:r>
+    </w:p>
+    <w:p>
+      <w:pPr>
+        <w:spacing w:after="120"/>
+        <w:jc w:val="both"/>
+        <w:rPr>
+          <w:rFonts w:ascii="Times New Roman" w:hAnsi="Times New Roman" w:cs="Times New Roman"/>
+          <w:sz w:val="24"/>
+          <w:szCs w:val="24"/>
+          <w:lang w:val="ru-MD"/>
+        </w:rPr>
+      </w:pPr>
+      <w:r>
+        <w:rPr>
+          <w:rFonts w:ascii="Times New Roman" w:hAnsi="Times New Roman" w:cs="Times New Roman"/>
+          <w:sz w:val="24"/>
+          <w:szCs w:val="24"/>
+          <w:lang w:val="ru-MD"/>
+        </w:rPr>
+        <w:t>Він пригорнув Ізраїля, слугу свого, згадавши своє милосердя,* як обіцяв був батькам нашим – Авраамові і його потомству повіки.</w:t>
+      </w:r>
+    </w:p>
+    <w:p>
+      <w:pPr>
+        <w:spacing w:after="120"/>
+        <w:jc w:val="both"/>
+        <w:rPr>
+          <w:rFonts w:ascii="Times New Roman" w:hAnsi="Times New Roman" w:cs="Times New Roman"/>
+          <w:b/>
+          <w:sz w:val="24"/>
+          <w:szCs w:val="24"/>
+          <w:lang w:val="ru-MD"/>
+        </w:rPr>
+      </w:pPr>
+    </w:p>
+    <w:p>
+      <w:pPr>
+        <w:pStyle w:val="Heading3"/>
+        <w:spacing w:before="0" w:after="120"/>
+        <w:jc w:val="center"/>
+        <w:rPr>
+          <w:rFonts w:ascii="Times New Roman" w:eastAsia="Times New Roman" w:hAnsi="Times New Roman" w:cs="Times New Roman"/>
+          <w:color w:val="FF0000"/>
+          <w:lang w:val="ru-MD"/>
+        </w:rPr>
+      </w:pPr>
+      <w:r>
+        <w:rPr>
+          <w:rFonts w:ascii="Times New Roman" w:eastAsia="Times New Roman" w:hAnsi="Times New Roman" w:cs="Times New Roman"/>
+          <w:b/>
+          <w:color w:val="FF0000"/>
+          <w:lang w:val="ru-MD"/>
+        </w:rPr>
+        <w:lastRenderedPageBreak/>
+        <w:t>Пісня 9</w:t>
+      </w:r>
+    </w:p>
+    <w:p>
+      <w:pPr>
+        <w:spacing w:after="120"/>
+        <w:jc w:val="both"/>
+        <w:rPr>
+          <w:rFonts w:ascii="Times New Roman" w:hAnsi="Times New Roman" w:cs="Times New Roman"/>
+          <w:sz w:val="24"/>
+          <w:szCs w:val="24"/>
+          <w:lang w:val="ru-MD"/>
+        </w:rPr>
+      </w:pPr>
+      <w:r>
+        <w:rPr>
+          <w:rFonts w:ascii="Times New Roman" w:hAnsi="Times New Roman" w:cs="Times New Roman"/>
+          <w:i/>
+          <w:color w:val="FF0000"/>
+          <w:sz w:val="24"/>
+          <w:szCs w:val="24"/>
+          <w:lang w:val="ru-MD"/>
+        </w:rPr>
+        <w:t xml:space="preserve">Ірмос </w:t>
+      </w:r>
+      <w:r>
+        <w:rPr>
+          <w:rFonts w:ascii="Times New Roman" w:hAnsi="Times New Roman" w:cs="Times New Roman"/>
+          <w:i/>
+          <w:color w:val="FF0000"/>
+          <w:sz w:val="24"/>
+          <w:szCs w:val="24"/>
+          <w:lang w:val="ru-MD"/>
+        </w:rPr>
+        <w:t>(</w:t>
+      </w:r>
+      <w:r>
+        <w:rPr>
+          <w:rFonts w:ascii="Times New Roman" w:hAnsi="Times New Roman" w:cs="Times New Roman"/>
+          <w:i/>
+          <w:color w:val="FF0000"/>
+          <w:sz w:val="24"/>
+          <w:szCs w:val="24"/>
+          <w:lang w:val="uk-UA"/>
+        </w:rPr>
+        <w:t xml:space="preserve">г. </w:t>
+      </w:r>
+      <w:r>
+        <w:rPr>
+          <w:rFonts w:ascii="Times New Roman" w:hAnsi="Times New Roman" w:cs="Times New Roman"/>
+          <w:i/>
+          <w:color w:val="FF0000"/>
+          <w:sz w:val="24"/>
+          <w:szCs w:val="24"/>
+          <w:lang w:val="ru-MD"/>
+        </w:rPr>
+        <w:t>1)</w:t>
+      </w:r>
+      <w:r>
+        <w:rPr>
+          <w:rFonts w:ascii="Times New Roman" w:hAnsi="Times New Roman" w:cs="Times New Roman"/>
+          <w:i/>
+          <w:iCs/>
+          <w:color w:val="FF0000"/>
+          <w:sz w:val="24"/>
+          <w:szCs w:val="24"/>
+          <w:lang w:val="ru-MD"/>
+        </w:rPr>
+        <w:t xml:space="preserve">: </w:t>
+      </w:r>
+      <w:r>
+        <w:rPr>
+          <w:rFonts w:ascii="Times New Roman" w:hAnsi="Times New Roman" w:cs="Times New Roman"/>
+          <w:b/>
+          <w:sz w:val="24"/>
+          <w:szCs w:val="24"/>
+          <w:lang w:val="ru-MD"/>
+        </w:rPr>
+        <w:t>Образ чистого народження твого появила неопалима купина,* тож нині молимось: Погаси розпалену на нас піч напастей,* щоб ми невпинно тебе, Богородице, величали.</w:t>
+      </w:r>
+    </w:p>
+    <w:p>
+      <w:pPr>
+        <w:spacing w:after="120"/>
+        <w:jc w:val="both"/>
+        <w:rPr>
+          <w:rFonts w:ascii="Times New Roman" w:hAnsi="Times New Roman" w:cs="Times New Roman"/>
+          <w:sz w:val="24"/>
+          <w:szCs w:val="24"/>
+          <w:u w:val="single"/>
+          <w:lang w:val="ru-MD"/>
+        </w:rPr>
+      </w:pPr>
+      <w:r>
+        <w:rPr>
+          <w:rFonts w:ascii="Times New Roman" w:hAnsi="Times New Roman" w:cs="Times New Roman"/>
+          <w:i/>
+          <w:color w:val="FF0000"/>
+          <w:sz w:val="24"/>
+          <w:szCs w:val="24"/>
+          <w:lang w:val="ru-MD"/>
+        </w:rPr>
+        <w:t>Стих:</w:t>
+      </w:r>
+      <w:r>
+        <w:rPr>
+          <w:rFonts w:ascii="Times New Roman" w:hAnsi="Times New Roman" w:cs="Times New Roman"/>
+          <w:i/>
+          <w:sz w:val="24"/>
+          <w:szCs w:val="24"/>
+          <w:lang w:val="ru-MD"/>
+        </w:rPr>
+        <w:t xml:space="preserve"> </w:t>
+      </w:r>
+      <w:r>
+        <w:rPr>
+          <w:rFonts w:ascii="Times New Roman" w:hAnsi="Times New Roman" w:cs="Times New Roman"/>
+          <w:sz w:val="24"/>
+          <w:szCs w:val="24"/>
+          <w:u w:val="single"/>
+          <w:lang w:val="ru-MD"/>
+        </w:rPr>
+        <w:t>Слава, Господи, святому воскресінню Твоєму.</w:t>
+      </w:r>
+    </w:p>
+    <w:p>
+      <w:pPr>
+        <w:spacing w:after="120"/>
+        <w:jc w:val="both"/>
+        <w:rPr>
+          <w:rFonts w:ascii="Times New Roman" w:hAnsi="Times New Roman" w:cs="Times New Roman"/>
+          <w:sz w:val="24"/>
+          <w:szCs w:val="24"/>
+          <w:lang w:val="ru-MD"/>
+        </w:rPr>
+      </w:pPr>
+      <w:r>
+        <w:rPr>
+          <w:rFonts w:ascii="Times New Roman" w:hAnsi="Times New Roman" w:cs="Times New Roman"/>
+          <w:sz w:val="24"/>
+          <w:szCs w:val="24"/>
+          <w:lang w:val="ru-MD"/>
+        </w:rPr>
+        <w:t>Як же то колись безбожні і непокірливі люди,* змовившись, виправдали гордого нечестивця,* а праведника, Господа слави, засудили на хрест?* Його ж ми достойно величаємо.</w:t>
+      </w:r>
+    </w:p>
+    <w:p>
+      <w:pPr>
+        <w:spacing w:after="120"/>
+        <w:jc w:val="both"/>
+        <w:rPr>
+          <w:rFonts w:ascii="Times New Roman" w:hAnsi="Times New Roman" w:cs="Times New Roman"/>
+          <w:sz w:val="24"/>
+          <w:szCs w:val="24"/>
+          <w:u w:val="single"/>
+          <w:lang w:val="ru-MD"/>
+        </w:rPr>
+      </w:pPr>
+      <w:r>
+        <w:rPr>
+          <w:rFonts w:ascii="Times New Roman" w:hAnsi="Times New Roman" w:cs="Times New Roman"/>
+          <w:i/>
+          <w:color w:val="FF0000"/>
+          <w:sz w:val="24"/>
+          <w:szCs w:val="24"/>
+          <w:lang w:val="ru-MD"/>
+        </w:rPr>
+        <w:t>Стих:</w:t>
+      </w:r>
+      <w:r>
+        <w:rPr>
+          <w:rFonts w:ascii="Times New Roman" w:hAnsi="Times New Roman" w:cs="Times New Roman"/>
+          <w:i/>
+          <w:sz w:val="24"/>
+          <w:szCs w:val="24"/>
+          <w:lang w:val="ru-MD"/>
+        </w:rPr>
+        <w:t xml:space="preserve"> </w:t>
+      </w:r>
+      <w:r>
+        <w:rPr>
+          <w:rFonts w:ascii="Times New Roman" w:hAnsi="Times New Roman" w:cs="Times New Roman"/>
+          <w:sz w:val="24"/>
+          <w:szCs w:val="24"/>
+          <w:u w:val="single"/>
+          <w:lang w:val="ru-MD"/>
+        </w:rPr>
+        <w:t>Слава, Господи, святому воскресінню Твоєму.</w:t>
+      </w:r>
+    </w:p>
+    <w:p>
+      <w:pPr>
+        <w:spacing w:after="120"/>
+        <w:jc w:val="both"/>
+        <w:rPr>
+          <w:rFonts w:ascii="Times New Roman" w:hAnsi="Times New Roman" w:cs="Times New Roman"/>
+          <w:sz w:val="24"/>
+          <w:szCs w:val="24"/>
+          <w:lang w:val="ru-MD"/>
+        </w:rPr>
+      </w:pPr>
+      <w:r>
+        <w:rPr>
+          <w:rFonts w:ascii="Times New Roman" w:hAnsi="Times New Roman" w:cs="Times New Roman"/>
+          <w:sz w:val="24"/>
+          <w:szCs w:val="24"/>
+          <w:lang w:val="ru-MD"/>
+        </w:rPr>
+        <w:t>Спасе, агнче непорочний, що взяв на себе гріхи світу!* Тебе, що воскрес на третій день,* разом з Отцем і твоїм божественним Духом прославляємо,* і як Господа слави, роздумуючи, величаємо.</w:t>
+      </w:r>
+    </w:p>
+    <w:p>
+      <w:pPr>
+        <w:spacing w:after="120"/>
+        <w:jc w:val="both"/>
+        <w:rPr>
+          <w:rFonts w:ascii="Times New Roman" w:hAnsi="Times New Roman" w:cs="Times New Roman"/>
+          <w:sz w:val="24"/>
+          <w:szCs w:val="24"/>
+          <w:lang w:val="ru-MD"/>
+        </w:rPr>
+      </w:pPr>
+      <w:r>
+        <w:rPr>
+          <w:rFonts w:ascii="Times New Roman" w:hAnsi="Times New Roman" w:cs="Times New Roman"/>
+          <w:b/>
+          <w:sz w:val="24"/>
+          <w:szCs w:val="24"/>
+          <w:lang w:val="ru-MD"/>
+        </w:rPr>
+        <w:t>Слава і нині</w:t>
+      </w:r>
+      <w:r>
+        <w:rPr>
+          <w:rFonts w:ascii="Times New Roman" w:hAnsi="Times New Roman" w:cs="Times New Roman"/>
+          <w:sz w:val="24"/>
+          <w:szCs w:val="24"/>
+          <w:lang w:val="ru-MD"/>
+        </w:rPr>
+        <w:t xml:space="preserve">: </w:t>
+      </w:r>
+      <w:r>
+        <w:rPr>
+          <w:rFonts w:ascii="Times New Roman" w:hAnsi="Times New Roman" w:cs="Times New Roman"/>
+          <w:i/>
+          <w:color w:val="FF0000"/>
+          <w:sz w:val="24"/>
+          <w:szCs w:val="24"/>
+          <w:lang w:val="ru-MD"/>
+        </w:rPr>
+        <w:t>Богородичний:</w:t>
+      </w:r>
+      <w:r>
+        <w:rPr>
+          <w:rFonts w:ascii="Times New Roman" w:hAnsi="Times New Roman" w:cs="Times New Roman"/>
+          <w:sz w:val="24"/>
+          <w:szCs w:val="24"/>
+          <w:lang w:val="ru-MD"/>
+        </w:rPr>
+        <w:t xml:space="preserve"> Спаси, Господи, людей твоїх, що їх придбав ти святою своєю кров'ю,* даючи благовірному народові перемогу над ворогами,* а Церквам твоїм спокій, задля молитов Богородиці, </w:t>
+      </w:r>
+      <w:r>
+        <w:rPr>
+          <w:rFonts w:ascii="Times New Roman" w:hAnsi="Times New Roman" w:cs="Times New Roman"/>
+          <w:sz w:val="24"/>
+          <w:szCs w:val="24"/>
+          <w:lang w:val="ru-MD"/>
+        </w:rPr>
+        <w:t>Людин</w:t>
+      </w:r>
+      <w:r>
+        <w:rPr>
+          <w:rFonts w:ascii="Times New Roman" w:hAnsi="Times New Roman" w:cs="Times New Roman"/>
+          <w:sz w:val="24"/>
+          <w:szCs w:val="24"/>
+          <w:lang w:val="ru-MD"/>
+        </w:rPr>
+        <w:t>олюбче.</w:t>
+      </w:r>
+    </w:p>
+    <w:p>
+      <w:pPr>
+        <w:spacing w:after="120"/>
+        <w:jc w:val="both"/>
+        <w:rPr>
+          <w:rFonts w:ascii="Times New Roman" w:hAnsi="Times New Roman" w:cs="Times New Roman"/>
+          <w:color w:val="000000"/>
+          <w:sz w:val="24"/>
+          <w:szCs w:val="24"/>
+          <w:lang w:val="ru-MD"/>
+        </w:rPr>
+      </w:pPr>
+    </w:p>
+    <w:p>
+      <w:pPr>
+        <w:pStyle w:val="Heading3"/>
+        <w:spacing w:before="0" w:after="120"/>
+        <w:jc w:val="center"/>
+        <w:rPr>
+          <w:rFonts w:ascii="Times New Roman" w:eastAsia="Times New Roman" w:hAnsi="Times New Roman" w:cs="Times New Roman"/>
+          <w:i/>
+          <w:color w:val="FF0000"/>
+          <w:lang w:val="ru-MD"/>
+        </w:rPr>
+      </w:pPr>
+      <w:r>
+        <w:rPr>
+          <w:rFonts w:ascii="Times New Roman" w:eastAsia="Times New Roman" w:hAnsi="Times New Roman" w:cs="Times New Roman"/>
+          <w:b/>
+          <w:i/>
+          <w:color w:val="FF0000"/>
+          <w:lang w:val="ru-MD"/>
+        </w:rPr>
+        <w:t>Мала єктенія</w:t>
+      </w:r>
+    </w:p>
+    <w:p>
+      <w:pPr>
+        <w:spacing w:after="120"/>
+        <w:rPr>
+          <w:rFonts w:ascii="Times New Roman" w:hAnsi="Times New Roman"/>
+          <w:lang w:val="ru-MD"/>
+        </w:rPr>
+      </w:pPr>
+      <w:r>
+        <w:rPr>
+          <w:rFonts w:ascii="Times New Roman" w:hAnsi="Times New Roman"/>
+          <w:color w:val="000000"/>
+          <w:sz w:val="24"/>
+          <w:lang w:val="ru-MD"/>
+        </w:rPr>
+        <w:t>Ще і ще в мирі Господеві помолімся.</w:t>
+      </w:r>
+    </w:p>
+    <w:p>
+      <w:pPr>
+        <w:spacing w:after="120"/>
+        <w:rPr>
+          <w:rFonts w:ascii="Times New Roman" w:hAnsi="Times New Roman"/>
+          <w:lang w:val="ru-MD"/>
+        </w:rPr>
+      </w:pPr>
+      <w:r>
+        <w:rPr>
+          <w:rFonts w:ascii="Times New Roman" w:hAnsi="Times New Roman"/>
+          <w:i/>
+          <w:color w:val="FF4400"/>
+          <w:sz w:val="24"/>
+          <w:lang w:val="ru-MD"/>
+        </w:rPr>
+        <w:t>Вірні:</w:t>
+      </w:r>
+      <w:r>
+        <w:rPr>
+          <w:rFonts w:ascii="Times New Roman" w:hAnsi="Times New Roman"/>
+          <w:color w:val="000000"/>
+          <w:sz w:val="24"/>
+          <w:lang w:val="ru-MD"/>
+        </w:rPr>
+        <w:t xml:space="preserve"> Го́споди, поми́луй.</w:t>
+      </w:r>
+    </w:p>
+    <w:p>
+      <w:pPr>
+        <w:spacing w:after="120"/>
+        <w:rPr>
+          <w:rFonts w:ascii="Times New Roman" w:hAnsi="Times New Roman"/>
+          <w:lang w:val="ru-MD"/>
+        </w:rPr>
+      </w:pPr>
+      <w:r>
+        <w:rPr>
+          <w:rFonts w:ascii="Times New Roman" w:hAnsi="Times New Roman"/>
+          <w:sz w:val="24"/>
+          <w:lang w:val="ru-MD"/>
+        </w:rPr>
+        <w:t>Заступи, спаси, помилуй і охорони нас, Боже, Твоєю благодаттю</w:t>
+      </w:r>
+    </w:p>
+    <w:p>
+      <w:pPr>
+        <w:spacing w:after="120"/>
+        <w:rPr>
+          <w:rFonts w:ascii="Times New Roman" w:hAnsi="Times New Roman"/>
+          <w:lang w:val="ru-MD"/>
+        </w:rPr>
+      </w:pPr>
+      <w:r>
+        <w:rPr>
+          <w:rFonts w:ascii="Times New Roman" w:hAnsi="Times New Roman"/>
+          <w:i/>
+          <w:color w:val="FF4400"/>
+          <w:sz w:val="24"/>
+          <w:lang w:val="ru-MD"/>
+        </w:rPr>
+        <w:t>Вірні:</w:t>
+      </w:r>
+      <w:r>
+        <w:rPr>
+          <w:rFonts w:ascii="Times New Roman" w:hAnsi="Times New Roman"/>
+          <w:color w:val="000000"/>
+          <w:sz w:val="24"/>
+          <w:lang w:val="ru-MD"/>
+        </w:rPr>
+        <w:t xml:space="preserve"> Го́споди, поми́луй.</w:t>
+      </w:r>
+    </w:p>
+    <w:p>
+      <w:pPr>
+        <w:spacing w:after="120"/>
+        <w:rPr>
+          <w:rFonts w:ascii="Times New Roman" w:hAnsi="Times New Roman"/>
+          <w:lang w:val="ru-MD"/>
+        </w:rPr>
+      </w:pPr>
+      <w:r>
+        <w:rPr>
+          <w:rFonts w:ascii="Times New Roman" w:hAnsi="Times New Roman"/>
+          <w:color w:val="000000"/>
+          <w:sz w:val="24"/>
+          <w:lang w:val="ru-MD"/>
+        </w:rPr>
+        <w:t>Пресвяту, пречисту, преблагословенну, славну Владичицю нашу Богородицю і приснодіву Марію, з усіма святими пом’янувши, самих себе, і один одного, і все життя наше Христу Богові віддаймо.</w:t>
+      </w:r>
+    </w:p>
+    <w:p>
+      <w:pPr>
+        <w:spacing w:after="120"/>
+        <w:rPr>
+          <w:rFonts w:ascii="Times New Roman" w:hAnsi="Times New Roman"/>
+          <w:lang w:val="ru-MD"/>
+        </w:rPr>
+      </w:pPr>
+      <w:r>
+        <w:rPr>
+          <w:rFonts w:ascii="Times New Roman" w:hAnsi="Times New Roman"/>
+          <w:i/>
+          <w:color w:val="FF4400"/>
+          <w:sz w:val="24"/>
+          <w:lang w:val="ru-MD"/>
+        </w:rPr>
+        <w:t>Вірні:</w:t>
+      </w:r>
+      <w:r>
+        <w:rPr>
+          <w:rFonts w:ascii="Times New Roman" w:hAnsi="Times New Roman"/>
+          <w:color w:val="000000"/>
+          <w:sz w:val="24"/>
+          <w:lang w:val="ru-MD"/>
+        </w:rPr>
+        <w:t xml:space="preserve"> Тобі́, Го́споди.</w:t>
+      </w:r>
+    </w:p>
+    <w:p>
+      <w:pPr>
+        <w:spacing w:after="120"/>
+        <w:jc w:val="both"/>
+        <w:rPr>
+          <w:rFonts w:ascii="Times New Roman" w:hAnsi="Times New Roman" w:cs="Times New Roman"/>
+          <w:sz w:val="24"/>
+          <w:szCs w:val="24"/>
+          <w:u w:val="single"/>
+          <w:lang w:val="ru-MD"/>
+        </w:rPr>
+      </w:pPr>
+      <w:bookmarkStart w:id="11" w:name="_heading=h.26in1rg" w:colFirst="0" w:colLast="0"/>
+      <w:bookmarkEnd w:id="11"/>
+      <w:r>
+        <w:rPr>
+          <w:rFonts w:ascii="Times New Roman" w:hAnsi="Times New Roman" w:cs="Times New Roman"/>
+          <w:sz w:val="24"/>
+          <w:szCs w:val="24"/>
+          <w:u w:val="single"/>
+          <w:lang w:val="ru-MD"/>
+        </w:rPr>
+        <w:t>[Боже, Боже наш! Ти сотворив розумні й духовні сили своєю волею. Тебе просимо й тобі молимося: Прийми наші посильні величання з усіма твоїми творіннями і збагати щедрими даруваннями твоєї ласки. Бо перед тобою згинається всяке коліно: на небі, на землі й під землею, і все, що живе, і все створіння оспівує неосяжну твою славу, бо ти Бог правдивий і вельми милостивий.]</w:t>
+      </w:r>
+    </w:p>
+    <w:p>
+      <w:pPr>
+        <w:spacing w:after="120"/>
+        <w:jc w:val="both"/>
+        <w:rPr>
+          <w:rFonts w:ascii="Times New Roman" w:hAnsi="Times New Roman" w:cs="Times New Roman"/>
+          <w:sz w:val="24"/>
+          <w:szCs w:val="24"/>
+          <w:lang w:val="ru-MD"/>
+        </w:rPr>
+      </w:pPr>
+      <w:r>
+        <w:rPr>
+          <w:rFonts w:ascii="Times New Roman" w:hAnsi="Times New Roman" w:cs="Times New Roman"/>
+          <w:i/>
+          <w:color w:val="FF0000"/>
+          <w:sz w:val="24"/>
+          <w:szCs w:val="24"/>
+          <w:lang w:val="ru-MD"/>
+        </w:rPr>
+        <w:t xml:space="preserve">Священик: </w:t>
+      </w:r>
+      <w:r>
+        <w:rPr>
+          <w:rFonts w:ascii="Times New Roman" w:hAnsi="Times New Roman" w:cs="Times New Roman"/>
+          <w:color w:val="000000"/>
+          <w:sz w:val="24"/>
+          <w:szCs w:val="24"/>
+          <w:lang w:val="ru-MD"/>
+        </w:rPr>
+        <w:t>Бо Тебе хвалять усі сили небесні і Тобі славу возсилаємо: Отцю, і Сину, і Святому Духові</w:t>
+      </w:r>
+      <w:r>
+        <w:rPr>
+          <w:rFonts w:ascii="Times New Roman" w:hAnsi="Times New Roman" w:cs="Times New Roman"/>
+          <w:sz w:val="24"/>
+          <w:szCs w:val="24"/>
+          <w:lang w:val="ru-MD"/>
+        </w:rPr>
+        <w:t>, нині і повсякчас, і на віки віків.</w:t>
+      </w:r>
+    </w:p>
+    <w:p>
+      <w:pPr>
+        <w:spacing w:after="120"/>
+        <w:jc w:val="both"/>
+        <w:rPr>
+          <w:rFonts w:ascii="Times New Roman" w:hAnsi="Times New Roman" w:cs="Times New Roman"/>
+          <w:sz w:val="24"/>
+          <w:szCs w:val="24"/>
+          <w:lang w:val="ru-MD"/>
+        </w:rPr>
+      </w:pPr>
+      <w:r>
+        <w:rPr>
+          <w:rFonts w:ascii="Times New Roman" w:hAnsi="Times New Roman" w:cs="Times New Roman"/>
+          <w:i/>
+          <w:color w:val="FF0000"/>
+          <w:sz w:val="24"/>
+          <w:szCs w:val="24"/>
+          <w:lang w:val="ru-MD"/>
+        </w:rPr>
+        <w:t>Вірні:</w:t>
+      </w:r>
+      <w:r>
+        <w:rPr>
+          <w:rFonts w:ascii="Times New Roman" w:hAnsi="Times New Roman" w:cs="Times New Roman"/>
+          <w:color w:val="FF0000"/>
+          <w:sz w:val="24"/>
+          <w:szCs w:val="24"/>
+          <w:lang w:val="ru-MD"/>
+        </w:rPr>
+        <w:t xml:space="preserve"> </w:t>
+      </w:r>
+      <w:r>
+        <w:rPr>
+          <w:rFonts w:ascii="Times New Roman" w:hAnsi="Times New Roman" w:cs="Times New Roman"/>
+          <w:sz w:val="24"/>
+          <w:szCs w:val="24"/>
+          <w:lang w:val="ru-MD"/>
+        </w:rPr>
+        <w:t>Амінь.</w:t>
+      </w:r>
+    </w:p>
+    <w:p>
+      <w:pPr>
+        <w:spacing w:after="120"/>
+        <w:jc w:val="both"/>
+        <w:rPr>
+          <w:rFonts w:ascii="Times New Roman" w:hAnsi="Times New Roman" w:cs="Times New Roman"/>
+          <w:i/>
+          <w:sz w:val="24"/>
+          <w:szCs w:val="24"/>
+          <w:lang w:val="ru-MD"/>
+        </w:rPr>
+      </w:pPr>
+    </w:p>
+    <w:p>
+      <w:pPr>
+        <w:spacing w:after="120"/>
+        <w:jc w:val="center"/>
+        <w:rPr>
+          <w:rFonts w:ascii="Times New Roman" w:hAnsi="Times New Roman" w:cs="Times New Roman"/>
+          <w:i/>
+          <w:color w:val="FF0000"/>
+          <w:sz w:val="24"/>
+          <w:szCs w:val="24"/>
+          <w:lang w:val="ru-MD"/>
+        </w:rPr>
+      </w:pPr>
+      <w:r>
+        <w:rPr>
+          <w:rFonts w:ascii="Times New Roman" w:hAnsi="Times New Roman" w:cs="Times New Roman"/>
+          <w:b/>
+          <w:i/>
+          <w:color w:val="FF0000"/>
+          <w:sz w:val="24"/>
+          <w:szCs w:val="24"/>
+          <w:lang w:val="ru-MD"/>
+        </w:rPr>
+        <w:t xml:space="preserve">«Свят Господь Бог наш» </w:t>
+      </w:r>
+      <w:r>
+        <w:rPr>
+          <w:rFonts w:ascii="Times New Roman" w:hAnsi="Times New Roman" w:cs="Times New Roman"/>
+          <w:i/>
+          <w:color w:val="FF0000"/>
+          <w:sz w:val="24"/>
+          <w:szCs w:val="24"/>
+          <w:lang w:val="ru-MD"/>
+        </w:rPr>
+        <w:t xml:space="preserve">на глас </w:t>
+      </w:r>
+      <w:r>
+        <w:rPr>
+          <w:rFonts w:ascii="Times New Roman" w:hAnsi="Times New Roman" w:cs="Times New Roman"/>
+          <w:i/>
+          <w:color w:val="FF0000"/>
+          <w:sz w:val="24"/>
+          <w:szCs w:val="24"/>
+          <w:lang w:val="ru-MD"/>
+        </w:rPr>
+        <w:t>1</w:t>
+      </w:r>
+      <w:r>
+        <w:rPr>
+          <w:rFonts w:ascii="Times New Roman" w:hAnsi="Times New Roman" w:cs="Times New Roman"/>
+          <w:i/>
+          <w:color w:val="FF0000"/>
+          <w:sz w:val="24"/>
+          <w:szCs w:val="24"/>
+          <w:lang w:val="ru-MD"/>
+        </w:rPr>
+        <w:t>.</w:t>
+      </w:r>
+    </w:p>
+    <w:p>
+      <w:pPr>
+        <w:spacing w:after="120"/>
+        <w:jc w:val="both"/>
+        <w:rPr>
+          <w:rFonts w:ascii="Times New Roman" w:hAnsi="Times New Roman" w:cs="Times New Roman"/>
+          <w:b/>
+          <w:sz w:val="24"/>
+          <w:szCs w:val="24"/>
+          <w:lang w:val="ru-MD"/>
+        </w:rPr>
+      </w:pPr>
+      <w:r>
+        <w:rPr>
+          <w:rFonts w:ascii="Times New Roman" w:hAnsi="Times New Roman" w:cs="Times New Roman"/>
+          <w:b/>
+          <w:sz w:val="24"/>
+          <w:szCs w:val="24"/>
+          <w:lang w:val="ru-MD"/>
+        </w:rPr>
+        <w:t>Свят Господь Бог наш.</w:t>
+      </w:r>
+    </w:p>
+    <w:p>
+      <w:pPr>
+        <w:spacing w:after="120"/>
+        <w:jc w:val="both"/>
+        <w:rPr>
+          <w:rFonts w:ascii="Times New Roman" w:hAnsi="Times New Roman" w:cs="Times New Roman"/>
+          <w:sz w:val="24"/>
+          <w:szCs w:val="24"/>
+          <w:u w:val="single"/>
+          <w:lang w:val="ru-MD"/>
+        </w:rPr>
+      </w:pPr>
+      <w:r>
+        <w:rPr>
+          <w:rFonts w:ascii="Times New Roman" w:hAnsi="Times New Roman" w:cs="Times New Roman"/>
+          <w:i/>
+          <w:color w:val="FF0000"/>
+          <w:sz w:val="24"/>
+          <w:szCs w:val="24"/>
+          <w:lang w:val="ru-MD"/>
+        </w:rPr>
+        <w:t>Стих:</w:t>
+      </w:r>
+      <w:r>
+        <w:rPr>
+          <w:rFonts w:ascii="Times New Roman" w:hAnsi="Times New Roman" w:cs="Times New Roman"/>
+          <w:i/>
+          <w:sz w:val="24"/>
+          <w:szCs w:val="24"/>
+          <w:lang w:val="ru-MD"/>
+        </w:rPr>
+        <w:t xml:space="preserve"> </w:t>
+      </w:r>
+      <w:r>
+        <w:rPr>
+          <w:rFonts w:ascii="Times New Roman" w:hAnsi="Times New Roman" w:cs="Times New Roman"/>
+          <w:sz w:val="24"/>
+          <w:szCs w:val="24"/>
+          <w:u w:val="single"/>
+          <w:lang w:val="ru-MD"/>
+        </w:rPr>
+        <w:t>Возносіте Господа Бога нашого.</w:t>
+      </w:r>
+    </w:p>
+    <w:p>
+      <w:pPr>
+        <w:spacing w:after="120"/>
+        <w:jc w:val="both"/>
+        <w:rPr>
+          <w:rFonts w:ascii="Times New Roman" w:hAnsi="Times New Roman" w:cs="Times New Roman"/>
+          <w:i/>
+          <w:sz w:val="24"/>
+          <w:szCs w:val="24"/>
+          <w:u w:val="single"/>
+          <w:lang w:val="ru-MD"/>
+        </w:rPr>
+      </w:pPr>
+      <w:r>
+        <w:rPr>
+          <w:rFonts w:ascii="Times New Roman" w:hAnsi="Times New Roman" w:cs="Times New Roman"/>
+          <w:i/>
+          <w:color w:val="FF0000"/>
+          <w:sz w:val="24"/>
+          <w:szCs w:val="24"/>
+          <w:lang w:val="ru-MD"/>
+        </w:rPr>
+        <w:t>Стих:</w:t>
+      </w:r>
+      <w:r>
+        <w:rPr>
+          <w:rFonts w:ascii="Times New Roman" w:hAnsi="Times New Roman" w:cs="Times New Roman"/>
+          <w:i/>
+          <w:sz w:val="24"/>
+          <w:szCs w:val="24"/>
+          <w:lang w:val="ru-MD"/>
+        </w:rPr>
+        <w:t xml:space="preserve"> </w:t>
+      </w:r>
+      <w:r>
+        <w:rPr>
+          <w:rFonts w:ascii="Times New Roman" w:hAnsi="Times New Roman" w:cs="Times New Roman"/>
+          <w:sz w:val="24"/>
+          <w:szCs w:val="24"/>
+          <w:u w:val="single"/>
+          <w:lang w:val="ru-MD"/>
+        </w:rPr>
+        <w:t>І поклоняйтеся підніжжю ніг Його, бо святе воно.</w:t>
+      </w:r>
+    </w:p>
+    <w:p>
+      <w:pPr>
+        <w:spacing w:after="120"/>
+        <w:jc w:val="both"/>
+        <w:rPr>
+          <w:rFonts w:ascii="Times New Roman" w:hAnsi="Times New Roman" w:cs="Times New Roman"/>
+          <w:i/>
+          <w:color w:val="FF0000"/>
+          <w:sz w:val="24"/>
+          <w:szCs w:val="24"/>
+          <w:lang w:val="ru-MD"/>
+        </w:rPr>
+      </w:pPr>
+    </w:p>
+    <w:p>
+      <w:pPr>
+        <w:pStyle w:val="Heading3"/>
+        <w:spacing w:before="0" w:after="120"/>
+        <w:jc w:val="center"/>
+        <w:rPr>
+          <w:rFonts w:ascii="Times New Roman" w:eastAsia="Times New Roman" w:hAnsi="Times New Roman" w:cs="Times New Roman"/>
           <w:i/>
           <w:lang w:val="ru-MD"/>
         </w:rPr>
@@ -21680,7 +21073,6 @@
           <w:szCs w:val="24"/>
           <w:lang w:val="ru-MD"/>
         </w:rPr>
-        <w:lastRenderedPageBreak/>
         <w:t>Хваліте Господа з землі,* кити і всі морські безодні;</w:t>
       </w:r>
     </w:p>
@@ -22267,6 +21659,7 @@
           <w:szCs w:val="24"/>
           <w:lang w:val="ru-MD"/>
         </w:rPr>
+        <w:lastRenderedPageBreak/>
         <w:t>Твоїм воскресінням, Христе,* ти полонив ад і воскресив людину,* тож сподоби нас чистим серцем* тебе оспівувати і прославляти.</w:t>
       </w:r>
     </w:p>
@@ -22432,7 +21825,6 @@
           <w:szCs w:val="24"/>
           <w:lang w:val="ru-MD"/>
         </w:rPr>
-        <w:lastRenderedPageBreak/>
         <w:t>Гірко плачучи, побожні жінки прийшли до твого гробу,* але знайшовши гріб відкритим* і пізнавши від ангела нове й преславне чудо,* звідомили апостолів: Воскрес Господь* і подав світові велику милість.</w:t>
       </w:r>
     </w:p>
@@ -22830,6 +22222,7 @@
           <w:szCs w:val="24"/>
           <w:lang w:val="ru-MD"/>
         </w:rPr>
+        <w:lastRenderedPageBreak/>
         <w:t>Вірні:</w:t>
       </w:r>
       <w:r>
@@ -23039,7 +22432,6 @@
           <w:szCs w:val="24"/>
           <w:lang w:val="ru-MD"/>
         </w:rPr>
-        <w:lastRenderedPageBreak/>
         <w:t>Благословенний ти, Господи, Боже отців наших,* і хвальне, і прославлене ім'я твоє навіки. Амінь.</w:t>
       </w:r>
     </w:p>
@@ -23553,6 +22945,7 @@
           <w:sz w:val="24"/>
           <w:lang w:val="ru-MD"/>
         </w:rPr>
+        <w:lastRenderedPageBreak/>
         <w:t>Вірні:</w:t>
       </w:r>
       <w:r>
@@ -23774,7 +23167,6 @@
           <w:color w:val="FF0000"/>
           <w:lang w:val="ru-MD"/>
         </w:rPr>
-        <w:lastRenderedPageBreak/>
         <w:t>Прохальна єктенія</w:t>
       </w:r>
     </w:p>
@@ -24234,6 +23626,7 @@
           <w:sz w:val="24"/>
           <w:lang w:val="ru-MD"/>
         </w:rPr>
+        <w:lastRenderedPageBreak/>
         <w:t>Священик:</w:t>
       </w:r>
       <w:r>
@@ -24463,17 +23856,7 @@
           <w:szCs w:val="24"/>
           <w:lang w:val="ru-MD"/>
         </w:rPr>
-        <w:t xml:space="preserve"> Господи святий, ти на висоті живеш і всевидючим оком твоїм споглядаєш на всяке створіння! Перед тобою схилили ми голови, душі й тіла, і молимося до тебе, Святий святих: Простягни руку твою невидиму від святого житла твого і </w:t>
-      </w:r>
-      <w:r>
-        <w:rPr>
-          <w:rFonts w:ascii="Times New Roman" w:hAnsi="Times New Roman" w:cs="Times New Roman"/>
-          <w:sz w:val="24"/>
-          <w:szCs w:val="24"/>
-          <w:lang w:val="ru-MD"/>
-        </w:rPr>
-        <w:lastRenderedPageBreak/>
-        <w:t>благослови всіх нас; а якщо ми де в чому згрішили добровільно чи недобровільно, як добрий і чоловіколюбний Бог, прости і даруй нам земні й небесні добра твої:</w:t>
+        <w:t xml:space="preserve"> Господи святий, ти на висоті живеш і всевидючим оком твоїм споглядаєш на всяке створіння! Перед тобою схилили ми голови, душі й тіла, і молимося до тебе, Святий святих: Простягни руку твою невидиму від святого житла твого і благослови всіх нас; а якщо ми де в чому згрішили добровільно чи недобровільно, як добрий і чоловіколюбний Бог, прости і даруй нам земні й небесні добра твої:</w:t>
       </w:r>
     </w:p>
     <w:p>
@@ -24930,27 +24313,56 @@
           <w:szCs w:val="24"/>
           <w:lang w:val="ru-MD"/>
         </w:rPr>
-        <w:t xml:space="preserve"> Христос, що воскрес із мертвих, істинний Бог наш, молитвами пречистої своєї Матері, святих, славних і всехвальних апостолів, і святого </w:t>
-      </w:r>
-      <w:r>
-        <w:rPr>
-          <w:rFonts w:ascii="Times New Roman" w:hAnsi="Times New Roman" w:cs="Times New Roman"/>
-          <w:i/>
-          <w:color w:val="FF0000"/>
-          <w:sz w:val="24"/>
-          <w:szCs w:val="24"/>
-          <w:lang w:val="ru-MD"/>
-        </w:rPr>
-        <w:t>(ім'я, якого є храм)</w:t>
-      </w:r>
-      <w:r>
-        <w:rPr>
-          <w:rFonts w:ascii="Times New Roman" w:hAnsi="Times New Roman" w:cs="Times New Roman"/>
-          <w:sz w:val="24"/>
-          <w:szCs w:val="24"/>
-          <w:lang w:val="ru-MD"/>
-        </w:rPr>
-        <w:t>, і святого , і всіх святих, помилує і спасе нас, як благий і чоловіколюбець.</w:t>
+        <w:t xml:space="preserve"> </w:t>
+      </w:r>
+      <w:r>
+        <w:rPr>
+          <w:rFonts w:ascii="Times New Roman" w:hAnsi="Times New Roman" w:cs="Times New Roman"/>
+          <w:sz w:val="24"/>
+          <w:szCs w:val="24"/>
+          <w:lang w:val="ru-MD"/>
+        </w:rPr>
+        <w:t xml:space="preserve">Христо́с, що воскре́с із ме́ртвих, і́стинний Бог наш – молитва́ми пречи́стої Своє́ї Ма́тері, святи́х сла́вних і всехва́льних апо́столів, і свято́го </w:t>
+      </w:r>
+      <w:r>
+        <w:rPr>
+          <w:rFonts w:ascii="Times New Roman" w:hAnsi="Times New Roman" w:cs="Times New Roman"/>
+          <w:i/>
+          <w:color w:val="FF0000"/>
+          <w:sz w:val="24"/>
+          <w:szCs w:val="24"/>
+          <w:lang w:val="ru-MD"/>
+        </w:rPr>
+        <w:t>(ім’я, якого є храм)</w:t>
+      </w:r>
+      <w:r>
+        <w:rPr>
+          <w:rFonts w:ascii="Times New Roman" w:hAnsi="Times New Roman" w:cs="Times New Roman"/>
+          <w:sz w:val="24"/>
+          <w:szCs w:val="24"/>
+          <w:lang w:val="ru-MD"/>
+        </w:rPr>
+        <w:t xml:space="preserve">, і свято́го </w:t>
+      </w:r>
+      <w:r>
+        <w:rPr>
+          <w:rFonts w:ascii="Times New Roman" w:hAnsi="Times New Roman" w:cs="Times New Roman"/>
+          <w:i/>
+          <w:color w:val="FF0000"/>
+          <w:sz w:val="24"/>
+          <w:szCs w:val="24"/>
+          <w:lang w:val="ru-MD"/>
+        </w:rPr>
+        <w:t>(ім’я, якого є день)</w:t>
+      </w:r>
+      <w:r>
+        <w:rPr>
+          <w:rFonts w:ascii="Times New Roman" w:hAnsi="Times New Roman" w:cs="Times New Roman"/>
+          <w:sz w:val="24"/>
+          <w:szCs w:val="24"/>
+          <w:lang w:val="ru-MD"/>
+        </w:rPr>
+        <w:t>, і всіх святи́х – поми́лує і спасе́ нас як благи́й і людинолю́бний.</w:t>
       </w:r>
     </w:p>
     <w:p>
@@ -24982,23 +24394,13 @@
         </w:rPr>
         <w:t xml:space="preserve"> </w:t>
       </w:r>
-      <w:proofErr w:type="spellStart"/>
-      <w:r>
-        <w:rPr>
-          <w:rFonts w:ascii="Times New Roman" w:hAnsi="Times New Roman" w:cs="Times New Roman"/>
-          <w:sz w:val="24"/>
-          <w:szCs w:val="24"/>
-        </w:rPr>
-        <w:t>Амінь</w:t>
-      </w:r>
-      <w:proofErr w:type="spellEnd"/>
-      <w:r>
-        <w:rPr>
-          <w:rFonts w:ascii="Times New Roman" w:hAnsi="Times New Roman" w:cs="Times New Roman"/>
-          <w:sz w:val="24"/>
-          <w:szCs w:val="24"/>
-        </w:rPr>
-        <w:t>.</w:t>
+      <w:r>
+        <w:rPr>
+          <w:rFonts w:ascii="Times New Roman" w:hAnsi="Times New Roman" w:cs="Times New Roman"/>
+          <w:sz w:val="24"/>
+          <w:szCs w:val="24"/>
+        </w:rPr>
+        <w:t>Амінь.</w:t>
       </w:r>
     </w:p>
     <w:p>
